--- a/Guion - El nucleo y sus modelos.docx
+++ b/Guion - El nucleo y sus modelos.docx
@@ -185,7 +185,7 @@
           <w:sz w:val="21"/>
           <w:szCs w:val="21"/>
         </w:rPr>
-        <w:t xml:space="preserve">25 diapositivas · 30:00 minutos a un ritmo de lectura de 173 palabras por minuto (versión corta: unos 24 minutos)</w:t>
+        <w:t xml:space="preserve">46 diapositivas · 30:00 minutos a un ritmo de lectura de 183 palabras por minuto (versión corta: unos 24 minutos)</w:t>
       </w:r>
     </w:p>
     <w:p>
@@ -229,7 +229,7 @@
           <w:sz w:val="21"/>
           <w:szCs w:val="21"/>
         </w:rPr>
-        <w:t xml:space="preserve">4, 6, 7, 11, 12, 14, 17, 19, 20, 21, 23, 24</w:t>
+        <w:t xml:space="preserve">7, 11, 12, 21, 22, 25, 32, 35, 37, 43, 44</w:t>
       </w:r>
     </w:p>
     <w:p>
@@ -530,7 +530,7 @@
                 <w:sz w:val="19"/>
                 <w:szCs w:val="19"/>
               </w:rPr>
-              <w:t xml:space="preserve">35 s</w:t>
+              <w:t xml:space="preserve">30 s</w:t>
             </w:r>
           </w:p>
         </w:tc>
@@ -554,7 +554,7 @@
                 <w:sz w:val="19"/>
                 <w:szCs w:val="19"/>
               </w:rPr>
-              <w:t xml:space="preserve">0:35</w:t>
+              <w:t xml:space="preserve">0:30</w:t>
             </w:r>
           </w:p>
         </w:tc>
@@ -628,7 +628,7 @@
                 <w:sz w:val="19"/>
                 <w:szCs w:val="19"/>
               </w:rPr>
-              <w:t xml:space="preserve">30 s</w:t>
+              <w:t xml:space="preserve">25 s</w:t>
             </w:r>
           </w:p>
         </w:tc>
@@ -652,7 +652,7 @@
                 <w:sz w:val="19"/>
                 <w:szCs w:val="19"/>
               </w:rPr>
-              <w:t xml:space="preserve">1:05</w:t>
+              <w:t xml:space="preserve">0:55</w:t>
             </w:r>
           </w:p>
         </w:tc>
@@ -726,7 +726,7 @@
                 <w:sz w:val="19"/>
                 <w:szCs w:val="19"/>
               </w:rPr>
-              <w:t xml:space="preserve">75 s</w:t>
+              <w:t xml:space="preserve">35 s</w:t>
             </w:r>
           </w:p>
         </w:tc>
@@ -750,7 +750,7 @@
                 <w:sz w:val="19"/>
                 <w:szCs w:val="19"/>
               </w:rPr>
-              <w:t xml:space="preserve">2:20</w:t>
+              <w:t xml:space="preserve">1:30</w:t>
             </w:r>
           </w:p>
         </w:tc>
@@ -800,7 +800,7 @@
                 <w:sz w:val="19"/>
                 <w:szCs w:val="19"/>
               </w:rPr>
-              <w:t xml:space="preserve">Núclidos: dos números lo determinan todo  (interactiva)</w:t>
+              <w:t xml:space="preserve">Por qué aquí no sirve la mecánica clásica</w:t>
             </w:r>
           </w:p>
         </w:tc>
@@ -824,7 +824,7 @@
                 <w:sz w:val="19"/>
                 <w:szCs w:val="19"/>
               </w:rPr>
-              <w:t xml:space="preserve">70 s</w:t>
+              <w:t xml:space="preserve">40 s</w:t>
             </w:r>
           </w:p>
         </w:tc>
@@ -848,7 +848,7 @@
                 <w:sz w:val="19"/>
                 <w:szCs w:val="19"/>
               </w:rPr>
-              <w:t xml:space="preserve">3:30</w:t>
+              <w:t xml:space="preserve">2:10</w:t>
             </w:r>
           </w:p>
         </w:tc>
@@ -898,7 +898,7 @@
                 <w:sz w:val="19"/>
                 <w:szCs w:val="19"/>
               </w:rPr>
-              <w:t xml:space="preserve">Las fuerzas nucleares</w:t>
+              <w:t xml:space="preserve">Con el núcleo es peor: no hay teoría, hay modelos</w:t>
             </w:r>
           </w:p>
         </w:tc>
@@ -922,7 +922,7 @@
                 <w:sz w:val="19"/>
                 <w:szCs w:val="19"/>
               </w:rPr>
-              <w:t xml:space="preserve">60 s</w:t>
+              <w:t xml:space="preserve">40 s</w:t>
             </w:r>
           </w:p>
         </w:tc>
@@ -946,7 +946,7 @@
                 <w:sz w:val="19"/>
                 <w:szCs w:val="19"/>
               </w:rPr>
-              <w:t xml:space="preserve">4:30</w:t>
+              <w:t xml:space="preserve">2:50</w:t>
             </w:r>
           </w:p>
         </w:tc>
@@ -996,7 +996,7 @@
                 <w:sz w:val="19"/>
                 <w:szCs w:val="19"/>
               </w:rPr>
-              <w:t xml:space="preserve">El potencial nuclear  (interactiva)</w:t>
+              <w:t xml:space="preserve">Del electrón-volt al millón de electrón-volts</w:t>
             </w:r>
           </w:p>
         </w:tc>
@@ -1020,7 +1020,7 @@
                 <w:sz w:val="19"/>
                 <w:szCs w:val="19"/>
               </w:rPr>
-              <w:t xml:space="preserve">70 s</w:t>
+              <w:t xml:space="preserve">40 s</w:t>
             </w:r>
           </w:p>
         </w:tc>
@@ -1044,7 +1044,7 @@
                 <w:sz w:val="19"/>
                 <w:szCs w:val="19"/>
               </w:rPr>
-              <w:t xml:space="preserve">5:40</w:t>
+              <w:t xml:space="preserve">3:30</w:t>
             </w:r>
           </w:p>
         </w:tc>
@@ -1094,7 +1094,7 @@
                 <w:sz w:val="19"/>
                 <w:szCs w:val="19"/>
               </w:rPr>
-              <w:t xml:space="preserve">La barrera de Coulomb y el efecto túnel  (interactiva)</w:t>
+              <w:t xml:space="preserve">Núclidos: dos números lo determinan todo  (interactiva)</w:t>
             </w:r>
           </w:p>
         </w:tc>
@@ -1118,7 +1118,7 @@
                 <w:sz w:val="19"/>
                 <w:szCs w:val="19"/>
               </w:rPr>
-              <w:t xml:space="preserve">70 s</w:t>
+              <w:t xml:space="preserve">40 s</w:t>
             </w:r>
           </w:p>
         </w:tc>
@@ -1142,7 +1142,7 @@
                 <w:sz w:val="19"/>
                 <w:szCs w:val="19"/>
               </w:rPr>
-              <w:t xml:space="preserve">6:50</w:t>
+              <w:t xml:space="preserve">4:10</w:t>
             </w:r>
           </w:p>
         </w:tc>
@@ -1192,7 +1192,7 @@
                 <w:sz w:val="19"/>
                 <w:szCs w:val="19"/>
               </w:rPr>
-              <w:t xml:space="preserve">Algunas propiedades del núcleo</w:t>
+              <w:t xml:space="preserve">Isótopos, isóbaros e isótonos</w:t>
             </w:r>
           </w:p>
         </w:tc>
@@ -1216,7 +1216,7 @@
                 <w:sz w:val="19"/>
                 <w:szCs w:val="19"/>
               </w:rPr>
-              <w:t xml:space="preserve">80 s</w:t>
+              <w:t xml:space="preserve">30 s</w:t>
             </w:r>
           </w:p>
         </w:tc>
@@ -1240,7 +1240,7 @@
                 <w:sz w:val="19"/>
                 <w:szCs w:val="19"/>
               </w:rPr>
-              <w:t xml:space="preserve">8:10</w:t>
+              <w:t xml:space="preserve">4:40</w:t>
             </w:r>
           </w:p>
         </w:tc>
@@ -1290,7 +1290,7 @@
                 <w:sz w:val="19"/>
                 <w:szCs w:val="19"/>
               </w:rPr>
-              <w:t xml:space="preserve">Energía de amarre nuclear</w:t>
+              <w:t xml:space="preserve">Las fuerzas nucleares</w:t>
             </w:r>
           </w:p>
         </w:tc>
@@ -1314,7 +1314,7 @@
                 <w:sz w:val="19"/>
                 <w:szCs w:val="19"/>
               </w:rPr>
-              <w:t xml:space="preserve">70 s</w:t>
+              <w:t xml:space="preserve">35 s</w:t>
             </w:r>
           </w:p>
         </w:tc>
@@ -1338,7 +1338,7 @@
                 <w:sz w:val="19"/>
                 <w:szCs w:val="19"/>
               </w:rPr>
-              <w:t xml:space="preserve">9:20</w:t>
+              <w:t xml:space="preserve">5:15</w:t>
             </w:r>
           </w:p>
         </w:tc>
@@ -1388,7 +1388,7 @@
                 <w:sz w:val="19"/>
                 <w:szCs w:val="19"/>
               </w:rPr>
-              <w:t xml:space="preserve">Energía de separación</w:t>
+              <w:t xml:space="preserve">Cuatro características, y la cuarta es única</w:t>
             </w:r>
           </w:p>
         </w:tc>
@@ -1412,7 +1412,7 @@
                 <w:sz w:val="19"/>
                 <w:szCs w:val="19"/>
               </w:rPr>
-              <w:t xml:space="preserve">60 s</w:t>
+              <w:t xml:space="preserve">40 s</w:t>
             </w:r>
           </w:p>
         </w:tc>
@@ -1436,7 +1436,7 @@
                 <w:sz w:val="19"/>
                 <w:szCs w:val="19"/>
               </w:rPr>
-              <w:t xml:space="preserve">10:20</w:t>
+              <w:t xml:space="preserve">5:55</w:t>
             </w:r>
           </w:p>
         </w:tc>
@@ -1486,7 +1486,7 @@
                 <w:sz w:val="19"/>
                 <w:szCs w:val="19"/>
               </w:rPr>
-              <w:t xml:space="preserve">Ejercicio 25-9 · Energía de separación de un neutrón del helio-4  (interactiva)</w:t>
+              <w:t xml:space="preserve">El potencial nuclear  (interactiva)</w:t>
             </w:r>
           </w:p>
         </w:tc>
@@ -1510,7 +1510,7 @@
                 <w:sz w:val="19"/>
                 <w:szCs w:val="19"/>
               </w:rPr>
-              <w:t xml:space="preserve">80 s</w:t>
+              <w:t xml:space="preserve">40 s</w:t>
             </w:r>
           </w:p>
         </w:tc>
@@ -1534,7 +1534,7 @@
                 <w:sz w:val="19"/>
                 <w:szCs w:val="19"/>
               </w:rPr>
-              <w:t xml:space="preserve">11:40</w:t>
+              <w:t xml:space="preserve">6:35</w:t>
             </w:r>
           </w:p>
         </w:tc>
@@ -1584,7 +1584,7 @@
                 <w:sz w:val="19"/>
                 <w:szCs w:val="19"/>
               </w:rPr>
-              <w:t xml:space="preserve">Ejercicio 25-10 · Densidad nuclear frente a densidad atómica  (interactiva)</w:t>
+              <w:t xml:space="preserve">La barrera de Coulomb y el efecto túnel  (interactiva)</w:t>
             </w:r>
           </w:p>
         </w:tc>
@@ -1608,7 +1608,7 @@
                 <w:sz w:val="19"/>
                 <w:szCs w:val="19"/>
               </w:rPr>
-              <w:t xml:space="preserve">95 s</w:t>
+              <w:t xml:space="preserve">35 s</w:t>
             </w:r>
           </w:p>
         </w:tc>
@@ -1632,7 +1632,7 @@
                 <w:sz w:val="19"/>
                 <w:szCs w:val="19"/>
               </w:rPr>
-              <w:t xml:space="preserve">13:15</w:t>
+              <w:t xml:space="preserve">7:10</w:t>
             </w:r>
           </w:p>
         </w:tc>
@@ -1682,7 +1682,7 @@
                 <w:sz w:val="19"/>
                 <w:szCs w:val="19"/>
               </w:rPr>
-              <w:t xml:space="preserve">Fotodesintegración y estabilidad nuclear</w:t>
+              <w:t xml:space="preserve">Un pozo profundo detrás de una colina</w:t>
             </w:r>
           </w:p>
         </w:tc>
@@ -1706,7 +1706,7 @@
                 <w:sz w:val="19"/>
                 <w:szCs w:val="19"/>
               </w:rPr>
-              <w:t xml:space="preserve">75 s</w:t>
+              <w:t xml:space="preserve">35 s</w:t>
             </w:r>
           </w:p>
         </w:tc>
@@ -1730,7 +1730,7 @@
                 <w:sz w:val="19"/>
                 <w:szCs w:val="19"/>
               </w:rPr>
-              <w:t xml:space="preserve">14:30</w:t>
+              <w:t xml:space="preserve">7:45</w:t>
             </w:r>
           </w:p>
         </w:tc>
@@ -1780,7 +1780,7 @@
                 <w:sz w:val="19"/>
                 <w:szCs w:val="19"/>
               </w:rPr>
-              <w:t xml:space="preserve">La estabilidad, en números  (interactiva)</w:t>
+              <w:t xml:space="preserve">Un núcleo pesa menos que sus propias piezas</w:t>
             </w:r>
           </w:p>
         </w:tc>
@@ -1804,7 +1804,7 @@
                 <w:sz w:val="19"/>
                 <w:szCs w:val="19"/>
               </w:rPr>
-              <w:t xml:space="preserve">75 s</w:t>
+              <w:t xml:space="preserve">35 s</w:t>
             </w:r>
           </w:p>
         </w:tc>
@@ -1828,7 +1828,7 @@
                 <w:sz w:val="19"/>
                 <w:szCs w:val="19"/>
               </w:rPr>
-              <w:t xml:space="preserve">15:45</w:t>
+              <w:t xml:space="preserve">8:20</w:t>
             </w:r>
           </w:p>
         </w:tc>
@@ -1878,7 +1878,7 @@
                 <w:sz w:val="19"/>
                 <w:szCs w:val="19"/>
               </w:rPr>
-              <w:t xml:space="preserve">Momento angular de spin</w:t>
+              <w:t xml:space="preserve">El volumen es proporcional al número de nucleones</w:t>
             </w:r>
           </w:p>
         </w:tc>
@@ -1902,7 +1902,7 @@
                 <w:sz w:val="19"/>
                 <w:szCs w:val="19"/>
               </w:rPr>
-              <w:t xml:space="preserve">65 s</w:t>
+              <w:t xml:space="preserve">40 s</w:t>
             </w:r>
           </w:p>
         </w:tc>
@@ -1926,7 +1926,7 @@
                 <w:sz w:val="19"/>
                 <w:szCs w:val="19"/>
               </w:rPr>
-              <w:t xml:space="preserve">16:50</w:t>
+              <w:t xml:space="preserve">9:00</w:t>
             </w:r>
           </w:p>
         </w:tc>
@@ -1976,7 +1976,7 @@
                 <w:sz w:val="19"/>
                 <w:szCs w:val="19"/>
               </w:rPr>
-              <w:t xml:space="preserve">El magnetón nuclear y el misterio del neutrón</w:t>
+              <w:t xml:space="preserve">Doscientos millones de toneladas por centímetro cúbico</w:t>
             </w:r>
           </w:p>
         </w:tc>
@@ -2000,7 +2000,7 @@
                 <w:sz w:val="19"/>
                 <w:szCs w:val="19"/>
               </w:rPr>
-              <w:t xml:space="preserve">60 s</w:t>
+              <w:t xml:space="preserve">40 s</w:t>
             </w:r>
           </w:p>
         </w:tc>
@@ -2024,7 +2024,7 @@
                 <w:sz w:val="19"/>
                 <w:szCs w:val="19"/>
               </w:rPr>
-              <w:t xml:space="preserve">17:50</w:t>
+              <w:t xml:space="preserve">9:40</w:t>
             </w:r>
           </w:p>
         </w:tc>
@@ -2074,7 +2074,7 @@
                 <w:sz w:val="19"/>
                 <w:szCs w:val="19"/>
               </w:rPr>
-              <w:t xml:space="preserve">¿Electrones en el núcleo?  (interactiva)</w:t>
+              <w:t xml:space="preserve">Energía de amarre nuclear</w:t>
             </w:r>
           </w:p>
         </w:tc>
@@ -2098,7 +2098,7 @@
                 <w:sz w:val="19"/>
                 <w:szCs w:val="19"/>
               </w:rPr>
-              <w:t xml:space="preserve">90 s</w:t>
+              <w:t xml:space="preserve">35 s</w:t>
             </w:r>
           </w:p>
         </w:tc>
@@ -2122,7 +2122,7 @@
                 <w:sz w:val="19"/>
                 <w:szCs w:val="19"/>
               </w:rPr>
-              <w:t xml:space="preserve">19:20</w:t>
+              <w:t xml:space="preserve">10:15</w:t>
             </w:r>
           </w:p>
         </w:tc>
@@ -2172,7 +2172,7 @@
                 <w:sz w:val="19"/>
                 <w:szCs w:val="19"/>
               </w:rPr>
-              <w:t xml:space="preserve">El modelo de la gota líquida</w:t>
+              <w:t xml:space="preserve">Ejemplo 25-2 · Energía de amarre del oxígeno-16</w:t>
             </w:r>
           </w:p>
         </w:tc>
@@ -2196,7 +2196,7 @@
                 <w:sz w:val="19"/>
                 <w:szCs w:val="19"/>
               </w:rPr>
-              <w:t xml:space="preserve">65 s</w:t>
+              <w:t xml:space="preserve">30 s</w:t>
             </w:r>
           </w:p>
         </w:tc>
@@ -2220,7 +2220,7 @@
                 <w:sz w:val="19"/>
                 <w:szCs w:val="19"/>
               </w:rPr>
-              <w:t xml:space="preserve">20:25</w:t>
+              <w:t xml:space="preserve">10:45</w:t>
             </w:r>
           </w:p>
         </w:tc>
@@ -2270,7 +2270,7 @@
                 <w:sz w:val="19"/>
                 <w:szCs w:val="19"/>
               </w:rPr>
-              <w:t xml:space="preserve">La fórmula, término a término  (interactiva)</w:t>
+              <w:t xml:space="preserve">Energía de separación</w:t>
             </w:r>
           </w:p>
         </w:tc>
@@ -2294,7 +2294,7 @@
                 <w:sz w:val="19"/>
                 <w:szCs w:val="19"/>
               </w:rPr>
-              <w:t xml:space="preserve">80 s</w:t>
+              <w:t xml:space="preserve">30 s</w:t>
             </w:r>
           </w:p>
         </w:tc>
@@ -2318,7 +2318,7 @@
                 <w:sz w:val="19"/>
                 <w:szCs w:val="19"/>
               </w:rPr>
-              <w:t xml:space="preserve">21:45</w:t>
+              <w:t xml:space="preserve">11:15</w:t>
             </w:r>
           </w:p>
         </w:tc>
@@ -2368,7 +2368,7 @@
                 <w:sz w:val="19"/>
                 <w:szCs w:val="19"/>
               </w:rPr>
-              <w:t xml:space="preserve">Energía de amarre por nucleón  (interactiva)</w:t>
+              <w:t xml:space="preserve">Ejemplo 25-3 · Quitarle un protón al oxígeno-16</w:t>
             </w:r>
           </w:p>
         </w:tc>
@@ -2392,7 +2392,7 @@
                 <w:sz w:val="19"/>
                 <w:szCs w:val="19"/>
               </w:rPr>
-              <w:t xml:space="preserve">75 s</w:t>
+              <w:t xml:space="preserve">40 s</w:t>
             </w:r>
           </w:p>
         </w:tc>
@@ -2416,7 +2416,7 @@
                 <w:sz w:val="19"/>
                 <w:szCs w:val="19"/>
               </w:rPr>
-              <w:t xml:space="preserve">23:00</w:t>
+              <w:t xml:space="preserve">11:55</w:t>
             </w:r>
           </w:p>
         </w:tc>
@@ -2466,7 +2466,7 @@
                 <w:sz w:val="19"/>
                 <w:szCs w:val="19"/>
               </w:rPr>
-              <w:t xml:space="preserve">El modelo de capas  (interactiva)</w:t>
+              <w:t xml:space="preserve">Ejercicio 25-9 · Energía de separación de un neutrón del helio-4  (interactiva)</w:t>
             </w:r>
           </w:p>
         </w:tc>
@@ -2490,7 +2490,7 @@
                 <w:sz w:val="19"/>
                 <w:szCs w:val="19"/>
               </w:rPr>
-              <w:t xml:space="preserve">85 s</w:t>
+              <w:t xml:space="preserve">60 s</w:t>
             </w:r>
           </w:p>
         </w:tc>
@@ -2514,7 +2514,7 @@
                 <w:sz w:val="19"/>
                 <w:szCs w:val="19"/>
               </w:rPr>
-              <w:t xml:space="preserve">24:25</w:t>
+              <w:t xml:space="preserve">12:55</w:t>
             </w:r>
           </w:p>
         </w:tc>
@@ -2564,7 +2564,7 @@
                 <w:sz w:val="19"/>
                 <w:szCs w:val="19"/>
               </w:rPr>
-              <w:t xml:space="preserve">El modelo de capas predice el spin de cada núcleo</w:t>
+              <w:t xml:space="preserve">Ejercicio 25-10 · Densidad nuclear frente a densidad atómica  (interactiva)</w:t>
             </w:r>
           </w:p>
         </w:tc>
@@ -2588,7 +2588,7 @@
                 <w:sz w:val="19"/>
                 <w:szCs w:val="19"/>
               </w:rPr>
-              <w:t xml:space="preserve">80 s</w:t>
+              <w:t xml:space="preserve">70 s</w:t>
             </w:r>
           </w:p>
         </w:tc>
@@ -2612,7 +2612,7 @@
                 <w:sz w:val="19"/>
                 <w:szCs w:val="19"/>
               </w:rPr>
-              <w:t xml:space="preserve">25:45</w:t>
+              <w:t xml:space="preserve">14:05</w:t>
             </w:r>
           </w:p>
         </w:tc>
@@ -2662,7 +2662,7 @@
                 <w:sz w:val="19"/>
                 <w:szCs w:val="19"/>
               </w:rPr>
-              <w:t xml:space="preserve">Ejercicio 26-9 · El electrón confinado en un átomo  (interactiva)</w:t>
+              <w:t xml:space="preserve">Romper el núcleo más simple que existe: el deuterón</w:t>
             </w:r>
           </w:p>
         </w:tc>
@@ -2686,7 +2686,7 @@
                 <w:sz w:val="19"/>
                 <w:szCs w:val="19"/>
               </w:rPr>
-              <w:t xml:space="preserve">100 s</w:t>
+              <w:t xml:space="preserve">35 s</w:t>
             </w:r>
           </w:p>
         </w:tc>
@@ -2710,7 +2710,7 @@
                 <w:sz w:val="19"/>
                 <w:szCs w:val="19"/>
               </w:rPr>
-              <w:t xml:space="preserve">27:25</w:t>
+              <w:t xml:space="preserve">14:40</w:t>
             </w:r>
           </w:p>
         </w:tc>
@@ -2760,7 +2760,7 @@
                 <w:sz w:val="19"/>
                 <w:szCs w:val="19"/>
               </w:rPr>
-              <w:t xml:space="preserve">Ejercicio 26-10 · Oxígeno-16 frente a plutonio-239  (interactiva)</w:t>
+              <w:t xml:space="preserve">Medir una energía de amarre con luz</w:t>
             </w:r>
           </w:p>
         </w:tc>
@@ -2784,7 +2784,7 @@
                 <w:sz w:val="19"/>
                 <w:szCs w:val="19"/>
               </w:rPr>
-              <w:t xml:space="preserve">110 s</w:t>
+              <w:t xml:space="preserve">40 s</w:t>
             </w:r>
           </w:p>
         </w:tc>
@@ -2808,7 +2808,7 @@
                 <w:sz w:val="19"/>
                 <w:szCs w:val="19"/>
               </w:rPr>
-              <w:t xml:space="preserve">29:15</w:t>
+              <w:t xml:space="preserve">15:20</w:t>
             </w:r>
           </w:p>
         </w:tc>
@@ -2858,7 +2858,7 @@
                 <w:sz w:val="19"/>
                 <w:szCs w:val="19"/>
               </w:rPr>
-              <w:t xml:space="preserve">Síntesis y bibliografía</w:t>
+              <w:t xml:space="preserve">Una curva que empieza recta y se dobla  (interactiva)</w:t>
             </w:r>
           </w:p>
         </w:tc>
@@ -2882,7 +2882,2065 @@
                 <w:sz w:val="19"/>
                 <w:szCs w:val="19"/>
               </w:rPr>
+              <w:t xml:space="preserve">35 s</w:t>
+            </w:r>
+          </w:p>
+        </w:tc>
+        <w:tc>
+          <w:tcPr>
+            <w:tcW w:type="pct" w:w="15%"/>
+            <w:tcMar>
+              <w:top w:type="dxa" w:w="60"/>
+              <w:left w:type="dxa" w:w="110"/>
+              <w:bottom w:type="dxa" w:w="60"/>
+              <w:right w:type="dxa" w:w="110"/>
+            </w:tcMar>
+          </w:tcPr>
+          <w:p>
+            <w:pPr>
+              <w:spacing w:after="0" w:line="260"/>
+              <w:jc w:val="right"/>
+            </w:pPr>
+            <w:r>
+              <w:rPr>
+                <w:sz w:val="19"/>
+                <w:szCs w:val="19"/>
+              </w:rPr>
+              <w:t xml:space="preserve">15:55</w:t>
+            </w:r>
+          </w:p>
+        </w:tc>
+      </w:tr>
+      <w:tr>
+        <w:tc>
+          <w:tcPr>
+            <w:tcW w:type="pct" w:w="7%"/>
+            <w:tcMar>
+              <w:top w:type="dxa" w:w="60"/>
+              <w:left w:type="dxa" w:w="110"/>
+              <w:bottom w:type="dxa" w:w="60"/>
+              <w:right w:type="dxa" w:w="110"/>
+            </w:tcMar>
+          </w:tcPr>
+          <w:p>
+            <w:pPr>
+              <w:spacing w:after="0" w:line="260"/>
+              <w:jc w:val="center"/>
+            </w:pPr>
+            <w:r>
+              <w:rPr>
+                <w:sz w:val="19"/>
+                <w:szCs w:val="19"/>
+              </w:rPr>
+              <w:t xml:space="preserve">26</w:t>
+            </w:r>
+          </w:p>
+        </w:tc>
+        <w:tc>
+          <w:tcPr>
+            <w:tcW w:type="pct" w:w="63%"/>
+            <w:tcMar>
+              <w:top w:type="dxa" w:w="60"/>
+              <w:left w:type="dxa" w:w="110"/>
+              <w:bottom w:type="dxa" w:w="60"/>
+              <w:right w:type="dxa" w:w="110"/>
+            </w:tcMar>
+          </w:tcPr>
+          <w:p>
+            <w:pPr>
+              <w:spacing w:after="0" w:line="260"/>
+              <w:jc w:val="left"/>
+            </w:pPr>
+            <w:r>
+              <w:rPr>
+                <w:sz w:val="19"/>
+                <w:szCs w:val="19"/>
+              </w:rPr>
+              <w:t xml:space="preserve">272 núclidos estables, y 160 son par-par</w:t>
+            </w:r>
+          </w:p>
+        </w:tc>
+        <w:tc>
+          <w:tcPr>
+            <w:tcW w:type="pct" w:w="15%"/>
+            <w:tcMar>
+              <w:top w:type="dxa" w:w="60"/>
+              <w:left w:type="dxa" w:w="110"/>
+              <w:bottom w:type="dxa" w:w="60"/>
+              <w:right w:type="dxa" w:w="110"/>
+            </w:tcMar>
+          </w:tcPr>
+          <w:p>
+            <w:pPr>
+              <w:spacing w:after="0" w:line="260"/>
+              <w:jc w:val="right"/>
+            </w:pPr>
+            <w:r>
+              <w:rPr>
+                <w:sz w:val="19"/>
+                <w:szCs w:val="19"/>
+              </w:rPr>
+              <w:t xml:space="preserve">30 s</w:t>
+            </w:r>
+          </w:p>
+        </w:tc>
+        <w:tc>
+          <w:tcPr>
+            <w:tcW w:type="pct" w:w="15%"/>
+            <w:tcMar>
+              <w:top w:type="dxa" w:w="60"/>
+              <w:left w:type="dxa" w:w="110"/>
+              <w:bottom w:type="dxa" w:w="60"/>
+              <w:right w:type="dxa" w:w="110"/>
+            </w:tcMar>
+          </w:tcPr>
+          <w:p>
+            <w:pPr>
+              <w:spacing w:after="0" w:line="260"/>
+              <w:jc w:val="right"/>
+            </w:pPr>
+            <w:r>
+              <w:rPr>
+                <w:sz w:val="19"/>
+                <w:szCs w:val="19"/>
+              </w:rPr>
+              <w:t xml:space="preserve">16:25</w:t>
+            </w:r>
+          </w:p>
+        </w:tc>
+      </w:tr>
+      <w:tr>
+        <w:tc>
+          <w:tcPr>
+            <w:tcW w:type="pct" w:w="7%"/>
+            <w:tcMar>
+              <w:top w:type="dxa" w:w="60"/>
+              <w:left w:type="dxa" w:w="110"/>
+              <w:bottom w:type="dxa" w:w="60"/>
+              <w:right w:type="dxa" w:w="110"/>
+            </w:tcMar>
+          </w:tcPr>
+          <w:p>
+            <w:pPr>
+              <w:spacing w:after="0" w:line="260"/>
+              <w:jc w:val="center"/>
+            </w:pPr>
+            <w:r>
+              <w:rPr>
+                <w:sz w:val="19"/>
+                <w:szCs w:val="19"/>
+              </w:rPr>
+              <w:t xml:space="preserve">27</w:t>
+            </w:r>
+          </w:p>
+        </w:tc>
+        <w:tc>
+          <w:tcPr>
+            <w:tcW w:type="pct" w:w="63%"/>
+            <w:tcMar>
+              <w:top w:type="dxa" w:w="60"/>
+              <w:left w:type="dxa" w:w="110"/>
+              <w:bottom w:type="dxa" w:w="60"/>
+              <w:right w:type="dxa" w:w="110"/>
+            </w:tcMar>
+          </w:tcPr>
+          <w:p>
+            <w:pPr>
+              <w:spacing w:after="0" w:line="260"/>
+              <w:jc w:val="left"/>
+            </w:pPr>
+            <w:r>
+              <w:rPr>
+                <w:sz w:val="19"/>
+                <w:szCs w:val="19"/>
+              </w:rPr>
+              <w:t xml:space="preserve">Momento angular de spin</w:t>
+            </w:r>
+          </w:p>
+        </w:tc>
+        <w:tc>
+          <w:tcPr>
+            <w:tcW w:type="pct" w:w="15%"/>
+            <w:tcMar>
+              <w:top w:type="dxa" w:w="60"/>
+              <w:left w:type="dxa" w:w="110"/>
+              <w:bottom w:type="dxa" w:w="60"/>
+              <w:right w:type="dxa" w:w="110"/>
+            </w:tcMar>
+          </w:tcPr>
+          <w:p>
+            <w:pPr>
+              <w:spacing w:after="0" w:line="260"/>
+              <w:jc w:val="right"/>
+            </w:pPr>
+            <w:r>
+              <w:rPr>
+                <w:sz w:val="19"/>
+                <w:szCs w:val="19"/>
+              </w:rPr>
+              <w:t xml:space="preserve">25 s</w:t>
+            </w:r>
+          </w:p>
+        </w:tc>
+        <w:tc>
+          <w:tcPr>
+            <w:tcW w:type="pct" w:w="15%"/>
+            <w:tcMar>
+              <w:top w:type="dxa" w:w="60"/>
+              <w:left w:type="dxa" w:w="110"/>
+              <w:bottom w:type="dxa" w:w="60"/>
+              <w:right w:type="dxa" w:w="110"/>
+            </w:tcMar>
+          </w:tcPr>
+          <w:p>
+            <w:pPr>
+              <w:spacing w:after="0" w:line="260"/>
+              <w:jc w:val="right"/>
+            </w:pPr>
+            <w:r>
+              <w:rPr>
+                <w:sz w:val="19"/>
+                <w:szCs w:val="19"/>
+              </w:rPr>
+              <w:t xml:space="preserve">16:50</w:t>
+            </w:r>
+          </w:p>
+        </w:tc>
+      </w:tr>
+      <w:tr>
+        <w:tc>
+          <w:tcPr>
+            <w:tcW w:type="pct" w:w="7%"/>
+            <w:tcMar>
+              <w:top w:type="dxa" w:w="60"/>
+              <w:left w:type="dxa" w:w="110"/>
+              <w:bottom w:type="dxa" w:w="60"/>
+              <w:right w:type="dxa" w:w="110"/>
+            </w:tcMar>
+          </w:tcPr>
+          <w:p>
+            <w:pPr>
+              <w:spacing w:after="0" w:line="260"/>
+              <w:jc w:val="center"/>
+            </w:pPr>
+            <w:r>
+              <w:rPr>
+                <w:sz w:val="19"/>
+                <w:szCs w:val="19"/>
+              </w:rPr>
+              <w:t xml:space="preserve">28</w:t>
+            </w:r>
+          </w:p>
+        </w:tc>
+        <w:tc>
+          <w:tcPr>
+            <w:tcW w:type="pct" w:w="63%"/>
+            <w:tcMar>
+              <w:top w:type="dxa" w:w="60"/>
+              <w:left w:type="dxa" w:w="110"/>
+              <w:bottom w:type="dxa" w:w="60"/>
+              <w:right w:type="dxa" w:w="110"/>
+            </w:tcMar>
+          </w:tcPr>
+          <w:p>
+            <w:pPr>
+              <w:spacing w:after="0" w:line="260"/>
+              <w:jc w:val="left"/>
+            </w:pPr>
+            <w:r>
+              <w:rPr>
+                <w:sz w:val="19"/>
+                <w:szCs w:val="19"/>
+              </w:rPr>
+              <w:t xml:space="preserve">El spin nuclear del núcleo entero</w:t>
+            </w:r>
+          </w:p>
+        </w:tc>
+        <w:tc>
+          <w:tcPr>
+            <w:tcW w:type="pct" w:w="15%"/>
+            <w:tcMar>
+              <w:top w:type="dxa" w:w="60"/>
+              <w:left w:type="dxa" w:w="110"/>
+              <w:bottom w:type="dxa" w:w="60"/>
+              <w:right w:type="dxa" w:w="110"/>
+            </w:tcMar>
+          </w:tcPr>
+          <w:p>
+            <w:pPr>
+              <w:spacing w:after="0" w:line="260"/>
+              <w:jc w:val="right"/>
+            </w:pPr>
+            <w:r>
+              <w:rPr>
+                <w:sz w:val="19"/>
+                <w:szCs w:val="19"/>
+              </w:rPr>
+              <w:t xml:space="preserve">35 s</w:t>
+            </w:r>
+          </w:p>
+        </w:tc>
+        <w:tc>
+          <w:tcPr>
+            <w:tcW w:type="pct" w:w="15%"/>
+            <w:tcMar>
+              <w:top w:type="dxa" w:w="60"/>
+              <w:left w:type="dxa" w:w="110"/>
+              <w:bottom w:type="dxa" w:w="60"/>
+              <w:right w:type="dxa" w:w="110"/>
+            </w:tcMar>
+          </w:tcPr>
+          <w:p>
+            <w:pPr>
+              <w:spacing w:after="0" w:line="260"/>
+              <w:jc w:val="right"/>
+            </w:pPr>
+            <w:r>
+              <w:rPr>
+                <w:sz w:val="19"/>
+                <w:szCs w:val="19"/>
+              </w:rPr>
+              <w:t xml:space="preserve">17:25</w:t>
+            </w:r>
+          </w:p>
+        </w:tc>
+      </w:tr>
+      <w:tr>
+        <w:tc>
+          <w:tcPr>
+            <w:tcW w:type="pct" w:w="7%"/>
+            <w:tcMar>
+              <w:top w:type="dxa" w:w="60"/>
+              <w:left w:type="dxa" w:w="110"/>
+              <w:bottom w:type="dxa" w:w="60"/>
+              <w:right w:type="dxa" w:w="110"/>
+            </w:tcMar>
+          </w:tcPr>
+          <w:p>
+            <w:pPr>
+              <w:spacing w:after="0" w:line="260"/>
+              <w:jc w:val="center"/>
+            </w:pPr>
+            <w:r>
+              <w:rPr>
+                <w:sz w:val="19"/>
+                <w:szCs w:val="19"/>
+              </w:rPr>
+              <w:t xml:space="preserve">29</w:t>
+            </w:r>
+          </w:p>
+        </w:tc>
+        <w:tc>
+          <w:tcPr>
+            <w:tcW w:type="pct" w:w="63%"/>
+            <w:tcMar>
+              <w:top w:type="dxa" w:w="60"/>
+              <w:left w:type="dxa" w:w="110"/>
+              <w:bottom w:type="dxa" w:w="60"/>
+              <w:right w:type="dxa" w:w="110"/>
+            </w:tcMar>
+          </w:tcPr>
+          <w:p>
+            <w:pPr>
+              <w:spacing w:after="0" w:line="260"/>
+              <w:jc w:val="left"/>
+            </w:pPr>
+            <w:r>
+              <w:rPr>
+                <w:sz w:val="19"/>
+                <w:szCs w:val="19"/>
+              </w:rPr>
+              <w:t xml:space="preserve">El magnetón nuclear y el misterio del neutrón</w:t>
+            </w:r>
+          </w:p>
+        </w:tc>
+        <w:tc>
+          <w:tcPr>
+            <w:tcW w:type="pct" w:w="15%"/>
+            <w:tcMar>
+              <w:top w:type="dxa" w:w="60"/>
+              <w:left w:type="dxa" w:w="110"/>
+              <w:bottom w:type="dxa" w:w="60"/>
+              <w:right w:type="dxa" w:w="110"/>
+            </w:tcMar>
+          </w:tcPr>
+          <w:p>
+            <w:pPr>
+              <w:spacing w:after="0" w:line="260"/>
+              <w:jc w:val="right"/>
+            </w:pPr>
+            <w:r>
+              <w:rPr>
+                <w:sz w:val="19"/>
+                <w:szCs w:val="19"/>
+              </w:rPr>
+              <w:t xml:space="preserve">35 s</w:t>
+            </w:r>
+          </w:p>
+        </w:tc>
+        <w:tc>
+          <w:tcPr>
+            <w:tcW w:type="pct" w:w="15%"/>
+            <w:tcMar>
+              <w:top w:type="dxa" w:w="60"/>
+              <w:left w:type="dxa" w:w="110"/>
+              <w:bottom w:type="dxa" w:w="60"/>
+              <w:right w:type="dxa" w:w="110"/>
+            </w:tcMar>
+          </w:tcPr>
+          <w:p>
+            <w:pPr>
+              <w:spacing w:after="0" w:line="260"/>
+              <w:jc w:val="right"/>
+            </w:pPr>
+            <w:r>
+              <w:rPr>
+                <w:sz w:val="19"/>
+                <w:szCs w:val="19"/>
+              </w:rPr>
+              <w:t xml:space="preserve">18:00</w:t>
+            </w:r>
+          </w:p>
+        </w:tc>
+      </w:tr>
+      <w:tr>
+        <w:tc>
+          <w:tcPr>
+            <w:tcW w:type="pct" w:w="7%"/>
+            <w:tcMar>
+              <w:top w:type="dxa" w:w="60"/>
+              <w:left w:type="dxa" w:w="110"/>
+              <w:bottom w:type="dxa" w:w="60"/>
+              <w:right w:type="dxa" w:w="110"/>
+            </w:tcMar>
+          </w:tcPr>
+          <w:p>
+            <w:pPr>
+              <w:spacing w:after="0" w:line="260"/>
+              <w:jc w:val="center"/>
+            </w:pPr>
+            <w:r>
+              <w:rPr>
+                <w:sz w:val="19"/>
+                <w:szCs w:val="19"/>
+              </w:rPr>
+              <w:t xml:space="preserve">30</w:t>
+            </w:r>
+          </w:p>
+        </w:tc>
+        <w:tc>
+          <w:tcPr>
+            <w:tcW w:type="pct" w:w="63%"/>
+            <w:tcMar>
+              <w:top w:type="dxa" w:w="60"/>
+              <w:left w:type="dxa" w:w="110"/>
+              <w:bottom w:type="dxa" w:w="60"/>
+              <w:right w:type="dxa" w:w="110"/>
+            </w:tcMar>
+          </w:tcPr>
+          <w:p>
+            <w:pPr>
+              <w:spacing w:after="0" w:line="260"/>
+              <w:jc w:val="left"/>
+            </w:pPr>
+            <w:r>
+              <w:rPr>
+                <w:sz w:val="19"/>
+                <w:szCs w:val="19"/>
+              </w:rPr>
+              <w:t xml:space="preserve">Tabla 26-2: todos los par-par tienen spin cero</w:t>
+            </w:r>
+          </w:p>
+        </w:tc>
+        <w:tc>
+          <w:tcPr>
+            <w:tcW w:type="pct" w:w="15%"/>
+            <w:tcMar>
+              <w:top w:type="dxa" w:w="60"/>
+              <w:left w:type="dxa" w:w="110"/>
+              <w:bottom w:type="dxa" w:w="60"/>
+              <w:right w:type="dxa" w:w="110"/>
+            </w:tcMar>
+          </w:tcPr>
+          <w:p>
+            <w:pPr>
+              <w:spacing w:after="0" w:line="260"/>
+              <w:jc w:val="right"/>
+            </w:pPr>
+            <w:r>
+              <w:rPr>
+                <w:sz w:val="19"/>
+                <w:szCs w:val="19"/>
+              </w:rPr>
+              <w:t xml:space="preserve">30 s</w:t>
+            </w:r>
+          </w:p>
+        </w:tc>
+        <w:tc>
+          <w:tcPr>
+            <w:tcW w:type="pct" w:w="15%"/>
+            <w:tcMar>
+              <w:top w:type="dxa" w:w="60"/>
+              <w:left w:type="dxa" w:w="110"/>
+              <w:bottom w:type="dxa" w:w="60"/>
+              <w:right w:type="dxa" w:w="110"/>
+            </w:tcMar>
+          </w:tcPr>
+          <w:p>
+            <w:pPr>
+              <w:spacing w:after="0" w:line="260"/>
+              <w:jc w:val="right"/>
+            </w:pPr>
+            <w:r>
+              <w:rPr>
+                <w:sz w:val="19"/>
+                <w:szCs w:val="19"/>
+              </w:rPr>
+              <w:t xml:space="preserve">18:30</w:t>
+            </w:r>
+          </w:p>
+        </w:tc>
+      </w:tr>
+      <w:tr>
+        <w:tc>
+          <w:tcPr>
+            <w:tcW w:type="pct" w:w="7%"/>
+            <w:tcMar>
+              <w:top w:type="dxa" w:w="60"/>
+              <w:left w:type="dxa" w:w="110"/>
+              <w:bottom w:type="dxa" w:w="60"/>
+              <w:right w:type="dxa" w:w="110"/>
+            </w:tcMar>
+          </w:tcPr>
+          <w:p>
+            <w:pPr>
+              <w:spacing w:after="0" w:line="260"/>
+              <w:jc w:val="center"/>
+            </w:pPr>
+            <w:r>
+              <w:rPr>
+                <w:sz w:val="19"/>
+                <w:szCs w:val="19"/>
+              </w:rPr>
+              <w:t xml:space="preserve">31</w:t>
+            </w:r>
+          </w:p>
+        </w:tc>
+        <w:tc>
+          <w:tcPr>
+            <w:tcW w:type="pct" w:w="63%"/>
+            <w:tcMar>
+              <w:top w:type="dxa" w:w="60"/>
+              <w:left w:type="dxa" w:w="110"/>
+              <w:bottom w:type="dxa" w:w="60"/>
+              <w:right w:type="dxa" w:w="110"/>
+            </w:tcMar>
+          </w:tcPr>
+          <w:p>
+            <w:pPr>
+              <w:spacing w:after="0" w:line="260"/>
+              <w:jc w:val="left"/>
+            </w:pPr>
+            <w:r>
+              <w:rPr>
+                <w:sz w:val="19"/>
+                <w:szCs w:val="19"/>
+              </w:rPr>
+              <w:t xml:space="preserve">¿Electrones en el núcleo?</w:t>
+            </w:r>
+          </w:p>
+        </w:tc>
+        <w:tc>
+          <w:tcPr>
+            <w:tcW w:type="pct" w:w="15%"/>
+            <w:tcMar>
+              <w:top w:type="dxa" w:w="60"/>
+              <w:left w:type="dxa" w:w="110"/>
+              <w:bottom w:type="dxa" w:w="60"/>
+              <w:right w:type="dxa" w:w="110"/>
+            </w:tcMar>
+          </w:tcPr>
+          <w:p>
+            <w:pPr>
+              <w:spacing w:after="0" w:line="260"/>
+              <w:jc w:val="right"/>
+            </w:pPr>
+            <w:r>
+              <w:rPr>
+                <w:sz w:val="19"/>
+                <w:szCs w:val="19"/>
+              </w:rPr>
+              <w:t xml:space="preserve">35 s</w:t>
+            </w:r>
+          </w:p>
+        </w:tc>
+        <w:tc>
+          <w:tcPr>
+            <w:tcW w:type="pct" w:w="15%"/>
+            <w:tcMar>
+              <w:top w:type="dxa" w:w="60"/>
+              <w:left w:type="dxa" w:w="110"/>
+              <w:bottom w:type="dxa" w:w="60"/>
+              <w:right w:type="dxa" w:w="110"/>
+            </w:tcMar>
+          </w:tcPr>
+          <w:p>
+            <w:pPr>
+              <w:spacing w:after="0" w:line="260"/>
+              <w:jc w:val="right"/>
+            </w:pPr>
+            <w:r>
+              <w:rPr>
+                <w:sz w:val="19"/>
+                <w:szCs w:val="19"/>
+              </w:rPr>
+              <w:t xml:space="preserve">19:05</w:t>
+            </w:r>
+          </w:p>
+        </w:tc>
+      </w:tr>
+      <w:tr>
+        <w:tc>
+          <w:tcPr>
+            <w:tcW w:type="pct" w:w="7%"/>
+            <w:tcMar>
+              <w:top w:type="dxa" w:w="60"/>
+              <w:left w:type="dxa" w:w="110"/>
+              <w:bottom w:type="dxa" w:w="60"/>
+              <w:right w:type="dxa" w:w="110"/>
+            </w:tcMar>
+          </w:tcPr>
+          <w:p>
+            <w:pPr>
+              <w:spacing w:after="0" w:line="260"/>
+              <w:jc w:val="center"/>
+            </w:pPr>
+            <w:r>
+              <w:rPr>
+                <w:sz w:val="19"/>
+                <w:szCs w:val="19"/>
+              </w:rPr>
+              <w:t xml:space="preserve">32</w:t>
+            </w:r>
+          </w:p>
+        </w:tc>
+        <w:tc>
+          <w:tcPr>
+            <w:tcW w:type="pct" w:w="63%"/>
+            <w:tcMar>
+              <w:top w:type="dxa" w:w="60"/>
+              <w:left w:type="dxa" w:w="110"/>
+              <w:bottom w:type="dxa" w:w="60"/>
+              <w:right w:type="dxa" w:w="110"/>
+            </w:tcMar>
+          </w:tcPr>
+          <w:p>
+            <w:pPr>
+              <w:spacing w:after="0" w:line="260"/>
+              <w:jc w:val="left"/>
+            </w:pPr>
+            <w:r>
+              <w:rPr>
+                <w:sz w:val="19"/>
+                <w:szCs w:val="19"/>
+              </w:rPr>
+              <w:t xml:space="preserve">Tres pruebas independientes para decir que no  (interactiva)</w:t>
+            </w:r>
+          </w:p>
+        </w:tc>
+        <w:tc>
+          <w:tcPr>
+            <w:tcW w:type="pct" w:w="15%"/>
+            <w:tcMar>
+              <w:top w:type="dxa" w:w="60"/>
+              <w:left w:type="dxa" w:w="110"/>
+              <w:bottom w:type="dxa" w:w="60"/>
+              <w:right w:type="dxa" w:w="110"/>
+            </w:tcMar>
+          </w:tcPr>
+          <w:p>
+            <w:pPr>
+              <w:spacing w:after="0" w:line="260"/>
+              <w:jc w:val="right"/>
+            </w:pPr>
+            <w:r>
+              <w:rPr>
+                <w:sz w:val="19"/>
+                <w:szCs w:val="19"/>
+              </w:rPr>
               <w:t xml:space="preserve">45 s</w:t>
+            </w:r>
+          </w:p>
+        </w:tc>
+        <w:tc>
+          <w:tcPr>
+            <w:tcW w:type="pct" w:w="15%"/>
+            <w:tcMar>
+              <w:top w:type="dxa" w:w="60"/>
+              <w:left w:type="dxa" w:w="110"/>
+              <w:bottom w:type="dxa" w:w="60"/>
+              <w:right w:type="dxa" w:w="110"/>
+            </w:tcMar>
+          </w:tcPr>
+          <w:p>
+            <w:pPr>
+              <w:spacing w:after="0" w:line="260"/>
+              <w:jc w:val="right"/>
+            </w:pPr>
+            <w:r>
+              <w:rPr>
+                <w:sz w:val="19"/>
+                <w:szCs w:val="19"/>
+              </w:rPr>
+              <w:t xml:space="preserve">19:50</w:t>
+            </w:r>
+          </w:p>
+        </w:tc>
+      </w:tr>
+      <w:tr>
+        <w:tc>
+          <w:tcPr>
+            <w:tcW w:type="pct" w:w="7%"/>
+            <w:tcMar>
+              <w:top w:type="dxa" w:w="60"/>
+              <w:left w:type="dxa" w:w="110"/>
+              <w:bottom w:type="dxa" w:w="60"/>
+              <w:right w:type="dxa" w:w="110"/>
+            </w:tcMar>
+          </w:tcPr>
+          <w:p>
+            <w:pPr>
+              <w:spacing w:after="0" w:line="260"/>
+              <w:jc w:val="center"/>
+            </w:pPr>
+            <w:r>
+              <w:rPr>
+                <w:sz w:val="19"/>
+                <w:szCs w:val="19"/>
+              </w:rPr>
+              <w:t xml:space="preserve">33</w:t>
+            </w:r>
+          </w:p>
+        </w:tc>
+        <w:tc>
+          <w:tcPr>
+            <w:tcW w:type="pct" w:w="63%"/>
+            <w:tcMar>
+              <w:top w:type="dxa" w:w="60"/>
+              <w:left w:type="dxa" w:w="110"/>
+              <w:bottom w:type="dxa" w:w="60"/>
+              <w:right w:type="dxa" w:w="110"/>
+            </w:tcMar>
+          </w:tcPr>
+          <w:p>
+            <w:pPr>
+              <w:spacing w:after="0" w:line="260"/>
+              <w:jc w:val="left"/>
+            </w:pPr>
+            <w:r>
+              <w:rPr>
+                <w:sz w:val="19"/>
+                <w:szCs w:val="19"/>
+              </w:rPr>
+              <w:t xml:space="preserve">El modelo de la gota líquida</w:t>
+            </w:r>
+          </w:p>
+        </w:tc>
+        <w:tc>
+          <w:tcPr>
+            <w:tcW w:type="pct" w:w="15%"/>
+            <w:tcMar>
+              <w:top w:type="dxa" w:w="60"/>
+              <w:left w:type="dxa" w:w="110"/>
+              <w:bottom w:type="dxa" w:w="60"/>
+              <w:right w:type="dxa" w:w="110"/>
+            </w:tcMar>
+          </w:tcPr>
+          <w:p>
+            <w:pPr>
+              <w:spacing w:after="0" w:line="260"/>
+              <w:jc w:val="right"/>
+            </w:pPr>
+            <w:r>
+              <w:rPr>
+                <w:sz w:val="19"/>
+                <w:szCs w:val="19"/>
+              </w:rPr>
+              <w:t xml:space="preserve">45 s</w:t>
+            </w:r>
+          </w:p>
+        </w:tc>
+        <w:tc>
+          <w:tcPr>
+            <w:tcW w:type="pct" w:w="15%"/>
+            <w:tcMar>
+              <w:top w:type="dxa" w:w="60"/>
+              <w:left w:type="dxa" w:w="110"/>
+              <w:bottom w:type="dxa" w:w="60"/>
+              <w:right w:type="dxa" w:w="110"/>
+            </w:tcMar>
+          </w:tcPr>
+          <w:p>
+            <w:pPr>
+              <w:spacing w:after="0" w:line="260"/>
+              <w:jc w:val="right"/>
+            </w:pPr>
+            <w:r>
+              <w:rPr>
+                <w:sz w:val="19"/>
+                <w:szCs w:val="19"/>
+              </w:rPr>
+              <w:t xml:space="preserve">20:35</w:t>
+            </w:r>
+          </w:p>
+        </w:tc>
+      </w:tr>
+      <w:tr>
+        <w:tc>
+          <w:tcPr>
+            <w:tcW w:type="pct" w:w="7%"/>
+            <w:tcMar>
+              <w:top w:type="dxa" w:w="60"/>
+              <w:left w:type="dxa" w:w="110"/>
+              <w:bottom w:type="dxa" w:w="60"/>
+              <w:right w:type="dxa" w:w="110"/>
+            </w:tcMar>
+          </w:tcPr>
+          <w:p>
+            <w:pPr>
+              <w:spacing w:after="0" w:line="260"/>
+              <w:jc w:val="center"/>
+            </w:pPr>
+            <w:r>
+              <w:rPr>
+                <w:sz w:val="19"/>
+                <w:szCs w:val="19"/>
+              </w:rPr>
+              <w:t xml:space="preserve">34</w:t>
+            </w:r>
+          </w:p>
+        </w:tc>
+        <w:tc>
+          <w:tcPr>
+            <w:tcW w:type="pct" w:w="63%"/>
+            <w:tcMar>
+              <w:top w:type="dxa" w:w="60"/>
+              <w:left w:type="dxa" w:w="110"/>
+              <w:bottom w:type="dxa" w:w="60"/>
+              <w:right w:type="dxa" w:w="110"/>
+            </w:tcMar>
+          </w:tcPr>
+          <w:p>
+            <w:pPr>
+              <w:spacing w:after="0" w:line="260"/>
+              <w:jc w:val="left"/>
+            </w:pPr>
+            <w:r>
+              <w:rPr>
+                <w:sz w:val="19"/>
+                <w:szCs w:val="19"/>
+              </w:rPr>
+              <w:t xml:space="preserve">Weizsäcker, 1935: cinco términos para una energía</w:t>
+            </w:r>
+          </w:p>
+        </w:tc>
+        <w:tc>
+          <w:tcPr>
+            <w:tcW w:type="pct" w:w="15%"/>
+            <w:tcMar>
+              <w:top w:type="dxa" w:w="60"/>
+              <w:left w:type="dxa" w:w="110"/>
+              <w:bottom w:type="dxa" w:w="60"/>
+              <w:right w:type="dxa" w:w="110"/>
+            </w:tcMar>
+          </w:tcPr>
+          <w:p>
+            <w:pPr>
+              <w:spacing w:after="0" w:line="260"/>
+              <w:jc w:val="right"/>
+            </w:pPr>
+            <w:r>
+              <w:rPr>
+                <w:sz w:val="19"/>
+                <w:szCs w:val="19"/>
+              </w:rPr>
+              <w:t xml:space="preserve">40 s</w:t>
+            </w:r>
+          </w:p>
+        </w:tc>
+        <w:tc>
+          <w:tcPr>
+            <w:tcW w:type="pct" w:w="15%"/>
+            <w:tcMar>
+              <w:top w:type="dxa" w:w="60"/>
+              <w:left w:type="dxa" w:w="110"/>
+              <w:bottom w:type="dxa" w:w="60"/>
+              <w:right w:type="dxa" w:w="110"/>
+            </w:tcMar>
+          </w:tcPr>
+          <w:p>
+            <w:pPr>
+              <w:spacing w:after="0" w:line="260"/>
+              <w:jc w:val="right"/>
+            </w:pPr>
+            <w:r>
+              <w:rPr>
+                <w:sz w:val="19"/>
+                <w:szCs w:val="19"/>
+              </w:rPr>
+              <w:t xml:space="preserve">21:15</w:t>
+            </w:r>
+          </w:p>
+        </w:tc>
+      </w:tr>
+      <w:tr>
+        <w:tc>
+          <w:tcPr>
+            <w:tcW w:type="pct" w:w="7%"/>
+            <w:tcMar>
+              <w:top w:type="dxa" w:w="60"/>
+              <w:left w:type="dxa" w:w="110"/>
+              <w:bottom w:type="dxa" w:w="60"/>
+              <w:right w:type="dxa" w:w="110"/>
+            </w:tcMar>
+          </w:tcPr>
+          <w:p>
+            <w:pPr>
+              <w:spacing w:after="0" w:line="260"/>
+              <w:jc w:val="center"/>
+            </w:pPr>
+            <w:r>
+              <w:rPr>
+                <w:sz w:val="19"/>
+                <w:szCs w:val="19"/>
+              </w:rPr>
+              <w:t xml:space="preserve">35</w:t>
+            </w:r>
+          </w:p>
+        </w:tc>
+        <w:tc>
+          <w:tcPr>
+            <w:tcW w:type="pct" w:w="63%"/>
+            <w:tcMar>
+              <w:top w:type="dxa" w:w="60"/>
+              <w:left w:type="dxa" w:w="110"/>
+              <w:bottom w:type="dxa" w:w="60"/>
+              <w:right w:type="dxa" w:w="110"/>
+            </w:tcMar>
+          </w:tcPr>
+          <w:p>
+            <w:pPr>
+              <w:spacing w:after="0" w:line="260"/>
+              <w:jc w:val="left"/>
+            </w:pPr>
+            <w:r>
+              <w:rPr>
+                <w:sz w:val="19"/>
+                <w:szCs w:val="19"/>
+              </w:rPr>
+              <w:t xml:space="preserve">La fórmula, término a término  (interactiva)</w:t>
+            </w:r>
+          </w:p>
+        </w:tc>
+        <w:tc>
+          <w:tcPr>
+            <w:tcW w:type="pct" w:w="15%"/>
+            <w:tcMar>
+              <w:top w:type="dxa" w:w="60"/>
+              <w:left w:type="dxa" w:w="110"/>
+              <w:bottom w:type="dxa" w:w="60"/>
+              <w:right w:type="dxa" w:w="110"/>
+            </w:tcMar>
+          </w:tcPr>
+          <w:p>
+            <w:pPr>
+              <w:spacing w:after="0" w:line="260"/>
+              <w:jc w:val="right"/>
+            </w:pPr>
+            <w:r>
+              <w:rPr>
+                <w:sz w:val="19"/>
+                <w:szCs w:val="19"/>
+              </w:rPr>
+              <w:t xml:space="preserve">50 s</w:t>
+            </w:r>
+          </w:p>
+        </w:tc>
+        <w:tc>
+          <w:tcPr>
+            <w:tcW w:type="pct" w:w="15%"/>
+            <w:tcMar>
+              <w:top w:type="dxa" w:w="60"/>
+              <w:left w:type="dxa" w:w="110"/>
+              <w:bottom w:type="dxa" w:w="60"/>
+              <w:right w:type="dxa" w:w="110"/>
+            </w:tcMar>
+          </w:tcPr>
+          <w:p>
+            <w:pPr>
+              <w:spacing w:after="0" w:line="260"/>
+              <w:jc w:val="right"/>
+            </w:pPr>
+            <w:r>
+              <w:rPr>
+                <w:sz w:val="19"/>
+                <w:szCs w:val="19"/>
+              </w:rPr>
+              <w:t xml:space="preserve">22:05</w:t>
+            </w:r>
+          </w:p>
+        </w:tc>
+      </w:tr>
+      <w:tr>
+        <w:tc>
+          <w:tcPr>
+            <w:tcW w:type="pct" w:w="7%"/>
+            <w:tcMar>
+              <w:top w:type="dxa" w:w="60"/>
+              <w:left w:type="dxa" w:w="110"/>
+              <w:bottom w:type="dxa" w:w="60"/>
+              <w:right w:type="dxa" w:w="110"/>
+            </w:tcMar>
+          </w:tcPr>
+          <w:p>
+            <w:pPr>
+              <w:spacing w:after="0" w:line="260"/>
+              <w:jc w:val="center"/>
+            </w:pPr>
+            <w:r>
+              <w:rPr>
+                <w:sz w:val="19"/>
+                <w:szCs w:val="19"/>
+              </w:rPr>
+              <w:t xml:space="preserve">36</w:t>
+            </w:r>
+          </w:p>
+        </w:tc>
+        <w:tc>
+          <w:tcPr>
+            <w:tcW w:type="pct" w:w="63%"/>
+            <w:tcMar>
+              <w:top w:type="dxa" w:w="60"/>
+              <w:left w:type="dxa" w:w="110"/>
+              <w:bottom w:type="dxa" w:w="60"/>
+              <w:right w:type="dxa" w:w="110"/>
+            </w:tcMar>
+          </w:tcPr>
+          <w:p>
+            <w:pPr>
+              <w:spacing w:after="0" w:line="260"/>
+              <w:jc w:val="left"/>
+            </w:pPr>
+            <w:r>
+              <w:rPr>
+                <w:sz w:val="19"/>
+                <w:szCs w:val="19"/>
+              </w:rPr>
+              <w:t xml:space="preserve">La figura 26-7, que resume la fórmula entera</w:t>
+            </w:r>
+          </w:p>
+        </w:tc>
+        <w:tc>
+          <w:tcPr>
+            <w:tcW w:type="pct" w:w="15%"/>
+            <w:tcMar>
+              <w:top w:type="dxa" w:w="60"/>
+              <w:left w:type="dxa" w:w="110"/>
+              <w:bottom w:type="dxa" w:w="60"/>
+              <w:right w:type="dxa" w:w="110"/>
+            </w:tcMar>
+          </w:tcPr>
+          <w:p>
+            <w:pPr>
+              <w:spacing w:after="0" w:line="260"/>
+              <w:jc w:val="right"/>
+            </w:pPr>
+            <w:r>
+              <w:rPr>
+                <w:sz w:val="19"/>
+                <w:szCs w:val="19"/>
+              </w:rPr>
+              <w:t xml:space="preserve">40 s</w:t>
+            </w:r>
+          </w:p>
+        </w:tc>
+        <w:tc>
+          <w:tcPr>
+            <w:tcW w:type="pct" w:w="15%"/>
+            <w:tcMar>
+              <w:top w:type="dxa" w:w="60"/>
+              <w:left w:type="dxa" w:w="110"/>
+              <w:bottom w:type="dxa" w:w="60"/>
+              <w:right w:type="dxa" w:w="110"/>
+            </w:tcMar>
+          </w:tcPr>
+          <w:p>
+            <w:pPr>
+              <w:spacing w:after="0" w:line="260"/>
+              <w:jc w:val="right"/>
+            </w:pPr>
+            <w:r>
+              <w:rPr>
+                <w:sz w:val="19"/>
+                <w:szCs w:val="19"/>
+              </w:rPr>
+              <w:t xml:space="preserve">22:45</w:t>
+            </w:r>
+          </w:p>
+        </w:tc>
+      </w:tr>
+      <w:tr>
+        <w:tc>
+          <w:tcPr>
+            <w:tcW w:type="pct" w:w="7%"/>
+            <w:tcMar>
+              <w:top w:type="dxa" w:w="60"/>
+              <w:left w:type="dxa" w:w="110"/>
+              <w:bottom w:type="dxa" w:w="60"/>
+              <w:right w:type="dxa" w:w="110"/>
+            </w:tcMar>
+          </w:tcPr>
+          <w:p>
+            <w:pPr>
+              <w:spacing w:after="0" w:line="260"/>
+              <w:jc w:val="center"/>
+            </w:pPr>
+            <w:r>
+              <w:rPr>
+                <w:sz w:val="19"/>
+                <w:szCs w:val="19"/>
+              </w:rPr>
+              <w:t xml:space="preserve">37</w:t>
+            </w:r>
+          </w:p>
+        </w:tc>
+        <w:tc>
+          <w:tcPr>
+            <w:tcW w:type="pct" w:w="63%"/>
+            <w:tcMar>
+              <w:top w:type="dxa" w:w="60"/>
+              <w:left w:type="dxa" w:w="110"/>
+              <w:bottom w:type="dxa" w:w="60"/>
+              <w:right w:type="dxa" w:w="110"/>
+            </w:tcMar>
+          </w:tcPr>
+          <w:p>
+            <w:pPr>
+              <w:spacing w:after="0" w:line="260"/>
+              <w:jc w:val="left"/>
+            </w:pPr>
+            <w:r>
+              <w:rPr>
+                <w:sz w:val="19"/>
+                <w:szCs w:val="19"/>
+              </w:rPr>
+              <w:t xml:space="preserve">Energía de amarre por nucleón  (interactiva)</w:t>
+            </w:r>
+          </w:p>
+        </w:tc>
+        <w:tc>
+          <w:tcPr>
+            <w:tcW w:type="pct" w:w="15%"/>
+            <w:tcMar>
+              <w:top w:type="dxa" w:w="60"/>
+              <w:left w:type="dxa" w:w="110"/>
+              <w:bottom w:type="dxa" w:w="60"/>
+              <w:right w:type="dxa" w:w="110"/>
+            </w:tcMar>
+          </w:tcPr>
+          <w:p>
+            <w:pPr>
+              <w:spacing w:after="0" w:line="260"/>
+              <w:jc w:val="right"/>
+            </w:pPr>
+            <w:r>
+              <w:rPr>
+                <w:sz w:val="19"/>
+                <w:szCs w:val="19"/>
+              </w:rPr>
+              <w:t xml:space="preserve">40 s</w:t>
+            </w:r>
+          </w:p>
+        </w:tc>
+        <w:tc>
+          <w:tcPr>
+            <w:tcW w:type="pct" w:w="15%"/>
+            <w:tcMar>
+              <w:top w:type="dxa" w:w="60"/>
+              <w:left w:type="dxa" w:w="110"/>
+              <w:bottom w:type="dxa" w:w="60"/>
+              <w:right w:type="dxa" w:w="110"/>
+            </w:tcMar>
+          </w:tcPr>
+          <w:p>
+            <w:pPr>
+              <w:spacing w:after="0" w:line="260"/>
+              <w:jc w:val="right"/>
+            </w:pPr>
+            <w:r>
+              <w:rPr>
+                <w:sz w:val="19"/>
+                <w:szCs w:val="19"/>
+              </w:rPr>
+              <w:t xml:space="preserve">23:25</w:t>
+            </w:r>
+          </w:p>
+        </w:tc>
+      </w:tr>
+      <w:tr>
+        <w:tc>
+          <w:tcPr>
+            <w:tcW w:type="pct" w:w="7%"/>
+            <w:tcMar>
+              <w:top w:type="dxa" w:w="60"/>
+              <w:left w:type="dxa" w:w="110"/>
+              <w:bottom w:type="dxa" w:w="60"/>
+              <w:right w:type="dxa" w:w="110"/>
+            </w:tcMar>
+          </w:tcPr>
+          <w:p>
+            <w:pPr>
+              <w:spacing w:after="0" w:line="260"/>
+              <w:jc w:val="center"/>
+            </w:pPr>
+            <w:r>
+              <w:rPr>
+                <w:sz w:val="19"/>
+                <w:szCs w:val="19"/>
+              </w:rPr>
+              <w:t xml:space="preserve">38</w:t>
+            </w:r>
+          </w:p>
+        </w:tc>
+        <w:tc>
+          <w:tcPr>
+            <w:tcW w:type="pct" w:w="63%"/>
+            <w:tcMar>
+              <w:top w:type="dxa" w:w="60"/>
+              <w:left w:type="dxa" w:w="110"/>
+              <w:bottom w:type="dxa" w:w="60"/>
+              <w:right w:type="dxa" w:w="110"/>
+            </w:tcMar>
+          </w:tcPr>
+          <w:p>
+            <w:pPr>
+              <w:spacing w:after="0" w:line="260"/>
+              <w:jc w:val="left"/>
+            </w:pPr>
+            <w:r>
+              <w:rPr>
+                <w:sz w:val="19"/>
+                <w:szCs w:val="19"/>
+              </w:rPr>
+              <w:t xml:space="preserve">Lo que la gota líquida acierta y lo que no</w:t>
+            </w:r>
+          </w:p>
+        </w:tc>
+        <w:tc>
+          <w:tcPr>
+            <w:tcW w:type="pct" w:w="15%"/>
+            <w:tcMar>
+              <w:top w:type="dxa" w:w="60"/>
+              <w:left w:type="dxa" w:w="110"/>
+              <w:bottom w:type="dxa" w:w="60"/>
+              <w:right w:type="dxa" w:w="110"/>
+            </w:tcMar>
+          </w:tcPr>
+          <w:p>
+            <w:pPr>
+              <w:spacing w:after="0" w:line="260"/>
+              <w:jc w:val="right"/>
+            </w:pPr>
+            <w:r>
+              <w:rPr>
+                <w:sz w:val="19"/>
+                <w:szCs w:val="19"/>
+              </w:rPr>
+              <w:t xml:space="preserve">35 s</w:t>
+            </w:r>
+          </w:p>
+        </w:tc>
+        <w:tc>
+          <w:tcPr>
+            <w:tcW w:type="pct" w:w="15%"/>
+            <w:tcMar>
+              <w:top w:type="dxa" w:w="60"/>
+              <w:left w:type="dxa" w:w="110"/>
+              <w:bottom w:type="dxa" w:w="60"/>
+              <w:right w:type="dxa" w:w="110"/>
+            </w:tcMar>
+          </w:tcPr>
+          <w:p>
+            <w:pPr>
+              <w:spacing w:after="0" w:line="260"/>
+              <w:jc w:val="right"/>
+            </w:pPr>
+            <w:r>
+              <w:rPr>
+                <w:sz w:val="19"/>
+                <w:szCs w:val="19"/>
+              </w:rPr>
+              <w:t xml:space="preserve">24:00</w:t>
+            </w:r>
+          </w:p>
+        </w:tc>
+      </w:tr>
+      <w:tr>
+        <w:tc>
+          <w:tcPr>
+            <w:tcW w:type="pct" w:w="7%"/>
+            <w:tcMar>
+              <w:top w:type="dxa" w:w="60"/>
+              <w:left w:type="dxa" w:w="110"/>
+              <w:bottom w:type="dxa" w:w="60"/>
+              <w:right w:type="dxa" w:w="110"/>
+            </w:tcMar>
+          </w:tcPr>
+          <w:p>
+            <w:pPr>
+              <w:spacing w:after="0" w:line="260"/>
+              <w:jc w:val="center"/>
+            </w:pPr>
+            <w:r>
+              <w:rPr>
+                <w:sz w:val="19"/>
+                <w:szCs w:val="19"/>
+              </w:rPr>
+              <w:t xml:space="preserve">39</w:t>
+            </w:r>
+          </w:p>
+        </w:tc>
+        <w:tc>
+          <w:tcPr>
+            <w:tcW w:type="pct" w:w="63%"/>
+            <w:tcMar>
+              <w:top w:type="dxa" w:w="60"/>
+              <w:left w:type="dxa" w:w="110"/>
+              <w:bottom w:type="dxa" w:w="60"/>
+              <w:right w:type="dxa" w:w="110"/>
+            </w:tcMar>
+          </w:tcPr>
+          <w:p>
+            <w:pPr>
+              <w:spacing w:after="0" w:line="260"/>
+              <w:jc w:val="left"/>
+            </w:pPr>
+            <w:r>
+              <w:rPr>
+                <w:sz w:val="19"/>
+                <w:szCs w:val="19"/>
+              </w:rPr>
+              <w:t xml:space="preserve">El modelo de capas: los números mágicos</w:t>
+            </w:r>
+          </w:p>
+        </w:tc>
+        <w:tc>
+          <w:tcPr>
+            <w:tcW w:type="pct" w:w="15%"/>
+            <w:tcMar>
+              <w:top w:type="dxa" w:w="60"/>
+              <w:left w:type="dxa" w:w="110"/>
+              <w:bottom w:type="dxa" w:w="60"/>
+              <w:right w:type="dxa" w:w="110"/>
+            </w:tcMar>
+          </w:tcPr>
+          <w:p>
+            <w:pPr>
+              <w:spacing w:after="0" w:line="260"/>
+              <w:jc w:val="right"/>
+            </w:pPr>
+            <w:r>
+              <w:rPr>
+                <w:sz w:val="19"/>
+                <w:szCs w:val="19"/>
+              </w:rPr>
+              <w:t xml:space="preserve">40 s</w:t>
+            </w:r>
+          </w:p>
+        </w:tc>
+        <w:tc>
+          <w:tcPr>
+            <w:tcW w:type="pct" w:w="15%"/>
+            <w:tcMar>
+              <w:top w:type="dxa" w:w="60"/>
+              <w:left w:type="dxa" w:w="110"/>
+              <w:bottom w:type="dxa" w:w="60"/>
+              <w:right w:type="dxa" w:w="110"/>
+            </w:tcMar>
+          </w:tcPr>
+          <w:p>
+            <w:pPr>
+              <w:spacing w:after="0" w:line="260"/>
+              <w:jc w:val="right"/>
+            </w:pPr>
+            <w:r>
+              <w:rPr>
+                <w:sz w:val="19"/>
+                <w:szCs w:val="19"/>
+              </w:rPr>
+              <w:t xml:space="preserve">24:40</w:t>
+            </w:r>
+          </w:p>
+        </w:tc>
+      </w:tr>
+      <w:tr>
+        <w:tc>
+          <w:tcPr>
+            <w:tcW w:type="pct" w:w="7%"/>
+            <w:tcMar>
+              <w:top w:type="dxa" w:w="60"/>
+              <w:left w:type="dxa" w:w="110"/>
+              <w:bottom w:type="dxa" w:w="60"/>
+              <w:right w:type="dxa" w:w="110"/>
+            </w:tcMar>
+          </w:tcPr>
+          <w:p>
+            <w:pPr>
+              <w:spacing w:after="0" w:line="260"/>
+              <w:jc w:val="center"/>
+            </w:pPr>
+            <w:r>
+              <w:rPr>
+                <w:sz w:val="19"/>
+                <w:szCs w:val="19"/>
+              </w:rPr>
+              <w:t xml:space="preserve">40</w:t>
+            </w:r>
+          </w:p>
+        </w:tc>
+        <w:tc>
+          <w:tcPr>
+            <w:tcW w:type="pct" w:w="63%"/>
+            <w:tcMar>
+              <w:top w:type="dxa" w:w="60"/>
+              <w:left w:type="dxa" w:w="110"/>
+              <w:bottom w:type="dxa" w:w="60"/>
+              <w:right w:type="dxa" w:w="110"/>
+            </w:tcMar>
+          </w:tcPr>
+          <w:p>
+            <w:pPr>
+              <w:spacing w:after="0" w:line="260"/>
+              <w:jc w:val="left"/>
+            </w:pPr>
+            <w:r>
+              <w:rPr>
+                <w:sz w:val="19"/>
+                <w:szCs w:val="19"/>
+              </w:rPr>
+              <w:t xml:space="preserve">Bartlett, Pauli y el número 2(2ℓ+1)</w:t>
+            </w:r>
+          </w:p>
+        </w:tc>
+        <w:tc>
+          <w:tcPr>
+            <w:tcW w:type="pct" w:w="15%"/>
+            <w:tcMar>
+              <w:top w:type="dxa" w:w="60"/>
+              <w:left w:type="dxa" w:w="110"/>
+              <w:bottom w:type="dxa" w:w="60"/>
+              <w:right w:type="dxa" w:w="110"/>
+            </w:tcMar>
+          </w:tcPr>
+          <w:p>
+            <w:pPr>
+              <w:spacing w:after="0" w:line="260"/>
+              <w:jc w:val="right"/>
+            </w:pPr>
+            <w:r>
+              <w:rPr>
+                <w:sz w:val="19"/>
+                <w:szCs w:val="19"/>
+              </w:rPr>
+              <w:t xml:space="preserve">35 s</w:t>
+            </w:r>
+          </w:p>
+        </w:tc>
+        <w:tc>
+          <w:tcPr>
+            <w:tcW w:type="pct" w:w="15%"/>
+            <w:tcMar>
+              <w:top w:type="dxa" w:w="60"/>
+              <w:left w:type="dxa" w:w="110"/>
+              <w:bottom w:type="dxa" w:w="60"/>
+              <w:right w:type="dxa" w:w="110"/>
+            </w:tcMar>
+          </w:tcPr>
+          <w:p>
+            <w:pPr>
+              <w:spacing w:after="0" w:line="260"/>
+              <w:jc w:val="right"/>
+            </w:pPr>
+            <w:r>
+              <w:rPr>
+                <w:sz w:val="19"/>
+                <w:szCs w:val="19"/>
+              </w:rPr>
+              <w:t xml:space="preserve">25:15</w:t>
+            </w:r>
+          </w:p>
+        </w:tc>
+      </w:tr>
+      <w:tr>
+        <w:tc>
+          <w:tcPr>
+            <w:tcW w:type="pct" w:w="7%"/>
+            <w:tcMar>
+              <w:top w:type="dxa" w:w="60"/>
+              <w:left w:type="dxa" w:w="110"/>
+              <w:bottom w:type="dxa" w:w="60"/>
+              <w:right w:type="dxa" w:w="110"/>
+            </w:tcMar>
+          </w:tcPr>
+          <w:p>
+            <w:pPr>
+              <w:spacing w:after="0" w:line="260"/>
+              <w:jc w:val="center"/>
+            </w:pPr>
+            <w:r>
+              <w:rPr>
+                <w:sz w:val="19"/>
+                <w:szCs w:val="19"/>
+              </w:rPr>
+              <w:t xml:space="preserve">41</w:t>
+            </w:r>
+          </w:p>
+        </w:tc>
+        <w:tc>
+          <w:tcPr>
+            <w:tcW w:type="pct" w:w="63%"/>
+            <w:tcMar>
+              <w:top w:type="dxa" w:w="60"/>
+              <w:left w:type="dxa" w:w="110"/>
+              <w:bottom w:type="dxa" w:w="60"/>
+              <w:right w:type="dxa" w:w="110"/>
+            </w:tcMar>
+          </w:tcPr>
+          <w:p>
+            <w:pPr>
+              <w:spacing w:after="0" w:line="260"/>
+              <w:jc w:val="left"/>
+            </w:pPr>
+            <w:r>
+              <w:rPr>
+                <w:sz w:val="19"/>
+                <w:szCs w:val="19"/>
+              </w:rPr>
+              <w:t xml:space="preserve">El modelo de capas predice el spin de cada núcleo</w:t>
+            </w:r>
+          </w:p>
+        </w:tc>
+        <w:tc>
+          <w:tcPr>
+            <w:tcW w:type="pct" w:w="15%"/>
+            <w:tcMar>
+              <w:top w:type="dxa" w:w="60"/>
+              <w:left w:type="dxa" w:w="110"/>
+              <w:bottom w:type="dxa" w:w="60"/>
+              <w:right w:type="dxa" w:w="110"/>
+            </w:tcMar>
+          </w:tcPr>
+          <w:p>
+            <w:pPr>
+              <w:spacing w:after="0" w:line="260"/>
+              <w:jc w:val="right"/>
+            </w:pPr>
+            <w:r>
+              <w:rPr>
+                <w:sz w:val="19"/>
+                <w:szCs w:val="19"/>
+              </w:rPr>
+              <w:t xml:space="preserve">50 s</w:t>
+            </w:r>
+          </w:p>
+        </w:tc>
+        <w:tc>
+          <w:tcPr>
+            <w:tcW w:type="pct" w:w="15%"/>
+            <w:tcMar>
+              <w:top w:type="dxa" w:w="60"/>
+              <w:left w:type="dxa" w:w="110"/>
+              <w:bottom w:type="dxa" w:w="60"/>
+              <w:right w:type="dxa" w:w="110"/>
+            </w:tcMar>
+          </w:tcPr>
+          <w:p>
+            <w:pPr>
+              <w:spacing w:after="0" w:line="260"/>
+              <w:jc w:val="right"/>
+            </w:pPr>
+            <w:r>
+              <w:rPr>
+                <w:sz w:val="19"/>
+                <w:szCs w:val="19"/>
+              </w:rPr>
+              <w:t xml:space="preserve">26:05</w:t>
+            </w:r>
+          </w:p>
+        </w:tc>
+      </w:tr>
+      <w:tr>
+        <w:tc>
+          <w:tcPr>
+            <w:tcW w:type="pct" w:w="7%"/>
+            <w:tcMar>
+              <w:top w:type="dxa" w:w="60"/>
+              <w:left w:type="dxa" w:w="110"/>
+              <w:bottom w:type="dxa" w:w="60"/>
+              <w:right w:type="dxa" w:w="110"/>
+            </w:tcMar>
+          </w:tcPr>
+          <w:p>
+            <w:pPr>
+              <w:spacing w:after="0" w:line="260"/>
+              <w:jc w:val="center"/>
+            </w:pPr>
+            <w:r>
+              <w:rPr>
+                <w:sz w:val="19"/>
+                <w:szCs w:val="19"/>
+              </w:rPr>
+              <w:t xml:space="preserve">42</w:t>
+            </w:r>
+          </w:p>
+        </w:tc>
+        <w:tc>
+          <w:tcPr>
+            <w:tcW w:type="pct" w:w="63%"/>
+            <w:tcMar>
+              <w:top w:type="dxa" w:w="60"/>
+              <w:left w:type="dxa" w:w="110"/>
+              <w:bottom w:type="dxa" w:w="60"/>
+              <w:right w:type="dxa" w:w="110"/>
+            </w:tcMar>
+          </w:tcPr>
+          <w:p>
+            <w:pPr>
+              <w:spacing w:after="0" w:line="260"/>
+              <w:jc w:val="left"/>
+            </w:pPr>
+            <w:r>
+              <w:rPr>
+                <w:sz w:val="19"/>
+                <w:szCs w:val="19"/>
+              </w:rPr>
+              <w:t xml:space="preserve">Dos modelos incompatibles, los dos correctos</w:t>
+            </w:r>
+          </w:p>
+        </w:tc>
+        <w:tc>
+          <w:tcPr>
+            <w:tcW w:type="pct" w:w="15%"/>
+            <w:tcMar>
+              <w:top w:type="dxa" w:w="60"/>
+              <w:left w:type="dxa" w:w="110"/>
+              <w:bottom w:type="dxa" w:w="60"/>
+              <w:right w:type="dxa" w:w="110"/>
+            </w:tcMar>
+          </w:tcPr>
+          <w:p>
+            <w:pPr>
+              <w:spacing w:after="0" w:line="260"/>
+              <w:jc w:val="right"/>
+            </w:pPr>
+            <w:r>
+              <w:rPr>
+                <w:sz w:val="19"/>
+                <w:szCs w:val="19"/>
+              </w:rPr>
+              <w:t xml:space="preserve">40 s</w:t>
+            </w:r>
+          </w:p>
+        </w:tc>
+        <w:tc>
+          <w:tcPr>
+            <w:tcW w:type="pct" w:w="15%"/>
+            <w:tcMar>
+              <w:top w:type="dxa" w:w="60"/>
+              <w:left w:type="dxa" w:w="110"/>
+              <w:bottom w:type="dxa" w:w="60"/>
+              <w:right w:type="dxa" w:w="110"/>
+            </w:tcMar>
+          </w:tcPr>
+          <w:p>
+            <w:pPr>
+              <w:spacing w:after="0" w:line="260"/>
+              <w:jc w:val="right"/>
+            </w:pPr>
+            <w:r>
+              <w:rPr>
+                <w:sz w:val="19"/>
+                <w:szCs w:val="19"/>
+              </w:rPr>
+              <w:t xml:space="preserve">26:45</w:t>
+            </w:r>
+          </w:p>
+        </w:tc>
+      </w:tr>
+      <w:tr>
+        <w:tc>
+          <w:tcPr>
+            <w:tcW w:type="pct" w:w="7%"/>
+            <w:tcMar>
+              <w:top w:type="dxa" w:w="60"/>
+              <w:left w:type="dxa" w:w="110"/>
+              <w:bottom w:type="dxa" w:w="60"/>
+              <w:right w:type="dxa" w:w="110"/>
+            </w:tcMar>
+          </w:tcPr>
+          <w:p>
+            <w:pPr>
+              <w:spacing w:after="0" w:line="260"/>
+              <w:jc w:val="center"/>
+            </w:pPr>
+            <w:r>
+              <w:rPr>
+                <w:sz w:val="19"/>
+                <w:szCs w:val="19"/>
+              </w:rPr>
+              <w:t xml:space="preserve">43</w:t>
+            </w:r>
+          </w:p>
+        </w:tc>
+        <w:tc>
+          <w:tcPr>
+            <w:tcW w:type="pct" w:w="63%"/>
+            <w:tcMar>
+              <w:top w:type="dxa" w:w="60"/>
+              <w:left w:type="dxa" w:w="110"/>
+              <w:bottom w:type="dxa" w:w="60"/>
+              <w:right w:type="dxa" w:w="110"/>
+            </w:tcMar>
+          </w:tcPr>
+          <w:p>
+            <w:pPr>
+              <w:spacing w:after="0" w:line="260"/>
+              <w:jc w:val="left"/>
+            </w:pPr>
+            <w:r>
+              <w:rPr>
+                <w:sz w:val="19"/>
+                <w:szCs w:val="19"/>
+              </w:rPr>
+              <w:t xml:space="preserve">Ejercicio 26-9 · El electrón confinado en un átomo  (interactiva)</w:t>
+            </w:r>
+          </w:p>
+        </w:tc>
+        <w:tc>
+          <w:tcPr>
+            <w:tcW w:type="pct" w:w="15%"/>
+            <w:tcMar>
+              <w:top w:type="dxa" w:w="60"/>
+              <w:left w:type="dxa" w:w="110"/>
+              <w:bottom w:type="dxa" w:w="60"/>
+              <w:right w:type="dxa" w:w="110"/>
+            </w:tcMar>
+          </w:tcPr>
+          <w:p>
+            <w:pPr>
+              <w:spacing w:after="0" w:line="260"/>
+              <w:jc w:val="right"/>
+            </w:pPr>
+            <w:r>
+              <w:rPr>
+                <w:sz w:val="19"/>
+                <w:szCs w:val="19"/>
+              </w:rPr>
+              <w:t xml:space="preserve">55 s</w:t>
+            </w:r>
+          </w:p>
+        </w:tc>
+        <w:tc>
+          <w:tcPr>
+            <w:tcW w:type="pct" w:w="15%"/>
+            <w:tcMar>
+              <w:top w:type="dxa" w:w="60"/>
+              <w:left w:type="dxa" w:w="110"/>
+              <w:bottom w:type="dxa" w:w="60"/>
+              <w:right w:type="dxa" w:w="110"/>
+            </w:tcMar>
+          </w:tcPr>
+          <w:p>
+            <w:pPr>
+              <w:spacing w:after="0" w:line="260"/>
+              <w:jc w:val="right"/>
+            </w:pPr>
+            <w:r>
+              <w:rPr>
+                <w:sz w:val="19"/>
+                <w:szCs w:val="19"/>
+              </w:rPr>
+              <w:t xml:space="preserve">27:40</w:t>
+            </w:r>
+          </w:p>
+        </w:tc>
+      </w:tr>
+      <w:tr>
+        <w:tc>
+          <w:tcPr>
+            <w:tcW w:type="pct" w:w="7%"/>
+            <w:tcMar>
+              <w:top w:type="dxa" w:w="60"/>
+              <w:left w:type="dxa" w:w="110"/>
+              <w:bottom w:type="dxa" w:w="60"/>
+              <w:right w:type="dxa" w:w="110"/>
+            </w:tcMar>
+          </w:tcPr>
+          <w:p>
+            <w:pPr>
+              <w:spacing w:after="0" w:line="260"/>
+              <w:jc w:val="center"/>
+            </w:pPr>
+            <w:r>
+              <w:rPr>
+                <w:sz w:val="19"/>
+                <w:szCs w:val="19"/>
+              </w:rPr>
+              <w:t xml:space="preserve">44</w:t>
+            </w:r>
+          </w:p>
+        </w:tc>
+        <w:tc>
+          <w:tcPr>
+            <w:tcW w:type="pct" w:w="63%"/>
+            <w:tcMar>
+              <w:top w:type="dxa" w:w="60"/>
+              <w:left w:type="dxa" w:w="110"/>
+              <w:bottom w:type="dxa" w:w="60"/>
+              <w:right w:type="dxa" w:w="110"/>
+            </w:tcMar>
+          </w:tcPr>
+          <w:p>
+            <w:pPr>
+              <w:spacing w:after="0" w:line="260"/>
+              <w:jc w:val="left"/>
+            </w:pPr>
+            <w:r>
+              <w:rPr>
+                <w:sz w:val="19"/>
+                <w:szCs w:val="19"/>
+              </w:rPr>
+              <w:t xml:space="preserve">Ejercicio 26-10 · Oxígeno-16 frente a plutonio-239  (interactiva)</w:t>
+            </w:r>
+          </w:p>
+        </w:tc>
+        <w:tc>
+          <w:tcPr>
+            <w:tcW w:type="pct" w:w="15%"/>
+            <w:tcMar>
+              <w:top w:type="dxa" w:w="60"/>
+              <w:left w:type="dxa" w:w="110"/>
+              <w:bottom w:type="dxa" w:w="60"/>
+              <w:right w:type="dxa" w:w="110"/>
+            </w:tcMar>
+          </w:tcPr>
+          <w:p>
+            <w:pPr>
+              <w:spacing w:after="0" w:line="260"/>
+              <w:jc w:val="right"/>
+            </w:pPr>
+            <w:r>
+              <w:rPr>
+                <w:sz w:val="19"/>
+                <w:szCs w:val="19"/>
+              </w:rPr>
+              <w:t xml:space="preserve">75 s</w:t>
+            </w:r>
+          </w:p>
+        </w:tc>
+        <w:tc>
+          <w:tcPr>
+            <w:tcW w:type="pct" w:w="15%"/>
+            <w:tcMar>
+              <w:top w:type="dxa" w:w="60"/>
+              <w:left w:type="dxa" w:w="110"/>
+              <w:bottom w:type="dxa" w:w="60"/>
+              <w:right w:type="dxa" w:w="110"/>
+            </w:tcMar>
+          </w:tcPr>
+          <w:p>
+            <w:pPr>
+              <w:spacing w:after="0" w:line="260"/>
+              <w:jc w:val="right"/>
+            </w:pPr>
+            <w:r>
+              <w:rPr>
+                <w:sz w:val="19"/>
+                <w:szCs w:val="19"/>
+              </w:rPr>
+              <w:t xml:space="preserve">28:55</w:t>
+            </w:r>
+          </w:p>
+        </w:tc>
+      </w:tr>
+      <w:tr>
+        <w:tc>
+          <w:tcPr>
+            <w:tcW w:type="pct" w:w="7%"/>
+            <w:tcMar>
+              <w:top w:type="dxa" w:w="60"/>
+              <w:left w:type="dxa" w:w="110"/>
+              <w:bottom w:type="dxa" w:w="60"/>
+              <w:right w:type="dxa" w:w="110"/>
+            </w:tcMar>
+          </w:tcPr>
+          <w:p>
+            <w:pPr>
+              <w:spacing w:after="0" w:line="260"/>
+              <w:jc w:val="center"/>
+            </w:pPr>
+            <w:r>
+              <w:rPr>
+                <w:sz w:val="19"/>
+                <w:szCs w:val="19"/>
+              </w:rPr>
+              <w:t xml:space="preserve">45</w:t>
+            </w:r>
+          </w:p>
+        </w:tc>
+        <w:tc>
+          <w:tcPr>
+            <w:tcW w:type="pct" w:w="63%"/>
+            <w:tcMar>
+              <w:top w:type="dxa" w:w="60"/>
+              <w:left w:type="dxa" w:w="110"/>
+              <w:bottom w:type="dxa" w:w="60"/>
+              <w:right w:type="dxa" w:w="110"/>
+            </w:tcMar>
+          </w:tcPr>
+          <w:p>
+            <w:pPr>
+              <w:spacing w:after="0" w:line="260"/>
+              <w:jc w:val="left"/>
+            </w:pPr>
+            <w:r>
+              <w:rPr>
+                <w:sz w:val="19"/>
+                <w:szCs w:val="19"/>
+              </w:rPr>
+              <w:t xml:space="preserve">Síntesis</w:t>
+            </w:r>
+          </w:p>
+        </w:tc>
+        <w:tc>
+          <w:tcPr>
+            <w:tcW w:type="pct" w:w="15%"/>
+            <w:tcMar>
+              <w:top w:type="dxa" w:w="60"/>
+              <w:left w:type="dxa" w:w="110"/>
+              <w:bottom w:type="dxa" w:w="60"/>
+              <w:right w:type="dxa" w:w="110"/>
+            </w:tcMar>
+          </w:tcPr>
+          <w:p>
+            <w:pPr>
+              <w:spacing w:after="0" w:line="260"/>
+              <w:jc w:val="right"/>
+            </w:pPr>
+            <w:r>
+              <w:rPr>
+                <w:sz w:val="19"/>
+                <w:szCs w:val="19"/>
+              </w:rPr>
+              <w:t xml:space="preserve">40 s</w:t>
+            </w:r>
+          </w:p>
+        </w:tc>
+        <w:tc>
+          <w:tcPr>
+            <w:tcW w:type="pct" w:w="15%"/>
+            <w:tcMar>
+              <w:top w:type="dxa" w:w="60"/>
+              <w:left w:type="dxa" w:w="110"/>
+              <w:bottom w:type="dxa" w:w="60"/>
+              <w:right w:type="dxa" w:w="110"/>
+            </w:tcMar>
+          </w:tcPr>
+          <w:p>
+            <w:pPr>
+              <w:spacing w:after="0" w:line="260"/>
+              <w:jc w:val="right"/>
+            </w:pPr>
+            <w:r>
+              <w:rPr>
+                <w:sz w:val="19"/>
+                <w:szCs w:val="19"/>
+              </w:rPr>
+              <w:t xml:space="preserve">29:35</w:t>
+            </w:r>
+          </w:p>
+        </w:tc>
+      </w:tr>
+      <w:tr>
+        <w:tc>
+          <w:tcPr>
+            <w:tcW w:type="pct" w:w="7%"/>
+            <w:tcMar>
+              <w:top w:type="dxa" w:w="60"/>
+              <w:left w:type="dxa" w:w="110"/>
+              <w:bottom w:type="dxa" w:w="60"/>
+              <w:right w:type="dxa" w:w="110"/>
+            </w:tcMar>
+          </w:tcPr>
+          <w:p>
+            <w:pPr>
+              <w:spacing w:after="0" w:line="260"/>
+              <w:jc w:val="center"/>
+            </w:pPr>
+            <w:r>
+              <w:rPr>
+                <w:sz w:val="19"/>
+                <w:szCs w:val="19"/>
+              </w:rPr>
+              <w:t xml:space="preserve">46</w:t>
+            </w:r>
+          </w:p>
+        </w:tc>
+        <w:tc>
+          <w:tcPr>
+            <w:tcW w:type="pct" w:w="63%"/>
+            <w:tcMar>
+              <w:top w:type="dxa" w:w="60"/>
+              <w:left w:type="dxa" w:w="110"/>
+              <w:bottom w:type="dxa" w:w="60"/>
+              <w:right w:type="dxa" w:w="110"/>
+            </w:tcMar>
+          </w:tcPr>
+          <w:p>
+            <w:pPr>
+              <w:spacing w:after="0" w:line="260"/>
+              <w:jc w:val="left"/>
+            </w:pPr>
+            <w:r>
+              <w:rPr>
+                <w:sz w:val="19"/>
+                <w:szCs w:val="19"/>
+              </w:rPr>
+              <w:t xml:space="preserve">Bibliografía</w:t>
+            </w:r>
+          </w:p>
+        </w:tc>
+        <w:tc>
+          <w:tcPr>
+            <w:tcW w:type="pct" w:w="15%"/>
+            <w:tcMar>
+              <w:top w:type="dxa" w:w="60"/>
+              <w:left w:type="dxa" w:w="110"/>
+              <w:bottom w:type="dxa" w:w="60"/>
+              <w:right w:type="dxa" w:w="110"/>
+            </w:tcMar>
+          </w:tcPr>
+          <w:p>
+            <w:pPr>
+              <w:spacing w:after="0" w:line="260"/>
+              <w:jc w:val="right"/>
+            </w:pPr>
+            <w:r>
+              <w:rPr>
+                <w:sz w:val="19"/>
+                <w:szCs w:val="19"/>
+              </w:rPr>
+              <w:t xml:space="preserve">25 s</w:t>
             </w:r>
           </w:p>
         </w:tc>
@@ -2938,7 +4996,7 @@
           <w:sz w:val="21"/>
           <w:szCs w:val="21"/>
         </w:rPr>
-        <w:t xml:space="preserve">Este guion tiene 5202 palabras habladas. El reparto de tiempos de la tabla de arriba supone un ritmo de 173 palabras por minuto, que es un ritmo ágil: el de alguien que lleva el tema ensayado y no se detiene. Si lees con pausas largas te irás a 34 o 35 minutos.</w:t>
+        <w:t xml:space="preserve">Este guion tiene 5475 palabras habladas. El reparto de tiempos de la tabla de arriba supone un ritmo de 183 palabras por minuto, que es un ritmo ágil: el de alguien que lleva el tema ensayado y no se detiene. Si lees con pausas largas te irás a 36 o 37 minutos, así que ensaya con cronómetro.</w:t>
       </w:r>
     </w:p>
     <w:p>
@@ -2965,7 +5023,7 @@
           <w:sz w:val="21"/>
           <w:szCs w:val="21"/>
         </w:rPr>
-        <w:t xml:space="preserve">1. Diapositiva 16 (magnetón nuclear): quédate con los dos primeros párrafos. Ahorras ~25 s.</w:t>
+        <w:t xml:space="preserve">1. Diapositiva 29 (magnetón nuclear): quédate con los dos primeros párrafos. Ahorras ~25 s.</w:t>
       </w:r>
     </w:p>
     <w:p>
@@ -2993,7 +5051,7 @@
           <w:sz w:val="21"/>
           <w:szCs w:val="21"/>
         </w:rPr>
-        <w:t xml:space="preserve">3. Diapositiva 15 (momento angular de spin): salta el ejemplo del calcio-43. Ahorras ~20 s.</w:t>
+        <w:t xml:space="preserve">3. Diapositiva 28 (spin nuclear): salta el ejemplo del calcio-43. Ahorras ~20 s.</w:t>
       </w:r>
     </w:p>
     <w:p>
@@ -3007,7 +5065,7 @@
           <w:sz w:val="21"/>
           <w:szCs w:val="21"/>
         </w:rPr>
-        <w:t xml:space="preserve">4. Diapositiva 14 (estabilidad): abre un solo ejemplo de la curva en vez de tres. Ahorras ~20 s.</w:t>
+        <w:t xml:space="preserve">4. Diapositiva 25 (curva de estabilidad): abre un solo ejemplo en vez de tres. Ahorras ~20 s.</w:t>
       </w:r>
     </w:p>
     <w:p>
@@ -3021,7 +5079,7 @@
           <w:sz w:val="21"/>
           <w:szCs w:val="21"/>
         </w:rPr>
-        <w:t xml:space="preserve">5. Diapositiva 21 (modelo de capas): salta el párrafo de Bartlett y el llenado de capas. Ahorras ~35 s.</w:t>
+        <w:t xml:space="preserve">5. Diapositiva 40 (Bartlett y el llenado de capas): resúmela en una frase. Ahorras ~35 s.</w:t>
       </w:r>
     </w:p>
     <w:p>
@@ -3035,7 +5093,21 @@
           <w:sz w:val="21"/>
           <w:szCs w:val="21"/>
         </w:rPr>
-        <w:t xml:space="preserve">6. Diapositivas 11, 12 y 23 (ejercicios): abre solo los pasos que indica la Nota de cada uno, no los siete. Ahorras ~60 s en total.</w:t>
+        <w:t xml:space="preserve">6. Diapositivas 21, 22 y 43 (ejercicios): abre solo los pasos que indica la Nota de cada uno, no los siete. Ahorras ~60 s en total.</w:t>
+      </w:r>
+    </w:p>
+    <w:p>
+      <w:pPr>
+        <w:spacing w:after="50" w:before="0" w:line="300"/>
+        <w:ind w:left="220"/>
+        <w:jc w:val="left"/>
+      </w:pPr>
+      <w:r>
+        <w:rPr>
+          <w:sz w:val="21"/>
+          <w:szCs w:val="21"/>
+        </w:rPr>
+        <w:t xml:space="preserve">7. Diapositivas 13 y 36 (la figura 25-2 y la figura 26-7): se pueden resumir en una frase cada una. Ahorras ~45 s.</w:t>
       </w:r>
     </w:p>
     <w:p>
@@ -3050,7 +5122,7 @@
           <w:sz w:val="21"/>
           <w:szCs w:val="21"/>
         </w:rPr>
-        <w:t xml:space="preserve">Con esos seis recortes la exposición baja a unos 24 minutos. Lo que NO se recorta nunca: la diapositiva 9 (energía de amarre, de la que dependen los ejercicios), la 17 (las tres pruebas) y la 24 (el ejercicio 26-10, que es el cierre que amarra los dos capítulos). Y recuerda que todo lo que recortes del guion sigue estando escrito en la diapositiva: nadie va a notar que no lo dijiste.</w:t>
+        <w:t xml:space="preserve">Con esos recortes la exposición baja a unos 24 minutos. Lo que NO se recorta nunca: las diapositivas 17 y 18 (energía de amarre, de las que dependen los ejercicios), la 32 (las tres pruebas), la 42 (los dos modelos, que es la conclusión epistemológica) y la 44 (el ejercicio 26-10, que es el cierre que amarra los dos capítulos). Y recuerda que todo lo que recortes del guion sigue estando escrito en la diapositiva: nadie va a notar que no lo dijiste.</w:t>
       </w:r>
     </w:p>
     <w:p>
@@ -3082,7 +5154,7 @@
           <w:sz w:val="21"/>
           <w:szCs w:val="21"/>
         </w:rPr>
-        <w:t xml:space="preserve">Tiempo sugerido: 35 s</w:t>
+        <w:t xml:space="preserve">Tiempo sugerido: 30 s</w:t>
       </w:r>
     </w:p>
     <w:p>
@@ -3214,7 +5286,7 @@
           <w:sz w:val="21"/>
           <w:szCs w:val="21"/>
         </w:rPr>
-        <w:t xml:space="preserve">Tiempo sugerido: 30 s</w:t>
+        <w:t xml:space="preserve">Tiempo sugerido: 25 s</w:t>
       </w:r>
     </w:p>
     <w:p>
@@ -3304,7 +5376,7 @@
           <w:sz w:val="21"/>
           <w:szCs w:val="21"/>
         </w:rPr>
-        <w:t xml:space="preserve">Hay doce diapositivas interactivas; en los ejercicios iré revelando el desarrollo paso a paso.</w:t>
+        <w:t xml:space="preserve">Hay once diapositivas interactivas; en los ejercicios iré revelando el desarrollo paso a paso.</w:t>
       </w:r>
     </w:p>
     <w:p>
@@ -3359,7 +5431,7 @@
           <w:sz w:val="21"/>
           <w:szCs w:val="21"/>
         </w:rPr>
-        <w:t xml:space="preserve">Tiempo sugerido: 75 s</w:t>
+        <w:t xml:space="preserve">Tiempo sugerido: 35 s</w:t>
       </w:r>
     </w:p>
     <w:p>
@@ -3381,7 +5453,7 @@
           <w:sz w:val="21"/>
           <w:szCs w:val="21"/>
         </w:rPr>
-        <w:t xml:space="preserve">Cuatro paneles: lo que estableció Rutherford, por qué aquí no sirve la mecánica clásica, la tabla que compara las energías atómicas y nucleares, y el Ejemplo 25-1 del agua.</w:t>
+        <w:t xml:space="preserve">A la izquierda, lo que estableció Rutherford y una tabla con la escala del átomo frente a la del núcleo. A la derecha, un diagrama con las órbitas y el núcleo marcado, que recuerda que el punto naranja está dibujado mil veces más grande de lo que debería.</w:t>
       </w:r>
     </w:p>
     <w:p>
@@ -3410,46 +5482,33 @@
           <w:sz w:val="21"/>
           <w:szCs w:val="21"/>
         </w:rPr>
-        <w:t xml:space="preserve">Sección 25-1. Para 1911 los experimentos de dispersión de Rutherford habían mostrado que el átomo consiste en un núcleo muy pequeño, de unos diez elevado a menos catorce metros, y electrones girando a gran distancia. Como casi toda la masa está en el núcleo, el átomo es, en su mayor parte, espacio vacío. Y el modelo tenía que ser dinámico: en uno estático la atracción electrostática habría causado el colapso inmediato.</w:t>
-      </w:r>
-    </w:p>
-    <w:p>
-      <w:pPr>
-        <w:spacing w:after="130" w:before="0" w:line="300"/>
-        <w:jc w:val="left"/>
-      </w:pPr>
-      <w:r>
-        <w:rPr>
-          <w:sz w:val="21"/>
-          <w:szCs w:val="21"/>
-        </w:rPr>
-        <w:t xml:space="preserve">Ahora, una advertencia del libro. Rutherford se basaba en la mecánica clásica y Bohr en los primeros conceptos cuánticos, pero fue la teoría cuántica de Schrödinger y Heisenberg la que describió bien el átomo. Para el núcleo el problema es más complejo y, cito, «aún no se ha formulado una teoría completa y unificada». Por eso se usan dos modelos, que son el capítulo 26.</w:t>
-      </w:r>
-    </w:p>
-    <w:p>
-      <w:pPr>
-        <w:spacing w:after="130" w:before="0" w:line="300"/>
-        <w:jc w:val="left"/>
-      </w:pPr>
-      <w:r>
-        <w:rPr>
-          <w:sz w:val="21"/>
-          <w:szCs w:val="21"/>
-        </w:rPr>
-        <w:t xml:space="preserve">Lo que hay que retener es la tabla. La física atómica trabaja con electrones y energías de unos pocos electrón-volts: 13,6 para arrancarle el electrón al hidrógeno. La nuclear trabaja con protones y neutrones, y ahí son millones.</w:t>
-      </w:r>
-    </w:p>
-    <w:p>
-      <w:pPr>
-        <w:spacing w:after="130" w:before="0" w:line="300"/>
-        <w:jc w:val="left"/>
-      </w:pPr>
-      <w:r>
-        <w:rPr>
-          <w:sz w:val="21"/>
-          <w:szCs w:val="21"/>
-        </w:rPr>
-        <w:t xml:space="preserve">El ejemplo 25-1 lo pone en números: formar una molécula de agua libera tres electrón-volts; la fisión del uranio-235 libera doscientos millones. Un factor de cien millones: esa es la distancia entre la química y la física nuclear.</w:t>
+        <w:t xml:space="preserve">Sección 25-1. Para 1911 los experimentos de dispersión de Rutherford habían mostrado que el átomo consiste en un núcleo muy pequeño, de unos diez elevado a menos catorce metros, y electrones girando a gran distancia.</w:t>
+      </w:r>
+    </w:p>
+    <w:p>
+      <w:pPr>
+        <w:spacing w:after="130" w:before="0" w:line="300"/>
+        <w:jc w:val="left"/>
+      </w:pPr>
+      <w:r>
+        <w:rPr>
+          <w:sz w:val="21"/>
+          <w:szCs w:val="21"/>
+        </w:rPr>
+        <w:t xml:space="preserve">Como casi toda la masa está en el núcleo, el átomo es, en su mayor parte, espacio vacío.</w:t>
+      </w:r>
+    </w:p>
+    <w:p>
+      <w:pPr>
+        <w:spacing w:after="130" w:before="0" w:line="300"/>
+        <w:jc w:val="left"/>
+      </w:pPr>
+      <w:r>
+        <w:rPr>
+          <w:sz w:val="21"/>
+          <w:szCs w:val="21"/>
+        </w:rPr>
+        <w:t xml:space="preserve">Miren la proporción: el átomo mide diez a la menos diez metros y el núcleo diez a la menos catorce. Diez mil a uno. Si el núcleo fuera una canica de un centímetro en el centro del estadio, el primer electrón estaría a cien metros. Todo lo demás es vacío.</w:t>
       </w:r>
     </w:p>
     <w:p>
@@ -3472,7 +5531,7 @@
           <w:sz w:val="21"/>
           <w:szCs w:val="21"/>
         </w:rPr>
-        <w:t xml:space="preserve">¿Entonces el modelo de Rutherford está mal? No está mal, está incompleto. Describe bien la geometría —núcleo pequeño, electrones lejos— pero no puede explicar por qué el átomo es estable. Eso lo resuelve la mecánica cuántica.</w:t>
+        <w:t xml:space="preserve">¿Entonces el modelo de Rutherford está mal? No está mal, está incompleto. Describe bien la geometría —núcleo pequeño, electrones lejos— pero no puede explicar por qué el átomo es estable. Eso es lo que viene ahora.</w:t>
       </w:r>
     </w:p>
     <w:p>
@@ -3495,7 +5554,7 @@
           <w:sz w:val="21"/>
           <w:szCs w:val="21"/>
         </w:rPr>
-        <w:t xml:space="preserve">El contraste 3 eV frente a 200 MeV es la frase que más engancha del capítulo 25. Dila despacio.</w:t>
+        <w:t xml:space="preserve">La comparación de la canica y el estadio es la que se les queda grabada. Dila despacio.</w:t>
       </w:r>
     </w:p>
     <w:p>
@@ -3511,7 +5570,7 @@
           <w:sz w:val="28"/>
           <w:szCs w:val="28"/>
         </w:rPr>
-        <w:t xml:space="preserve">Diapositiva 4 · Núclidos: dos números lo determinan todo</w:t>
+        <w:t xml:space="preserve">Diapositiva 4 · Por qué aquí no sirve la mecánica clásica</w:t>
       </w:r>
     </w:p>
     <w:p>
@@ -3527,7 +5586,7 @@
           <w:sz w:val="21"/>
           <w:szCs w:val="21"/>
         </w:rPr>
-        <w:t xml:space="preserve">Tiempo sugerido: 70 s   ·   Diapositiva interactiva</w:t>
+        <w:t xml:space="preserve">Tiempo sugerido: 40 s</w:t>
       </w:r>
     </w:p>
     <w:p>
@@ -3549,7 +5608,7 @@
           <w:sz w:val="21"/>
           <w:szCs w:val="21"/>
         </w:rPr>
-        <w:t xml:space="preserve">A la izquierda, la notación del libro y la tabla de las tres familias. A la derecha, un constructor interactivo de núclidos con dos deslizadores, y los cálculos de la masa atómica media del cloro y del hidrógeno.</w:t>
+        <w:t xml:space="preserve">Tres tarjetas: intento uno, un átomo estático; intento dos, un átomo en órbita; y la salida, la teoría cuántica.</w:t>
       </w:r>
     </w:p>
     <w:p>
@@ -3578,98 +5637,46 @@
           <w:sz w:val="21"/>
           <w:szCs w:val="21"/>
         </w:rPr>
-        <w:t xml:space="preserve">Seguimos en 25-1, con la nomenclatura. Esta es la ecuación 25-1.</w:t>
-      </w:r>
-    </w:p>
-    <w:p>
-      <w:pPr>
-        <w:spacing w:after="130" w:before="0" w:line="300"/>
-        <w:jc w:val="left"/>
-      </w:pPr>
-      <w:r>
-        <w:rPr>
-          <w:sz w:val="21"/>
-          <w:szCs w:val="21"/>
-        </w:rPr>
-        <w:t xml:space="preserve">Z es el número atómico: cuántos protones. N es el número neutrónico: cuántos neutrones. Y A es el número másico, A igual a N más Z, el total de nucleones. Protones y neutrones, dentro del núcleo, se llaman nucleones.</w:t>
-      </w:r>
-    </w:p>
-    <w:p>
-      <w:pPr>
-        <w:spacing w:after="130" w:before="0" w:line="300"/>
-        <w:jc w:val="left"/>
-      </w:pPr>
-      <w:r>
-        <w:rPr>
-          <w:sz w:val="21"/>
-          <w:szCs w:val="21"/>
-        </w:rPr>
-        <w:t xml:space="preserve">El ejemplo del libro es el cloro-35: diecisiete protones, dieciocho neutrones, treinta y cinco nucleones. El N suele omitirse por redundante.</w:t>
-      </w:r>
-    </w:p>
-    <w:p>
-      <w:pPr>
-        <w:spacing w:after="130" w:before="0" w:line="300"/>
-        <w:jc w:val="left"/>
-      </w:pPr>
-      <w:r>
-        <w:rPr>
-          <w:sz w:val="21"/>
-          <w:szCs w:val="21"/>
-        </w:rPr>
-        <w:t xml:space="preserve">[Mueve los deslizadores] Aquí se construye cualquier núclido. Con Z igual a catorce y N igual a quince sale silicio-29.</w:t>
-      </w:r>
-    </w:p>
-    <w:p>
-      <w:pPr>
-        <w:spacing w:after="130" w:before="0" w:line="300"/>
-        <w:jc w:val="left"/>
-      </w:pPr>
-      <w:r>
-        <w:rPr>
-          <w:sz w:val="21"/>
-          <w:szCs w:val="21"/>
-        </w:rPr>
-        <w:t xml:space="preserve">Y con esto, las tres familias. Los isótopos tienen el mismo Z y distinto A: silicio-28, 29, 30 y 32. [Clic: Z=17, N=20] Con el mismo Z y más neutrones obtengo cloro-37.</w:t>
-      </w:r>
-    </w:p>
-    <w:p>
-      <w:pPr>
-        <w:spacing w:after="130" w:before="0" w:line="300"/>
-        <w:jc w:val="left"/>
-      </w:pPr>
-      <w:r>
-        <w:rPr>
-          <w:sz w:val="21"/>
-          <w:szCs w:val="21"/>
-        </w:rPr>
-        <w:t xml:space="preserve">Los isóbaros tienen el mismo A y distinto Z. [Clic: Z=18, N=17] Argón-35: mismo número de masa que el cloro-35, distinto elemento.</w:t>
-      </w:r>
-    </w:p>
-    <w:p>
-      <w:pPr>
-        <w:spacing w:after="130" w:before="0" w:line="300"/>
-        <w:jc w:val="left"/>
-      </w:pPr>
-      <w:r>
-        <w:rPr>
-          <w:sz w:val="21"/>
-          <w:szCs w:val="21"/>
-        </w:rPr>
-        <w:t xml:space="preserve">Y los isótonos tienen el mismo número de neutrones: carbono-14, nitrógeno-15 y oxígeno-16, todos con ocho.</w:t>
-      </w:r>
-    </w:p>
-    <w:p>
-      <w:pPr>
-        <w:spacing w:after="130" w:before="0" w:line="300"/>
-        <w:jc w:val="left"/>
-      </w:pPr>
-      <w:r>
-        <w:rPr>
-          <w:sz w:val="21"/>
-          <w:szCs w:val="21"/>
-        </w:rPr>
-        <w:t xml:space="preserve">De aquí sale el peso atómico. El cloro natural es 75,53 por ciento de cloro-35 y 24,47 de cloro-37; el promedio ponderado da 35,46, que es el número de la tabla periódica. El libro aclara que llamarlo «peso atómico» no es del todo apropiado.</w:t>
+        <w:t xml:space="preserve">Y aquí está el problema de fondo, porque la física clásica, aplicada al propio átomo de Rutherford, predice que el átomo no puede existir. Hay dos formas de intentarlo y las dos fallan.</w:t>
+      </w:r>
+    </w:p>
+    <w:p>
+      <w:pPr>
+        <w:spacing w:after="130" w:before="0" w:line="300"/>
+        <w:jc w:val="left"/>
+      </w:pPr>
+      <w:r>
+        <w:rPr>
+          <w:sz w:val="21"/>
+          <w:szCs w:val="21"/>
+        </w:rPr>
+        <w:t xml:space="preserve">Si los electrones estuvieran quietos, nada contrarrestaría la atracción electrostática: caerían al centro. El átomo estático colapsa de inmediato, así que el modelo tenía que ser dinámico.</w:t>
+      </w:r>
+    </w:p>
+    <w:p>
+      <w:pPr>
+        <w:spacing w:after="130" w:before="0" w:line="300"/>
+        <w:jc w:val="left"/>
+      </w:pPr>
+      <w:r>
+        <w:rPr>
+          <w:sz w:val="21"/>
+          <w:szCs w:val="21"/>
+        </w:rPr>
+        <w:t xml:space="preserve">Pero si giran, tampoco. Un electrón en órbita es una carga acelerada, y el electromagnetismo clásico dice que toda carga acelerada radia energía. Al perderla, la órbita se cierra en espiral.</w:t>
+      </w:r>
+    </w:p>
+    <w:p>
+      <w:pPr>
+        <w:spacing w:after="130" w:before="0" w:line="300"/>
+        <w:jc w:val="left"/>
+      </w:pPr>
+      <w:r>
+        <w:rPr>
+          <w:sz w:val="21"/>
+          <w:szCs w:val="21"/>
+        </w:rPr>
+        <w:t xml:space="preserve">La salida es cuántica: hay estados estacionarios, y el electrón no puede perder energía de forma continua. Bohr lo postula; Schrödinger y Heisenberg lo explican.</w:t>
       </w:r>
     </w:p>
     <w:p>
@@ -3692,7 +5699,7 @@
           <w:sz w:val="21"/>
           <w:szCs w:val="21"/>
         </w:rPr>
-        <w:t xml:space="preserve">¿Por qué el peso atómico del cloro no es entero? Porque no es la masa de un núcleo, es el promedio de los dos isótopos de la naturaleza pesado por su abundancia. Ningún átomo de cloro pesa 35,46.</w:t>
+        <w:t xml:space="preserve">¿Cuánto tardaría en colapsar el átomo clásico? El cálculo clásico da del orden de diez a la menos once segundos. O sea: la materia no existiría. Esa es la magnitud del fracaso.</w:t>
       </w:r>
     </w:p>
     <w:p>
@@ -3715,7 +5722,7 @@
           <w:sz w:val="21"/>
           <w:szCs w:val="21"/>
         </w:rPr>
-        <w:t xml:space="preserve">Mueve los deslizadores de verdad mientras hablas. Si vas con el tiempo justo, salta el párrafo del hidrógeno (queda en pantalla de todos modos).</w:t>
+        <w:t xml:space="preserve">Esta es la diapositiva que explica por qué hace falta la cuántica. Si te preguntan «¿y por qué no sirve?», la respuesta corta es: «porque una carga acelerada radia».</w:t>
       </w:r>
     </w:p>
     <w:p>
@@ -3731,7 +5738,7 @@
           <w:sz w:val="28"/>
           <w:szCs w:val="28"/>
         </w:rPr>
-        <w:t xml:space="preserve">Diapositiva 5 · Las fuerzas nucleares</w:t>
+        <w:t xml:space="preserve">Diapositiva 5 · Con el núcleo es peor: no hay teoría, hay modelos</w:t>
       </w:r>
     </w:p>
     <w:p>
@@ -3747,7 +5754,7 @@
           <w:sz w:val="21"/>
           <w:szCs w:val="21"/>
         </w:rPr>
-        <w:t xml:space="preserve">Tiempo sugerido: 60 s</w:t>
+        <w:t xml:space="preserve">Tiempo sugerido: 40 s</w:t>
       </w:r>
     </w:p>
     <w:p>
@@ -3769,7 +5776,7 @@
           <w:sz w:val="21"/>
           <w:szCs w:val="21"/>
         </w:rPr>
-        <w:t xml:space="preserve">Retrato de Hideki Yukawa a la izquierda. A la derecha, el problema de Coulomb, la respuesta de Yukawa y las cuatro características de las fuerzas nucleares en cuatro tarjetas.</w:t>
+        <w:t xml:space="preserve">A la izquierda, tres razones por las que el núcleo es más difícil que el átomo, y la conclusión. A la derecha, los dos modelos del capítulo 26 y el punto epistemológico.</w:t>
       </w:r>
     </w:p>
     <w:p>
@@ -3798,72 +5805,33 @@
           <w:sz w:val="21"/>
           <w:szCs w:val="21"/>
         </w:rPr>
-        <w:t xml:space="preserve">Sección 25-2, y aquí aparece el problema de fondo del capítulo.</w:t>
-      </w:r>
-    </w:p>
-    <w:p>
-      <w:pPr>
-        <w:spacing w:after="130" w:before="0" w:line="300"/>
-        <w:jc w:val="left"/>
-      </w:pPr>
-      <w:r>
-        <w:rPr>
-          <w:sz w:val="21"/>
-          <w:szCs w:val="21"/>
-        </w:rPr>
-        <w:t xml:space="preserve">Según Coulomb, los protones apretadamente distribuidos dentro del núcleo deberían repelerse con fuerza y dispersarse. Dicho de otro modo: el núcleo no debería existir. Es difícil explicar su estabilidad a menos que los nucleones estén bajo alguna clase de fuerzas atractivas muy intensas, que se clasifican como interacciones fuertes.</w:t>
-      </w:r>
-    </w:p>
-    <w:p>
-      <w:pPr>
-        <w:spacing w:after="130" w:before="0" w:line="300"/>
-        <w:jc w:val="left"/>
-      </w:pPr>
-      <w:r>
-        <w:rPr>
-          <w:sz w:val="21"/>
-          <w:szCs w:val="21"/>
-        </w:rPr>
-        <w:t xml:space="preserve">Quien las estudió fue el físico japonés Hideki Yukawa, el de la foto. En 1935 anunció sus características principales y postuló una partícula llamada pión, con una masa de 270 veces la del electrón. Por esa contribución recibió el Nobel de Física en 1949.</w:t>
-      </w:r>
-    </w:p>
-    <w:p>
-      <w:pPr>
-        <w:spacing w:after="130" w:before="0" w:line="300"/>
-        <w:jc w:val="left"/>
-      </w:pPr>
-      <w:r>
-        <w:rPr>
-          <w:sz w:val="21"/>
-          <w:szCs w:val="21"/>
-        </w:rPr>
-        <w:t xml:space="preserve">Yukawa mencionó cuatro características, que son las cuatro tarjetas.</w:t>
-      </w:r>
-    </w:p>
-    <w:p>
-      <w:pPr>
-        <w:spacing w:after="130" w:before="0" w:line="300"/>
-        <w:jc w:val="left"/>
-      </w:pPr>
-      <w:r>
-        <w:rPr>
-          <w:sz w:val="21"/>
-          <w:szCs w:val="21"/>
-        </w:rPr>
-        <w:t xml:space="preserve">Una: son efectivas solamente en cortos intervalos. Dos: son independientes de la carga; la interacción protón-protón, neutrón-neutrón y protón-neutrón es la misma, excluyendo Coulomb. Tres: son las más intensas conocidas en la naturaleza; la gravedad y el electromagnetismo se descubrieron antes solo porque están asociados a cuerpos macroscópicos. Y cuatro: son rápidamente saturadas por los nucleones circundantes.</w:t>
-      </w:r>
-    </w:p>
-    <w:p>
-      <w:pPr>
-        <w:spacing w:after="130" w:before="0" w:line="300"/>
-        <w:jc w:val="left"/>
-      </w:pPr>
-      <w:r>
-        <w:rPr>
-          <w:sz w:val="21"/>
-          <w:szCs w:val="21"/>
-        </w:rPr>
-        <w:t xml:space="preserve">Las dos diapositivas siguientes las desarrollan.</w:t>
+        <w:t xml:space="preserve">Y si el átomo ya costó, con el núcleo es peor, por tres razones.</w:t>
+      </w:r>
+    </w:p>
+    <w:p>
+      <w:pPr>
+        <w:spacing w:after="130" w:before="0" w:line="300"/>
+        <w:jc w:val="left"/>
+      </w:pPr>
+      <w:r>
+        <w:rPr>
+          <w:sz w:val="21"/>
+          <w:szCs w:val="21"/>
+        </w:rPr>
+        <w:t xml:space="preserve">No se conoce la ley de fuerza: en el átomo es la de Coulomb, exacta y conocida; entre nucleones no hay nada equivalente. La interacción es demasiado intensa para tratarla como una perturbación pequeña. Y son más de doscientos cuerpos interactuando todos con todos.</w:t>
+      </w:r>
+    </w:p>
+    <w:p>
+      <w:pPr>
+        <w:spacing w:after="130" w:before="0" w:line="300"/>
+        <w:jc w:val="left"/>
+      </w:pPr>
+      <w:r>
+        <w:rPr>
+          <w:sz w:val="21"/>
+          <w:szCs w:val="21"/>
+        </w:rPr>
+        <w:t xml:space="preserve">Resultado, y cito al libro: aún no se ha formulado una teoría completa y unificada del núcleo. Por eso la física nuclear trabaja con modelos, y son los dos del capítulo 26: la gota líquida, que acierta con la fisión, y el de capas, que acierta con los números mágicos. Se contradicen y los dos son correctos. Sobre eso vuelvo al final.</w:t>
       </w:r>
     </w:p>
     <w:p>
@@ -3886,7 +5854,7 @@
           <w:sz w:val="21"/>
           <w:szCs w:val="21"/>
         </w:rPr>
-        <w:t xml:space="preserve">¿El pión es lo mismo que el mesón? El mesón es la familia: partículas de masa intermedia. El pión es el mesón concreto que Yukawa predijo. La hipótesis se confirmó después y reveló que existen varios tipos de mesones.</w:t>
+        <w:t xml:space="preserve">¿Un modelo es lo mismo que una teoría? No. Una teoría aspira a decir cómo es la cosa; un modelo es una herramienta con un dominio de validez declarado. Por eso pueden convivir dos modelos incompatibles y ninguno estar «equivocado».</w:t>
       </w:r>
     </w:p>
     <w:p>
@@ -3909,7 +5877,7 @@
           <w:sz w:val="21"/>
           <w:szCs w:val="21"/>
         </w:rPr>
-        <w:t xml:space="preserve">Las cuatro características son la columna vertebral de 25-2. Enúncialas aunque vayas con prisa.</w:t>
+        <w:t xml:space="preserve">Si el curso es de epistemología, aquí es donde plantas la tesis que vas a cerrar en la diapositiva 42.</w:t>
       </w:r>
     </w:p>
     <w:p>
@@ -3925,7 +5893,7 @@
           <w:sz w:val="28"/>
           <w:szCs w:val="28"/>
         </w:rPr>
-        <w:t xml:space="preserve">Diapositiva 6 · El potencial nuclear</w:t>
+        <w:t xml:space="preserve">Diapositiva 6 · Del electrón-volt al millón de electrón-volts</w:t>
       </w:r>
     </w:p>
     <w:p>
@@ -3941,7 +5909,7 @@
           <w:sz w:val="21"/>
           <w:szCs w:val="21"/>
         </w:rPr>
-        <w:t xml:space="preserve">Tiempo sugerido: 70 s   ·   Diapositiva interactiva</w:t>
+        <w:t xml:space="preserve">Tiempo sugerido: 40 s</w:t>
       </w:r>
     </w:p>
     <w:p>
@@ -3963,7 +5931,7 @@
           <w:sz w:val="21"/>
           <w:szCs w:val="21"/>
         </w:rPr>
-        <w:t xml:space="preserve">Reconstrucción interactiva de la figura 25-1: la curva del potencial nuclear. Con el deslizador mueves la separación entre dos nucleones y el panel de la derecha cambia según la zona.</w:t>
+        <w:t xml:space="preserve">A la izquierda, la tabla que compara la química atómica con la física nuclear y el Ejemplo 25-1 del agua. A la derecha, las dos barras de energía a escala y el esquema de la fisión del uranio.</w:t>
       </w:r>
     </w:p>
     <w:p>
@@ -3992,59 +5960,46 @@
           <w:sz w:val="21"/>
           <w:szCs w:val="21"/>
         </w:rPr>
-        <w:t xml:space="preserve">Esta curva es la figura 25-1: la primera característica, el corto alcance, dibujada. En el eje horizontal está la separación entre dos nucleones en fermis; un fermi son diez elevado a menos quince metros.</w:t>
-      </w:r>
-    </w:p>
-    <w:p>
-      <w:pPr>
-        <w:spacing w:after="130" w:before="0" w:line="300"/>
-        <w:jc w:val="left"/>
-      </w:pPr>
-      <w:r>
-        <w:rPr>
-          <w:sz w:val="21"/>
-          <w:szCs w:val="21"/>
-        </w:rPr>
-        <w:t xml:space="preserve">[Deslizador hacia 1 fermi] A poco menos de un fermi el potencial es intensamente atractivo: un pozo de unos cien MeV. Ahí vive el núcleo.</w:t>
-      </w:r>
-    </w:p>
-    <w:p>
-      <w:pPr>
-        <w:spacing w:after="130" w:before="0" w:line="300"/>
-        <w:jc w:val="left"/>
-      </w:pPr>
-      <w:r>
-        <w:rPr>
-          <w:sz w:val="21"/>
-          <w:szCs w:val="21"/>
-        </w:rPr>
-        <w:t xml:space="preserve">[Deslizador hacia 3 o 4 fermis] Pero miren al separarlos: la curva sube hacia cero muy rápido y a varios fermis no queda nada. Son apreciables sólo a distancias del orden de diez a la menos quince metros o menores. Por eso un núcleo no atrae a sus vecinos: es la fuerza más intensa de la naturaleza y no se entera de lo que pasa dos átomos más allá.</w:t>
-      </w:r>
-    </w:p>
-    <w:p>
-      <w:pPr>
-        <w:spacing w:after="130" w:before="0" w:line="300"/>
-        <w:jc w:val="left"/>
-      </w:pPr>
-      <w:r>
-        <w:rPr>
-          <w:sz w:val="21"/>
-          <w:szCs w:val="21"/>
-        </w:rPr>
-        <w:t xml:space="preserve">[Deslizador por debajo de 0,5] Y el otro extremo, el que sorprende: por debajo de medio fermi los nucleones se repelen entre sí. Esa pared impide que el núcleo se colapse sobre sí mismo.</w:t>
-      </w:r>
-    </w:p>
-    <w:p>
-      <w:pPr>
-        <w:spacing w:after="130" w:before="0" w:line="300"/>
-        <w:jc w:val="left"/>
-      </w:pPr>
-      <w:r>
-        <w:rPr>
-          <w:sz w:val="21"/>
-          <w:szCs w:val="21"/>
-        </w:rPr>
-        <w:t xml:space="preserve">Y la cuarta característica, la saturación: son las únicas fuerzas de la naturaleza que se saturan. Cuando un nucleón está completamente rodeado, ya no puede ligar más. Guarden la idea: es la que justifica comparar el núcleo con una gota de líquido.</w:t>
+        <w:t xml:space="preserve">Antes de entrar en materia, el orden de magnitud, que es lo que hay que retener de toda la sección.</w:t>
+      </w:r>
+    </w:p>
+    <w:p>
+      <w:pPr>
+        <w:spacing w:after="130" w:before="0" w:line="300"/>
+        <w:jc w:val="left"/>
+      </w:pPr>
+      <w:r>
+        <w:rPr>
+          <w:sz w:val="21"/>
+          <w:szCs w:val="21"/>
+        </w:rPr>
+        <w:t xml:space="preserve">La física atómica trabaja con electrones y energías de unos pocos electrón-volts: 13,6 para arrancarle el electrón al hidrógeno. La nuclear trabaja con protones y neutrones, y ahí son millones.</w:t>
+      </w:r>
+    </w:p>
+    <w:p>
+      <w:pPr>
+        <w:spacing w:after="130" w:before="0" w:line="300"/>
+        <w:jc w:val="left"/>
+      </w:pPr>
+      <w:r>
+        <w:rPr>
+          <w:sz w:val="21"/>
+          <w:szCs w:val="21"/>
+        </w:rPr>
+        <w:t xml:space="preserve">El ejemplo 25-1 lo pone en números: el calor de formación del agua, repartido entre las moléculas de un mol, da 2,97 electrón-volts por molécula.</w:t>
+      </w:r>
+    </w:p>
+    <w:p>
+      <w:pPr>
+        <w:spacing w:after="130" w:before="0" w:line="300"/>
+        <w:jc w:val="left"/>
+      </w:pPr>
+      <w:r>
+        <w:rPr>
+          <w:sz w:val="21"/>
+          <w:szCs w:val="21"/>
+        </w:rPr>
+        <w:t xml:space="preserve">Y la fisión del uranio-235 libera doscientos millones por átomo. Un factor de cien millones: esa es toda la distancia entre la química y la física nuclear. Miren las dos barras: la de arriba, a escala, tendría el grosor de un pelo.</w:t>
       </w:r>
     </w:p>
     <w:p>
@@ -4067,7 +6022,7 @@
           <w:sz w:val="21"/>
           <w:szCs w:val="21"/>
         </w:rPr>
-        <w:t xml:space="preserve">¿Por qué se repelen a distancias tan cortas si la fuerza es atractiva? El libro solo dice que «la evidencia experimental lo sugiere». Hoy se entiende como un efecto de la estructura interna de los nucleones, pero eso está fuera de este capítulo.</w:t>
+        <w:t xml:space="preserve">¿Por qué el libro compara con el agua y no con otra reacción? Porque es la reacción química que todo el mundo conoce y porque su calor de formación está tabulado. Cualquier otra daría el mismo orden: unos pocos eV por molécula.</w:t>
       </w:r>
     </w:p>
     <w:p>
@@ -4090,7 +6045,7 @@
           <w:sz w:val="21"/>
           <w:szCs w:val="21"/>
         </w:rPr>
-        <w:t xml:space="preserve">Mueve el deslizador en los tres rangos. El panel de la derecha hace el trabajo por ti.</w:t>
+        <w:t xml:space="preserve">El contraste 3 eV frente a 200 MeV es la frase que más engancha del capítulo 25. Dila despacio y señala las dos barras.</w:t>
       </w:r>
     </w:p>
     <w:p>
@@ -4106,7 +6061,7 @@
           <w:sz w:val="28"/>
           <w:szCs w:val="28"/>
         </w:rPr>
-        <w:t xml:space="preserve">Diapositiva 7 · La barrera de Coulomb y el efecto túnel</w:t>
+        <w:t xml:space="preserve">Diapositiva 7 · Núclidos: dos números lo determinan todo</w:t>
       </w:r>
     </w:p>
     <w:p>
@@ -4122,7 +6077,7 @@
           <w:sz w:val="21"/>
           <w:szCs w:val="21"/>
         </w:rPr>
-        <w:t xml:space="preserve">Tiempo sugerido: 70 s   ·   Diapositiva interactiva</w:t>
+        <w:t xml:space="preserve">Tiempo sugerido: 40 s   ·   Diapositiva interactiva</w:t>
       </w:r>
     </w:p>
     <w:p>
@@ -4144,7 +6099,7 @@
           <w:sz w:val="21"/>
           <w:szCs w:val="21"/>
         </w:rPr>
-        <w:t xml:space="preserve">Reconstrucción interactiva de la figura 25-2: la barrera de Coulomb y el pozo de Yukawa, con un protón que se acerca. El conmutador cambia entre «mecánica clásica» y «mecánica cuántica».</w:t>
+        <w:t xml:space="preserve">A la izquierda, la notación del libro en grande —A, Z y N marcados con su color— y un ejemplo leído en voz alta. A la derecha, un constructor interactivo de núclidos con dos deslizadores.</w:t>
       </w:r>
     </w:p>
     <w:p>
@@ -4173,72 +6128,46 @@
           <w:sz w:val="21"/>
           <w:szCs w:val="21"/>
         </w:rPr>
-        <w:t xml:space="preserve">Seguimos en 25-2, con la pregunta práctica: ¿cómo se entra en un núcleo?</w:t>
-      </w:r>
-    </w:p>
-    <w:p>
-      <w:pPr>
-        <w:spacing w:after="130" w:before="0" w:line="300"/>
-        <w:jc w:val="left"/>
-      </w:pPr>
-      <w:r>
-        <w:rPr>
-          <w:sz w:val="21"/>
-          <w:szCs w:val="21"/>
-        </w:rPr>
-        <w:t xml:space="preserve">Cuando el protón está lejos, toda su energía es cinética. Al acercarse es repelido por el núcleo positivo y experimenta un potencial repulsivo de Coulomb: la ecuación 25-2, e V igual a k Z e cuadrado sobre r.</w:t>
-      </w:r>
-    </w:p>
-    <w:p>
-      <w:pPr>
-        <w:spacing w:after="130" w:before="0" w:line="300"/>
-        <w:jc w:val="left"/>
-      </w:pPr>
-      <w:r>
-        <w:rPr>
-          <w:sz w:val="21"/>
-          <w:szCs w:val="21"/>
-        </w:rPr>
-        <w:t xml:space="preserve">En la figura, la energía total AB es la potencial AC más la cinética CB. Y como la curva da una derivada negativa del potencial, la fuerza eléctrica resulta positiva: repulsiva.</w:t>
-      </w:r>
-    </w:p>
-    <w:p>
-      <w:pPr>
-        <w:spacing w:after="130" w:before="0" w:line="300"/>
-        <w:jc w:val="left"/>
-      </w:pPr>
-      <w:r>
-        <w:rPr>
-          <w:sz w:val="21"/>
-          <w:szCs w:val="21"/>
-        </w:rPr>
-        <w:t xml:space="preserve">[Conmutador en «clásica»] Ahora miren. La energía total del protón es menor que la altura de la barrera. En términos clásicos, al alcanzar la posición B su energía cinética iguala a la potencial, «chocará» y rebotará, incapaz de penetrar la barrera. Clásicamente, nunca entra.</w:t>
-      </w:r>
-    </w:p>
-    <w:p>
-      <w:pPr>
-        <w:spacing w:after="130" w:before="0" w:line="300"/>
-        <w:jc w:val="left"/>
-      </w:pPr>
-      <w:r>
-        <w:rPr>
-          <w:sz w:val="21"/>
-          <w:szCs w:val="21"/>
-        </w:rPr>
-        <w:t xml:space="preserve">[Conmutador en «cuántica»] Y sin embargo entra. La mecánica cuántica explica, por el efecto túnel, cómo el protón tiene una probabilidad finita de penetrar la barrera y caer dentro del pozo de potencial de Yukawa, que es la ecuación 25-3.</w:t>
-      </w:r>
-    </w:p>
-    <w:p>
-      <w:pPr>
-        <w:spacing w:after="130" w:before="0" w:line="300"/>
-        <w:jc w:val="left"/>
-      </w:pPr>
-      <w:r>
-        <w:rPr>
-          <w:sz w:val="21"/>
-          <w:szCs w:val="21"/>
-        </w:rPr>
-        <w:t xml:space="preserve">Y una cosa que importará enseguida: la barrera de Coulomb no ofrece resistencia a los neutrones. Al no tener carga, sienten las fuerzas nucleares desde algo más lejos que las partículas cargadas.</w:t>
+        <w:t xml:space="preserve">Seguimos en 25-1, con la nomenclatura. Esta es la ecuación 25-1, y la tienen en grande con cada número de su color.</w:t>
+      </w:r>
+    </w:p>
+    <w:p>
+      <w:pPr>
+        <w:spacing w:after="130" w:before="0" w:line="300"/>
+        <w:jc w:val="left"/>
+      </w:pPr>
+      <w:r>
+        <w:rPr>
+          <w:sz w:val="21"/>
+          <w:szCs w:val="21"/>
+        </w:rPr>
+        <w:t xml:space="preserve">En naranja, arriba, A: el número másico, el total de nucleones. En azul, abajo, Z: cuántos protones. Y en turquesa, a la derecha, N: cuántos neutrones. A es igual a N más Z. Protones y neutrones, dentro del núcleo, se llaman nucleones.</w:t>
+      </w:r>
+    </w:p>
+    <w:p>
+      <w:pPr>
+        <w:spacing w:after="130" w:before="0" w:line="300"/>
+        <w:jc w:val="left"/>
+      </w:pPr>
+      <w:r>
+        <w:rPr>
+          <w:sz w:val="21"/>
+          <w:szCs w:val="21"/>
+        </w:rPr>
+        <w:t xml:space="preserve">El ejemplo del libro es el cloro-35: diecisiete protones, dieciocho neutrones, treinta y cinco nucleones. Z es el que define el elemento: cambio N y sigue siendo cloro; cambio Z y ya es otra cosa.</w:t>
+      </w:r>
+    </w:p>
+    <w:p>
+      <w:pPr>
+        <w:spacing w:after="130" w:before="0" w:line="300"/>
+        <w:jc w:val="left"/>
+      </w:pPr>
+      <w:r>
+        <w:rPr>
+          <w:sz w:val="21"/>
+          <w:szCs w:val="21"/>
+        </w:rPr>
+        <w:t xml:space="preserve">[Mueve los deslizadores] Aquí se construye cualquier núclido. Con Z igual a catorce y N igual a quince sale silicio-29.</w:t>
       </w:r>
     </w:p>
     <w:p>
@@ -4261,7 +6190,7 @@
           <w:sz w:val="21"/>
           <w:szCs w:val="21"/>
         </w:rPr>
-        <w:t xml:space="preserve">¿El efecto túnel significa que el protón atraviesa la barrera sin energía suficiente? Significa que su función de onda no se anula al otro lado, y por tanto hay probabilidad finita de encontrarlo allí. No «pasa por encima»: la pregunta clásica «¿dónde está ahora?» deja de tener sentido.</w:t>
+        <w:t xml:space="preserve">¿Por qué se escribe N si se puede calcular? Por comodidad en las tablas de isótonos, donde lo que se busca es precisamente el número de neutrones. El libro lo escribe y luego avisa de que suele omitirse.</w:t>
       </w:r>
     </w:p>
     <w:p>
@@ -4284,7 +6213,7 @@
           <w:sz w:val="21"/>
           <w:szCs w:val="21"/>
         </w:rPr>
-        <w:t xml:space="preserve">Usa el conmutador: primero clásico, deja que complete un rebote, y después cuántico. El contraste visual es el argumento.</w:t>
+        <w:t xml:space="preserve">Mueve los deslizadores de verdad mientras hablas, y señala los tres colores al nombrarlos. Es la diapositiva que fija la notación de toda la exposición.</w:t>
       </w:r>
     </w:p>
     <w:p>
@@ -4300,7 +6229,7 @@
           <w:sz w:val="28"/>
           <w:szCs w:val="28"/>
         </w:rPr>
-        <w:t xml:space="preserve">Diapositiva 8 · Algunas propiedades del núcleo</w:t>
+        <w:t xml:space="preserve">Diapositiva 8 · Isótopos, isóbaros e isótonos</w:t>
       </w:r>
     </w:p>
     <w:p>
@@ -4316,7 +6245,7 @@
           <w:sz w:val="21"/>
           <w:szCs w:val="21"/>
         </w:rPr>
-        <w:t xml:space="preserve">Tiempo sugerido: 80 s</w:t>
+        <w:t xml:space="preserve">Tiempo sugerido: 30 s</w:t>
       </w:r>
     </w:p>
     <w:p>
@@ -4338,7 +6267,7 @@
           <w:sz w:val="21"/>
           <w:szCs w:val="21"/>
         </w:rPr>
-        <w:t xml:space="preserve">Seis paneles con las ecuaciones 25-4 a 25-9: el déficit de masa, la equivalencia masa-energía, el radio nuclear, el volumen, la densidad nuclear y la comparación de las tres densidades.</w:t>
+        <w:t xml:space="preserve">A la izquierda, la tabla de las tres familias con los ejemplos del libro y los tres isótopos del hidrógeno. A la derecha, el cálculo de la masa atómica media del cloro y del hidrógeno.</w:t>
       </w:r>
     </w:p>
     <w:p>
@@ -4367,72 +6296,20 @@
           <w:sz w:val="21"/>
           <w:szCs w:val="21"/>
         </w:rPr>
-        <w:t xml:space="preserve">Sección 25-3. El núcleo porta una carga neta de más Z e, y parecería que su masa debiera ser Z veces la masa del protón más N veces la del neutrón. Pero los espectrómetros de masa señalan otra cosa: la masa nuclear real es menor que esa suma. A esa diferencia se le llama déficit de masa, ecuación 25-4.</w:t>
-      </w:r>
-    </w:p>
-    <w:p>
-      <w:pPr>
-        <w:spacing w:after="130" w:before="0" w:line="300"/>
-        <w:jc w:val="left"/>
-      </w:pPr>
-      <w:r>
-        <w:rPr>
-          <w:sz w:val="21"/>
-          <w:szCs w:val="21"/>
-        </w:rPr>
-        <w:t xml:space="preserve">Y la explicación es la conversión masa-energía: cuando los protones y neutrones se combinan para formar un núcleo estable, algo de la masa desaparece como energía liberada, usualmente rayos gamma.</w:t>
-      </w:r>
-    </w:p>
-    <w:p>
-      <w:pPr>
-        <w:spacing w:after="130" w:before="0" w:line="300"/>
-        <w:jc w:val="left"/>
-      </w:pPr>
-      <w:r>
-        <w:rPr>
-          <w:sz w:val="21"/>
-          <w:szCs w:val="21"/>
-        </w:rPr>
-        <w:t xml:space="preserve">El tamaño: la ecuación 25-6 dice que el radio es r cero por A elevado a un tercio. Ese r cero vale 1,2 fermis medido con partículas cargadas y 1,5 con neutrones, que no ven la barrera de Coulomb. Para problemas, dice el libro, usaremos el intermedio de 1,3: apunten ese número.</w:t>
-      </w:r>
-    </w:p>
-    <w:p>
-      <w:pPr>
-        <w:spacing w:after="130" w:before="0" w:line="300"/>
-        <w:jc w:val="left"/>
-      </w:pPr>
-      <w:r>
-        <w:rPr>
-          <w:sz w:val="21"/>
-          <w:szCs w:val="21"/>
-        </w:rPr>
-        <w:t xml:space="preserve">Si el radio va como A a un tercio, el volumen va como A: los nucleones se empaquetan siempre igual de apretados.</w:t>
-      </w:r>
-    </w:p>
-    <w:p>
-      <w:pPr>
-        <w:spacing w:after="130" w:before="0" w:line="300"/>
-        <w:jc w:val="left"/>
-      </w:pPr>
-      <w:r>
-        <w:rPr>
-          <w:sz w:val="21"/>
-          <w:szCs w:val="21"/>
-        </w:rPr>
-        <w:t xml:space="preserve">Y de ahí sale el número más espectacular del capítulo: la densidad nuclear es unos dos por diez a la diecisiete kilogramos por metro cúbico. El libro lo llama «un número increíblemente grande»: un centímetro cúbico pesaría doscientos millones de toneladas.</w:t>
-      </w:r>
-    </w:p>
-    <w:p>
-      <w:pPr>
-        <w:spacing w:after="130" w:before="0" w:line="300"/>
-        <w:jc w:val="left"/>
-      </w:pPr>
-      <w:r>
-        <w:rPr>
-          <w:sz w:val="21"/>
-          <w:szCs w:val="21"/>
-        </w:rPr>
-        <w:t xml:space="preserve">El radio atómico es diez mil veces el nuclear, así que la densidad atómica es doce órdenes de magnitud menor; y el agua, mil kilogramos por metro cúbico. Por ahí va el ejercicio 25-10.</w:t>
+        <w:t xml:space="preserve">Con esa notación ya se entienden las tres familias. Los isótopos tienen el mismo Z: silicio-28, 29, 30 y 32. Los isóbaros, el mismo A: el oxígeno-16 y el nitrógeno-16 pesan lo mismo pero son elementos distintos. Y los isótonos, el mismo número de neutrones: carbono-14, nitrógeno-15 y oxígeno-16, todos con ocho.</w:t>
+      </w:r>
+    </w:p>
+    <w:p>
+      <w:pPr>
+        <w:spacing w:after="130" w:before="0" w:line="300"/>
+        <w:jc w:val="left"/>
+      </w:pPr>
+      <w:r>
+        <w:rPr>
+          <w:sz w:val="21"/>
+          <w:szCs w:val="21"/>
+        </w:rPr>
+        <w:t xml:space="preserve">De aquí sale el peso atómico. El cloro natural es 75,53 por ciento de cloro-35 y 24,47 de cloro-37; el promedio ponderado da 35,46, que es el número de la tabla periódica. El libro aclara que llamarlo «peso atómico» no es del todo apropiado.</w:t>
       </w:r>
     </w:p>
     <w:p>
@@ -4455,7 +6332,7 @@
           <w:sz w:val="21"/>
           <w:szCs w:val="21"/>
         </w:rPr>
-        <w:t xml:space="preserve">¿Por qué hay tres valores de r cero? Porque se mide de formas distintas: con protones se obtiene el radio de la distribución de carga, 1,2 F; con neutrones, el de la materia nuclear, 1,5 F, mayor porque no hay barrera que los frene. El 1,3 F es un compromiso para hacer problemas.</w:t>
+        <w:t xml:space="preserve">¿Por qué el peso atómico del cloro no es entero? Porque no es la masa de un núcleo, es el promedio de los dos isótopos de la naturaleza pesado por su abundancia. Ningún átomo de cloro pesa 35,46.</w:t>
       </w:r>
     </w:p>
     <w:p>
@@ -4478,7 +6355,7 @@
           <w:sz w:val="21"/>
           <w:szCs w:val="21"/>
         </w:rPr>
-        <w:t xml:space="preserve">Si vas justa, resume el volumen en «va como A». El que no puedes saltar es el párrafo de la densidad: prepara el ejercicio 25-10.</w:t>
+        <w:t xml:space="preserve">El truco mnemotécnico está escrito en la diapositiva: isó-topo, mismo sitio en la tabla; isó-baro, mismo peso; isó-tono, mismos neutrones. Léelo en voz alta.</w:t>
       </w:r>
     </w:p>
     <w:p>
@@ -4494,7 +6371,7 @@
           <w:sz w:val="28"/>
           <w:szCs w:val="28"/>
         </w:rPr>
-        <w:t xml:space="preserve">Diapositiva 9 · Energía de amarre nuclear</w:t>
+        <w:t xml:space="preserve">Diapositiva 9 · Las fuerzas nucleares</w:t>
       </w:r>
     </w:p>
     <w:p>
@@ -4510,7 +6387,7 @@
           <w:sz w:val="21"/>
           <w:szCs w:val="21"/>
         </w:rPr>
-        <w:t xml:space="preserve">Tiempo sugerido: 70 s</w:t>
+        <w:t xml:space="preserve">Tiempo sugerido: 35 s</w:t>
       </w:r>
     </w:p>
     <w:p>
@@ -4532,7 +6409,7 @@
           <w:sz w:val="21"/>
           <w:szCs w:val="21"/>
         </w:rPr>
-        <w:t xml:space="preserve">A la izquierda, la definición, el paso de masas nucleares a masas atómicas y el criterio del signo. A la derecha, el Ejemplo 25-2 completo con el oxígeno-16 y la tabla de constantes.</w:t>
+        <w:t xml:space="preserve">Retrato de Hideki Yukawa a la izquierda. A la derecha, el problema planteado por Coulomb y la respuesta de Yukawa.</w:t>
       </w:r>
     </w:p>
     <w:p>
@@ -4561,72 +6438,33 @@
           <w:sz w:val="21"/>
           <w:szCs w:val="21"/>
         </w:rPr>
-        <w:t xml:space="preserve">Sección 25-4, el concepto central de los dos capítulos.</w:t>
-      </w:r>
-    </w:p>
-    <w:p>
-      <w:pPr>
-        <w:spacing w:after="130" w:before="0" w:line="300"/>
-        <w:jc w:val="left"/>
-      </w:pPr>
-      <w:r>
-        <w:rPr>
-          <w:sz w:val="21"/>
-          <w:szCs w:val="21"/>
-        </w:rPr>
-        <w:t xml:space="preserve">Esa masa que desaparece se convierte en energía, y esa energía se llama energía de amarre, BE. La definición del libro: para separar un núcleo estable en sus protones y neutrones constituyentes, la energía mínima requerida es la energía de amarre. Es la ecuación 25-10.</w:t>
-      </w:r>
-    </w:p>
-    <w:p>
-      <w:pPr>
-        <w:spacing w:after="130" w:before="0" w:line="300"/>
-        <w:jc w:val="left"/>
-      </w:pPr>
-      <w:r>
-        <w:rPr>
-          <w:sz w:val="21"/>
-          <w:szCs w:val="21"/>
-        </w:rPr>
-        <w:t xml:space="preserve">Pero hay un problema práctico: las tablas están en masas atómicas, no nucleares. Al convertir ocurre algo cómodo: los términos con la masa del electrón se cancelan. Queda la ecuación 25-15, que usaremos siempre: BE igual a Z por la masa del hidrógeno, más N por la masa del neutrón, menos la masa atómica.</w:t>
-      </w:r>
-    </w:p>
-    <w:p>
-      <w:pPr>
-        <w:spacing w:after="130" w:before="0" w:line="300"/>
-        <w:jc w:val="left"/>
-      </w:pPr>
-      <w:r>
-        <w:rPr>
-          <w:sz w:val="21"/>
-          <w:szCs w:val="21"/>
-        </w:rPr>
-        <w:t xml:space="preserve">El criterio del signo es simple: si BE es positiva el núcleo es estable y hay que darle energía desde fuera; si es negativa, se desintegra solo.</w:t>
-      </w:r>
-    </w:p>
-    <w:p>
-      <w:pPr>
-        <w:spacing w:after="130" w:before="0" w:line="300"/>
-        <w:jc w:val="left"/>
-      </w:pPr>
-      <w:r>
-        <w:rPr>
-          <w:sz w:val="21"/>
-          <w:szCs w:val="21"/>
-        </w:rPr>
-        <w:t xml:space="preserve">El ejemplo 25-2 lo hace con el oxígeno-16: ocho masas de hidrógeno más ocho de neutrón suman 16,13192 unidades atómicas, y la masa atómica del oxígeno-16 es exactamente dieciséis, porque es el patrón de la escala. La diferencia, más 0,13192, es la energía de amarre.</w:t>
-      </w:r>
-    </w:p>
-    <w:p>
-      <w:pPr>
-        <w:spacing w:after="130" w:before="0" w:line="300"/>
-        <w:jc w:val="left"/>
-      </w:pPr>
-      <w:r>
-        <w:rPr>
-          <w:sz w:val="21"/>
-          <w:szCs w:val="21"/>
-        </w:rPr>
-        <w:t xml:space="preserve">Y se convierte: una unidad atómica de masa son 931,48 MeV, así que son 122,8 MeV. Entre los dieciséis nucleones, 7,68 MeV por nucleón. Retengan ese número.</w:t>
+        <w:t xml:space="preserve">Sección 25-2, y aquí aparece el problema de fondo del capítulo.</w:t>
+      </w:r>
+    </w:p>
+    <w:p>
+      <w:pPr>
+        <w:spacing w:after="130" w:before="0" w:line="300"/>
+        <w:jc w:val="left"/>
+      </w:pPr>
+      <w:r>
+        <w:rPr>
+          <w:sz w:val="21"/>
+          <w:szCs w:val="21"/>
+        </w:rPr>
+        <w:t xml:space="preserve">Según Coulomb, los protones apretadamente distribuidos dentro del núcleo deberían repelerse con fuerza y dispersarse. Dicho de otro modo: el núcleo no debería existir. Es difícil explicar su estabilidad a menos que los nucleones estén bajo alguna clase de fuerzas atractivas muy intensas, que se clasifican como interacciones fuertes.</w:t>
+      </w:r>
+    </w:p>
+    <w:p>
+      <w:pPr>
+        <w:spacing w:after="130" w:before="0" w:line="300"/>
+        <w:jc w:val="left"/>
+      </w:pPr>
+      <w:r>
+        <w:rPr>
+          <w:sz w:val="21"/>
+          <w:szCs w:val="21"/>
+        </w:rPr>
+        <w:t xml:space="preserve">Quien las estudió fue el físico japonés Hideki Yukawa, el de la foto. En 1935 anunció sus características principales y postuló una partícula llamada pión, con una masa en reposo de 270 veces la del electrón. Por esa contribución recibió el Nobel de Física en 1949.</w:t>
       </w:r>
     </w:p>
     <w:p>
@@ -4649,7 +6487,7 @@
           <w:sz w:val="21"/>
           <w:szCs w:val="21"/>
         </w:rPr>
-        <w:t xml:space="preserve">¿Por qué la masa atómica del oxígeno-16 es exactamente 16? Porque en la escala que usa este libro el oxígeno-16 es el patrón. No es una coincidencia física.</w:t>
+        <w:t xml:space="preserve">¿El pión es lo mismo que el mesón? El mesón es la familia: partículas de masa intermedia. El pión es el mesón concreto que Yukawa predijo. La hipótesis se confirmó después y reveló que existen varios tipos de mesones.</w:t>
       </w:r>
     </w:p>
     <w:p>
@@ -4672,7 +6510,7 @@
           <w:sz w:val="21"/>
           <w:szCs w:val="21"/>
         </w:rPr>
-        <w:t xml:space="preserve">Es la diapositiva más importante del capítulo 25: los ejercicios 25-9 y 26-10 se apoyan en ella. No la saltes nunca.</w:t>
+        <w:t xml:space="preserve">Plantéalo como un problema antes de dar la solución: «según Coulomb, esto no debería existir». Engancha más.</w:t>
       </w:r>
     </w:p>
     <w:p>
@@ -4688,7 +6526,7 @@
           <w:sz w:val="28"/>
           <w:szCs w:val="28"/>
         </w:rPr>
-        <w:t xml:space="preserve">Diapositiva 10 · Energía de separación</w:t>
+        <w:t xml:space="preserve">Diapositiva 10 · Cuatro características, y la cuarta es única</w:t>
       </w:r>
     </w:p>
     <w:p>
@@ -4704,7 +6542,7 @@
           <w:sz w:val="21"/>
           <w:szCs w:val="21"/>
         </w:rPr>
-        <w:t xml:space="preserve">Tiempo sugerido: 60 s</w:t>
+        <w:t xml:space="preserve">Tiempo sugerido: 40 s</w:t>
       </w:r>
     </w:p>
     <w:p>
@@ -4726,7 +6564,7 @@
           <w:sz w:val="21"/>
           <w:szCs w:val="21"/>
         </w:rPr>
-        <w:t xml:space="preserve">A la izquierda, la diferencia entre BE y SE y el método. A la derecha, el Ejemplo 25-3 completo y la pregunta abierta que deja el libro.</w:t>
+        <w:t xml:space="preserve">Las cuatro características de las fuerzas nucleares en cuatro tarjetas, y abajo un panel que explica por qué la saturación importa tanto.</w:t>
       </w:r>
     </w:p>
     <w:p>
@@ -4755,59 +6593,33 @@
           <w:sz w:val="21"/>
           <w:szCs w:val="21"/>
         </w:rPr>
-        <w:t xml:space="preserve">Última parte de 25-4, y es una distinción que hay que tener clarísima antes del primer ejercicio.</w:t>
-      </w:r>
-    </w:p>
-    <w:p>
-      <w:pPr>
-        <w:spacing w:after="130" w:before="0" w:line="300"/>
-        <w:jc w:val="left"/>
-      </w:pPr>
-      <w:r>
-        <w:rPr>
-          <w:sz w:val="21"/>
-          <w:szCs w:val="21"/>
-        </w:rPr>
-        <w:t xml:space="preserve">La energía de amarre desarmaría el núcleo completo. La energía de separación es la energía mínima para remover un solo nucleón, el menos ligado. El método es la conservación de la masa-energía: se suman las masas de lo que queda después y se les resta la de lo que había antes.</w:t>
-      </w:r>
-    </w:p>
-    <w:p>
-      <w:pPr>
-        <w:spacing w:after="130" w:before="0" w:line="300"/>
-        <w:jc w:val="left"/>
-      </w:pPr>
-      <w:r>
-        <w:rPr>
-          <w:sz w:val="21"/>
-          <w:szCs w:val="21"/>
-        </w:rPr>
-        <w:t xml:space="preserve">El ejemplo 25-3 le quita un protón al oxígeno-16 y queda nitrógeno-15: la masa del nitrógeno-15 más la del hidrógeno da 16,007933; menos dieciséis exactos, 0,007933 unidades atómicas, que por 931,48 son 7,40 MeV.</w:t>
-      </w:r>
-    </w:p>
-    <w:p>
-      <w:pPr>
-        <w:spacing w:after="130" w:before="0" w:line="300"/>
-        <w:jc w:val="left"/>
-      </w:pPr>
-      <w:r>
-        <w:rPr>
-          <w:sz w:val="21"/>
-          <w:szCs w:val="21"/>
-        </w:rPr>
-        <w:t xml:space="preserve">Y miren la pregunta que el libro deja abierta: «¿Puede usted sugerir por qué esta energía de amarre de un solo protón, 7,40 MeV, es menor que la energía de amarre por nucleón del ejemplo anterior, 7,68?»</w:t>
-      </w:r>
-    </w:p>
-    <w:p>
-      <w:pPr>
-        <w:spacing w:after="130" w:before="0" w:line="300"/>
-        <w:jc w:val="left"/>
-      </w:pPr>
-      <w:r>
-        <w:rPr>
-          <w:sz w:val="21"/>
-          <w:szCs w:val="21"/>
-        </w:rPr>
-        <w:t xml:space="preserve">La respuesta es que BE partido por A es un promedio: el protón que arrancamos es el menos ligado. El ejercicio 25-9 vuelve sobre esto con un caso mucho más extremo.</w:t>
+        <w:t xml:space="preserve">Yukawa mencionó cuatro características, que son las cuatro tarjetas.</w:t>
+      </w:r>
+    </w:p>
+    <w:p>
+      <w:pPr>
+        <w:spacing w:after="130" w:before="0" w:line="300"/>
+        <w:jc w:val="left"/>
+      </w:pPr>
+      <w:r>
+        <w:rPr>
+          <w:sz w:val="21"/>
+          <w:szCs w:val="21"/>
+        </w:rPr>
+        <w:t xml:space="preserve">Una: solo son efectivas a distancias del orden de diez a la menos quince metros. Dos: son independientes de la carga; protón-protón, neutrón-neutrón y protón-neutrón es la misma. Tres: son las más intensas conocidas en la naturaleza. Y cuatro: se saturan.</w:t>
+      </w:r>
+    </w:p>
+    <w:p>
+      <w:pPr>
+        <w:spacing w:after="130" w:before="0" w:line="300"/>
+        <w:jc w:val="left"/>
+      </w:pPr>
+      <w:r>
+        <w:rPr>
+          <w:sz w:val="21"/>
+          <w:szCs w:val="21"/>
+        </w:rPr>
+        <w:t xml:space="preserve">Fíjense en por qué importa la cuarta. En una fuerza que no se satura cada partícula atrae a todas las demás y la energía crece con el cuadrado del número de partículas. Al saturarse, cada nucleón solo liga a sus vecinos y la energía crece en proporción directa a A. De ahí sale el primer término de la fórmula de Weizsäcker y la curva plana de ocho MeV por nucleón.</w:t>
       </w:r>
     </w:p>
     <w:p>
@@ -4830,7 +6642,7 @@
           <w:sz w:val="21"/>
           <w:szCs w:val="21"/>
         </w:rPr>
-        <w:t xml:space="preserve">¿Por qué se usan masas atómicas si estamos quitando un protón del núcleo? Porque los electrones se cancelan: a la izquierda, el nitrógeno con siete más el hidrógeno con uno; a la derecha, el oxígeno con ocho. Cuadran.</w:t>
+        <w:t xml:space="preserve">¿Qué quiere decir exactamente «saturarse»? Que la fuerza tiene un cupo. Cuando un nucleón ya tiene vecinos por todos lados, añadir más nucleones alrededor no aumenta su energía de ligadura: los de fuera «no lo sienten».</w:t>
       </w:r>
     </w:p>
     <w:p>
@@ -4853,7 +6665,7 @@
           <w:sz w:val="21"/>
           <w:szCs w:val="21"/>
         </w:rPr>
-        <w:t xml:space="preserve">La pregunta abierta del libro es el puente perfecto hacia el ejercicio 25-9. Déjala en el aire un segundo antes de pasar.</w:t>
+        <w:t xml:space="preserve">Las cuatro características son la columna vertebral de 25-2. Enúncialas aunque vayas con prisa; el párrafo final de la saturación es el que prepara el capítulo 26.</w:t>
       </w:r>
     </w:p>
     <w:p>
@@ -4869,7 +6681,7 @@
           <w:sz w:val="28"/>
           <w:szCs w:val="28"/>
         </w:rPr>
-        <w:t xml:space="preserve">Diapositiva 11 · Ejercicio 25-9 · Energía de separación de un neutrón del helio-4</w:t>
+        <w:t xml:space="preserve">Diapositiva 11 · El potencial nuclear</w:t>
       </w:r>
     </w:p>
     <w:p>
@@ -4885,7 +6697,7 @@
           <w:sz w:val="21"/>
           <w:szCs w:val="21"/>
         </w:rPr>
-        <w:t xml:space="preserve">Tiempo sugerido: 80 s   ·   Diapositiva interactiva</w:t>
+        <w:t xml:space="preserve">Tiempo sugerido: 40 s   ·   Diapositiva interactiva</w:t>
       </w:r>
     </w:p>
     <w:p>
@@ -4907,7 +6719,7 @@
           <w:sz w:val="21"/>
           <w:szCs w:val="21"/>
         </w:rPr>
-        <w:t xml:space="preserve">El enunciado literal, la tabla de datos y la idea del método a la izquierda. A la derecha, siete pasos que se revelan al hacer clic.</w:t>
+        <w:t xml:space="preserve">Reconstrucción interactiva de la figura 25-1: la curva del potencial nuclear. Con el deslizador mueves la separación entre dos nucleones y el panel de la derecha cambia según la zona.</w:t>
       </w:r>
     </w:p>
     <w:p>
@@ -4936,111 +6748,46 @@
           <w:sz w:val="21"/>
           <w:szCs w:val="21"/>
         </w:rPr>
-        <w:t xml:space="preserve">Primer ejercicio: «¿Cuál es la energía de separación para uno de los neutrones del helio-4?»</w:t>
-      </w:r>
-    </w:p>
-    <w:p>
-      <w:pPr>
-        <w:spacing w:after="130" w:before="0" w:line="300"/>
-        <w:jc w:val="left"/>
-      </w:pPr>
-      <w:r>
-        <w:rPr>
-          <w:sz w:val="21"/>
-          <w:szCs w:val="21"/>
-        </w:rPr>
-        <w:t xml:space="preserve">[Clic 1] Nos piden la energía mínima para arrancar un solo nucleón, y aquí es un neutrón. No es la energía de amarre total.</w:t>
-      </w:r>
-    </w:p>
-    <w:p>
-      <w:pPr>
-        <w:spacing w:after="130" w:before="0" w:line="300"/>
-        <w:jc w:val="left"/>
-      </w:pPr>
-      <w:r>
-        <w:rPr>
-          <w:sz w:val="21"/>
-          <w:szCs w:val="21"/>
-        </w:rPr>
-        <w:t xml:space="preserve">[Clic 2] La reacción: el helio-4 tiene dos protones y dos neutrones; si le quito un neutrón quedan dos protones y un neutrón, que es helio-3.</w:t>
-      </w:r>
-    </w:p>
-    <w:p>
-      <w:pPr>
-        <w:spacing w:after="130" w:before="0" w:line="300"/>
-        <w:jc w:val="left"/>
-      </w:pPr>
-      <w:r>
-        <w:rPr>
-          <w:sz w:val="21"/>
-          <w:szCs w:val="21"/>
-        </w:rPr>
-        <w:t xml:space="preserve">[Clic 3] Aplico la conservación de la masa-energía, igual que en el ejemplo 25-3 pero con un neutrón: la masa del helio-3 más la del neutrón, menos la del helio-4. Uso masas atómicas porque los electrones se cancelan: los dos helios tienen dos.</w:t>
-      </w:r>
-    </w:p>
-    <w:p>
-      <w:pPr>
-        <w:spacing w:after="130" w:before="0" w:line="300"/>
-        <w:jc w:val="left"/>
-      </w:pPr>
-      <w:r>
-        <w:rPr>
-          <w:sz w:val="21"/>
-          <w:szCs w:val="21"/>
-        </w:rPr>
-        <w:t xml:space="preserve">[Clic 4] Los valores: 3,016029 más 1,008665 dan 4,024694. Y la masa del helio-4 es 4,002604.</w:t>
-      </w:r>
-    </w:p>
-    <w:p>
-      <w:pPr>
-        <w:spacing w:after="130" w:before="0" w:line="300"/>
-        <w:jc w:val="left"/>
-      </w:pPr>
-      <w:r>
-        <w:rPr>
-          <w:sz w:val="21"/>
-          <w:szCs w:val="21"/>
-        </w:rPr>
-        <w:t xml:space="preserve">[Clic 5] Restando: 0,022090 unidades atómicas de masa. Positivo, así que hay que entregar energía.</w:t>
-      </w:r>
-    </w:p>
-    <w:p>
-      <w:pPr>
-        <w:spacing w:after="130" w:before="0" w:line="300"/>
-        <w:jc w:val="left"/>
-      </w:pPr>
-      <w:r>
-        <w:rPr>
-          <w:sz w:val="21"/>
-          <w:szCs w:val="21"/>
-        </w:rPr>
-        <w:t xml:space="preserve">[Clic 6 y 7] Por 931,48, el resultado es 20,58 MeV. Redondeando, 20,6.</w:t>
-      </w:r>
-    </w:p>
-    <w:p>
-      <w:pPr>
-        <w:spacing w:after="130" w:before="0" w:line="300"/>
-        <w:jc w:val="left"/>
-      </w:pPr>
-      <w:r>
-        <w:rPr>
-          <w:sz w:val="21"/>
-          <w:szCs w:val="21"/>
-        </w:rPr>
-        <w:t xml:space="preserve">Y ahora lo interesante. La energía de amarre total del helio-4 es 28,3 MeV, o sea 7,07 por nucleón. Pero arrancarle un neutrón cuesta 20,6: casi tres veces el promedio.</w:t>
-      </w:r>
-    </w:p>
-    <w:p>
-      <w:pPr>
-        <w:spacing w:after="130" w:before="0" w:line="300"/>
-        <w:jc w:val="left"/>
-      </w:pPr>
-      <w:r>
-        <w:rPr>
-          <w:sz w:val="21"/>
-          <w:szCs w:val="21"/>
-        </w:rPr>
-        <w:t xml:space="preserve">¿Por qué? Porque el helio-4 es doblemente mágico: Z igual a dos y N igual a dos, las dos capas s cerradas. Está excepcionalmente ligado y romper esa capa es carísimo. Lo volveremos a ver en la diapositiva 21. Y fíjense que esto responde, al revés, la pregunta que el libro dejaba abierta.</w:t>
+        <w:t xml:space="preserve">Esta curva es la figura 25-1: la primera característica, el corto alcance, dibujada. En el eje horizontal, la separación entre dos nucleones en fermis; un fermi son diez a la menos quince metros.</w:t>
+      </w:r>
+    </w:p>
+    <w:p>
+      <w:pPr>
+        <w:spacing w:after="130" w:before="0" w:line="300"/>
+        <w:jc w:val="left"/>
+      </w:pPr>
+      <w:r>
+        <w:rPr>
+          <w:sz w:val="21"/>
+          <w:szCs w:val="21"/>
+        </w:rPr>
+        <w:t xml:space="preserve">[Deslizador hacia 1 fermi] A poco menos de un fermi el potencial es intensamente atractivo: un pozo de unos cien MeV. Ahí vive el núcleo.</w:t>
+      </w:r>
+    </w:p>
+    <w:p>
+      <w:pPr>
+        <w:spacing w:after="130" w:before="0" w:line="300"/>
+        <w:jc w:val="left"/>
+      </w:pPr>
+      <w:r>
+        <w:rPr>
+          <w:sz w:val="21"/>
+          <w:szCs w:val="21"/>
+        </w:rPr>
+        <w:t xml:space="preserve">[Deslizador hacia 3 o 4 fermis] Pero al separarlos la curva sube hacia cero muy rápido: a varios fermis no queda nada. Por eso un núcleo no atrae a sus vecinos.</w:t>
+      </w:r>
+    </w:p>
+    <w:p>
+      <w:pPr>
+        <w:spacing w:after="130" w:before="0" w:line="300"/>
+        <w:jc w:val="left"/>
+      </w:pPr>
+      <w:r>
+        <w:rPr>
+          <w:sz w:val="21"/>
+          <w:szCs w:val="21"/>
+        </w:rPr>
+        <w:t xml:space="preserve">[Deslizador por debajo de 0,5] Y el extremo que sorprende: por debajo de medio fermi los nucleones se repelen. Esa pared impide que el núcleo se colapse sobre sí mismo.</w:t>
       </w:r>
     </w:p>
     <w:p>
@@ -5063,7 +6810,7 @@
           <w:sz w:val="21"/>
           <w:szCs w:val="21"/>
         </w:rPr>
-        <w:t xml:space="preserve">¿De dónde salen esas masas si no están en el capítulo? De la tabla 6 del apéndice. En el extracto que tenemos no viene esa tabla, así que usé valores de tablas estándar, pero con el factor de conversión del propio texto, 931,48 MeV por uam.</w:t>
+        <w:t xml:space="preserve">¿Por qué se repelen a distancias tan cortas si la fuerza es atractiva? El libro solo dice que «la evidencia experimental lo sugiere». Hoy se entiende como un efecto de la estructura interna de los nucleones, pero eso está fuera de este capítulo.</w:t>
       </w:r>
     </w:p>
     <w:p>
@@ -5086,7 +6833,7 @@
           <w:sz w:val="21"/>
           <w:szCs w:val="21"/>
         </w:rPr>
-        <w:t xml:space="preserve">Haz clic paso a paso, no los abras todos de golpe; la columna se desplaza sola. Si vas muy justa, abre directamente el 4, el 5 y el 7, pero no te saltes la interpretación final.</w:t>
+        <w:t xml:space="preserve">Mueve el deslizador en los tres rangos. El panel de la derecha hace el trabajo por ti.</w:t>
       </w:r>
     </w:p>
     <w:p>
@@ -5102,7 +6849,7 @@
           <w:sz w:val="28"/>
           <w:szCs w:val="28"/>
         </w:rPr>
-        <w:t xml:space="preserve">Diapositiva 12 · Ejercicio 25-10 · Densidad nuclear frente a densidad atómica</w:t>
+        <w:t xml:space="preserve">Diapositiva 12 · La barrera de Coulomb y el efecto túnel</w:t>
       </w:r>
     </w:p>
     <w:p>
@@ -5118,7 +6865,7 @@
           <w:sz w:val="21"/>
           <w:szCs w:val="21"/>
         </w:rPr>
-        <w:t xml:space="preserve">Tiempo sugerido: 95 s   ·   Diapositiva interactiva</w:t>
+        <w:t xml:space="preserve">Tiempo sugerido: 35 s   ·   Diapositiva interactiva</w:t>
       </w:r>
     </w:p>
     <w:p>
@@ -5140,7 +6887,7 @@
           <w:sz w:val="21"/>
           <w:szCs w:val="21"/>
         </w:rPr>
-        <w:t xml:space="preserve">El enunciado literal, los datos y el atajo del cubo de los radios a la izquierda. A la derecha, siete pasos revelables.</w:t>
+        <w:t xml:space="preserve">Reconstrucción interactiva de la figura 25-2: la barrera de Coulomb con un protón que se acerca. El conmutador cambia entre «mecánica clásica» y «mecánica cuántica».</w:t>
       </w:r>
     </w:p>
     <w:p>
@@ -5169,85 +6916,46 @@
           <w:sz w:val="21"/>
           <w:szCs w:val="21"/>
         </w:rPr>
-        <w:t xml:space="preserve">Segundo ejercicio: «Suponga que el radio del átomo de hidrógeno es 0,53 ángstroms y muestre que la densidad nuclear del hidrógeno-1 es cerca de diez a la catorce veces mayor que la densidad atómica».</w:t>
-      </w:r>
-    </w:p>
-    <w:p>
-      <w:pPr>
-        <w:spacing w:after="130" w:before="0" w:line="300"/>
-        <w:jc w:val="left"/>
-      </w:pPr>
-      <w:r>
-        <w:rPr>
-          <w:sz w:val="21"/>
-          <w:szCs w:val="21"/>
-        </w:rPr>
-        <w:t xml:space="preserve">[Clic 1] Comparamos dos densidades del mismo hidrógeno: la del núcleo y la del átomo completo.</w:t>
-      </w:r>
-    </w:p>
-    <w:p>
-      <w:pPr>
-        <w:spacing w:after="130" w:before="0" w:line="300"/>
-        <w:jc w:val="left"/>
-      </w:pPr>
-      <w:r>
-        <w:rPr>
-          <w:sz w:val="21"/>
-          <w:szCs w:val="21"/>
-        </w:rPr>
-        <w:t xml:space="preserve">[Clic 2] El atajo: la masa del átomo está prácticamente toda en el núcleo, porque el electrón pesa 1836 veces menos. Con la misma masa arriba, la razón de densidades es la razón inversa de los volúmenes, es decir, el cubo de la razón de radios.</w:t>
-      </w:r>
-    </w:p>
-    <w:p>
-      <w:pPr>
-        <w:spacing w:after="130" w:before="0" w:line="300"/>
-        <w:jc w:val="left"/>
-      </w:pPr>
-      <w:r>
-        <w:rPr>
-          <w:sz w:val="21"/>
-          <w:szCs w:val="21"/>
-        </w:rPr>
-        <w:t xml:space="preserve">[Clic 3 y 4] El radio nuclear sale de la ecuación 25-6: como el hidrógeno-1 tiene A igual a uno, es exactamente r cero, y el libro nos dice que usemos 1,3 fermis. Y el radio atómico, 0,53 ángstroms, son 5,3 por diez a la menos once metros: el de la primera órbita de Bohr.</w:t>
-      </w:r>
-    </w:p>
-    <w:p>
-      <w:pPr>
-        <w:spacing w:after="130" w:before="0" w:line="300"/>
-        <w:jc w:val="left"/>
-      </w:pPr>
-      <w:r>
-        <w:rPr>
-          <w:sz w:val="21"/>
-          <w:szCs w:val="21"/>
-        </w:rPr>
-        <w:t xml:space="preserve">[Clic 5 y 6] La densidad nuclear, masa entre cuatro tercios de pi erre cubo, da 1,8 por diez a la diecisiete, que coincide con el valor de la ecuación 25-9: buena señal. Y la atómica, con el radio grande, 2,7 por diez a la tres, del orden de una roca.</w:t>
-      </w:r>
-    </w:p>
-    <w:p>
-      <w:pPr>
-        <w:spacing w:after="130" w:before="0" w:line="300"/>
-        <w:jc w:val="left"/>
-      </w:pPr>
-      <w:r>
-        <w:rPr>
-          <w:sz w:val="21"/>
-          <w:szCs w:val="21"/>
-        </w:rPr>
-        <w:t xml:space="preserve">[Clic 7] La razón: 6,8 por diez a la trece, aproximadamente diez a la catorce. Queda demostrado.</w:t>
-      </w:r>
-    </w:p>
-    <w:p>
-      <w:pPr>
-        <w:spacing w:after="130" w:before="0" w:line="300"/>
-        <w:jc w:val="left"/>
-      </w:pPr>
-      <w:r>
-        <w:rPr>
-          <w:sz w:val="21"/>
-          <w:szCs w:val="21"/>
-        </w:rPr>
-        <w:t xml:space="preserve">Una observación: si el radio atómico fuera exactamente diez mil veces el nuclear saldría diez a la doce. Sale diez a la catorce porque el átomo de hidrógeno es especialmente grande para su único nucleón. La conclusión del libro es la misma: la materia es, casi toda, espacio vacío.</w:t>
+        <w:t xml:space="preserve">Seguimos en 25-2, con la pregunta práctica: ¿cómo se entra en un núcleo?</w:t>
+      </w:r>
+    </w:p>
+    <w:p>
+      <w:pPr>
+        <w:spacing w:after="130" w:before="0" w:line="300"/>
+        <w:jc w:val="left"/>
+      </w:pPr>
+      <w:r>
+        <w:rPr>
+          <w:sz w:val="21"/>
+          <w:szCs w:val="21"/>
+        </w:rPr>
+        <w:t xml:space="preserve">Al acercarse, el protón es repelido por el núcleo positivo: es el potencial de Coulomb de la ecuación 25-2.</w:t>
+      </w:r>
+    </w:p>
+    <w:p>
+      <w:pPr>
+        <w:spacing w:after="130" w:before="0" w:line="300"/>
+        <w:jc w:val="left"/>
+      </w:pPr>
+      <w:r>
+        <w:rPr>
+          <w:sz w:val="21"/>
+          <w:szCs w:val="21"/>
+        </w:rPr>
+        <w:t xml:space="preserve">[Conmutador en «clásica»] La energía total del protón es menor que la altura de la barrera. Clásicamente, al llegar a B su energía cinética iguala a la potencial, choca y rebota, incapaz de penetrar. Nunca entra.</w:t>
+      </w:r>
+    </w:p>
+    <w:p>
+      <w:pPr>
+        <w:spacing w:after="130" w:before="0" w:line="300"/>
+        <w:jc w:val="left"/>
+      </w:pPr>
+      <w:r>
+        <w:rPr>
+          <w:sz w:val="21"/>
+          <w:szCs w:val="21"/>
+        </w:rPr>
+        <w:t xml:space="preserve">[Conmutador en «cuántica»] Y sin embargo entra. La mecánica cuántica explica, por el efecto túnel, cómo el protón tiene una probabilidad finita de atravesar la barrera y caer dentro del pozo de Yukawa.</w:t>
       </w:r>
     </w:p>
     <w:p>
@@ -5270,7 +6978,7 @@
           <w:sz w:val="21"/>
           <w:szCs w:val="21"/>
         </w:rPr>
-        <w:t xml:space="preserve">¿Y si usara r cero igual a 1,2 o 1,5 fermis? El resultado cambia por un factor de alrededor de dos, pero el orden de magnitud se mantiene. Por eso el enunciado dice «cerca de».</w:t>
+        <w:t xml:space="preserve">¿El efecto túnel significa que el protón atraviesa la barrera sin energía suficiente? Significa que su función de onda no se anula al otro lado, y por tanto hay probabilidad finita de encontrarlo allí. No «pasa por encima»: la pregunta clásica «¿dónde está ahora?» deja de tener sentido.</w:t>
       </w:r>
     </w:p>
     <w:p>
@@ -5293,7 +7001,7 @@
           <w:sz w:val="21"/>
           <w:szCs w:val="21"/>
         </w:rPr>
-        <w:t xml:space="preserve">El paso 2 es el que ahorra tiempo: si lo explicas bien, el 5 y el 6 son mera aritmética. Si vas apurada, abre el 2, el 3 y el 7.</w:t>
+        <w:t xml:space="preserve">Usa el conmutador: primero clásico, deja que complete un rebote, y después cuántico. El contraste visual es el argumento.</w:t>
       </w:r>
     </w:p>
     <w:p>
@@ -5309,7 +7017,7 @@
           <w:sz w:val="28"/>
           <w:szCs w:val="28"/>
         </w:rPr>
-        <w:t xml:space="preserve">Diapositiva 13 · Fotodesintegración y estabilidad nuclear</w:t>
+        <w:t xml:space="preserve">Diapositiva 13 · Un pozo profundo detrás de una colina</w:t>
       </w:r>
     </w:p>
     <w:p>
@@ -5325,7 +7033,7 @@
           <w:sz w:val="21"/>
           <w:szCs w:val="21"/>
         </w:rPr>
-        <w:t xml:space="preserve">Tiempo sugerido: 75 s</w:t>
+        <w:t xml:space="preserve">Tiempo sugerido: 35 s</w:t>
       </w:r>
     </w:p>
     <w:p>
@@ -5347,7 +7055,7 @@
           <w:sz w:val="21"/>
           <w:szCs w:val="21"/>
         </w:rPr>
-        <w:t xml:space="preserve">A la izquierda, de qué trata el capítulo 26 y el cálculo de la energía de amarre del deuterón. A la derecha, la figura 26-1 del libro, la fotodesintegración y el proceso inverso.</w:t>
+        <w:t xml:space="preserve">La figura 25-2 del libro a la izquierda. A la derecha, el balance de energía punto por punto, la ecuación del pozo de Yukawa y el atajo del neutrón.</w:t>
       </w:r>
     </w:p>
     <w:p>
@@ -5376,85 +7084,46 @@
           <w:sz w:val="21"/>
           <w:szCs w:val="21"/>
         </w:rPr>
-        <w:t xml:space="preserve">Empieza el capítulo 26, sección 26-1.</w:t>
-      </w:r>
-    </w:p>
-    <w:p>
-      <w:pPr>
-        <w:spacing w:after="130" w:before="0" w:line="300"/>
-        <w:jc w:val="left"/>
-      </w:pPr>
-      <w:r>
-        <w:rPr>
-          <w:sz w:val="21"/>
-          <w:szCs w:val="21"/>
-        </w:rPr>
-        <w:t xml:space="preserve">Comparadas con las químicas, las energías que atan a los nucleones son muy grandes. Aun así, cuando neutrones, protones, partículas alfa o fotones de alta energía chocan con el núcleo pueden producir cambios: la partícula entra y se expulsan otras, el núcleo se fractura, o simplemente rebota. La estabilidad total se mide en términos de la energía de la partícula incidente y de las energías de amarre de las partículas que lo forman.</w:t>
-      </w:r>
-    </w:p>
-    <w:p>
-      <w:pPr>
-        <w:spacing w:after="130" w:before="0" w:line="300"/>
-        <w:jc w:val="left"/>
-      </w:pPr>
-      <w:r>
-        <w:rPr>
-          <w:sz w:val="21"/>
-          <w:szCs w:val="21"/>
-        </w:rPr>
-        <w:t xml:space="preserve">El libro escoge el caso más simple: después del protón del hidrógeno, la estructura más simple es el deuterón, un protón y un neutrón.</w:t>
-      </w:r>
-    </w:p>
-    <w:p>
-      <w:pPr>
-        <w:spacing w:after="130" w:before="0" w:line="300"/>
-        <w:jc w:val="left"/>
-      </w:pPr>
-      <w:r>
-        <w:rPr>
-          <w:sz w:val="21"/>
-          <w:szCs w:val="21"/>
-        </w:rPr>
-        <w:t xml:space="preserve">Su energía de amarre sale de la ecuación 25-15 con Z y N iguales a uno: 2,016490 menos 2,014102 dan 0,002388 unidades atómicas, o sea 2,22 MeV. La figura 26-1 dibuja ese escalón.</w:t>
-      </w:r>
-    </w:p>
-    <w:p>
-      <w:pPr>
-        <w:spacing w:after="130" w:before="0" w:line="300"/>
-        <w:jc w:val="left"/>
-      </w:pPr>
-      <w:r>
-        <w:rPr>
-          <w:sz w:val="21"/>
-          <w:szCs w:val="21"/>
-        </w:rPr>
-        <w:t xml:space="preserve">¿Y cómo se mide? Por fotodesintegración: se lanzan fotones gamma monoenergéticos, el núcleo los absorbe y se desintegra en protón más neutrón.</w:t>
-      </w:r>
-    </w:p>
-    <w:p>
-      <w:pPr>
-        <w:spacing w:after="130" w:before="0" w:line="300"/>
-        <w:jc w:val="left"/>
-      </w:pPr>
-      <w:r>
-        <w:rPr>
-          <w:sz w:val="21"/>
-          <w:szCs w:val="21"/>
-        </w:rPr>
-        <w:t xml:space="preserve">Si hacemos las energías cinéticas iguales a cero obtenemos la energía umbral, y el resultado es elegantísimo: h nu cero es igual a la energía de amarre. Se mide una energía nuclear pesando el color del fotón más débil capaz de romper el deuterón.</w:t>
-      </w:r>
-    </w:p>
-    <w:p>
-      <w:pPr>
-        <w:spacing w:after="130" w:before="0" w:line="300"/>
-        <w:jc w:val="left"/>
-      </w:pPr>
-      <w:r>
-        <w:rPr>
-          <w:sz w:val="21"/>
-          <w:szCs w:val="21"/>
-        </w:rPr>
-        <w:t xml:space="preserve">Y existe el proceso inverso: protón más neutrón en reposo dan un deuterón más un fotón gamma de 2,22 MeV.</w:t>
+        <w:t xml:space="preserve">Esta es la figura 25-2 tal cual la imprime el libro, y tiene tres cosas.</w:t>
+      </w:r>
+    </w:p>
+    <w:p>
+      <w:pPr>
+        <w:spacing w:after="130" w:before="0" w:line="300"/>
+        <w:jc w:val="left"/>
+      </w:pPr>
+      <w:r>
+        <w:rPr>
+          <w:sz w:val="21"/>
+          <w:szCs w:val="21"/>
+        </w:rPr>
+        <w:t xml:space="preserve">El balance de energía: AB es la total, AC la potencial y CB la cinética que le queda. Y como la curva baja al alejarse, la fuerza eléctrica resulta repulsiva.</w:t>
+      </w:r>
+    </w:p>
+    <w:p>
+      <w:pPr>
+        <w:spacing w:after="130" w:before="0" w:line="300"/>
+        <w:jc w:val="left"/>
+      </w:pPr>
+      <w:r>
+        <w:rPr>
+          <w:sz w:val="21"/>
+          <w:szCs w:val="21"/>
+        </w:rPr>
+        <w:t xml:space="preserve">El pozo: una vez dentro, el potencial es el de Yukawa, ecuación 25-3, y el signo menos dice que ahí es atractivo.</w:t>
+      </w:r>
+    </w:p>
+    <w:p>
+      <w:pPr>
+        <w:spacing w:after="130" w:before="0" w:line="300"/>
+        <w:jc w:val="left"/>
+      </w:pPr>
+      <w:r>
+        <w:rPr>
+          <w:sz w:val="21"/>
+          <w:szCs w:val="21"/>
+        </w:rPr>
+        <w:t xml:space="preserve">Y la tercera, que importará enseguida: los neutrones no encuentran barrera. Al no tener carga, sienten las fuerzas nucleares desde algo más lejos. Por eso bastan neutrones lentos para provocar una fisión.</w:t>
       </w:r>
     </w:p>
     <w:p>
@@ -5477,7 +7146,7 @@
           <w:sz w:val="21"/>
           <w:szCs w:val="21"/>
         </w:rPr>
-        <w:t xml:space="preserve">En el capítulo 25 decía 2,24 MeV y aquí sale 2,22. ¿Cuál es? El cálculo detallado del capítulo 26 da 2,22; el 2,24 de la página 279 es un valor redondeado de otra fuente. La diferencia es del uno por ciento, pero está bien notar la inconsistencia del texto.</w:t>
+        <w:t xml:space="preserve">¿Por qué entonces se usan aceleradores si los neutrones entran gratis? Porque un neutrón libre no es fácil de producir ni de dirigir: hay que sacarlo antes de otro núcleo. Con protones se paga la barrera, pero se los acelera y enfoca con campos eléctricos.</w:t>
       </w:r>
     </w:p>
     <w:p>
@@ -5500,7 +7169,7 @@
           <w:sz w:val="21"/>
           <w:szCs w:val="21"/>
         </w:rPr>
-        <w:t xml:space="preserve">El punto bonito es «h nu cero igual a BE»: medir una energía nuclear pesando un color de luz. Dilo con esas palabras.</w:t>
+        <w:t xml:space="preserve">Si vas justa, esta diapositiva se puede resumir en el atajo del neutrón y pasar. El balance AB-AC-CB ya está escrito en pantalla.</w:t>
       </w:r>
     </w:p>
     <w:p>
@@ -5516,7 +7185,7 @@
           <w:sz w:val="28"/>
           <w:szCs w:val="28"/>
         </w:rPr>
-        <w:t xml:space="preserve">Diapositiva 14 · La estabilidad, en números</w:t>
+        <w:t xml:space="preserve">Diapositiva 14 · Un núcleo pesa menos que sus propias piezas</w:t>
       </w:r>
     </w:p>
     <w:p>
@@ -5532,7 +7201,7 @@
           <w:sz w:val="21"/>
           <w:szCs w:val="21"/>
         </w:rPr>
-        <w:t xml:space="preserve">Tiempo sugerido: 75 s   ·   Diapositiva interactiva</w:t>
+        <w:t xml:space="preserve">Tiempo sugerido: 35 s</w:t>
       </w:r>
     </w:p>
     <w:p>
@@ -5554,7 +7223,7 @@
           <w:sz w:val="21"/>
           <w:szCs w:val="21"/>
         </w:rPr>
-        <w:t xml:space="preserve">A la izquierda, la tabla 26-1 con los 272 núclidos estables y la explicación de por qué se dobla la curva. A la derecha, la reconstrucción interactiva de la figura 26-2, con tres ejemplos que se pueden resaltar.</w:t>
+        <w:t xml:space="preserve">A la izquierda, el déficit de masa con las ecuaciones 25-4 y 25-5. A la derecha, un esquema del helio-4 con las piezas sueltas arriba y el núcleo ya formado abajo, y la masa que falta.</w:t>
       </w:r>
     </w:p>
     <w:p>
@@ -5583,85 +7252,33 @@
           <w:sz w:val="21"/>
           <w:szCs w:val="21"/>
         </w:rPr>
-        <w:t xml:space="preserve">Seguimos en 26-1, con un dato muy revelador.</w:t>
-      </w:r>
-    </w:p>
-    <w:p>
-      <w:pPr>
-        <w:spacing w:after="130" w:before="0" w:line="300"/>
-        <w:jc w:val="left"/>
-      </w:pPr>
-      <w:r>
-        <w:rPr>
-          <w:sz w:val="21"/>
-          <w:szCs w:val="21"/>
-        </w:rPr>
-        <w:t xml:space="preserve">La tabla 26-1 clasifica los 272 núclidos estables de la naturaleza según si tienen número par o non de protones y de neutrones. Miren el reparto: par-par, ciento sesenta. Par-non, cincuenta y seis. Non-par, cincuenta y dos. Y non-non, cuatro. Solamente cuatro.</w:t>
-      </w:r>
-    </w:p>
-    <w:p>
-      <w:pPr>
-        <w:spacing w:after="130" w:before="0" w:line="300"/>
-        <w:jc w:val="left"/>
-      </w:pPr>
-      <w:r>
-        <w:rPr>
-          <w:sz w:val="21"/>
-          <w:szCs w:val="21"/>
-        </w:rPr>
-        <w:t xml:space="preserve">La combinación par-par es evidentemente la preferida por la naturaleza; la non-non sólo aparece en los elementos ligeros. Guarden el dato: en la diapositiva 18 verán que la fórmula de Weizsäcker tiene un término entero dedicado a recogerlo.</w:t>
-      </w:r>
-    </w:p>
-    <w:p>
-      <w:pPr>
-        <w:spacing w:after="130" w:before="0" w:line="300"/>
-        <w:jc w:val="left"/>
-      </w:pPr>
-      <w:r>
-        <w:rPr>
-          <w:sz w:val="21"/>
-          <w:szCs w:val="21"/>
-        </w:rPr>
-        <w:t xml:space="preserve">[Clic en oxígeno-16] Ahora la curva de estabilidad, la figura 26-2: el número neutrónico frente al protónico. Para Z menor que veinte la línea es recta, con N igual a Z.</w:t>
-      </w:r>
-    </w:p>
-    <w:p>
-      <w:pPr>
-        <w:spacing w:after="130" w:before="0" w:line="300"/>
-        <w:jc w:val="left"/>
-      </w:pPr>
-      <w:r>
-        <w:rPr>
-          <w:sz w:val="21"/>
-          <w:szCs w:val="21"/>
-        </w:rPr>
-        <w:t xml:space="preserve">[Clic en calcio-48] Para Z mayor que veinte la curva se dobla hacia N mayor que Z: el calcio-48 ya tiene veinte protones y veintiocho neutrones.</w:t>
-      </w:r>
-    </w:p>
-    <w:p>
-      <w:pPr>
-        <w:spacing w:after="130" w:before="0" w:line="300"/>
-        <w:jc w:val="left"/>
-      </w:pPr>
-      <w:r>
-        <w:rPr>
-          <w:sz w:val="21"/>
-          <w:szCs w:val="21"/>
-        </w:rPr>
-        <w:t xml:space="preserve">[Clic en protactinio-232] Y para Z grandes la tendencia es más pronunciada: el protactinio-232 tiene noventa y un protones y ciento cuarenta y un neutrones. Cincuenta de más.</w:t>
-      </w:r>
-    </w:p>
-    <w:p>
-      <w:pPr>
-        <w:spacing w:after="130" w:before="0" w:line="300"/>
-        <w:jc w:val="left"/>
-      </w:pPr>
-      <w:r>
-        <w:rPr>
-          <w:sz w:val="21"/>
-          <w:szCs w:val="21"/>
-        </w:rPr>
-        <w:t xml:space="preserve">¿Por qué? El libro lo dice en una frase: para grandes valores de Z la repulsión de Coulomb se vuelve importante, y el número de neutrones debe ser mayor para compensarla. Los neutrones aportan fuerza atractiva sin aportar repulsión eléctrica.</w:t>
+        <w:t xml:space="preserve">Sección 25-3. Parecería que la masa del núcleo debiera ser Z veces la del protón más N veces la del neutrón. Pero los espectrómetros señalan otra cosa: la masa real es menor. A esa diferencia se le llama déficit de masa, ecuación 25-4.</w:t>
+      </w:r>
+    </w:p>
+    <w:p>
+      <w:pPr>
+        <w:spacing w:after="130" w:before="0" w:line="300"/>
+        <w:jc w:val="left"/>
+      </w:pPr>
+      <w:r>
+        <w:rPr>
+          <w:sz w:val="21"/>
+          <w:szCs w:val="21"/>
+        </w:rPr>
+        <w:t xml:space="preserve">Y la explicación es Einstein, delta E igual a delta eme por ce cuadrado: al combinarse los nucleones, algo de la masa desaparece como energía liberada, usualmente rayos gamma.</w:t>
+      </w:r>
+    </w:p>
+    <w:p>
+      <w:pPr>
+        <w:spacing w:after="130" w:before="0" w:line="300"/>
+        <w:jc w:val="left"/>
+      </w:pPr>
+      <w:r>
+        <w:rPr>
+          <w:sz w:val="21"/>
+          <w:szCs w:val="21"/>
+        </w:rPr>
+        <w:t xml:space="preserve">Miren el helio-4: las cuatro piezas sueltas pesan 4,032980 unidades atómicas y el núcleo formado, 4,002604. Faltan 0,030376, que son 28,3 MeV. La masa no se destruye: es la energía que mantiene unido al núcleo.</w:t>
       </w:r>
     </w:p>
     <w:p>
@@ -5684,7 +7301,7 @@
           <w:sz w:val="21"/>
           <w:szCs w:val="21"/>
         </w:rPr>
-        <w:t xml:space="preserve">¿Y los núcleos que están fuera de esa franja? Son inestables: se desintegran hasta caer dentro de ella. Esa franja es el valle de estabilidad, la banda negra de la carta de núclidos de la portada.</w:t>
+        <w:t xml:space="preserve">¿El déficit de masa y la energía de amarre son lo mismo? Son la misma cantidad en unidades distintas: una en uam, la otra en MeV. Se pasa de una a otra con el factor 931,48.</w:t>
       </w:r>
     </w:p>
     <w:p>
@@ -5707,7 +7324,7 @@
           <w:sz w:val="21"/>
           <w:szCs w:val="21"/>
         </w:rPr>
-        <w:t xml:space="preserve">Haz clic en los tres ejemplos; las líneas punteadas hacen el argumento visible. Si vas justa, abre solo el calcio-48.</w:t>
+        <w:t xml:space="preserve">El esquema de las piezas sueltas es lo que hace entendible el déficit de masa. Señálalo mientras dices los dos números.</w:t>
       </w:r>
     </w:p>
     <w:p>
@@ -5723,7 +7340,7 @@
           <w:sz w:val="28"/>
           <w:szCs w:val="28"/>
         </w:rPr>
-        <w:t xml:space="preserve">Diapositiva 15 · Momento angular de spin</w:t>
+        <w:t xml:space="preserve">Diapositiva 15 · El volumen es proporcional al número de nucleones</w:t>
       </w:r>
     </w:p>
     <w:p>
@@ -5739,7 +7356,7 @@
           <w:sz w:val="21"/>
           <w:szCs w:val="21"/>
         </w:rPr>
-        <w:t xml:space="preserve">Tiempo sugerido: 65 s</w:t>
+        <w:t xml:space="preserve">Tiempo sugerido: 40 s</w:t>
       </w:r>
     </w:p>
     <w:p>
@@ -5761,7 +7378,7 @@
           <w:sz w:val="21"/>
           <w:szCs w:val="21"/>
         </w:rPr>
-        <w:t xml:space="preserve">A la izquierda, el spin de un nucleón suelto, la cuantización espacial y el spin nuclear. A la derecha, la figura 26-3 del libro, las orientaciones permitidas y el ejemplo del calcio-43.</w:t>
+        <w:t xml:space="preserve">A la izquierda, el radio nuclear con la ecuación 25-6 y los tres valores de r cero; debajo, el volumen. A la derecha, qué significa que el volumen vaya con A y una tabla con el radio de cuatro núclidos.</w:t>
       </w:r>
     </w:p>
     <w:p>
@@ -5790,59 +7407,33 @@
           <w:sz w:val="21"/>
           <w:szCs w:val="21"/>
         </w:rPr>
-        <w:t xml:space="preserve">Sección 26-2. El protón y el neutrón, igual que el electrón, tienen un spin intrínseco. El momento angular de spin es la ecuación 26-6: raíz de I por I más uno, por h barra, con I igual a un medio. Sustituyendo, vale raíz de tres sobre dos, por h barra.</w:t>
-      </w:r>
-    </w:p>
-    <w:p>
-      <w:pPr>
-        <w:spacing w:after="130" w:before="0" w:line="300"/>
-        <w:jc w:val="left"/>
-      </w:pPr>
-      <w:r>
-        <w:rPr>
-          <w:sz w:val="21"/>
-          <w:szCs w:val="21"/>
-        </w:rPr>
-        <w:t xml:space="preserve">En presencia de un campo magnético externo está cuantizado espacialmente: tomando el eje z en la dirección del campo, sólo tiene las componentes más y menos un medio de h barra. Dos orientaciones, ni una más. Eso dibuja la figura 26-3.</w:t>
-      </w:r>
-    </w:p>
-    <w:p>
-      <w:pPr>
-        <w:spacing w:after="130" w:before="0" w:line="300"/>
-        <w:jc w:val="left"/>
-      </w:pPr>
-      <w:r>
-        <w:rPr>
-          <w:sz w:val="21"/>
-          <w:szCs w:val="21"/>
-        </w:rPr>
-        <w:t xml:space="preserve">Además del spin, los nucleones tienen momento angular orbital porque se mueven. El momento resultante del núcleo se obtiene sumando los orbitales y los de spin de todos ellos: es la ecuación 26-8, con un número cuántico nuevo, I sub N, el spin nuclear.</w:t>
-      </w:r>
-    </w:p>
-    <w:p>
-      <w:pPr>
-        <w:spacing w:after="130" w:before="0" w:line="300"/>
-        <w:jc w:val="left"/>
-      </w:pPr>
-      <w:r>
-        <w:rPr>
-          <w:sz w:val="21"/>
-          <w:szCs w:val="21"/>
-        </w:rPr>
-        <w:t xml:space="preserve">Puede valer cero, uno, dos… o semienteros. Y la regla de las orientaciones permitidas es que hay dos I sub N más uno.</w:t>
-      </w:r>
-    </w:p>
-    <w:p>
-      <w:pPr>
-        <w:spacing w:after="130" w:before="0" w:line="300"/>
-        <w:jc w:val="left"/>
-      </w:pPr>
-      <w:r>
-        <w:rPr>
-          <w:sz w:val="21"/>
-          <w:szCs w:val="21"/>
-        </w:rPr>
-        <w:t xml:space="preserve">El ejemplo del libro es el calcio-43, con spin siete medios: hay ocho orientaciones posibles en un campo magnético aplicado, desde más siete medios hasta menos siete medios de h barra.</w:t>
+        <w:t xml:space="preserve">El tamaño. La ecuación 25-6 dice que el radio es r cero por A a un tercio. Ese r cero vale 1,2 fermis con partículas cargadas y 1,5 con neutrones; para problemas usaremos el intermedio de 1,3. Apunten ese número: lo necesitamos en el ejercicio 25-10.</w:t>
+      </w:r>
+    </w:p>
+    <w:p>
+      <w:pPr>
+        <w:spacing w:after="130" w:before="0" w:line="300"/>
+        <w:jc w:val="left"/>
+      </w:pPr>
+      <w:r>
+        <w:rPr>
+          <w:sz w:val="21"/>
+          <w:szCs w:val="21"/>
+        </w:rPr>
+        <w:t xml:space="preserve">Si el radio va como A a un tercio, el volumen va como A. Y eso significa que los nucleones se empaquetan siempre igual de apretados: exactamente como en una gota de líquido. Es la segunda pista, junto con la saturación, que llevará al modelo de la gota.</w:t>
+      </w:r>
+    </w:p>
+    <w:p>
+      <w:pPr>
+        <w:spacing w:after="130" w:before="0" w:line="300"/>
+        <w:jc w:val="left"/>
+      </w:pPr>
+      <w:r>
+        <w:rPr>
+          <w:sz w:val="21"/>
+          <w:szCs w:val="21"/>
+        </w:rPr>
+        <w:t xml:space="preserve">Fíjense además lo despacio que crece: del helio al uranio hay sesenta veces más nucleones y el radio solo se multiplica por cuatro.</w:t>
       </w:r>
     </w:p>
     <w:p>
@@ -5865,7 +7456,7 @@
           <w:sz w:val="21"/>
           <w:szCs w:val="21"/>
         </w:rPr>
-        <w:t xml:space="preserve">¿El spin nuclear es la suma simple de los spines de los nucleones? No: es la suma vectorial de los momentos orbitales y de spin de todos ellos, y por eso puede dar cero aunque haya muchos nucleones girando. Lo vemos en la diapositiva 22.</w:t>
+        <w:t xml:space="preserve">¿Por qué hay tres valores de r cero? Porque se mide de formas distintas: con protones se obtiene el radio de la distribución de carga, 1,2 F; con neutrones, el de la materia nuclear, 1,5 F, mayor porque no hay barrera que los frene. El 1,3 F es un compromiso para hacer problemas.</w:t>
       </w:r>
     </w:p>
     <w:p>
@@ -5888,7 +7479,7 @@
           <w:sz w:val="21"/>
           <w:szCs w:val="21"/>
         </w:rPr>
-        <w:t xml:space="preserve">No te pierdas en las fórmulas. Lo que tiene que quedar es: el núcleo gira, y solo puede apuntar a un número finito de direcciones, que es 2·I_N + 1.</w:t>
+        <w:t xml:space="preserve">Lo que no puedes saltar es el 1,3 fermis: sin ese número no sale el ejercicio 25-10.</w:t>
       </w:r>
     </w:p>
     <w:p>
@@ -5904,7 +7495,7 @@
           <w:sz w:val="28"/>
           <w:szCs w:val="28"/>
         </w:rPr>
-        <w:t xml:space="preserve">Diapositiva 16 · El magnetón nuclear y el misterio del neutrón</w:t>
+        <w:t xml:space="preserve">Diapositiva 16 · Doscientos millones de toneladas por centímetro cúbico</w:t>
       </w:r>
     </w:p>
     <w:p>
@@ -5920,7 +7511,7 @@
           <w:sz w:val="21"/>
           <w:szCs w:val="21"/>
         </w:rPr>
-        <w:t xml:space="preserve">Tiempo sugerido: 60 s</w:t>
+        <w:t xml:space="preserve">Tiempo sugerido: 40 s</w:t>
       </w:r>
     </w:p>
     <w:p>
@@ -5942,7 +7533,7 @@
           <w:sz w:val="21"/>
           <w:szCs w:val="21"/>
         </w:rPr>
-        <w:t xml:space="preserve">A la izquierda, del magnetón de Bohr al magnetón nuclear, las dos componentes observables y las dos cosas que el libro reconoce no entender. A la derecha, la tabla 26-2 completa del libro.</w:t>
+        <w:t xml:space="preserve">A la izquierda, el cálculo de la densidad nuclear con las ecuaciones 25-7 y 25-9. A la derecha, la comparación de las tres densidades y lo que significa.</w:t>
       </w:r>
     </w:p>
     <w:p>
@@ -5971,59 +7562,33 @@
           <w:sz w:val="21"/>
           <w:szCs w:val="21"/>
         </w:rPr>
-        <w:t xml:space="preserve">Seguimos en 26-2. El electrón tiene asociado un momento dipolar magnético igual al magnetón de Bohr. De forma similar, un nucleón tiene un magnetón nuclear, ecuación 26-10: e h barra sobre dos veces la masa del protón.</w:t>
-      </w:r>
-    </w:p>
-    <w:p>
-      <w:pPr>
-        <w:spacing w:after="130" w:before="0" w:line="300"/>
-        <w:jc w:val="left"/>
-      </w:pPr>
-      <w:r>
-        <w:rPr>
-          <w:sz w:val="21"/>
-          <w:szCs w:val="21"/>
-        </w:rPr>
-        <w:t xml:space="preserve">Y como el protón es 1836 veces más pesado, el magnetón nuclear es 1836 veces menor que el de Bohr. Retengan ese factor: es la primera prueba de la diapositiva siguiente.</w:t>
-      </w:r>
-    </w:p>
-    <w:p>
-      <w:pPr>
-        <w:spacing w:after="130" w:before="0" w:line="300"/>
-        <w:jc w:val="left"/>
-      </w:pPr>
-      <w:r>
-        <w:rPr>
-          <w:sz w:val="21"/>
-          <w:szCs w:val="21"/>
-        </w:rPr>
-        <w:t xml:space="preserve">Experimentalmente, las componentes observables son más 2,79 magnetones nucleares para el protón y menos 1,91 para el neutrón.</w:t>
-      </w:r>
-    </w:p>
-    <w:p>
-      <w:pPr>
-        <w:spacing w:after="130" w:before="0" w:line="300"/>
-        <w:jc w:val="left"/>
-      </w:pPr>
-      <w:r>
-        <w:rPr>
-          <w:sz w:val="21"/>
-          <w:szCs w:val="21"/>
-        </w:rPr>
-        <w:t xml:space="preserve">Y aquí el libro reconoce dos cosas que no entiende: que estos valores no están bien comprendidos teóricamente y, cito, que «es especialmente difícil entender cómo el neutrón, que es una partícula neutra, puede tener momento magnético». Una partícula sin carga que se comporta como un imán.</w:t>
-      </w:r>
-    </w:p>
-    <w:p>
-      <w:pPr>
-        <w:spacing w:after="130" w:before="0" w:line="300"/>
-        <w:jc w:val="left"/>
-      </w:pPr>
-      <w:r>
-        <w:rPr>
-          <w:sz w:val="21"/>
-          <w:szCs w:val="21"/>
-        </w:rPr>
-        <w:t xml:space="preserve">Miren la tabla 26-2 y fíjense en el patrón: el helio-4, el carbono-12, el oxígeno-16, el calcio-40, el plomo-208 —todos con Z y N pares— tienen spin cero y momento cero. En la diapositiva 22 veremos por qué.</w:t>
+        <w:t xml:space="preserve">De ahí sale el número más espectacular del capítulo: la densidad nuclear es unos dos por diez a la diecisiete kilogramos por metro cúbico. El libro lo llama «un número increíblemente grande».</w:t>
+      </w:r>
+    </w:p>
+    <w:p>
+      <w:pPr>
+        <w:spacing w:after="130" w:before="0" w:line="300"/>
+        <w:jc w:val="left"/>
+      </w:pPr>
+      <w:r>
+        <w:rPr>
+          <w:sz w:val="21"/>
+          <w:szCs w:val="21"/>
+        </w:rPr>
+        <w:t xml:space="preserve">Y un detalle: en esa fórmula A se cancela entre la masa y el volumen. Por eso todos los núcleos tienen la misma densidad, del hidrógeno al uranio.</w:t>
+      </w:r>
+    </w:p>
+    <w:p>
+      <w:pPr>
+        <w:spacing w:after="130" w:before="0" w:line="300"/>
+        <w:jc w:val="left"/>
+      </w:pPr>
+      <w:r>
+        <w:rPr>
+          <w:sz w:val="21"/>
+          <w:szCs w:val="21"/>
+        </w:rPr>
+        <w:t xml:space="preserve">La comparación: el radio atómico es diez mil veces el nuclear, así que la densidad atómica es doce órdenes de magnitud menor; y el agua, mil kilogramos por metro cúbico. Un centímetro cúbico de materia nuclear pura pesaría doscientos millones de toneladas: es de lo que están hechas las estrellas de neutrones. Por ahí va el ejercicio 25-10.</w:t>
       </w:r>
     </w:p>
     <w:p>
@@ -6046,7 +7611,7 @@
           <w:sz w:val="21"/>
           <w:szCs w:val="21"/>
         </w:rPr>
-        <w:t xml:space="preserve">¿Y hoy se sabe por qué el neutrón tiene momento magnético? Sí: porque no es elemental, está formado por quarks con cargas fraccionarias cuya suma es cero pero cuya distribución produce un momento neto. Eso es muy posterior a este libro.</w:t>
+        <w:t xml:space="preserve">¿Existe de verdad materia con esa densidad? Sí, en las estrellas de neutrones: una estrella entera comprimida hasta el punto en que toda ella es, en la práctica, un núcleo gigante.</w:t>
       </w:r>
     </w:p>
     <w:p>
@@ -6069,7 +7634,7 @@
           <w:sz w:val="21"/>
           <w:szCs w:val="21"/>
         </w:rPr>
-        <w:t xml:space="preserve">La honestidad del libro al reconocer lo que no entiende es un buen comentario epistemológico. Si vas con prisa, esta diapositiva es la primera que se puede recortar.</w:t>
+        <w:t xml:space="preserve">Este es el número que la gente recuerda al salir. Dilo en toneladas, no en kilogramos por metro cúbico.</w:t>
       </w:r>
     </w:p>
     <w:p>
@@ -6085,7 +7650,7 @@
           <w:sz w:val="28"/>
           <w:szCs w:val="28"/>
         </w:rPr>
-        <w:t xml:space="preserve">Diapositiva 17 · ¿Electrones en el núcleo?</w:t>
+        <w:t xml:space="preserve">Diapositiva 17 · Energía de amarre nuclear</w:t>
       </w:r>
     </w:p>
     <w:p>
@@ -6101,7 +7666,7 @@
           <w:sz w:val="21"/>
           <w:szCs w:val="21"/>
         </w:rPr>
-        <w:t xml:space="preserve">Tiempo sugerido: 90 s   ·   Diapositiva interactiva</w:t>
+        <w:t xml:space="preserve">Tiempo sugerido: 35 s</w:t>
       </w:r>
     </w:p>
     <w:p>
@@ -6123,7 +7688,7 @@
           <w:sz w:val="21"/>
           <w:szCs w:val="21"/>
         </w:rPr>
-        <w:t xml:space="preserve">Arriba, lo que se creía hasta 1931 y lo que cambió en 1932. En el centro, tres tarjetas con las tres pruebas, que se despliegan al hacer clic. Abajo, la figura 26-4 del libro y el puente con el ejercicio 26-9.</w:t>
+        <w:t xml:space="preserve">A la izquierda, la definición con la ecuación 25-10 y el criterio del signo. A la derecha, el paso de masas nucleares a masas atómicas hasta la ecuación 25-15.</w:t>
       </w:r>
     </w:p>
     <w:p>
@@ -6152,85 +7717,33 @@
           <w:sz w:val="21"/>
           <w:szCs w:val="21"/>
         </w:rPr>
-        <w:t xml:space="preserve">Sección 26-3, y es mi diapositiva favorita, porque es historia de la ciencia en vivo.</w:t>
-      </w:r>
-    </w:p>
-    <w:p>
-      <w:pPr>
-        <w:spacing w:after="130" w:before="0" w:line="300"/>
-        <w:jc w:val="left"/>
-      </w:pPr>
-      <w:r>
-        <w:rPr>
-          <w:sz w:val="21"/>
-          <w:szCs w:val="21"/>
-        </w:rPr>
-        <w:t xml:space="preserve">Lo sorprendente es que hasta 1931 se creyó generalmente que los electrones sí existían en el núcleo, y que la carga neta positiva se debía a un exceso de protones sobre electrones. Se suponía, por ejemplo, que el núcleo de deuterio constaba de dos protones y un electrón nuclear.</w:t>
-      </w:r>
-    </w:p>
-    <w:p>
-      <w:pPr>
-        <w:spacing w:after="130" w:before="0" w:line="300"/>
-        <w:jc w:val="left"/>
-      </w:pPr>
-      <w:r>
-        <w:rPr>
-          <w:sz w:val="21"/>
-          <w:szCs w:val="21"/>
-        </w:rPr>
-        <w:t xml:space="preserve">Pero al descubrir Chadwick el neutrón en 1932 se propuso una teoría nueva que negaba esos electrones nucleares. Desde entonces se han hecho varios experimentos para verificarlo; el libro da tres.</w:t>
-      </w:r>
-    </w:p>
-    <w:p>
-      <w:pPr>
-        <w:spacing w:after="130" w:before="0" w:line="300"/>
-        <w:jc w:val="left"/>
-      </w:pPr>
-      <w:r>
-        <w:rPr>
-          <w:sz w:val="21"/>
-          <w:szCs w:val="21"/>
-        </w:rPr>
-        <w:t xml:space="preserve">[Clic prueba 1] Si hubiera electrones, el momento magnético del núcleo sería del orden del magnetón de Bohr. Pero la evidencia indica que es menor por un factor de alrededor de mil. Ahí está el 1836 de hace un momento.</w:t>
-      </w:r>
-    </w:p>
-    <w:p>
-      <w:pPr>
-        <w:spacing w:after="130" w:before="0" w:line="300"/>
-        <w:jc w:val="left"/>
-      </w:pPr>
-      <w:r>
-        <w:rPr>
-          <w:sz w:val="21"/>
-          <w:szCs w:val="21"/>
-        </w:rPr>
-        <w:t xml:space="preserve">[Clic prueba 2] El núcleo de deuterio tiene spin más uno, un valor entero. La figura 26-4 muestra que cualquier combinación permitida de los spines de los electrones daría un valor semientero, en contradicción con la evidencia. Sin electrones salen cero y uno, que es lo que se mide.</w:t>
-      </w:r>
-    </w:p>
-    <w:p>
-      <w:pPr>
-        <w:spacing w:after="130" w:before="0" w:line="300"/>
-        <w:jc w:val="left"/>
-      </w:pPr>
-      <w:r>
-        <w:rPr>
-          <w:sz w:val="21"/>
-          <w:szCs w:val="21"/>
-        </w:rPr>
-        <w:t xml:space="preserve">[Clic prueba 3] Y la tercera, la más elegante. El núcleo mide unos diez a la menos catorce metros, y del principio de incertidumbre sale una energía cinética de veinte millones de electrón-volts para un electrón confinado ahí. Pero los electrones de los átomos inestables tienen energías de solamente varios electrón-volts. Contradicción frontal.</w:t>
-      </w:r>
-    </w:p>
-    <w:p>
-      <w:pPr>
-        <w:spacing w:after="130" w:before="0" w:line="300"/>
-        <w:jc w:val="left"/>
-      </w:pPr>
-      <w:r>
-        <w:rPr>
-          <w:sz w:val="21"/>
-          <w:szCs w:val="21"/>
-        </w:rPr>
-        <w:t xml:space="preserve">Tres caminos independientes, la misma conclusión. Y el ejercicio 26-9 consiste en hacer esta tercera cuenta al revés.</w:t>
+        <w:t xml:space="preserve">Sección 25-4, el concepto central de los dos capítulos.</w:t>
+      </w:r>
+    </w:p>
+    <w:p>
+      <w:pPr>
+        <w:spacing w:after="130" w:before="0" w:line="300"/>
+        <w:jc w:val="left"/>
+      </w:pPr>
+      <w:r>
+        <w:rPr>
+          <w:sz w:val="21"/>
+          <w:szCs w:val="21"/>
+        </w:rPr>
+        <w:t xml:space="preserve">Esa masa que desaparece se convierte en energía, y esa energía es la energía de amarre: la energía mínima requerida para separar un núcleo estable en sus protones y neutrones constituyentes. Si es positiva el núcleo es estable; si es negativa, se desintegra solo.</w:t>
+      </w:r>
+    </w:p>
+    <w:p>
+      <w:pPr>
+        <w:spacing w:after="130" w:before="0" w:line="300"/>
+        <w:jc w:val="left"/>
+      </w:pPr>
+      <w:r>
+        <w:rPr>
+          <w:sz w:val="21"/>
+          <w:szCs w:val="21"/>
+        </w:rPr>
+        <w:t xml:space="preserve">Hay un problema práctico: las tablas están en masas atómicas, no nucleares. Al convertir, los términos con la masa del electrón se cancelan, y queda la ecuación 25-15, que usaremos siempre: BE igual a Z por la masa del hidrógeno, más N por la del neutrón, menos la masa atómica.</w:t>
       </w:r>
     </w:p>
     <w:p>
@@ -6253,7 +7766,7 @@
           <w:sz w:val="21"/>
           <w:szCs w:val="21"/>
         </w:rPr>
-        <w:t xml:space="preserve">Si no hay electrones en el núcleo, ¿de dónde sale el electrón de la desintegración beta? Se crea en el momento de la desintegración, cuando un neutrón se convierte en protón. No estaba guardado ahí dentro. Ese es justamente el punto.</w:t>
+        <w:t xml:space="preserve">¿Por qué se cancelan los electrones? Porque en la masa atómica del núclido hay Z electrones, y al usar Z veces la masa del átomo de hidrógeno estamos metiendo esos mismos Z electrones por el otro lado. Se restan.</w:t>
       </w:r>
     </w:p>
     <w:p>
@@ -6276,7 +7789,7 @@
           <w:sz w:val="21"/>
           <w:szCs w:val="21"/>
         </w:rPr>
-        <w:t xml:space="preserve">Abre las tres tarjetas con un clic cada una. La tercera enlaza con el ejercicio 26-9: señálalo explícitamente antes de pasar.</w:t>
+        <w:t xml:space="preserve">Es la diapositiva más importante del capítulo 25: los ejercicios 25-9 y 26-10 se apoyan en ella. No la saltes nunca.</w:t>
       </w:r>
     </w:p>
     <w:p>
@@ -6292,7 +7805,7 @@
           <w:sz w:val="28"/>
           <w:szCs w:val="28"/>
         </w:rPr>
-        <w:t xml:space="preserve">Diapositiva 18 · El modelo de la gota líquida</w:t>
+        <w:t xml:space="preserve">Diapositiva 18 · Ejemplo 25-2 · Energía de amarre del oxígeno-16</w:t>
       </w:r>
     </w:p>
     <w:p>
@@ -6308,7 +7821,7 @@
           <w:sz w:val="21"/>
           <w:szCs w:val="21"/>
         </w:rPr>
-        <w:t xml:space="preserve">Tiempo sugerido: 65 s</w:t>
+        <w:t xml:space="preserve">Tiempo sugerido: 30 s</w:t>
       </w:r>
     </w:p>
     <w:p>
@@ -6330,7 +7843,7 @@
           <w:sz w:val="21"/>
           <w:szCs w:val="21"/>
         </w:rPr>
-        <w:t xml:space="preserve">A la izquierda, por qué hacen falta modelos, la analogía con el líquido y la figura de la gota deformándose hasta partirse. A la derecha, la fórmula completa de Weizsäcker y la tabla de la constante delta.</w:t>
+        <w:t xml:space="preserve">A la izquierda, el cálculo línea por línea con la tabla de masas y la conversión a MeV. A la derecha, las cuatro constantes que hay que tener a mano y el número que hay que recordar.</w:t>
       </w:r>
     </w:p>
     <w:p>
@@ -6359,59 +7872,46 @@
           <w:sz w:val="21"/>
           <w:szCs w:val="21"/>
         </w:rPr>
-        <w:t xml:space="preserve">Sección 26-4, y empieza con una frase que es puro contenido epistemológico: «Puesto que ninguna teoría completa da cuenta de todas las propiedades nucleares, se han desarrollado varios modelos del núcleo para describir diferentes propiedades nucleares».</w:t>
-      </w:r>
-    </w:p>
-    <w:p>
-      <w:pPr>
-        <w:spacing w:after="130" w:before="0" w:line="300"/>
-        <w:jc w:val="left"/>
-      </w:pPr>
-      <w:r>
-        <w:rPr>
-          <w:sz w:val="21"/>
-          <w:szCs w:val="21"/>
-        </w:rPr>
-        <w:t xml:space="preserve">El primero es el de la gota líquida. ¿Por qué una gota? Porque en un líquido las energías de ligadura de dos átomos en una molécula son independientes de los demás átomos, y eso es similar al efecto de saturación de la diapositiva 6: cada partícula sólo interactúa con sus vecinas inmediatas.</w:t>
-      </w:r>
-    </w:p>
-    <w:p>
-      <w:pPr>
-        <w:spacing w:after="130" w:before="0" w:line="300"/>
-        <w:jc w:val="left"/>
-      </w:pPr>
-      <w:r>
-        <w:rPr>
-          <w:sz w:val="21"/>
-          <w:szCs w:val="21"/>
-        </w:rPr>
-        <w:t xml:space="preserve">Por eso el núcleo se comporta como un fluido: se deforma, se estira y, si se estira demasiado, se parte. Eso que ven abajo es la fisión vista por este modelo.</w:t>
-      </w:r>
-    </w:p>
-    <w:p>
-      <w:pPr>
-        <w:spacing w:after="130" w:before="0" w:line="300"/>
-        <w:jc w:val="left"/>
-      </w:pPr>
-      <w:r>
-        <w:rPr>
-          <w:sz w:val="21"/>
-          <w:szCs w:val="21"/>
-        </w:rPr>
-        <w:t xml:space="preserve">En 1935 Carl Friedrich von Weizsäcker propuso esta fórmula semiempírica para la energía de amarre, la ecuación 26-12: cinco términos y cuatro constantes, a igual a 15,8; b, 17,8; c, 0,71; y d, 23,7.</w:t>
-      </w:r>
-    </w:p>
-    <w:p>
-      <w:pPr>
-        <w:spacing w:after="130" w:before="0" w:line="300"/>
-        <w:jc w:val="left"/>
-      </w:pPr>
-      <w:r>
-        <w:rPr>
-          <w:sz w:val="21"/>
-          <w:szCs w:val="21"/>
-        </w:rPr>
-        <w:t xml:space="preserve">Y una quinta, delta, que vale 34 si Z y N son ambos pares o ambos nones, y cero en los casos mixtos. Comparen esa tabla con la 26-1: es la misma preferencia por los núcleos par-par, metida dentro de la fórmula.</w:t>
+        <w:t xml:space="preserve">El ejemplo 25-2 lo hace con el oxígeno-16.</w:t>
+      </w:r>
+    </w:p>
+    <w:p>
+      <w:pPr>
+        <w:spacing w:after="130" w:before="0" w:line="300"/>
+        <w:jc w:val="left"/>
+      </w:pPr>
+      <w:r>
+        <w:rPr>
+          <w:sz w:val="21"/>
+          <w:szCs w:val="21"/>
+        </w:rPr>
+        <w:t xml:space="preserve">Ocho masas de hidrógeno más ocho de neutrón suman 16,13192 unidades atómicas. Y la masa atómica del oxígeno-16 es exactamente dieciséis, porque es el patrón de la escala. La diferencia, más 0,13192, es la energía de amarre; positiva, luego estable.</w:t>
+      </w:r>
+    </w:p>
+    <w:p>
+      <w:pPr>
+        <w:spacing w:after="130" w:before="0" w:line="300"/>
+        <w:jc w:val="left"/>
+      </w:pPr>
+      <w:r>
+        <w:rPr>
+          <w:sz w:val="21"/>
+          <w:szCs w:val="21"/>
+        </w:rPr>
+        <w:t xml:space="preserve">Una unidad atómica son 931,48 MeV, así que son 122,8 MeV. Entre dieciséis nucleones, 7,68 MeV por nucleón.</w:t>
+      </w:r>
+    </w:p>
+    <w:p>
+      <w:pPr>
+        <w:spacing w:after="130" w:before="0" w:line="300"/>
+        <w:jc w:val="left"/>
+      </w:pPr>
+      <w:r>
+        <w:rPr>
+          <w:sz w:val="21"/>
+          <w:szCs w:val="21"/>
+        </w:rPr>
+        <w:t xml:space="preserve">Retengan ese número: casi todos los núcleos rondan los ocho MeV por nucleón. Esa constancia es el hecho central del capítulo 26.</w:t>
       </w:r>
     </w:p>
     <w:p>
@@ -6434,7 +7934,7 @@
           <w:sz w:val="21"/>
           <w:szCs w:val="21"/>
         </w:rPr>
-        <w:t xml:space="preserve">¿Qué quiere decir «semiempírica»? Que no se deduce enteramente de una teoría. La forma de cada término tiene justificación física, pero los cuatro coeficientes se determinan ajustando la fórmula a las masas medidas en el laboratorio.</w:t>
+        <w:t xml:space="preserve">¿Por qué la masa atómica del oxígeno-16 es exactamente 16? Porque en la escala que usa este libro el oxígeno-16 es el patrón. No es una coincidencia física.</w:t>
       </w:r>
     </w:p>
     <w:p>
@@ -6457,7 +7957,7 @@
           <w:sz w:val="21"/>
           <w:szCs w:val="21"/>
         </w:rPr>
-        <w:t xml:space="preserve">La frase de apertura justifica todo el capítulo 26. No la saltes.</w:t>
+        <w:t xml:space="preserve">Las cuatro constantes de la derecha son las que necesitas en los dos ejercicios de masas. Señálalas aunque no las leas.</w:t>
       </w:r>
     </w:p>
     <w:p>
@@ -6473,7 +7973,7 @@
           <w:sz w:val="28"/>
           <w:szCs w:val="28"/>
         </w:rPr>
-        <w:t xml:space="preserve">Diapositiva 19 · La fórmula, término a término</w:t>
+        <w:t xml:space="preserve">Diapositiva 19 · Energía de separación</w:t>
       </w:r>
     </w:p>
     <w:p>
@@ -6489,7 +7989,7 @@
           <w:sz w:val="21"/>
           <w:szCs w:val="21"/>
         </w:rPr>
-        <w:t xml:space="preserve">Tiempo sugerido: 80 s   ·   Diapositiva interactiva</w:t>
+        <w:t xml:space="preserve">Tiempo sugerido: 30 s</w:t>
       </w:r>
     </w:p>
     <w:p>
@@ -6511,7 +8011,7 @@
           <w:sz w:val="21"/>
           <w:szCs w:val="21"/>
         </w:rPr>
-        <w:t xml:space="preserve">A la izquierda, los cinco términos de la fórmula en cinco tarjetas: el que suma en verde, los que restan en rojo. A la derecha, la figura 26-5 del libro y una calculadora interactiva con cuatro núclidos.</w:t>
+        <w:t xml:space="preserve">A la izquierda, la diferencia entre BE y SE y el método en una frase. A la derecha, un esquema que compara desarmar el núcleo entero con quitarle una sola pieza.</w:t>
       </w:r>
     </w:p>
     <w:p>
@@ -6540,85 +8040,46 @@
           <w:sz w:val="21"/>
           <w:szCs w:val="21"/>
         </w:rPr>
-        <w:t xml:space="preserve">Vamos término por término. De los cinco, uno suma y cuatro restan.</w:t>
-      </w:r>
-    </w:p>
-    <w:p>
-      <w:pPr>
-        <w:spacing w:after="130" w:before="0" w:line="300"/>
-        <w:jc w:val="left"/>
-      </w:pPr>
-      <w:r>
-        <w:rPr>
-          <w:sz w:val="21"/>
-          <w:szCs w:val="21"/>
-        </w:rPr>
-        <w:t xml:space="preserve">El volumétrico, a por A: cuantos más nucleones, más difícil es removerlos individualmente. La energía de amarre es proporcional al número total de nucleones, igual que el calor de vaporización lo es a la masa del líquido. Es el único positivo.</w:t>
-      </w:r>
-    </w:p>
-    <w:p>
-      <w:pPr>
-        <w:spacing w:after="130" w:before="0" w:line="300"/>
-        <w:jc w:val="left"/>
-      </w:pPr>
-      <w:r>
-        <w:rPr>
-          <w:sz w:val="21"/>
-          <w:szCs w:val="21"/>
-        </w:rPr>
-        <w:t xml:space="preserve">El superficial, b por A a dos tercios: los nucleones de la superficie no están completamente rodeados, así que están menos ligados. Es similar a la tensión superficial, y como reduce la energía de amarre aparece como negativo.</w:t>
-      </w:r>
-    </w:p>
-    <w:p>
-      <w:pPr>
-        <w:spacing w:after="130" w:before="0" w:line="300"/>
-        <w:jc w:val="left"/>
-      </w:pPr>
-      <w:r>
-        <w:rPr>
-          <w:sz w:val="21"/>
-          <w:szCs w:val="21"/>
-        </w:rPr>
-        <w:t xml:space="preserve">La repulsión de Coulomb: cada carga repele a todas las demás, así que la energía va con el número de parejas, Z por Z menos uno partido por dos. Eso dibuja la figura 26-5: tres protones dan tres parejas, cuatro dan seis. Y como va con el inverso de la distancia, se sustituye el radio por r cero A a un tercio. Destructivo, luego negativo.</w:t>
-      </w:r>
-    </w:p>
-    <w:p>
-      <w:pPr>
-        <w:spacing w:after="130" w:before="0" w:line="300"/>
-        <w:jc w:val="left"/>
-      </w:pPr>
-      <w:r>
-        <w:rPr>
-          <w:sz w:val="21"/>
-          <w:szCs w:val="21"/>
-        </w:rPr>
-        <w:t xml:space="preserve">El de asimetría: la máxima estabilidad ocurre cuando N es igual a Z, y cualquier desviación la decrementa. También negativo.</w:t>
-      </w:r>
-    </w:p>
-    <w:p>
-      <w:pPr>
-        <w:spacing w:after="130" w:before="0" w:line="300"/>
-        <w:jc w:val="left"/>
-      </w:pPr>
-      <w:r>
-        <w:rPr>
-          <w:sz w:val="21"/>
-          <w:szCs w:val="21"/>
-        </w:rPr>
-        <w:t xml:space="preserve">Y el de apareamiento, puramente correctivo: se añade si A es par; si es non, no hay que corregir.</w:t>
-      </w:r>
-    </w:p>
-    <w:p>
-      <w:pPr>
-        <w:spacing w:after="130" w:before="0" w:line="300"/>
-        <w:jc w:val="left"/>
-      </w:pPr>
-      <w:r>
-        <w:rPr>
-          <w:sz w:val="21"/>
-          <w:szCs w:val="21"/>
-        </w:rPr>
-        <w:t xml:space="preserve">[Clic en los núclidos] Aquí están los cinco términos para cuatro núcleos. [Clic en oxígeno-16, luego plutonio-239] Fíjense cómo cambian los pesos relativos: eso es lo que pide el ejercicio 26-10.</w:t>
+        <w:t xml:space="preserve">Última parte de 25-4, y es una distinción que hay que tener clarísima antes del primer ejercicio.</w:t>
+      </w:r>
+    </w:p>
+    <w:p>
+      <w:pPr>
+        <w:spacing w:after="130" w:before="0" w:line="300"/>
+        <w:jc w:val="left"/>
+      </w:pPr>
+      <w:r>
+        <w:rPr>
+          <w:sz w:val="21"/>
+          <w:szCs w:val="21"/>
+        </w:rPr>
+        <w:t xml:space="preserve">La energía de amarre desarmaría el núcleo completo. La energía de separación es la energía mínima para remover un solo nucleón, el menos ligado.</w:t>
+      </w:r>
+    </w:p>
+    <w:p>
+      <w:pPr>
+        <w:spacing w:after="130" w:before="0" w:line="300"/>
+        <w:jc w:val="left"/>
+      </w:pPr>
+      <w:r>
+        <w:rPr>
+          <w:sz w:val="21"/>
+          <w:szCs w:val="21"/>
+        </w:rPr>
+        <w:t xml:space="preserve">Miren el esquema: arriba, el helio-4 se desarma entero en cuatro piezas y cuesta 28,3 MeV; abajo, le quitamos un solo neutrón y cuesta 20,6, que es el ejercicio 25-9.</w:t>
+      </w:r>
+    </w:p>
+    <w:p>
+      <w:pPr>
+        <w:spacing w:after="130" w:before="0" w:line="300"/>
+        <w:jc w:val="left"/>
+      </w:pPr>
+      <w:r>
+        <w:rPr>
+          <w:sz w:val="21"/>
+          <w:szCs w:val="21"/>
+        </w:rPr>
+        <w:t xml:space="preserve">El método es siempre el mismo: se suman las masas de lo que queda después y se les resta la de lo que había antes.</w:t>
       </w:r>
     </w:p>
     <w:p>
@@ -6641,7 +8102,7 @@
           <w:sz w:val="21"/>
           <w:szCs w:val="21"/>
         </w:rPr>
-        <w:t xml:space="preserve">¿Por qué el término de Coulomb lleva Z por Z menos uno y no Z al cuadrado? Porque un protón no se repele a sí mismo. El número de parejas distintas de Z protones es Z(Z−1)/2, que es justo lo que muestra la figura 26-5.</w:t>
+        <w:t xml:space="preserve">¿Puede la energía de separación ser mayor que la energía de amarre total? No, pero sí puede ser mucho mayor que BE partido por A, que es un promedio. Eso es justamente lo que pasa en el ejercicio 25-9.</w:t>
       </w:r>
     </w:p>
     <w:p>
@@ -6664,7 +8125,7 @@
           <w:sz w:val="21"/>
           <w:szCs w:val="21"/>
         </w:rPr>
-        <w:t xml:space="preserve">Si vas justa, explica bien el volumétrico, el superficial y el de Coulomb —los tres del ejercicio 26-10— y resume los otros dos en una frase cada uno.</w:t>
+        <w:t xml:space="preserve">Si la gente se queda solo con una cosa de esta diapositiva, que sea el esquema: BE desarma todo, SE arranca una pieza.</w:t>
       </w:r>
     </w:p>
     <w:p>
@@ -6680,7 +8141,7 @@
           <w:sz w:val="28"/>
           <w:szCs w:val="28"/>
         </w:rPr>
-        <w:t xml:space="preserve">Diapositiva 20 · Energía de amarre por nucleón</w:t>
+        <w:t xml:space="preserve">Diapositiva 20 · Ejemplo 25-3 · Quitarle un protón al oxígeno-16</w:t>
       </w:r>
     </w:p>
     <w:p>
@@ -6696,7 +8157,7 @@
           <w:sz w:val="21"/>
           <w:szCs w:val="21"/>
         </w:rPr>
-        <w:t xml:space="preserve">Tiempo sugerido: 75 s   ·   Diapositiva interactiva</w:t>
+        <w:t xml:space="preserve">Tiempo sugerido: 40 s</w:t>
       </w:r>
     </w:p>
     <w:p>
@@ -6718,7 +8179,7 @@
           <w:sz w:val="21"/>
           <w:szCs w:val="21"/>
         </w:rPr>
-        <w:t xml:space="preserve">Reconstrucción interactiva de la figura 26-6: la curva BE/A frente al número másico, con los núclidos que el libro etiqueta. El conmutador superpone la flecha de fusión o la de fisión.</w:t>
+        <w:t xml:space="preserve">A la izquierda, la reacción y el cálculo completo hasta los 7,40 MeV. A la derecha, la pregunta que el libro deja abierta y la respuesta.</w:t>
       </w:r>
     </w:p>
     <w:p>
@@ -6747,72 +8208,46 @@
           <w:sz w:val="21"/>
           <w:szCs w:val="21"/>
         </w:rPr>
-        <w:t xml:space="preserve">Si dividimos la ecuación 26-12 entre A obtenemos la energía de amarre por nucleón: la curva más importante de la física nuclear, la figura 26-6.</w:t>
-      </w:r>
-    </w:p>
-    <w:p>
-      <w:pPr>
-        <w:spacing w:after="130" w:before="0" w:line="300"/>
-        <w:jc w:val="left"/>
-      </w:pPr>
-      <w:r>
-        <w:rPr>
-          <w:sz w:val="21"/>
-          <w:szCs w:val="21"/>
-        </w:rPr>
-        <w:t xml:space="preserve">[Conmutador «la curva»] Dice el libro: con excepción de unas pocas irregularidades —el helio-4, el carbono-12 y el oxígeno-16— la curva es relativamente suave; se eleva agudamente para pequeños valores de A, y para A mayor o igual que treinta está cerca de ocho MeV por nucleón.</w:t>
-      </w:r>
-    </w:p>
-    <w:p>
-      <w:pPr>
-        <w:spacing w:after="130" w:before="0" w:line="300"/>
-        <w:jc w:val="left"/>
-      </w:pPr>
-      <w:r>
-        <w:rPr>
-          <w:sz w:val="21"/>
-          <w:szCs w:val="21"/>
-        </w:rPr>
-        <w:t xml:space="preserve">Y tiene un máximo alrededor del hierro-56, con unos 8,8: el núcleo más ligado que existe. Todo núcleo quiere acercarse a ese máximo, y tiene dos maneras.</w:t>
-      </w:r>
-    </w:p>
-    <w:p>
-      <w:pPr>
-        <w:spacing w:after="130" w:before="0" w:line="300"/>
-        <w:jc w:val="left"/>
-      </w:pPr>
-      <w:r>
-        <w:rPr>
-          <w:sz w:val="21"/>
-          <w:szCs w:val="21"/>
-        </w:rPr>
-        <w:t xml:space="preserve">[Conmutador «fusión»] Si es ligero, se fusiona: el producto está más ligado que los reactivos y la diferencia se libera como energía. Es lo que ocurre en las estrellas.</w:t>
-      </w:r>
-    </w:p>
-    <w:p>
-      <w:pPr>
-        <w:spacing w:after="130" w:before="0" w:line="300"/>
-        <w:jc w:val="left"/>
-      </w:pPr>
-      <w:r>
-        <w:rPr>
-          <w:sz w:val="21"/>
-          <w:szCs w:val="21"/>
-        </w:rPr>
-        <w:t xml:space="preserve">[Conmutador «fisión»] Y si es pesado, se parte, y también sube en la curva. Aquí el libro resume el éxito del modelo: «El modelo de la gota líquida tiene éxito al explicar la división del núcleo en dos o más partes, cuando ocurre la fisión nuclear».</w:t>
-      </w:r>
-    </w:p>
-    <w:p>
-      <w:pPr>
-        <w:spacing w:after="130" w:before="0" w:line="300"/>
-        <w:jc w:val="left"/>
-      </w:pPr>
-      <w:r>
-        <w:rPr>
-          <w:sz w:val="21"/>
-          <w:szCs w:val="21"/>
-        </w:rPr>
-        <w:t xml:space="preserve">Pero cierra la sección así: «el modelo no resulta adecuado para describir los estados excitados de la energía que sabemos existen en el núcleo. Por esta razón, debe desarrollarse otro modelo nuclear». Eso es lo que viene ahora.</w:t>
+        <w:t xml:space="preserve">El ejemplo 25-3 le quita un protón al oxígeno-16 y queda nitrógeno-15: la suma da 16,007933; menos dieciséis exactos, 0,007933 unidades atómicas, que por 931,48 son 7,40 MeV.</w:t>
+      </w:r>
+    </w:p>
+    <w:p>
+      <w:pPr>
+        <w:spacing w:after="130" w:before="0" w:line="300"/>
+        <w:jc w:val="left"/>
+      </w:pPr>
+      <w:r>
+        <w:rPr>
+          <w:sz w:val="21"/>
+          <w:szCs w:val="21"/>
+        </w:rPr>
+        <w:t xml:space="preserve">Y miren la pregunta que el libro deja abierta: «¿Puede usted sugerir por qué esta energía de amarre de un solo protón, 7,40 MeV, es menor que la energía de amarre por nucleón del ejemplo anterior, 7,68?»</w:t>
+      </w:r>
+    </w:p>
+    <w:p>
+      <w:pPr>
+        <w:spacing w:after="130" w:before="0" w:line="300"/>
+        <w:jc w:val="left"/>
+      </w:pPr>
+      <w:r>
+        <w:rPr>
+          <w:sz w:val="21"/>
+          <w:szCs w:val="21"/>
+        </w:rPr>
+        <w:t xml:space="preserve">La respuesta tiene dos partes. BE partido por A es un promedio, y el protón que arrancamos es precisamente el menos ligado. Y además dejamos un nitrógeno-15, que ya no es un núcleo tan favorecido como el oxígeno-16, con Z y N pares.</w:t>
+      </w:r>
+    </w:p>
+    <w:p>
+      <w:pPr>
+        <w:spacing w:after="130" w:before="0" w:line="300"/>
+        <w:jc w:val="left"/>
+      </w:pPr>
+      <w:r>
+        <w:rPr>
+          <w:sz w:val="21"/>
+          <w:szCs w:val="21"/>
+        </w:rPr>
+        <w:t xml:space="preserve">El ejercicio 25-9 vuelve sobre esto con un caso mucho más extremo.</w:t>
       </w:r>
     </w:p>
     <w:p>
@@ -6835,7 +8270,7 @@
           <w:sz w:val="21"/>
           <w:szCs w:val="21"/>
         </w:rPr>
-        <w:t xml:space="preserve">¿Por qué hay un máximo en el hierro? Porque los dos términos destructivos crecen de forma distinta: el superficial pesa mucho en los núcleos pequeños y va perdiendo importancia, mientras que el de Coulomb crece como Z² y acaba dominando. Donde se cruzan está el máximo. Es justo lo que calculo en el ejercicio 26-10.</w:t>
+        <w:t xml:space="preserve">¿Por qué se usan masas atómicas si estamos quitando un protón del núcleo? Porque los electrones se cancelan: a la izquierda, el nitrógeno con siete más el hidrógeno con uno; a la derecha, el oxígeno con ocho. Cuadran.</w:t>
       </w:r>
     </w:p>
     <w:p>
@@ -6858,7 +8293,7 @@
           <w:sz w:val="21"/>
           <w:szCs w:val="21"/>
         </w:rPr>
-        <w:t xml:space="preserve">Usa los tres estados del conmutador. La frase final es el puente al modelo de capas: dila mirando al público, no a la pantalla.</w:t>
+        <w:t xml:space="preserve">La pregunta abierta del libro es el puente perfecto hacia el ejercicio 25-9. Déjala en el aire un segundo antes de pasar.</w:t>
       </w:r>
     </w:p>
     <w:p>
@@ -6874,7 +8309,7 @@
           <w:sz w:val="28"/>
           <w:szCs w:val="28"/>
         </w:rPr>
-        <w:t xml:space="preserve">Diapositiva 21 · El modelo de capas</w:t>
+        <w:t xml:space="preserve">Diapositiva 21 · Ejercicio 25-9 · Energía de separación de un neutrón del helio-4</w:t>
       </w:r>
     </w:p>
     <w:p>
@@ -6890,7 +8325,7 @@
           <w:sz w:val="21"/>
           <w:szCs w:val="21"/>
         </w:rPr>
-        <w:t xml:space="preserve">Tiempo sugerido: 85 s   ·   Diapositiva interactiva</w:t>
+        <w:t xml:space="preserve">Tiempo sugerido: 60 s   ·   Diapositiva interactiva</w:t>
       </w:r>
     </w:p>
     <w:p>
@@ -6912,7 +8347,7 @@
           <w:sz w:val="21"/>
           <w:szCs w:val="21"/>
         </w:rPr>
-        <w:t xml:space="preserve">A la izquierda, el hecho experimental de los números mágicos, dónde se observan y el llenado de capas de Bartlett. A la derecha, el esquema de niveles del modelo de capas y el retrato de María Goeppert-Mayer.</w:t>
+        <w:t xml:space="preserve">El enunciado literal, la tabla de datos y la idea del método a la izquierda. A la derecha, siete pasos que se revelan al hacer clic.</w:t>
       </w:r>
     </w:p>
     <w:p>
@@ -6941,72 +8376,85 @@
           <w:sz w:val="21"/>
           <w:szCs w:val="21"/>
         </w:rPr>
-        <w:t xml:space="preserve">Sección 26-5, el segundo modelo.</w:t>
-      </w:r>
-    </w:p>
-    <w:p>
-      <w:pPr>
-        <w:spacing w:after="130" w:before="0" w:line="300"/>
-        <w:jc w:val="left"/>
-      </w:pPr>
-      <w:r>
-        <w:rPr>
-          <w:sz w:val="21"/>
-          <w:szCs w:val="21"/>
-        </w:rPr>
-        <w:t xml:space="preserve">Está bien establecido que muchas propiedades nucleares varían periódicamente, igual que las atómicas en la tabla periódica. Los núcleos más estables ocurren cuando Z o N valen dos, ocho, veinte, cincuenta, ochenta y dos o ciento veintiséis: los números mágicos. El modelo de capas los explica proponiendo que protones y neutrones forman capas cerradas semejantes a las electrónicas.</w:t>
-      </w:r>
-    </w:p>
-    <w:p>
-      <w:pPr>
-        <w:spacing w:after="130" w:before="0" w:line="300"/>
-        <w:jc w:val="left"/>
-      </w:pPr>
-      <w:r>
-        <w:rPr>
-          <w:sz w:val="21"/>
-          <w:szCs w:val="21"/>
-        </w:rPr>
-        <w:t xml:space="preserve">¿Dónde se ven? Primero, como picos en la curva de energía de amarre: el helio-4 y el oxígeno-16, y también el estroncio-88, el estaño-120, el cerio-140 y el plomo-208. Fíjense: el helio-4 es el del ejercicio 25-9, al que costaba 20,6 MeV arrancarle un neutrón. Ya tenemos la explicación.</w:t>
-      </w:r>
-    </w:p>
-    <w:p>
-      <w:pPr>
-        <w:spacing w:after="130" w:before="0" w:line="300"/>
-        <w:jc w:val="left"/>
-      </w:pPr>
-      <w:r>
-        <w:rPr>
-          <w:sz w:val="21"/>
-          <w:szCs w:val="21"/>
-        </w:rPr>
-        <w:t xml:space="preserve">Segundo, en las figuras 26-8 y 26-9: ambas muestran más núclidos estables en veinte, cincuenta y ochenta y dos; y para los isótonos, N igual a veintiocho da un pico, el número semimágico.</w:t>
-      </w:r>
-    </w:p>
-    <w:p>
-      <w:pPr>
-        <w:spacing w:after="130" w:before="0" w:line="300"/>
-        <w:jc w:val="left"/>
-      </w:pPr>
-      <w:r>
-        <w:rPr>
-          <w:sz w:val="21"/>
-          <w:szCs w:val="21"/>
-        </w:rPr>
-        <w:t xml:space="preserve">Tercero, el origen. En 1932 Bartlett observó que la composición de los isótopos naturales cambia en el oxígeno-16 y otra vez en el argón-36. La cuenta es bonita: la capa s admite dos protones y dos neutrones y cierra el helio-4; la p admite seis y seis y da el oxígeno-16; la d admite diez y diez y da el argón-36. En general son dos por dos ele más uno.</w:t>
-      </w:r>
-    </w:p>
-    <w:p>
-      <w:pPr>
-        <w:spacing w:after="130" w:before="0" w:line="300"/>
-        <w:jc w:val="left"/>
-      </w:pPr>
-      <w:r>
-        <w:rPr>
-          <w:sz w:val="21"/>
-          <w:szCs w:val="21"/>
-        </w:rPr>
-        <w:t xml:space="preserve">Y quien desarrolló esto es la señora de la foto: María Goeppert-Mayer. Con Wigner y Jensen teorizó que protones y neutrones están arreglados en capas, como los electrones en el átomo. Recibieron el Nobel en 1963.</w:t>
+        <w:t xml:space="preserve">Primer ejercicio: «¿Cuál es la energía de separación para uno de los neutrones del helio-4?»</w:t>
+      </w:r>
+    </w:p>
+    <w:p>
+      <w:pPr>
+        <w:spacing w:after="130" w:before="0" w:line="300"/>
+        <w:jc w:val="left"/>
+      </w:pPr>
+      <w:r>
+        <w:rPr>
+          <w:sz w:val="21"/>
+          <w:szCs w:val="21"/>
+        </w:rPr>
+        <w:t xml:space="preserve">[Clic 1 y 2] Nos piden la energía mínima para arrancar un solo nucleón, aquí un neutrón. El helio-4 tiene dos protones y dos neutrones; si le quito uno queda helio-3.</w:t>
+      </w:r>
+    </w:p>
+    <w:p>
+      <w:pPr>
+        <w:spacing w:after="130" w:before="0" w:line="300"/>
+        <w:jc w:val="left"/>
+      </w:pPr>
+      <w:r>
+        <w:rPr>
+          <w:sz w:val="21"/>
+          <w:szCs w:val="21"/>
+        </w:rPr>
+        <w:t xml:space="preserve">[Clic 3] Aplico la conservación de la masa-energía, igual que en el ejemplo 25-3: la masa del helio-3 más la del neutrón, menos la del helio-4. Uso masas atómicas porque los electrones se cancelan.</w:t>
+      </w:r>
+    </w:p>
+    <w:p>
+      <w:pPr>
+        <w:spacing w:after="130" w:before="0" w:line="300"/>
+        <w:jc w:val="left"/>
+      </w:pPr>
+      <w:r>
+        <w:rPr>
+          <w:sz w:val="21"/>
+          <w:szCs w:val="21"/>
+        </w:rPr>
+        <w:t xml:space="preserve">[Clic 4 y 5] 3,016029 más 1,008665 dan 4,024694; menos 4,002604, quedan 0,022090 unidades atómicas. Positivo: hay que entregar energía.</w:t>
+      </w:r>
+    </w:p>
+    <w:p>
+      <w:pPr>
+        <w:spacing w:after="130" w:before="0" w:line="300"/>
+        <w:jc w:val="left"/>
+      </w:pPr>
+      <w:r>
+        <w:rPr>
+          <w:sz w:val="21"/>
+          <w:szCs w:val="21"/>
+        </w:rPr>
+        <w:t xml:space="preserve">[Clic 6 y 7] Por 931,48, el resultado es 20,58 MeV. Redondeando, 20,6.</w:t>
+      </w:r>
+    </w:p>
+    <w:p>
+      <w:pPr>
+        <w:spacing w:after="130" w:before="0" w:line="300"/>
+        <w:jc w:val="left"/>
+      </w:pPr>
+      <w:r>
+        <w:rPr>
+          <w:sz w:val="21"/>
+          <w:szCs w:val="21"/>
+        </w:rPr>
+        <w:t xml:space="preserve">Y ahora lo interesante. La energía de amarre total del helio-4 es 28,3 MeV, o sea 7,07 por nucleón. Pero arrancarle un neutrón cuesta casi tres veces el promedio.</w:t>
+      </w:r>
+    </w:p>
+    <w:p>
+      <w:pPr>
+        <w:spacing w:after="130" w:before="0" w:line="300"/>
+        <w:jc w:val="left"/>
+      </w:pPr>
+      <w:r>
+        <w:rPr>
+          <w:sz w:val="21"/>
+          <w:szCs w:val="21"/>
+        </w:rPr>
+        <w:t xml:space="preserve">¿Por qué? Porque el helio-4 es doblemente mágico: Z igual a dos y N igual a dos, las dos capas s cerradas. Romper esa capa es carísimo. Lo volveremos a ver en la diapositiva 39, y además responde al revés la pregunta que el libro dejaba abierta.</w:t>
       </w:r>
     </w:p>
     <w:p>
@@ -7029,7 +8477,7 @@
           <w:sz w:val="21"/>
           <w:szCs w:val="21"/>
         </w:rPr>
-        <w:t xml:space="preserve">¿Cómo puede haber órbitas dentro de un núcleo tan compacto? Es la pregunta buena, y es la tensión entre los dos modelos. La respuesta es el principio de exclusión: como casi todos los estados de baja energía están ocupados, un nucleón apenas tiene a dónde dispersarse y se mueve como si los demás no estuvieran. El libro no entra en esto.</w:t>
+        <w:t xml:space="preserve">¿De dónde salen esas masas si no están en el capítulo? De la tabla 6 del apéndice. En el extracto que tenemos no viene esa tabla, así que usé valores de tablas estándar, pero con el factor de conversión del propio texto, 931,48 MeV por uam.</w:t>
       </w:r>
     </w:p>
     <w:p>
@@ -7052,7 +8500,7 @@
           <w:sz w:val="21"/>
           <w:szCs w:val="21"/>
         </w:rPr>
-        <w:t xml:space="preserve">La conexión con el ejercicio 25-9 —el helio-4 doblemente mágico— amarra los dos capítulos. Asegúrate de decirla. Si vas muy justa, salta el párrafo de Bartlett.</w:t>
+        <w:t xml:space="preserve">Haz clic paso a paso, no los abras todos de golpe; la columna se desplaza sola. Si vas muy justa, abre directamente el 4, el 5 y el 7, pero no te saltes la interpretación final.</w:t>
       </w:r>
     </w:p>
     <w:p>
@@ -7068,7 +8516,7 @@
           <w:sz w:val="28"/>
           <w:szCs w:val="28"/>
         </w:rPr>
-        <w:t xml:space="preserve">Diapositiva 22 · El modelo de capas predice el spin de cada núcleo</w:t>
+        <w:t xml:space="preserve">Diapositiva 22 · Ejercicio 25-10 · Densidad nuclear frente a densidad atómica</w:t>
       </w:r>
     </w:p>
     <w:p>
@@ -7084,7 +8532,7 @@
           <w:sz w:val="21"/>
           <w:szCs w:val="21"/>
         </w:rPr>
-        <w:t xml:space="preserve">Tiempo sugerido: 80 s</w:t>
+        <w:t xml:space="preserve">Tiempo sugerido: 70 s   ·   Diapositiva interactiva</w:t>
       </w:r>
     </w:p>
     <w:p>
@@ -7106,7 +8554,7 @@
           <w:sz w:val="21"/>
           <w:szCs w:val="21"/>
         </w:rPr>
-        <w:t xml:space="preserve">A la izquierda, la suma de los tres momentos angulares, el papel de Pauli y qué pasa cuando sobra un nucleón. A la derecha, la tabla 26-3 con ejemplos y la comparación final de los dos modelos.</w:t>
+        <w:t xml:space="preserve">El enunciado literal, los datos y el atajo del cubo de los radios a la izquierda. A la derecha, siete pasos revelables.</w:t>
       </w:r>
     </w:p>
     <w:p>
@@ -7135,72 +8583,72 @@
           <w:sz w:val="21"/>
           <w:szCs w:val="21"/>
         </w:rPr>
-        <w:t xml:space="preserve">Y ahora la consecuencia comprobable del modelo, que es lo que lo convierte en ciencia y no en una analogía bonita.</w:t>
-      </w:r>
-    </w:p>
-    <w:p>
-      <w:pPr>
-        <w:spacing w:after="130" w:before="0" w:line="300"/>
-        <w:jc w:val="left"/>
-      </w:pPr>
-      <w:r>
-        <w:rPr>
-          <w:sz w:val="21"/>
-          <w:szCs w:val="21"/>
-        </w:rPr>
-        <w:t xml:space="preserve">El spin nuclear suma tres cosas: el momento angular intrínseco de los protones, el de los neutrones, y el orbital de los nucleones, que da m por h barra con m entero.</w:t>
-      </w:r>
-    </w:p>
-    <w:p>
-      <w:pPr>
-        <w:spacing w:after="130" w:before="0" w:line="300"/>
-        <w:jc w:val="left"/>
-      </w:pPr>
-      <w:r>
-        <w:rPr>
-          <w:sz w:val="21"/>
-          <w:szCs w:val="21"/>
-        </w:rPr>
-        <w:t xml:space="preserve">Apliquemos Pauli: protones y neutrones llenan los niveles en pares de spines antiparalelos, y al completar capas cerradas el spin nuclear total es cero. El níquel-60 tiene spin cero: ahí está el patrón de la tabla 26-2.</w:t>
-      </w:r>
-    </w:p>
-    <w:p>
-      <w:pPr>
-        <w:spacing w:after="130" w:before="0" w:line="300"/>
-        <w:jc w:val="left"/>
-      </w:pPr>
-      <w:r>
-        <w:rPr>
-          <w:sz w:val="21"/>
-          <w:szCs w:val="21"/>
-        </w:rPr>
-        <w:t xml:space="preserve">Si sobra un nucleón sin pareja, su spin de un medio se combina con el orbital de m h barra, y como m es entero el resultado es siempre semientero. Y los núclidos non-non, con un protón y un neutrón sin aparear, dan spin entero: el deuterio uno —la prueba dos de la diapositiva 17— y el boro-10 tres.</w:t>
-      </w:r>
-    </w:p>
-    <w:p>
-      <w:pPr>
-        <w:spacing w:after="130" w:before="0" w:line="300"/>
-        <w:jc w:val="left"/>
-      </w:pPr>
-      <w:r>
-        <w:rPr>
-          <w:sz w:val="21"/>
-          <w:szCs w:val="21"/>
-        </w:rPr>
-        <w:t xml:space="preserve">Fíjense en lo que significa la tabla 26-3: con solo mirar si Z y N son pares o nones se predice el spin. Es una predicción contrastable, y se cumple.</w:t>
-      </w:r>
-    </w:p>
-    <w:p>
-      <w:pPr>
-        <w:spacing w:after="130" w:before="0" w:line="300"/>
-        <w:jc w:val="left"/>
-      </w:pPr>
-      <w:r>
-        <w:rPr>
-          <w:sz w:val="21"/>
-          <w:szCs w:val="21"/>
-        </w:rPr>
-        <w:t xml:space="preserve">Para cerrar: la gota líquida acierta con la fisión pero falla con los estados excitados; el de capas acierta con los números mágicos y los spines. Son incompatibles entre sí y los dos son correctos en su dominio. Ese es el punto epistemológico de estos capítulos.</w:t>
+        <w:t xml:space="preserve">Segundo ejercicio: «Suponga que el radio del átomo de hidrógeno es 0,53 ángstroms y muestre que la densidad nuclear del hidrógeno-1 es cerca de diez a la catorce veces mayor que la densidad atómica».</w:t>
+      </w:r>
+    </w:p>
+    <w:p>
+      <w:pPr>
+        <w:spacing w:after="130" w:before="0" w:line="300"/>
+        <w:jc w:val="left"/>
+      </w:pPr>
+      <w:r>
+        <w:rPr>
+          <w:sz w:val="21"/>
+          <w:szCs w:val="21"/>
+        </w:rPr>
+        <w:t xml:space="preserve">[Clic 1 y 2] El atajo: la masa del átomo está prácticamente toda en el núcleo, porque el electrón pesa 1836 veces menos. Con la misma masa arriba, la razón de densidades es la razón inversa de los volúmenes: el cubo de la razón de radios.</w:t>
+      </w:r>
+    </w:p>
+    <w:p>
+      <w:pPr>
+        <w:spacing w:after="130" w:before="0" w:line="300"/>
+        <w:jc w:val="left"/>
+      </w:pPr>
+      <w:r>
+        <w:rPr>
+          <w:sz w:val="21"/>
+          <w:szCs w:val="21"/>
+        </w:rPr>
+        <w:t xml:space="preserve">[Clic 3 y 4] El radio nuclear sale de la ecuación 25-6: como A es uno, es exactamente r cero, 1,3 fermis. Y el radio atómico, 0,53 ángstroms, son 5,3 por diez a la menos once metros: el de la primera órbita de Bohr.</w:t>
+      </w:r>
+    </w:p>
+    <w:p>
+      <w:pPr>
+        <w:spacing w:after="130" w:before="0" w:line="300"/>
+        <w:jc w:val="left"/>
+      </w:pPr>
+      <w:r>
+        <w:rPr>
+          <w:sz w:val="21"/>
+          <w:szCs w:val="21"/>
+        </w:rPr>
+        <w:t xml:space="preserve">[Clic 5 y 6] La densidad nuclear da 1,8 por diez a la diecisiete, que coincide con la ecuación 25-9; y la atómica, 2,7 por diez a la tres, del orden de una roca.</w:t>
+      </w:r>
+    </w:p>
+    <w:p>
+      <w:pPr>
+        <w:spacing w:after="130" w:before="0" w:line="300"/>
+        <w:jc w:val="left"/>
+      </w:pPr>
+      <w:r>
+        <w:rPr>
+          <w:sz w:val="21"/>
+          <w:szCs w:val="21"/>
+        </w:rPr>
+        <w:t xml:space="preserve">[Clic 7] La razón: 6,8 por diez a la trece, aproximadamente diez a la catorce. Queda demostrado.</w:t>
+      </w:r>
+    </w:p>
+    <w:p>
+      <w:pPr>
+        <w:spacing w:after="130" w:before="0" w:line="300"/>
+        <w:jc w:val="left"/>
+      </w:pPr>
+      <w:r>
+        <w:rPr>
+          <w:sz w:val="21"/>
+          <w:szCs w:val="21"/>
+        </w:rPr>
+        <w:t xml:space="preserve">Una observación: si el radio atómico fuera exactamente diez mil veces el nuclear saldría diez a la doce. Sale diez a la catorce porque el átomo de hidrógeno es especialmente grande para su único nucleón.</w:t>
       </w:r>
     </w:p>
     <w:p>
@@ -7223,7 +8671,7 @@
           <w:sz w:val="21"/>
           <w:szCs w:val="21"/>
         </w:rPr>
-        <w:t xml:space="preserve">¿Cómo pueden ser válidos dos modelos incompatibles? Porque un modelo no es una teoría verdadera: es una herramienta con un dominio de validez declarado. Mientras no exista la teoría completa que el propio libro reconoce que falta, se usa el modelo que funciona para el problema que se tiene delante.</w:t>
+        <w:t xml:space="preserve">¿Y si usara r cero igual a 1,2 o 1,5 fermis? El resultado cambia por un factor de alrededor de dos, pero el orden de magnitud se mantiene. Por eso el enunciado dice «cerca de».</w:t>
       </w:r>
     </w:p>
     <w:p>
@@ -7246,7 +8694,7 @@
           <w:sz w:val="21"/>
           <w:szCs w:val="21"/>
         </w:rPr>
-        <w:t xml:space="preserve">El cierre —dos modelos incompatibles y los dos correctos— es tu conclusión epistemológica. Si el curso es de epistemología, esta es la frase por la que te van a evaluar.</w:t>
+        <w:t xml:space="preserve">El paso 2 es el que ahorra tiempo: si lo explicas bien, el 5 y el 6 son mera aritmética. Si vas apurada, abre el 2, el 3 y el 7.</w:t>
       </w:r>
     </w:p>
     <w:p>
@@ -7262,7 +8710,7 @@
           <w:sz w:val="28"/>
           <w:szCs w:val="28"/>
         </w:rPr>
-        <w:t xml:space="preserve">Diapositiva 23 · Ejercicio 26-9 · El electrón confinado en un átomo</w:t>
+        <w:t xml:space="preserve">Diapositiva 23 · Romper el núcleo más simple que existe: el deuterón</w:t>
       </w:r>
     </w:p>
     <w:p>
@@ -7278,7 +8726,7 @@
           <w:sz w:val="21"/>
           <w:szCs w:val="21"/>
         </w:rPr>
-        <w:t xml:space="preserve">Tiempo sugerido: 100 s   ·   Diapositiva interactiva</w:t>
+        <w:t xml:space="preserve">Tiempo sugerido: 35 s</w:t>
       </w:r>
     </w:p>
     <w:p>
@@ -7300,7 +8748,7 @@
           <w:sz w:val="21"/>
           <w:szCs w:val="21"/>
         </w:rPr>
-        <w:t xml:space="preserve">El enunciado literal, los datos y la clave del problema a la izquierda. A la derecha, seis pasos revelables, el último con una tabla comparativa.</w:t>
+        <w:t xml:space="preserve">A la izquierda, de qué trata el capítulo 26 y la energía de amarre del deuterón con la ecuación 26-1. A la derecha, el cálculo completo y la figura 26-1 del libro.</w:t>
       </w:r>
     </w:p>
     <w:p>
@@ -7329,85 +8777,33 @@
           <w:sz w:val="21"/>
           <w:szCs w:val="21"/>
         </w:rPr>
-        <w:t xml:space="preserve">Tercer ejercicio: «El diámetro de un átomo es del orden de diez a la menos diez metros. Suponga que un electrón está restringido dentro de las dimensiones de un átomo —en sentido opuesto a las del núcleo— y muestre que la energía del electrón será de varios electrón-volts».</w:t>
-      </w:r>
-    </w:p>
-    <w:p>
-      <w:pPr>
-        <w:spacing w:after="130" w:before="0" w:line="300"/>
-        <w:jc w:val="left"/>
-      </w:pPr>
-      <w:r>
-        <w:rPr>
-          <w:sz w:val="21"/>
-          <w:szCs w:val="21"/>
-        </w:rPr>
-        <w:t xml:space="preserve">Fíjense en ese paréntesis: nos piden rehacer el cálculo de la tercera prueba, pero al revés.</w:t>
-      </w:r>
-    </w:p>
-    <w:p>
-      <w:pPr>
-        <w:spacing w:after="130" w:before="0" w:line="300"/>
-        <w:jc w:val="left"/>
-      </w:pPr>
-      <w:r>
-        <w:rPr>
-          <w:sz w:val="21"/>
-          <w:szCs w:val="21"/>
-        </w:rPr>
-        <w:t xml:space="preserve">[Clic 2] Principio de incertidumbre: con delta equis igual a diez a la menos diez metros, el momento es h barra partido por delta equis.</w:t>
-      </w:r>
-    </w:p>
-    <w:p>
-      <w:pPr>
-        <w:spacing w:after="130" w:before="0" w:line="300"/>
-        <w:jc w:val="left"/>
-      </w:pPr>
-      <w:r>
-        <w:rPr>
-          <w:sz w:val="21"/>
-          <w:szCs w:val="21"/>
-        </w:rPr>
-        <w:t xml:space="preserve">[Clic 3] Y aquí viene el paso que distingue este problema del cálculo del libro: ¿qué fórmula uso para la energía cinética? Comparo p por c con la energía en reposo del electrón. P por c da unos dos kiloelectrón-volts; la energía en reposo son quinientos once. Es decir, p c es unas doscientas sesenta veces menor. Conclusión: el electrón no es relativista, y debo usar la expresión clásica K igual a p cuadrado sobre dos eme, no la aproximación K igual a p c del libro.</w:t>
-      </w:r>
-    </w:p>
-    <w:p>
-      <w:pPr>
-        <w:spacing w:after="130" w:before="0" w:line="300"/>
-        <w:jc w:val="left"/>
-      </w:pPr>
-      <w:r>
-        <w:rPr>
-          <w:sz w:val="21"/>
-          <w:szCs w:val="21"/>
-        </w:rPr>
-        <w:t xml:space="preserve">[Clic 4, 5 y 6] El momento al cuadrado entre dos veces la masa del electrón da 3,8 electrón-volts. «Varios electrón-volts», que es lo que pedía demostrar.</w:t>
-      </w:r>
-    </w:p>
-    <w:p>
-      <w:pPr>
-        <w:spacing w:after="130" w:before="0" w:line="300"/>
-        <w:jc w:val="left"/>
-      </w:pPr>
-      <w:r>
-        <w:rPr>
-          <w:sz w:val="21"/>
-          <w:szCs w:val="21"/>
-        </w:rPr>
-        <w:t xml:space="preserve">Y ahora la interpretación. Miren la tabla: en el núcleo el electrón sale ultrarrelativista con veinte millones de electrón-volts; en el átomo no es relativista y le bastan cuatro.</w:t>
-      </w:r>
-    </w:p>
-    <w:p>
-      <w:pPr>
-        <w:spacing w:after="130" w:before="0" w:line="300"/>
-        <w:jc w:val="left"/>
-      </w:pPr>
-      <w:r>
-        <w:rPr>
-          <w:sz w:val="21"/>
-          <w:szCs w:val="21"/>
-        </w:rPr>
-        <w:t xml:space="preserve">Encerrarlo diez mil veces más pequeño le cuesta cinco millones de veces más energía. Y esos cuatro electrón-volts son exactamente el orden de las energías de enlace químicas que medimos todos los días; los veinte millones no se observan por ninguna parte. Por eso el electrón puede vivir en un átomo y no en un núcleo.</w:t>
+        <w:t xml:space="preserve">Empieza el capítulo 26, sección 26-1.</w:t>
+      </w:r>
+    </w:p>
+    <w:p>
+      <w:pPr>
+        <w:spacing w:after="130" w:before="0" w:line="300"/>
+        <w:jc w:val="left"/>
+      </w:pPr>
+      <w:r>
+        <w:rPr>
+          <w:sz w:val="21"/>
+          <w:szCs w:val="21"/>
+        </w:rPr>
+        <w:t xml:space="preserve">Cuando neutrones, protones, partículas alfa o fotones de alta energía chocan con el núcleo pueden producir cambios: la partícula entra y se expulsan otras, el núcleo se fractura, o rebota. La estabilidad se mide en términos de la energía de la partícula incidente y de las energías de amarre de las partículas que lo forman.</w:t>
+      </w:r>
+    </w:p>
+    <w:p>
+      <w:pPr>
+        <w:spacing w:after="130" w:before="0" w:line="300"/>
+        <w:jc w:val="left"/>
+      </w:pPr>
+      <w:r>
+        <w:rPr>
+          <w:sz w:val="21"/>
+          <w:szCs w:val="21"/>
+        </w:rPr>
+        <w:t xml:space="preserve">El libro escoge el caso más simple: el deuterón, un protón y un neutrón. Su energía de amarre sale de la ecuación 25-15 con Z y N iguales a uno: 0,002388 unidades atómicas, o sea 2,22 MeV. La figura 26-1 dibuja ese escalón.</w:t>
       </w:r>
     </w:p>
     <w:p>
@@ -7430,7 +8826,7 @@
           <w:sz w:val="21"/>
           <w:szCs w:val="21"/>
         </w:rPr>
-        <w:t xml:space="preserve">¿Por qué el libro usa K igual a pc y aquí no? Porque son regímenes distintos. En el núcleo el momento es tan grande que pc es cuarenta veces la energía en reposo y el electrón es ultrarrelativista. En el átomo pc es mucho menor que la energía en reposo, y ahí vale la mecánica clásica.</w:t>
+        <w:t xml:space="preserve">En el capítulo 25 decía 2,24 MeV y aquí sale 2,22. ¿Cuál es? El cálculo detallado del capítulo 26 da 2,22; el 2,24 de la página 279 es un valor redondeado de otra fuente. La diferencia es del uno por ciento, pero está bien notar la inconsistencia del texto.</w:t>
       </w:r>
     </w:p>
     <w:p>
@@ -7453,7 +8849,7 @@
           <w:sz w:val="21"/>
           <w:szCs w:val="21"/>
         </w:rPr>
-        <w:t xml:space="preserve">El paso 3 es el corazón del ejercicio: demuestra que entendiste el problema, no solo que supiste sustituir. Dedícale tiempo y lee en voz alta la tabla comparativa del final.</w:t>
+        <w:t xml:space="preserve">Señala que el deuterón es el único núcleo con solo dos piezas: por eso se puede medir su BE directamente, que es lo que viene ahora.</w:t>
       </w:r>
     </w:p>
     <w:p>
@@ -7469,7 +8865,7 @@
           <w:sz w:val="28"/>
           <w:szCs w:val="28"/>
         </w:rPr>
-        <w:t xml:space="preserve">Diapositiva 24 · Ejercicio 26-10 · Oxígeno-16 frente a plutonio-239</w:t>
+        <w:t xml:space="preserve">Diapositiva 24 · Medir una energía de amarre con luz</w:t>
       </w:r>
     </w:p>
     <w:p>
@@ -7485,7 +8881,7 @@
           <w:sz w:val="21"/>
           <w:szCs w:val="21"/>
         </w:rPr>
-        <w:t xml:space="preserve">Tiempo sugerido: 110 s   ·   Diapositiva interactiva</w:t>
+        <w:t xml:space="preserve">Tiempo sugerido: 40 s</w:t>
       </w:r>
     </w:p>
     <w:p>
@@ -7507,7 +8903,7 @@
           <w:sz w:val="21"/>
           <w:szCs w:val="21"/>
         </w:rPr>
-        <w:t xml:space="preserve">El enunciado literal, las fórmulas de los tres términos y los datos de cada núclido a la izquierda. A la derecha, siete pasos revelables, con la tabla de resultados y la conclusión.</w:t>
+        <w:t xml:space="preserve">A la izquierda, la fotodesintegración y la energía umbral, ecuaciones 26-2 a 26-4. A la derecha, el proceso inverso y por qué este número vale tanto.</w:t>
       </w:r>
     </w:p>
     <w:p>
@@ -7536,85 +8932,46 @@
           <w:sz w:val="21"/>
           <w:szCs w:val="21"/>
         </w:rPr>
-        <w:t xml:space="preserve">Último ejercicio: «Para los núclidos de oxígeno-16 y plutonio-239, compare las energías del efecto volumétrico, del efecto superficial y de la repulsión de Coulomb».</w:t>
-      </w:r>
-    </w:p>
-    <w:p>
-      <w:pPr>
-        <w:spacing w:after="130" w:before="0" w:line="300"/>
-        <w:jc w:val="left"/>
-      </w:pPr>
-      <w:r>
-        <w:rPr>
-          <w:sz w:val="21"/>
-          <w:szCs w:val="21"/>
-        </w:rPr>
-        <w:t xml:space="preserve">[Clic 2] Los datos: el oxígeno-16 tiene A igual a dieciséis y Z igual a ocho; el plutonio-239, A igual a doscientos treinta y nueve y Z igual a noventa y cuatro.</w:t>
-      </w:r>
-    </w:p>
-    <w:p>
-      <w:pPr>
-        <w:spacing w:after="130" w:before="0" w:line="300"/>
-        <w:jc w:val="left"/>
-      </w:pPr>
-      <w:r>
-        <w:rPr>
-          <w:sz w:val="21"/>
-          <w:szCs w:val="21"/>
-        </w:rPr>
-        <w:t xml:space="preserve">[Clic 3, 4 y 5] Sustituyo en los tres términos. El volumétrico, a por A, da 252,8 MeV para el oxígeno y 3776,2 para el plutonio: es el único que suma. El superficial, b por A a dos tercios, da 113,0 y 685,5. Y la repulsión de Coulomb, c por Z por Z menos uno entre A a un tercio, da 15,8 para el oxígeno y mil para el plutonio.</w:t>
-      </w:r>
-    </w:p>
-    <w:p>
-      <w:pPr>
-        <w:spacing w:after="130" w:before="0" w:line="300"/>
-        <w:jc w:val="left"/>
-      </w:pPr>
-      <w:r>
-        <w:rPr>
-          <w:sz w:val="21"/>
-          <w:szCs w:val="21"/>
-        </w:rPr>
-        <w:t xml:space="preserve">[Clic 6] Aquí está la tabla. Pero si nos quedamos con los valores absolutos no hemos entendido nada: el plutonio es quince veces más grande y le sale todo mayor. Hay que comparar el peso de cada término frente al volumétrico.</w:t>
-      </w:r>
-    </w:p>
-    <w:p>
-      <w:pPr>
-        <w:spacing w:after="130" w:before="0" w:line="300"/>
-        <w:jc w:val="left"/>
-      </w:pPr>
-      <w:r>
-        <w:rPr>
-          <w:sz w:val="21"/>
-          <w:szCs w:val="21"/>
-        </w:rPr>
-        <w:t xml:space="preserve">En el oxígeno-16 el superficial es el 44,7 por ciento del volumétrico y Coulomb sólo el 6,2. En el plutonio-239 el superficial baja al 18,2 y Coulomb sube al 26,5.</w:t>
-      </w:r>
-    </w:p>
-    <w:p>
-      <w:pPr>
-        <w:spacing w:after="130" w:before="0" w:line="300"/>
-        <w:jc w:val="left"/>
-      </w:pPr>
-      <w:r>
-        <w:rPr>
-          <w:sz w:val="21"/>
-          <w:szCs w:val="21"/>
-        </w:rPr>
-        <w:t xml:space="preserve">[Clic 7] Los papeles se invierten. En el oxígeno el enemigo es la superficie: es tan pequeño que casi todos sus nucleones están en el borde. En el plutonio el enemigo es Coulomb, porque crece como Z al cuadrado mientras el superficial sólo crece como A a dos tercios.</w:t>
-      </w:r>
-    </w:p>
-    <w:p>
-      <w:pPr>
-        <w:spacing w:after="130" w:before="0" w:line="300"/>
-        <w:jc w:val="left"/>
-      </w:pPr>
-      <w:r>
-        <w:rPr>
-          <w:sz w:val="21"/>
-          <w:szCs w:val="21"/>
-        </w:rPr>
-        <w:t xml:space="preserve">Y esto explica dos cosas de golpe. La forma de la curva de la figura 26-6: sube deprisa porque el efecto superficial pierde peso, y baja porque Coulomb lo gana; entre medias, el máximo del hierro. Y por qué los núcleos pesados fisionan: al partirse en dos, Coulomb cae mucho más de lo que sube el coste superficial, y el resultado neto libera energía. Es justamente «la división del núcleo en dos o más partes» que el modelo de la gota líquida acierta a explicar.</w:t>
+        <w:t xml:space="preserve">¿Y cómo se mide esa energía de amarre? Por fotodesintegración: se lanzan fotones gamma monoenergéticos, el núcleo los absorbe y se desintegra en protón más neutrón.</w:t>
+      </w:r>
+    </w:p>
+    <w:p>
+      <w:pPr>
+        <w:spacing w:after="130" w:before="0" w:line="300"/>
+        <w:jc w:val="left"/>
+      </w:pPr>
+      <w:r>
+        <w:rPr>
+          <w:sz w:val="21"/>
+          <w:szCs w:val="21"/>
+        </w:rPr>
+        <w:t xml:space="preserve">Si bajamos la energía del fotón hasta que las piezas salen sin energía cinética obtenemos el umbral, y el resultado es elegantísimo: h nu cero es igual a la energía de amarre. Se mide una energía nuclear pesando el color del fotón más débil capaz de romper el deuterón.</w:t>
+      </w:r>
+    </w:p>
+    <w:p>
+      <w:pPr>
+        <w:spacing w:after="130" w:before="0" w:line="300"/>
+        <w:jc w:val="left"/>
+      </w:pPr>
+      <w:r>
+        <w:rPr>
+          <w:sz w:val="21"/>
+          <w:szCs w:val="21"/>
+        </w:rPr>
+        <w:t xml:space="preserve">Y existe el proceso inverso: protón más neutrón en reposo dan un deuterón más un fotón gamma de 2,22 MeV.</w:t>
+      </w:r>
+    </w:p>
+    <w:p>
+      <w:pPr>
+        <w:spacing w:after="130" w:before="0" w:line="300"/>
+        <w:jc w:val="left"/>
+      </w:pPr>
+      <w:r>
+        <w:rPr>
+          <w:sz w:val="21"/>
+          <w:szCs w:val="21"/>
+        </w:rPr>
+        <w:t xml:space="preserve">Es el único caso en que la energía de amarre se mide directamente, sin pasar por tablas de masas, porque el deuterón tiene solo dos piezas.</w:t>
       </w:r>
     </w:p>
     <w:p>
@@ -7637,7 +8994,7 @@
           <w:sz w:val="21"/>
           <w:szCs w:val="21"/>
         </w:rPr>
-        <w:t xml:space="preserve">¿Por qué el libro escoge precisamente el plutonio-239? Porque es un núcleo fisible real, el del reactor y el de la bomba. El ejercicio no es académico: está calculando por qué ese núcleo concreto se parte.</w:t>
+        <w:t xml:space="preserve">¿Por qué hace falta que las energías cinéticas sean cero? Porque si el fotón trae más energía de la justa, el sobrante se va como movimiento de las piezas y ya no estamos midiendo solo la ligadura. El umbral es el caso límite en que todo el fotón se gasta en romper.</w:t>
       </w:r>
     </w:p>
     <w:p>
@@ -7660,7 +9017,7 @@
           <w:sz w:val="21"/>
           <w:szCs w:val="21"/>
         </w:rPr>
-        <w:t xml:space="preserve">Es el mejor cierre posible porque amarra los dos capítulos. No lo recortes; si vas mal de tiempo, recorta antes la diapositiva 16.</w:t>
+        <w:t xml:space="preserve">El punto bonito es «h nu cero igual a BE»: medir una energía nuclear pesando un color de luz. Dilo con esas palabras.</w:t>
       </w:r>
     </w:p>
     <w:p>
@@ -7676,7 +9033,7 @@
           <w:sz w:val="28"/>
           <w:szCs w:val="28"/>
         </w:rPr>
-        <w:t xml:space="preserve">Diapositiva 25 · Síntesis y bibliografía</w:t>
+        <w:t xml:space="preserve">Diapositiva 25 · Una curva que empieza recta y se dobla</w:t>
       </w:r>
     </w:p>
     <w:p>
@@ -7692,6 +9049,1298 @@
           <w:sz w:val="21"/>
           <w:szCs w:val="21"/>
         </w:rPr>
+        <w:t xml:space="preserve">Tiempo sugerido: 35 s   ·   Diapositiva interactiva</w:t>
+      </w:r>
+    </w:p>
+    <w:p>
+      <w:pPr>
+        <w:spacing w:after="160" w:before="0" w:line="300"/>
+        <w:jc w:val="left"/>
+      </w:pPr>
+      <w:r>
+        <w:rPr>
+          <w:b/>
+          <w:bCs/>
+          <w:sz w:val="21"/>
+          <w:szCs w:val="21"/>
+        </w:rPr>
+        <w:t xml:space="preserve">En pantalla. </w:t>
+      </w:r>
+      <w:r>
+        <w:rPr>
+          <w:sz w:val="21"/>
+          <w:szCs w:val="21"/>
+        </w:rPr>
+        <w:t xml:space="preserve">A la izquierda, por qué hasta Z = 20 la línea es recta y por qué a partir de ahí se dobla. A la derecha, la reconstrucción interactiva de la figura 26-2, con tres ejemplos que se pueden resaltar.</w:t>
+      </w:r>
+    </w:p>
+    <w:p>
+      <w:pPr>
+        <w:spacing w:after="100" w:before="0" w:line="300"/>
+        <w:jc w:val="left"/>
+      </w:pPr>
+      <w:r>
+        <w:rPr>
+          <w:b/>
+          <w:bCs/>
+          <w:color w:val="26386F"/>
+          <w:sz w:val="21"/>
+          <w:szCs w:val="21"/>
+        </w:rPr>
+        <w:t xml:space="preserve">Guion</w:t>
+      </w:r>
+    </w:p>
+    <w:p>
+      <w:pPr>
+        <w:spacing w:after="130" w:before="0" w:line="300"/>
+        <w:jc w:val="left"/>
+      </w:pPr>
+      <w:r>
+        <w:rPr>
+          <w:sz w:val="21"/>
+          <w:szCs w:val="21"/>
+        </w:rPr>
+        <w:t xml:space="preserve">Seguimos en 26-1, con la curva de estabilidad: la figura 26-2, el número neutrónico frente al protónico.</w:t>
+      </w:r>
+    </w:p>
+    <w:p>
+      <w:pPr>
+        <w:spacing w:after="130" w:before="0" w:line="300"/>
+        <w:jc w:val="left"/>
+      </w:pPr>
+      <w:r>
+        <w:rPr>
+          <w:sz w:val="21"/>
+          <w:szCs w:val="21"/>
+        </w:rPr>
+        <w:t xml:space="preserve">[Clic en oxígeno-16] Para Z menor que veinte la línea es recta, con N igual a Z: la fuerza nuclear es independiente de la carga y prefiere el reparto simétrico.</w:t>
+      </w:r>
+    </w:p>
+    <w:p>
+      <w:pPr>
+        <w:spacing w:after="130" w:before="0" w:line="300"/>
+        <w:jc w:val="left"/>
+      </w:pPr>
+      <w:r>
+        <w:rPr>
+          <w:sz w:val="21"/>
+          <w:szCs w:val="21"/>
+        </w:rPr>
+        <w:t xml:space="preserve">[Clic en calcio-48, clic en protactinio-232] A partir de Z igual a veinte se dobla hacia N mayor que Z, y para Z grandes la tendencia es más pronunciada: el protactinio-232 tiene cincuenta neutrones de más.</w:t>
+      </w:r>
+    </w:p>
+    <w:p>
+      <w:pPr>
+        <w:spacing w:after="130" w:before="0" w:line="300"/>
+        <w:jc w:val="left"/>
+      </w:pPr>
+      <w:r>
+        <w:rPr>
+          <w:sz w:val="21"/>
+          <w:szCs w:val="21"/>
+        </w:rPr>
+        <w:t xml:space="preserve">¿Por qué? Para grandes valores de Z la repulsión de Coulomb se vuelve importante, y hacen falta más neutrones para compensarla: aportan fuerza atractiva sin aportar repulsión eléctrica.</w:t>
+      </w:r>
+    </w:p>
+    <w:p>
+      <w:pPr>
+        <w:spacing w:after="100" w:before="80" w:line="300"/>
+        <w:jc w:val="left"/>
+      </w:pPr>
+      <w:r>
+        <w:rPr>
+          <w:b/>
+          <w:bCs/>
+          <w:color w:val="C05A22"/>
+          <w:sz w:val="21"/>
+          <w:szCs w:val="21"/>
+        </w:rPr>
+        <w:t xml:space="preserve">Si preguntan: </w:t>
+      </w:r>
+      <w:r>
+        <w:rPr>
+          <w:sz w:val="21"/>
+          <w:szCs w:val="21"/>
+        </w:rPr>
+        <w:t xml:space="preserve">¿Y los núcleos que están fuera de esa franja? Son inestables: se desintegran hasta caer dentro de ella. Esa franja es el valle de estabilidad, la banda negra de la carta de núclidos de la portada.</w:t>
+      </w:r>
+    </w:p>
+    <w:p>
+      <w:pPr>
+        <w:spacing w:after="120" w:before="60" w:line="300"/>
+        <w:jc w:val="left"/>
+      </w:pPr>
+      <w:r>
+        <w:rPr>
+          <w:b/>
+          <w:bCs/>
+          <w:color w:val="C05A22"/>
+          <w:sz w:val="21"/>
+          <w:szCs w:val="21"/>
+        </w:rPr>
+        <w:t xml:space="preserve">Nota: </w:t>
+      </w:r>
+      <w:r>
+        <w:rPr>
+          <w:sz w:val="21"/>
+          <w:szCs w:val="21"/>
+        </w:rPr>
+        <w:t xml:space="preserve">Haz clic en los tres ejemplos; las líneas punteadas hacen el argumento visible. Si vas justa, abre solo el calcio-48.</w:t>
+      </w:r>
+    </w:p>
+    <w:p>
+      <w:pPr>
+        <w:pStyle w:val="Heading1"/>
+        <w:spacing w:after="160" w:before="360"/>
+      </w:pPr>
+      <w:r>
+        <w:rPr>
+          <w:b/>
+          <w:bCs/>
+          <w:color w:val="26386F"/>
+          <w:sz w:val="28"/>
+          <w:szCs w:val="28"/>
+        </w:rPr>
+        <w:t xml:space="preserve">Diapositiva 26 · 272 núclidos estables, y 160 son par-par</w:t>
+      </w:r>
+    </w:p>
+    <w:p>
+      <w:pPr>
+        <w:spacing w:after="140" w:before="0" w:line="300"/>
+        <w:jc w:val="left"/>
+      </w:pPr>
+      <w:r>
+        <w:rPr>
+          <w:i/>
+          <w:iCs/>
+          <w:color w:val="C05A22"/>
+          <w:sz w:val="21"/>
+          <w:szCs w:val="21"/>
+        </w:rPr>
+        <w:t xml:space="preserve">Tiempo sugerido: 30 s</w:t>
+      </w:r>
+    </w:p>
+    <w:p>
+      <w:pPr>
+        <w:spacing w:after="160" w:before="0" w:line="300"/>
+        <w:jc w:val="left"/>
+      </w:pPr>
+      <w:r>
+        <w:rPr>
+          <w:b/>
+          <w:bCs/>
+          <w:sz w:val="21"/>
+          <w:szCs w:val="21"/>
+        </w:rPr>
+        <w:t xml:space="preserve">En pantalla. </w:t>
+      </w:r>
+      <w:r>
+        <w:rPr>
+          <w:sz w:val="21"/>
+          <w:szCs w:val="21"/>
+        </w:rPr>
+        <w:t xml:space="preserve">A la izquierda, la tabla 26-1 con los 272 núclidos estables repartidos por paridad. A la derecha, las mismas cifras en barras y lo que el dato anticipa.</w:t>
+      </w:r>
+    </w:p>
+    <w:p>
+      <w:pPr>
+        <w:spacing w:after="100" w:before="0" w:line="300"/>
+        <w:jc w:val="left"/>
+      </w:pPr>
+      <w:r>
+        <w:rPr>
+          <w:b/>
+          <w:bCs/>
+          <w:color w:val="26386F"/>
+          <w:sz w:val="21"/>
+          <w:szCs w:val="21"/>
+        </w:rPr>
+        <w:t xml:space="preserve">Guion</w:t>
+      </w:r>
+    </w:p>
+    <w:p>
+      <w:pPr>
+        <w:spacing w:after="130" w:before="0" w:line="300"/>
+        <w:jc w:val="left"/>
+      </w:pPr>
+      <w:r>
+        <w:rPr>
+          <w:sz w:val="21"/>
+          <w:szCs w:val="21"/>
+        </w:rPr>
+        <w:t xml:space="preserve">Y ahora un dato muy revelador, la tabla 26-1: los 272 núclidos estables clasificados según si tienen número par o non de protones y de neutrones.</w:t>
+      </w:r>
+    </w:p>
+    <w:p>
+      <w:pPr>
+        <w:spacing w:after="130" w:before="0" w:line="300"/>
+        <w:jc w:val="left"/>
+      </w:pPr>
+      <w:r>
+        <w:rPr>
+          <w:sz w:val="21"/>
+          <w:szCs w:val="21"/>
+        </w:rPr>
+        <w:t xml:space="preserve">Par-par, ciento sesenta. Par-non, cincuenta y seis. Non-par, cincuenta y dos. Y non-non, cuatro. Solamente cuatro, y todos en elementos ligeros.</w:t>
+      </w:r>
+    </w:p>
+    <w:p>
+      <w:pPr>
+        <w:spacing w:after="130" w:before="0" w:line="300"/>
+        <w:jc w:val="left"/>
+      </w:pPr>
+      <w:r>
+        <w:rPr>
+          <w:sz w:val="21"/>
+          <w:szCs w:val="21"/>
+        </w:rPr>
+        <w:t xml:space="preserve">Esto no es una curiosidad estadística: es la huella del apareamiento de los nucleones, y va a aparecer dos veces más. Como el término delta de la fórmula de Weizsäcker, en la diapositiva 34; y como el principio de Pauli en el modelo de capas, en la 41.</w:t>
+      </w:r>
+    </w:p>
+    <w:p>
+      <w:pPr>
+        <w:spacing w:after="100" w:before="80" w:line="300"/>
+        <w:jc w:val="left"/>
+      </w:pPr>
+      <w:r>
+        <w:rPr>
+          <w:b/>
+          <w:bCs/>
+          <w:color w:val="C05A22"/>
+          <w:sz w:val="21"/>
+          <w:szCs w:val="21"/>
+        </w:rPr>
+        <w:t xml:space="preserve">Si preguntan: </w:t>
+      </w:r>
+      <w:r>
+        <w:rPr>
+          <w:sz w:val="21"/>
+          <w:szCs w:val="21"/>
+        </w:rPr>
+        <w:t xml:space="preserve">¿Cuáles son los cuatro núclidos non-non estables? Deuterio, litio-6, boro-10 y nitrógeno-14. Todos muy ligeros: a partir de ahí, la naturaleza ya no tolera dos nucleones sin aparear.</w:t>
+      </w:r>
+    </w:p>
+    <w:p>
+      <w:pPr>
+        <w:spacing w:after="120" w:before="60" w:line="300"/>
+        <w:jc w:val="left"/>
+      </w:pPr>
+      <w:r>
+        <w:rPr>
+          <w:b/>
+          <w:bCs/>
+          <w:color w:val="C05A22"/>
+          <w:sz w:val="21"/>
+          <w:szCs w:val="21"/>
+        </w:rPr>
+        <w:t xml:space="preserve">Nota: </w:t>
+      </w:r>
+      <w:r>
+        <w:rPr>
+          <w:sz w:val="21"/>
+          <w:szCs w:val="21"/>
+        </w:rPr>
+        <w:t xml:space="preserve">Las barras hacen el argumento solas. Lee los cuatro números y pasa al «lo que esto anticipa», que es lo que amarra con el capítulo 26.</w:t>
+      </w:r>
+    </w:p>
+    <w:p>
+      <w:pPr>
+        <w:pStyle w:val="Heading1"/>
+        <w:spacing w:after="160" w:before="360"/>
+      </w:pPr>
+      <w:r>
+        <w:rPr>
+          <w:b/>
+          <w:bCs/>
+          <w:color w:val="26386F"/>
+          <w:sz w:val="28"/>
+          <w:szCs w:val="28"/>
+        </w:rPr>
+        <w:t xml:space="preserve">Diapositiva 27 · Momento angular de spin</w:t>
+      </w:r>
+    </w:p>
+    <w:p>
+      <w:pPr>
+        <w:spacing w:after="140" w:before="0" w:line="300"/>
+        <w:jc w:val="left"/>
+      </w:pPr>
+      <w:r>
+        <w:rPr>
+          <w:i/>
+          <w:iCs/>
+          <w:color w:val="C05A22"/>
+          <w:sz w:val="21"/>
+          <w:szCs w:val="21"/>
+        </w:rPr>
+        <w:t xml:space="preserve">Tiempo sugerido: 25 s</w:t>
+      </w:r>
+    </w:p>
+    <w:p>
+      <w:pPr>
+        <w:spacing w:after="160" w:before="0" w:line="300"/>
+        <w:jc w:val="left"/>
+      </w:pPr>
+      <w:r>
+        <w:rPr>
+          <w:b/>
+          <w:bCs/>
+          <w:sz w:val="21"/>
+          <w:szCs w:val="21"/>
+        </w:rPr>
+        <w:t xml:space="preserve">En pantalla. </w:t>
+      </w:r>
+      <w:r>
+        <w:rPr>
+          <w:sz w:val="21"/>
+          <w:szCs w:val="21"/>
+        </w:rPr>
+        <w:t xml:space="preserve">A la izquierda, el spin de un nucleón suelto y la cuantización espacial, ecuaciones 26-6 y 26-7. A la derecha, la figura 26-3 del libro.</w:t>
+      </w:r>
+    </w:p>
+    <w:p>
+      <w:pPr>
+        <w:spacing w:after="100" w:before="0" w:line="300"/>
+        <w:jc w:val="left"/>
+      </w:pPr>
+      <w:r>
+        <w:rPr>
+          <w:b/>
+          <w:bCs/>
+          <w:color w:val="26386F"/>
+          <w:sz w:val="21"/>
+          <w:szCs w:val="21"/>
+        </w:rPr>
+        <w:t xml:space="preserve">Guion</w:t>
+      </w:r>
+    </w:p>
+    <w:p>
+      <w:pPr>
+        <w:spacing w:after="130" w:before="0" w:line="300"/>
+        <w:jc w:val="left"/>
+      </w:pPr>
+      <w:r>
+        <w:rPr>
+          <w:sz w:val="21"/>
+          <w:szCs w:val="21"/>
+        </w:rPr>
+        <w:t xml:space="preserve">Sección 26-2. El protón y el neutrón, igual que el electrón, tienen un spin intrínseco: la ecuación 26-6, raíz de I por I más uno por h barra, con I igual a un medio.</w:t>
+      </w:r>
+    </w:p>
+    <w:p>
+      <w:pPr>
+        <w:spacing w:after="130" w:before="0" w:line="300"/>
+        <w:jc w:val="left"/>
+      </w:pPr>
+      <w:r>
+        <w:rPr>
+          <w:sz w:val="21"/>
+          <w:szCs w:val="21"/>
+        </w:rPr>
+        <w:t xml:space="preserve">En presencia de un campo magnético externo está cuantizado espacialmente: tomando el eje zeta en la dirección del campo, sólo caben las componentes más y menos un medio de h barra. Dos orientaciones, ni una más. Eso es lo que dibuja la figura 26-3.</w:t>
+      </w:r>
+    </w:p>
+    <w:p>
+      <w:pPr>
+        <w:spacing w:after="100" w:before="80" w:line="300"/>
+        <w:jc w:val="left"/>
+      </w:pPr>
+      <w:r>
+        <w:rPr>
+          <w:b/>
+          <w:bCs/>
+          <w:color w:val="C05A22"/>
+          <w:sz w:val="21"/>
+          <w:szCs w:val="21"/>
+        </w:rPr>
+        <w:t xml:space="preserve">Si preguntan: </w:t>
+      </w:r>
+      <w:r>
+        <w:rPr>
+          <w:sz w:val="21"/>
+          <w:szCs w:val="21"/>
+        </w:rPr>
+        <w:t xml:space="preserve">¿Por qué solo dos orientaciones? Porque el número cuántico de spin del nucleón es un medio, y las proyecciones permitidas van de más I a menos I de uno en uno: solo caben más un medio y menos un medio.</w:t>
+      </w:r>
+    </w:p>
+    <w:p>
+      <w:pPr>
+        <w:spacing w:after="120" w:before="60" w:line="300"/>
+        <w:jc w:val="left"/>
+      </w:pPr>
+      <w:r>
+        <w:rPr>
+          <w:b/>
+          <w:bCs/>
+          <w:color w:val="C05A22"/>
+          <w:sz w:val="21"/>
+          <w:szCs w:val="21"/>
+        </w:rPr>
+        <w:t xml:space="preserve">Nota: </w:t>
+      </w:r>
+      <w:r>
+        <w:rPr>
+          <w:sz w:val="21"/>
+          <w:szCs w:val="21"/>
+        </w:rPr>
+        <w:t xml:space="preserve">No te pierdas en las fórmulas. Lo que tiene que quedar es que el nucleón gira y solo puede apuntar en dos direcciones respecto al campo.</w:t>
+      </w:r>
+    </w:p>
+    <w:p>
+      <w:pPr>
+        <w:pStyle w:val="Heading1"/>
+        <w:spacing w:after="160" w:before="360"/>
+      </w:pPr>
+      <w:r>
+        <w:rPr>
+          <w:b/>
+          <w:bCs/>
+          <w:color w:val="26386F"/>
+          <w:sz w:val="28"/>
+          <w:szCs w:val="28"/>
+        </w:rPr>
+        <w:t xml:space="preserve">Diapositiva 28 · El spin nuclear del núcleo entero</w:t>
+      </w:r>
+    </w:p>
+    <w:p>
+      <w:pPr>
+        <w:spacing w:after="140" w:before="0" w:line="300"/>
+        <w:jc w:val="left"/>
+      </w:pPr>
+      <w:r>
+        <w:rPr>
+          <w:i/>
+          <w:iCs/>
+          <w:color w:val="C05A22"/>
+          <w:sz w:val="21"/>
+          <w:szCs w:val="21"/>
+        </w:rPr>
+        <w:t xml:space="preserve">Tiempo sugerido: 35 s</w:t>
+      </w:r>
+    </w:p>
+    <w:p>
+      <w:pPr>
+        <w:spacing w:after="160" w:before="0" w:line="300"/>
+        <w:jc w:val="left"/>
+      </w:pPr>
+      <w:r>
+        <w:rPr>
+          <w:b/>
+          <w:bCs/>
+          <w:sz w:val="21"/>
+          <w:szCs w:val="21"/>
+        </w:rPr>
+        <w:t xml:space="preserve">En pantalla. </w:t>
+      </w:r>
+      <w:r>
+        <w:rPr>
+          <w:sz w:val="21"/>
+          <w:szCs w:val="21"/>
+        </w:rPr>
+        <w:t xml:space="preserve">A la izquierda, cómo se construye el spin nuclear y las orientaciones permitidas, ecuaciones 26-8 y 26-9. A la derecha, el ejemplo del calcio-43 y por qué esto importará después.</w:t>
+      </w:r>
+    </w:p>
+    <w:p>
+      <w:pPr>
+        <w:spacing w:after="100" w:before="0" w:line="300"/>
+        <w:jc w:val="left"/>
+      </w:pPr>
+      <w:r>
+        <w:rPr>
+          <w:b/>
+          <w:bCs/>
+          <w:color w:val="26386F"/>
+          <w:sz w:val="21"/>
+          <w:szCs w:val="21"/>
+        </w:rPr>
+        <w:t xml:space="preserve">Guion</w:t>
+      </w:r>
+    </w:p>
+    <w:p>
+      <w:pPr>
+        <w:spacing w:after="130" w:before="0" w:line="300"/>
+        <w:jc w:val="left"/>
+      </w:pPr>
+      <w:r>
+        <w:rPr>
+          <w:sz w:val="21"/>
+          <w:szCs w:val="21"/>
+        </w:rPr>
+        <w:t xml:space="preserve">Además del spin, los nucleones tienen momento angular orbital. El momento resultante del núcleo se obtiene sumando los orbitales y los de spin de todos ellos: la ecuación 26-8, con un número cuántico nuevo, I sub N, el spin nuclear.</w:t>
+      </w:r>
+    </w:p>
+    <w:p>
+      <w:pPr>
+        <w:spacing w:after="130" w:before="0" w:line="300"/>
+        <w:jc w:val="left"/>
+      </w:pPr>
+      <w:r>
+        <w:rPr>
+          <w:sz w:val="21"/>
+          <w:szCs w:val="21"/>
+        </w:rPr>
+        <w:t xml:space="preserve">Puede valer cero, uno, dos… o semienteros, y hay dos I sub N más uno orientaciones permitidas. El ejemplo del libro es el calcio-43, con spin siete medios: ocho orientaciones.</w:t>
+      </w:r>
+    </w:p>
+    <w:p>
+      <w:pPr>
+        <w:spacing w:after="130" w:before="0" w:line="300"/>
+        <w:jc w:val="left"/>
+      </w:pPr>
+      <w:r>
+        <w:rPr>
+          <w:sz w:val="21"/>
+          <w:szCs w:val="21"/>
+        </w:rPr>
+        <w:t xml:space="preserve">Guarden esto, porque el spin nuclear es medible y va a ser la prueba experimental del modelo de capas: con solo saber si Z y N son pares o nones se podrá predecir cuánto vale.</w:t>
+      </w:r>
+    </w:p>
+    <w:p>
+      <w:pPr>
+        <w:spacing w:after="100" w:before="80" w:line="300"/>
+        <w:jc w:val="left"/>
+      </w:pPr>
+      <w:r>
+        <w:rPr>
+          <w:b/>
+          <w:bCs/>
+          <w:color w:val="C05A22"/>
+          <w:sz w:val="21"/>
+          <w:szCs w:val="21"/>
+        </w:rPr>
+        <w:t xml:space="preserve">Si preguntan: </w:t>
+      </w:r>
+      <w:r>
+        <w:rPr>
+          <w:sz w:val="21"/>
+          <w:szCs w:val="21"/>
+        </w:rPr>
+        <w:t xml:space="preserve">¿El spin nuclear es la suma simple de los spines de los nucleones? No: es la suma vectorial de los momentos orbitales y de spin de todos ellos, y por eso puede dar cero aunque haya muchos nucleones girando. Lo vemos en la diapositiva 41.</w:t>
+      </w:r>
+    </w:p>
+    <w:p>
+      <w:pPr>
+        <w:spacing w:after="120" w:before="60" w:line="300"/>
+        <w:jc w:val="left"/>
+      </w:pPr>
+      <w:r>
+        <w:rPr>
+          <w:b/>
+          <w:bCs/>
+          <w:color w:val="C05A22"/>
+          <w:sz w:val="21"/>
+          <w:szCs w:val="21"/>
+        </w:rPr>
+        <w:t xml:space="preserve">Nota: </w:t>
+      </w:r>
+      <w:r>
+        <w:rPr>
+          <w:sz w:val="21"/>
+          <w:szCs w:val="21"/>
+        </w:rPr>
+        <w:t xml:space="preserve">Si vas con prisa, salta el ejemplo del calcio-43: lo importante es anunciar que el spin será la prueba del modelo de capas.</w:t>
+      </w:r>
+    </w:p>
+    <w:p>
+      <w:pPr>
+        <w:pStyle w:val="Heading1"/>
+        <w:spacing w:after="160" w:before="360"/>
+      </w:pPr>
+      <w:r>
+        <w:rPr>
+          <w:b/>
+          <w:bCs/>
+          <w:color w:val="26386F"/>
+          <w:sz w:val="28"/>
+          <w:szCs w:val="28"/>
+        </w:rPr>
+        <w:t xml:space="preserve">Diapositiva 29 · El magnetón nuclear y el misterio del neutrón</w:t>
+      </w:r>
+    </w:p>
+    <w:p>
+      <w:pPr>
+        <w:spacing w:after="140" w:before="0" w:line="300"/>
+        <w:jc w:val="left"/>
+      </w:pPr>
+      <w:r>
+        <w:rPr>
+          <w:i/>
+          <w:iCs/>
+          <w:color w:val="C05A22"/>
+          <w:sz w:val="21"/>
+          <w:szCs w:val="21"/>
+        </w:rPr>
+        <w:t xml:space="preserve">Tiempo sugerido: 35 s</w:t>
+      </w:r>
+    </w:p>
+    <w:p>
+      <w:pPr>
+        <w:spacing w:after="160" w:before="0" w:line="300"/>
+        <w:jc w:val="left"/>
+      </w:pPr>
+      <w:r>
+        <w:rPr>
+          <w:b/>
+          <w:bCs/>
+          <w:sz w:val="21"/>
+          <w:szCs w:val="21"/>
+        </w:rPr>
+        <w:t xml:space="preserve">En pantalla. </w:t>
+      </w:r>
+      <w:r>
+        <w:rPr>
+          <w:sz w:val="21"/>
+          <w:szCs w:val="21"/>
+        </w:rPr>
+        <w:t xml:space="preserve">A la izquierda, del magnetón de Bohr al magnetón nuclear y las dos componentes observables. A la derecha, las dos cosas que el libro reconoce no entender.</w:t>
+      </w:r>
+    </w:p>
+    <w:p>
+      <w:pPr>
+        <w:spacing w:after="100" w:before="0" w:line="300"/>
+        <w:jc w:val="left"/>
+      </w:pPr>
+      <w:r>
+        <w:rPr>
+          <w:b/>
+          <w:bCs/>
+          <w:color w:val="26386F"/>
+          <w:sz w:val="21"/>
+          <w:szCs w:val="21"/>
+        </w:rPr>
+        <w:t xml:space="preserve">Guion</w:t>
+      </w:r>
+    </w:p>
+    <w:p>
+      <w:pPr>
+        <w:spacing w:after="130" w:before="0" w:line="300"/>
+        <w:jc w:val="left"/>
+      </w:pPr>
+      <w:r>
+        <w:rPr>
+          <w:sz w:val="21"/>
+          <w:szCs w:val="21"/>
+        </w:rPr>
+        <w:t xml:space="preserve">Seguimos en 26-2. El electrón tiene asociado un momento dipolar magnético igual al magnetón de Bohr; de forma similar, un nucleón tiene un magnetón nuclear, ecuación 26-10.</w:t>
+      </w:r>
+    </w:p>
+    <w:p>
+      <w:pPr>
+        <w:spacing w:after="130" w:before="0" w:line="300"/>
+        <w:jc w:val="left"/>
+      </w:pPr>
+      <w:r>
+        <w:rPr>
+          <w:sz w:val="21"/>
+          <w:szCs w:val="21"/>
+        </w:rPr>
+        <w:t xml:space="preserve">Y como el protón es 1836 veces más pesado, el magnetón nuclear es 1836 veces menor. Retengan ese factor: es la primera prueba de la diapositiva 32.</w:t>
+      </w:r>
+    </w:p>
+    <w:p>
+      <w:pPr>
+        <w:spacing w:after="130" w:before="0" w:line="300"/>
+        <w:jc w:val="left"/>
+      </w:pPr>
+      <w:r>
+        <w:rPr>
+          <w:sz w:val="21"/>
+          <w:szCs w:val="21"/>
+        </w:rPr>
+        <w:t xml:space="preserve">Las componentes observables son más 2,79 magnetones nucleares para el protón y menos 1,91 para el neutrón.</w:t>
+      </w:r>
+    </w:p>
+    <w:p>
+      <w:pPr>
+        <w:spacing w:after="130" w:before="0" w:line="300"/>
+        <w:jc w:val="left"/>
+      </w:pPr>
+      <w:r>
+        <w:rPr>
+          <w:sz w:val="21"/>
+          <w:szCs w:val="21"/>
+        </w:rPr>
+        <w:t xml:space="preserve">Y aquí el libro reconoce que no entiende estos valores y, cito, que «es especialmente difícil entender cómo el neutrón, que es una partícula neutra, puede tener momento magnético».</w:t>
+      </w:r>
+    </w:p>
+    <w:p>
+      <w:pPr>
+        <w:spacing w:after="100" w:before="80" w:line="300"/>
+        <w:jc w:val="left"/>
+      </w:pPr>
+      <w:r>
+        <w:rPr>
+          <w:b/>
+          <w:bCs/>
+          <w:color w:val="C05A22"/>
+          <w:sz w:val="21"/>
+          <w:szCs w:val="21"/>
+        </w:rPr>
+        <w:t xml:space="preserve">Si preguntan: </w:t>
+      </w:r>
+      <w:r>
+        <w:rPr>
+          <w:sz w:val="21"/>
+          <w:szCs w:val="21"/>
+        </w:rPr>
+        <w:t xml:space="preserve">¿Y hoy se sabe por qué el neutrón tiene momento magnético? Sí: porque no es elemental, está formado por quarks con cargas fraccionarias cuya suma es cero pero cuya distribución produce un momento neto. Eso es muy posterior a este libro.</w:t>
+      </w:r>
+    </w:p>
+    <w:p>
+      <w:pPr>
+        <w:spacing w:after="120" w:before="60" w:line="300"/>
+        <w:jc w:val="left"/>
+      </w:pPr>
+      <w:r>
+        <w:rPr>
+          <w:b/>
+          <w:bCs/>
+          <w:color w:val="C05A22"/>
+          <w:sz w:val="21"/>
+          <w:szCs w:val="21"/>
+        </w:rPr>
+        <w:t xml:space="preserve">Nota: </w:t>
+      </w:r>
+      <w:r>
+        <w:rPr>
+          <w:sz w:val="21"/>
+          <w:szCs w:val="21"/>
+        </w:rPr>
+        <w:t xml:space="preserve">La honestidad del libro al reconocer lo que no entiende es un buen comentario epistemológico. Si vas con prisa, esta diapositiva es la primera que se puede recortar.</w:t>
+      </w:r>
+    </w:p>
+    <w:p>
+      <w:pPr>
+        <w:pStyle w:val="Heading1"/>
+        <w:spacing w:after="160" w:before="360"/>
+      </w:pPr>
+      <w:r>
+        <w:rPr>
+          <w:b/>
+          <w:bCs/>
+          <w:color w:val="26386F"/>
+          <w:sz w:val="28"/>
+          <w:szCs w:val="28"/>
+        </w:rPr>
+        <w:t xml:space="preserve">Diapositiva 30 · Tabla 26-2: todos los par-par tienen spin cero</w:t>
+      </w:r>
+    </w:p>
+    <w:p>
+      <w:pPr>
+        <w:spacing w:after="140" w:before="0" w:line="300"/>
+        <w:jc w:val="left"/>
+      </w:pPr>
+      <w:r>
+        <w:rPr>
+          <w:i/>
+          <w:iCs/>
+          <w:color w:val="C05A22"/>
+          <w:sz w:val="21"/>
+          <w:szCs w:val="21"/>
+        </w:rPr>
+        <w:t xml:space="preserve">Tiempo sugerido: 30 s</w:t>
+      </w:r>
+    </w:p>
+    <w:p>
+      <w:pPr>
+        <w:spacing w:after="160" w:before="0" w:line="300"/>
+        <w:jc w:val="left"/>
+      </w:pPr>
+      <w:r>
+        <w:rPr>
+          <w:b/>
+          <w:bCs/>
+          <w:sz w:val="21"/>
+          <w:szCs w:val="21"/>
+        </w:rPr>
+        <w:t xml:space="preserve">En pantalla. </w:t>
+      </w:r>
+      <w:r>
+        <w:rPr>
+          <w:sz w:val="21"/>
+          <w:szCs w:val="21"/>
+        </w:rPr>
+        <w:t xml:space="preserve">A la izquierda, un extracto legible de la tabla 26-2 con los núclidos par-par resaltados. A la derecha, qué hay que buscar, por qué es un dato y la tabla completa del libro.</w:t>
+      </w:r>
+    </w:p>
+    <w:p>
+      <w:pPr>
+        <w:spacing w:after="100" w:before="0" w:line="300"/>
+        <w:jc w:val="left"/>
+      </w:pPr>
+      <w:r>
+        <w:rPr>
+          <w:b/>
+          <w:bCs/>
+          <w:color w:val="26386F"/>
+          <w:sz w:val="21"/>
+          <w:szCs w:val="21"/>
+        </w:rPr>
+        <w:t xml:space="preserve">Guion</w:t>
+      </w:r>
+    </w:p>
+    <w:p>
+      <w:pPr>
+        <w:spacing w:after="130" w:before="0" w:line="300"/>
+        <w:jc w:val="left"/>
+      </w:pPr>
+      <w:r>
+        <w:rPr>
+          <w:sz w:val="21"/>
+          <w:szCs w:val="21"/>
+        </w:rPr>
+        <w:t xml:space="preserve">Y esta es la evidencia experimental, la tabla 26-2: spin y momento dipolar magnético de una serie de núclidos.</w:t>
+      </w:r>
+    </w:p>
+    <w:p>
+      <w:pPr>
+        <w:spacing w:after="130" w:before="0" w:line="300"/>
+        <w:jc w:val="left"/>
+      </w:pPr>
+      <w:r>
+        <w:rPr>
+          <w:sz w:val="21"/>
+          <w:szCs w:val="21"/>
+        </w:rPr>
+        <w:t xml:space="preserve">Recorran la columna del spin y fíjense en las filas resaltadas, las de Z y N pares —helio-4, carbono-12, oxígeno-16, calcio-40, plomo-208—: todas tienen spin cero y momento cero, sin una sola excepción.</w:t>
+      </w:r>
+    </w:p>
+    <w:p>
+      <w:pPr>
+        <w:spacing w:after="130" w:before="0" w:line="300"/>
+        <w:jc w:val="left"/>
+      </w:pPr>
+      <w:r>
+        <w:rPr>
+          <w:sz w:val="21"/>
+          <w:szCs w:val="21"/>
+        </w:rPr>
+        <w:t xml:space="preserve">Y que un núcleo con decenas de nucleones dé exactamente cero, no «casi cero», solo puede significar que los nucleones se cancelan por parejas. Esa es la predicción del modelo de capas.</w:t>
+      </w:r>
+    </w:p>
+    <w:p>
+      <w:pPr>
+        <w:spacing w:after="100" w:before="80" w:line="300"/>
+        <w:jc w:val="left"/>
+      </w:pPr>
+      <w:r>
+        <w:rPr>
+          <w:b/>
+          <w:bCs/>
+          <w:color w:val="C05A22"/>
+          <w:sz w:val="21"/>
+          <w:szCs w:val="21"/>
+        </w:rPr>
+        <w:t xml:space="preserve">Si preguntan: </w:t>
+      </w:r>
+      <w:r>
+        <w:rPr>
+          <w:sz w:val="21"/>
+          <w:szCs w:val="21"/>
+        </w:rPr>
+        <w:t xml:space="preserve">¿Y los que no son par-par? Dan valores semienteros o enteros, nunca cero. El neutrón solo tiene menos 1,91; el protón, más 2,79. La regularidad es demasiado limpia para ser casualidad.</w:t>
+      </w:r>
+    </w:p>
+    <w:p>
+      <w:pPr>
+        <w:spacing w:after="120" w:before="60" w:line="300"/>
+        <w:jc w:val="left"/>
+      </w:pPr>
+      <w:r>
+        <w:rPr>
+          <w:b/>
+          <w:bCs/>
+          <w:color w:val="C05A22"/>
+          <w:sz w:val="21"/>
+          <w:szCs w:val="21"/>
+        </w:rPr>
+        <w:t xml:space="preserve">Nota: </w:t>
+      </w:r>
+      <w:r>
+        <w:rPr>
+          <w:sz w:val="21"/>
+          <w:szCs w:val="21"/>
+        </w:rPr>
+        <w:t xml:space="preserve">La tabla de la izquierda es un extracto para que se lea de lejos; la imagen pequeña de la derecha es la del libro, por si alguien pregunta por un núclido concreto.</w:t>
+      </w:r>
+    </w:p>
+    <w:p>
+      <w:pPr>
+        <w:pStyle w:val="Heading1"/>
+        <w:spacing w:after="160" w:before="360"/>
+      </w:pPr>
+      <w:r>
+        <w:rPr>
+          <w:b/>
+          <w:bCs/>
+          <w:color w:val="26386F"/>
+          <w:sz w:val="28"/>
+          <w:szCs w:val="28"/>
+        </w:rPr>
+        <w:t xml:space="preserve">Diapositiva 31 · ¿Electrones en el núcleo?</w:t>
+      </w:r>
+    </w:p>
+    <w:p>
+      <w:pPr>
+        <w:spacing w:after="140" w:before="0" w:line="300"/>
+        <w:jc w:val="left"/>
+      </w:pPr>
+      <w:r>
+        <w:rPr>
+          <w:i/>
+          <w:iCs/>
+          <w:color w:val="C05A22"/>
+          <w:sz w:val="21"/>
+          <w:szCs w:val="21"/>
+        </w:rPr>
+        <w:t xml:space="preserve">Tiempo sugerido: 35 s</w:t>
+      </w:r>
+    </w:p>
+    <w:p>
+      <w:pPr>
+        <w:spacing w:after="160" w:before="0" w:line="300"/>
+        <w:jc w:val="left"/>
+      </w:pPr>
+      <w:r>
+        <w:rPr>
+          <w:b/>
+          <w:bCs/>
+          <w:sz w:val="21"/>
+          <w:szCs w:val="21"/>
+        </w:rPr>
+        <w:t xml:space="preserve">En pantalla. </w:t>
+      </w:r>
+      <w:r>
+        <w:rPr>
+          <w:sz w:val="21"/>
+          <w:szCs w:val="21"/>
+        </w:rPr>
+        <w:t xml:space="preserve">A la izquierda, lo que se creía hasta 1931 y lo que cambió en 1932. A la derecha, el retrato de James Chadwick.</w:t>
+      </w:r>
+    </w:p>
+    <w:p>
+      <w:pPr>
+        <w:spacing w:after="100" w:before="0" w:line="300"/>
+        <w:jc w:val="left"/>
+      </w:pPr>
+      <w:r>
+        <w:rPr>
+          <w:b/>
+          <w:bCs/>
+          <w:color w:val="26386F"/>
+          <w:sz w:val="21"/>
+          <w:szCs w:val="21"/>
+        </w:rPr>
+        <w:t xml:space="preserve">Guion</w:t>
+      </w:r>
+    </w:p>
+    <w:p>
+      <w:pPr>
+        <w:spacing w:after="130" w:before="0" w:line="300"/>
+        <w:jc w:val="left"/>
+      </w:pPr>
+      <w:r>
+        <w:rPr>
+          <w:sz w:val="21"/>
+          <w:szCs w:val="21"/>
+        </w:rPr>
+        <w:t xml:space="preserve">Sección 26-3, y es mi parte favorita, porque es historia de la ciencia en vivo.</w:t>
+      </w:r>
+    </w:p>
+    <w:p>
+      <w:pPr>
+        <w:spacing w:after="130" w:before="0" w:line="300"/>
+        <w:jc w:val="left"/>
+      </w:pPr>
+      <w:r>
+        <w:rPr>
+          <w:sz w:val="21"/>
+          <w:szCs w:val="21"/>
+        </w:rPr>
+        <w:t xml:space="preserve">Hasta 1931 se creyó generalmente que los electrones sí existían en el núcleo, y que la carga neta positiva se debía a un exceso de protones sobre electrones. Se suponía que el núcleo de deuterio constaba de dos protones y un electrón nuclear.</w:t>
+      </w:r>
+    </w:p>
+    <w:p>
+      <w:pPr>
+        <w:spacing w:after="130" w:before="0" w:line="300"/>
+        <w:jc w:val="left"/>
+      </w:pPr>
+      <w:r>
+        <w:rPr>
+          <w:sz w:val="21"/>
+          <w:szCs w:val="21"/>
+        </w:rPr>
+        <w:t xml:space="preserve">Pero en 1932 Chadwick descubre el neutrón y se propone una teoría nueva que niega esos electrones: el núcleo contiene solamente protones y neutrones. El deuterio pasa a ser, simplemente, un protón y un neutrón.</w:t>
+      </w:r>
+    </w:p>
+    <w:p>
+      <w:pPr>
+        <w:spacing w:after="130" w:before="0" w:line="300"/>
+        <w:jc w:val="left"/>
+      </w:pPr>
+      <w:r>
+        <w:rPr>
+          <w:sz w:val="21"/>
+          <w:szCs w:val="21"/>
+        </w:rPr>
+        <w:t xml:space="preserve">Y la diferencia es comprobable. El libro da tres pruebas.</w:t>
+      </w:r>
+    </w:p>
+    <w:p>
+      <w:pPr>
+        <w:spacing w:after="100" w:before="80" w:line="300"/>
+        <w:jc w:val="left"/>
+      </w:pPr>
+      <w:r>
+        <w:rPr>
+          <w:b/>
+          <w:bCs/>
+          <w:color w:val="C05A22"/>
+          <w:sz w:val="21"/>
+          <w:szCs w:val="21"/>
+        </w:rPr>
+        <w:t xml:space="preserve">Si preguntan: </w:t>
+      </w:r>
+      <w:r>
+        <w:rPr>
+          <w:sz w:val="21"/>
+          <w:szCs w:val="21"/>
+        </w:rPr>
+        <w:t xml:space="preserve">Si no hay electrones en el núcleo, ¿de dónde sale el electrón de la desintegración beta? Se crea en el momento de la desintegración, cuando un neutrón se convierte en protón. No estaba guardado ahí dentro. Ese es justamente el punto.</w:t>
+      </w:r>
+    </w:p>
+    <w:p>
+      <w:pPr>
+        <w:spacing w:after="120" w:before="60" w:line="300"/>
+        <w:jc w:val="left"/>
+      </w:pPr>
+      <w:r>
+        <w:rPr>
+          <w:b/>
+          <w:bCs/>
+          <w:color w:val="C05A22"/>
+          <w:sz w:val="21"/>
+          <w:szCs w:val="21"/>
+        </w:rPr>
+        <w:t xml:space="preserve">Nota: </w:t>
+      </w:r>
+      <w:r>
+        <w:rPr>
+          <w:sz w:val="21"/>
+          <w:szCs w:val="21"/>
+        </w:rPr>
+        <w:t xml:space="preserve">Plantéalo como un giro: durante treinta años todo el mundo creyó una cosa, y un descubrimiento la tumbó. Es el mejor ejemplo de epistemología de toda la exposición.</w:t>
+      </w:r>
+    </w:p>
+    <w:p>
+      <w:pPr>
+        <w:pStyle w:val="Heading1"/>
+        <w:spacing w:after="160" w:before="360"/>
+      </w:pPr>
+      <w:r>
+        <w:rPr>
+          <w:b/>
+          <w:bCs/>
+          <w:color w:val="26386F"/>
+          <w:sz w:val="28"/>
+          <w:szCs w:val="28"/>
+        </w:rPr>
+        <w:t xml:space="preserve">Diapositiva 32 · Tres pruebas independientes para decir que no</w:t>
+      </w:r>
+    </w:p>
+    <w:p>
+      <w:pPr>
+        <w:spacing w:after="140" w:before="0" w:line="300"/>
+        <w:jc w:val="left"/>
+      </w:pPr>
+      <w:r>
+        <w:rPr>
+          <w:i/>
+          <w:iCs/>
+          <w:color w:val="C05A22"/>
+          <w:sz w:val="21"/>
+          <w:szCs w:val="21"/>
+        </w:rPr>
+        <w:t xml:space="preserve">Tiempo sugerido: 45 s   ·   Diapositiva interactiva</w:t>
+      </w:r>
+    </w:p>
+    <w:p>
+      <w:pPr>
+        <w:spacing w:after="160" w:before="0" w:line="300"/>
+        <w:jc w:val="left"/>
+      </w:pPr>
+      <w:r>
+        <w:rPr>
+          <w:b/>
+          <w:bCs/>
+          <w:sz w:val="21"/>
+          <w:szCs w:val="21"/>
+        </w:rPr>
+        <w:t xml:space="preserve">En pantalla. </w:t>
+      </w:r>
+      <w:r>
+        <w:rPr>
+          <w:sz w:val="21"/>
+          <w:szCs w:val="21"/>
+        </w:rPr>
+        <w:t xml:space="preserve">Tres tarjetas con las tres pruebas, que se despliegan al hacer clic. Abajo, la figura 26-4 del libro y el puente con el ejercicio 26-9.</w:t>
+      </w:r>
+    </w:p>
+    <w:p>
+      <w:pPr>
+        <w:spacing w:after="100" w:before="0" w:line="300"/>
+        <w:jc w:val="left"/>
+      </w:pPr>
+      <w:r>
+        <w:rPr>
+          <w:b/>
+          <w:bCs/>
+          <w:color w:val="26386F"/>
+          <w:sz w:val="21"/>
+          <w:szCs w:val="21"/>
+        </w:rPr>
+        <w:t xml:space="preserve">Guion</w:t>
+      </w:r>
+    </w:p>
+    <w:p>
+      <w:pPr>
+        <w:spacing w:after="130" w:before="0" w:line="300"/>
+        <w:jc w:val="left"/>
+      </w:pPr>
+      <w:r>
+        <w:rPr>
+          <w:sz w:val="21"/>
+          <w:szCs w:val="21"/>
+        </w:rPr>
+        <w:t xml:space="preserve">Tres pruebas, por tres caminos completamente distintos.</w:t>
+      </w:r>
+    </w:p>
+    <w:p>
+      <w:pPr>
+        <w:spacing w:after="130" w:before="0" w:line="300"/>
+        <w:jc w:val="left"/>
+      </w:pPr>
+      <w:r>
+        <w:rPr>
+          <w:sz w:val="21"/>
+          <w:szCs w:val="21"/>
+        </w:rPr>
+        <w:t xml:space="preserve">[Clic prueba 1] Si hubiera electrones en el núcleo, su momento magnético sería del orden del magnetón de Bohr. Pero la evidencia indica que es menor por un factor de alrededor de mil.</w:t>
+      </w:r>
+    </w:p>
+    <w:p>
+      <w:pPr>
+        <w:spacing w:after="130" w:before="0" w:line="300"/>
+        <w:jc w:val="left"/>
+      </w:pPr>
+      <w:r>
+        <w:rPr>
+          <w:sz w:val="21"/>
+          <w:szCs w:val="21"/>
+        </w:rPr>
+        <w:t xml:space="preserve">[Clic prueba 2] El deuterón tiene spin más uno, un valor entero, y cualquier combinación permitida de spines de electrones daría un valor semientero. Sin electrones salen cero y uno, que es lo que se mide.</w:t>
+      </w:r>
+    </w:p>
+    <w:p>
+      <w:pPr>
+        <w:spacing w:after="130" w:before="0" w:line="300"/>
+        <w:jc w:val="left"/>
+      </w:pPr>
+      <w:r>
+        <w:rPr>
+          <w:sz w:val="21"/>
+          <w:szCs w:val="21"/>
+        </w:rPr>
+        <w:t xml:space="preserve">[Clic prueba 3] Y la más elegante: del principio de incertidumbre, un electrón confinado en diez a la menos catorce metros tendría veinte millones de electrón-volts. Pero los electrones de los átomos inestables tienen solo varios electrón-volts. Contradicción frontal.</w:t>
+      </w:r>
+    </w:p>
+    <w:p>
+      <w:pPr>
+        <w:spacing w:after="130" w:before="0" w:line="300"/>
+        <w:jc w:val="left"/>
+      </w:pPr>
+      <w:r>
+        <w:rPr>
+          <w:sz w:val="21"/>
+          <w:szCs w:val="21"/>
+        </w:rPr>
+        <w:t xml:space="preserve">Tres caminos independientes, la misma conclusión. Y el ejercicio 26-9 hace esta tercera cuenta al revés.</w:t>
+      </w:r>
+    </w:p>
+    <w:p>
+      <w:pPr>
+        <w:spacing w:after="100" w:before="80" w:line="300"/>
+        <w:jc w:val="left"/>
+      </w:pPr>
+      <w:r>
+        <w:rPr>
+          <w:b/>
+          <w:bCs/>
+          <w:color w:val="C05A22"/>
+          <w:sz w:val="21"/>
+          <w:szCs w:val="21"/>
+        </w:rPr>
+        <w:t xml:space="preserve">Si preguntan: </w:t>
+      </w:r>
+      <w:r>
+        <w:rPr>
+          <w:sz w:val="21"/>
+          <w:szCs w:val="21"/>
+        </w:rPr>
+        <w:t xml:space="preserve">¿Por qué tres pruebas y no una? Porque cada una podría tener una escapatoria por separado. Tres argumentos independientes que apuntan al mismo sitio son mucho más difíciles de rebatir que uno solo, por bueno que sea.</w:t>
+      </w:r>
+    </w:p>
+    <w:p>
+      <w:pPr>
+        <w:spacing w:after="120" w:before="60" w:line="300"/>
+        <w:jc w:val="left"/>
+      </w:pPr>
+      <w:r>
+        <w:rPr>
+          <w:b/>
+          <w:bCs/>
+          <w:color w:val="C05A22"/>
+          <w:sz w:val="21"/>
+          <w:szCs w:val="21"/>
+        </w:rPr>
+        <w:t xml:space="preserve">Nota: </w:t>
+      </w:r>
+      <w:r>
+        <w:rPr>
+          <w:sz w:val="21"/>
+          <w:szCs w:val="21"/>
+        </w:rPr>
+        <w:t xml:space="preserve">Abre las tres tarjetas con un clic cada una. La tercera enlaza con el ejercicio 26-9: señálalo explícitamente antes de pasar.</w:t>
+      </w:r>
+    </w:p>
+    <w:p>
+      <w:pPr>
+        <w:pStyle w:val="Heading1"/>
+        <w:spacing w:after="160" w:before="360"/>
+      </w:pPr>
+      <w:r>
+        <w:rPr>
+          <w:b/>
+          <w:bCs/>
+          <w:color w:val="26386F"/>
+          <w:sz w:val="28"/>
+          <w:szCs w:val="28"/>
+        </w:rPr>
+        <w:t xml:space="preserve">Diapositiva 33 · El modelo de la gota líquida</w:t>
+      </w:r>
+    </w:p>
+    <w:p>
+      <w:pPr>
+        <w:spacing w:after="140" w:before="0" w:line="300"/>
+        <w:jc w:val="left"/>
+      </w:pPr>
+      <w:r>
+        <w:rPr>
+          <w:i/>
+          <w:iCs/>
+          <w:color w:val="C05A22"/>
+          <w:sz w:val="21"/>
+          <w:szCs w:val="21"/>
+        </w:rPr>
         <w:t xml:space="preserve">Tiempo sugerido: 45 s</w:t>
       </w:r>
     </w:p>
@@ -7714,7 +10363,7 @@
           <w:sz w:val="21"/>
           <w:szCs w:val="21"/>
         </w:rPr>
-        <w:t xml:space="preserve">Cinco conclusiones numeradas a la izquierda; la fuente principal, la lectura recomendada por el propio libro y los logos institucionales a la derecha.</w:t>
+        <w:t xml:space="preserve">A la izquierda, la cita del libro sobre por qué hacen falta modelos y la analogía con el líquido. A la derecha, la figura de la gota deformándose hasta partirse.</w:t>
       </w:r>
     </w:p>
     <w:p>
@@ -7743,6 +10392,2126 @@
           <w:sz w:val="21"/>
           <w:szCs w:val="21"/>
         </w:rPr>
+        <w:t xml:space="preserve">Sección 26-4, y empieza con una frase que es puro contenido epistemológico: «Puesto que ninguna teoría completa da cuenta de todas las propiedades nucleares, se han desarrollado varios modelos del núcleo».</w:t>
+      </w:r>
+    </w:p>
+    <w:p>
+      <w:pPr>
+        <w:spacing w:after="130" w:before="0" w:line="300"/>
+        <w:jc w:val="left"/>
+      </w:pPr>
+      <w:r>
+        <w:rPr>
+          <w:sz w:val="21"/>
+          <w:szCs w:val="21"/>
+        </w:rPr>
+        <w:t xml:space="preserve">El primero es el de la gota líquida. ¿Por qué una gota? Porque en un líquido las energías de ligadura de dos átomos son independientes de los demás, y eso es la saturación de la diapositiva 10.</w:t>
+      </w:r>
+    </w:p>
+    <w:p>
+      <w:pPr>
+        <w:spacing w:after="130" w:before="0" w:line="300"/>
+        <w:jc w:val="left"/>
+      </w:pPr>
+      <w:r>
+        <w:rPr>
+          <w:sz w:val="21"/>
+          <w:szCs w:val="21"/>
+        </w:rPr>
+        <w:t xml:space="preserve">La consecuencia es que la energía de amarre por nucleón se mantiene casi constante para A mayor que veinte, igual que el calor de vaporización por gramo no depende de cuánta agua haya.</w:t>
+      </w:r>
+    </w:p>
+    <w:p>
+      <w:pPr>
+        <w:spacing w:after="130" w:before="0" w:line="300"/>
+        <w:jc w:val="left"/>
+      </w:pPr>
+      <w:r>
+        <w:rPr>
+          <w:sz w:val="21"/>
+          <w:szCs w:val="21"/>
+        </w:rPr>
+        <w:t xml:space="preserve">Por eso el núcleo se deforma, se estira y, si se estira demasiado, se parte. Eso que ven ahí es la fisión vista por este modelo, y es el gran acierto de la gota líquida.</w:t>
+      </w:r>
+    </w:p>
+    <w:p>
+      <w:pPr>
+        <w:spacing w:after="100" w:before="80" w:line="300"/>
+        <w:jc w:val="left"/>
+      </w:pPr>
+      <w:r>
+        <w:rPr>
+          <w:b/>
+          <w:bCs/>
+          <w:color w:val="C05A22"/>
+          <w:sz w:val="21"/>
+          <w:szCs w:val="21"/>
+        </w:rPr>
+        <w:t xml:space="preserve">Si preguntan: </w:t>
+      </w:r>
+      <w:r>
+        <w:rPr>
+          <w:sz w:val="21"/>
+          <w:szCs w:val="21"/>
+        </w:rPr>
+        <w:t xml:space="preserve">¿No es una analogía demasiado burda? Lo es, y el propio libro lo asume al llamarlo «modelo». Pero predice bien la energía de amarre media y la fisión, y eso basta para que sea útil en su dominio.</w:t>
+      </w:r>
+    </w:p>
+    <w:p>
+      <w:pPr>
+        <w:spacing w:after="120" w:before="60" w:line="300"/>
+        <w:jc w:val="left"/>
+      </w:pPr>
+      <w:r>
+        <w:rPr>
+          <w:b/>
+          <w:bCs/>
+          <w:color w:val="C05A22"/>
+          <w:sz w:val="21"/>
+          <w:szCs w:val="21"/>
+        </w:rPr>
+        <w:t xml:space="preserve">Nota: </w:t>
+      </w:r>
+      <w:r>
+        <w:rPr>
+          <w:sz w:val="21"/>
+          <w:szCs w:val="21"/>
+        </w:rPr>
+        <w:t xml:space="preserve">La frase de apertura justifica todo el capítulo 26. No la saltes.</w:t>
+      </w:r>
+    </w:p>
+    <w:p>
+      <w:pPr>
+        <w:pStyle w:val="Heading1"/>
+        <w:spacing w:after="160" w:before="360"/>
+      </w:pPr>
+      <w:r>
+        <w:rPr>
+          <w:b/>
+          <w:bCs/>
+          <w:color w:val="26386F"/>
+          <w:sz w:val="28"/>
+          <w:szCs w:val="28"/>
+        </w:rPr>
+        <w:t xml:space="preserve">Diapositiva 34 · Weizsäcker, 1935: cinco términos para una energía</w:t>
+      </w:r>
+    </w:p>
+    <w:p>
+      <w:pPr>
+        <w:spacing w:after="140" w:before="0" w:line="300"/>
+        <w:jc w:val="left"/>
+      </w:pPr>
+      <w:r>
+        <w:rPr>
+          <w:i/>
+          <w:iCs/>
+          <w:color w:val="C05A22"/>
+          <w:sz w:val="21"/>
+          <w:szCs w:val="21"/>
+        </w:rPr>
+        <w:t xml:space="preserve">Tiempo sugerido: 40 s</w:t>
+      </w:r>
+    </w:p>
+    <w:p>
+      <w:pPr>
+        <w:spacing w:after="160" w:before="0" w:line="300"/>
+        <w:jc w:val="left"/>
+      </w:pPr>
+      <w:r>
+        <w:rPr>
+          <w:b/>
+          <w:bCs/>
+          <w:sz w:val="21"/>
+          <w:szCs w:val="21"/>
+        </w:rPr>
+        <w:t xml:space="preserve">En pantalla. </w:t>
+      </w:r>
+      <w:r>
+        <w:rPr>
+          <w:sz w:val="21"/>
+          <w:szCs w:val="21"/>
+        </w:rPr>
+        <w:t xml:space="preserve">A la izquierda, el retrato de Weizsäcker y la tabla de la constante delta. A la derecha, la ecuación 26-12 completa con sus cuatro constantes y qué quiere decir «semiempírica».</w:t>
+      </w:r>
+    </w:p>
+    <w:p>
+      <w:pPr>
+        <w:spacing w:after="100" w:before="0" w:line="300"/>
+        <w:jc w:val="left"/>
+      </w:pPr>
+      <w:r>
+        <w:rPr>
+          <w:b/>
+          <w:bCs/>
+          <w:color w:val="26386F"/>
+          <w:sz w:val="21"/>
+          <w:szCs w:val="21"/>
+        </w:rPr>
+        <w:t xml:space="preserve">Guion</w:t>
+      </w:r>
+    </w:p>
+    <w:p>
+      <w:pPr>
+        <w:spacing w:after="130" w:before="0" w:line="300"/>
+        <w:jc w:val="left"/>
+      </w:pPr>
+      <w:r>
+        <w:rPr>
+          <w:sz w:val="21"/>
+          <w:szCs w:val="21"/>
+        </w:rPr>
+        <w:t xml:space="preserve">En 1935 Carl Friedrich von Weizsäcker propuso esta fórmula semiempírica para la energía de amarre, la ecuación 26-12: cinco términos y cuatro constantes.</w:t>
+      </w:r>
+    </w:p>
+    <w:p>
+      <w:pPr>
+        <w:spacing w:after="130" w:before="0" w:line="300"/>
+        <w:jc w:val="left"/>
+      </w:pPr>
+      <w:r>
+        <w:rPr>
+          <w:sz w:val="21"/>
+          <w:szCs w:val="21"/>
+        </w:rPr>
+        <w:t xml:space="preserve">A igual a 15,8, el volumétrico, el único que suma; b, 17,8, el superficial; c, 0,71, Coulomb; y d, 23,7, la asimetría entre N y Z.</w:t>
+      </w:r>
+    </w:p>
+    <w:p>
+      <w:pPr>
+        <w:spacing w:after="130" w:before="0" w:line="300"/>
+        <w:jc w:val="left"/>
+      </w:pPr>
+      <w:r>
+        <w:rPr>
+          <w:sz w:val="21"/>
+          <w:szCs w:val="21"/>
+        </w:rPr>
+        <w:t xml:space="preserve">Y una quinta, delta, que vale 34 si Z y N son ambos pares o ambos nones. Compárenla con la tabla 26-1: es la misma preferencia por los núcleos par-par, metida dentro de la fórmula.</w:t>
+      </w:r>
+    </w:p>
+    <w:p>
+      <w:pPr>
+        <w:spacing w:after="130" w:before="0" w:line="300"/>
+        <w:jc w:val="left"/>
+      </w:pPr>
+      <w:r>
+        <w:rPr>
+          <w:sz w:val="21"/>
+          <w:szCs w:val="21"/>
+        </w:rPr>
+        <w:t xml:space="preserve">«Semiempírica» quiere decir que la forma de cada término sale de la física, pero los cuatro números se ajustan a los datos de laboratorio. No es una teoría: es un modelo con parámetros medidos.</w:t>
+      </w:r>
+    </w:p>
+    <w:p>
+      <w:pPr>
+        <w:spacing w:after="100" w:before="80" w:line="300"/>
+        <w:jc w:val="left"/>
+      </w:pPr>
+      <w:r>
+        <w:rPr>
+          <w:b/>
+          <w:bCs/>
+          <w:color w:val="C05A22"/>
+          <w:sz w:val="21"/>
+          <w:szCs w:val="21"/>
+        </w:rPr>
+        <w:t xml:space="preserve">Si preguntan: </w:t>
+      </w:r>
+      <w:r>
+        <w:rPr>
+          <w:sz w:val="21"/>
+          <w:szCs w:val="21"/>
+        </w:rPr>
+        <w:t xml:space="preserve">¿Qué quiere decir «semiempírica»? Que no se deduce enteramente de una teoría. La forma de cada término tiene justificación física, pero los coeficientes se determinan ajustando la fórmula a las masas medidas en el laboratorio.</w:t>
+      </w:r>
+    </w:p>
+    <w:p>
+      <w:pPr>
+        <w:spacing w:after="120" w:before="60" w:line="300"/>
+        <w:jc w:val="left"/>
+      </w:pPr>
+      <w:r>
+        <w:rPr>
+          <w:b/>
+          <w:bCs/>
+          <w:color w:val="C05A22"/>
+          <w:sz w:val="21"/>
+          <w:szCs w:val="21"/>
+        </w:rPr>
+        <w:t xml:space="preserve">Nota: </w:t>
+      </w:r>
+      <w:r>
+        <w:rPr>
+          <w:sz w:val="21"/>
+          <w:szCs w:val="21"/>
+        </w:rPr>
+        <w:t xml:space="preserve">La fórmula asusta escrita; dicha término a término no. Léela nombrando qué hace cada uno, no leyendo los símbolos.</w:t>
+      </w:r>
+    </w:p>
+    <w:p>
+      <w:pPr>
+        <w:pStyle w:val="Heading1"/>
+        <w:spacing w:after="160" w:before="360"/>
+      </w:pPr>
+      <w:r>
+        <w:rPr>
+          <w:b/>
+          <w:bCs/>
+          <w:color w:val="26386F"/>
+          <w:sz w:val="28"/>
+          <w:szCs w:val="28"/>
+        </w:rPr>
+        <w:t xml:space="preserve">Diapositiva 35 · La fórmula, término a término</w:t>
+      </w:r>
+    </w:p>
+    <w:p>
+      <w:pPr>
+        <w:spacing w:after="140" w:before="0" w:line="300"/>
+        <w:jc w:val="left"/>
+      </w:pPr>
+      <w:r>
+        <w:rPr>
+          <w:i/>
+          <w:iCs/>
+          <w:color w:val="C05A22"/>
+          <w:sz w:val="21"/>
+          <w:szCs w:val="21"/>
+        </w:rPr>
+        <w:t xml:space="preserve">Tiempo sugerido: 50 s   ·   Diapositiva interactiva</w:t>
+      </w:r>
+    </w:p>
+    <w:p>
+      <w:pPr>
+        <w:spacing w:after="160" w:before="0" w:line="300"/>
+        <w:jc w:val="left"/>
+      </w:pPr>
+      <w:r>
+        <w:rPr>
+          <w:b/>
+          <w:bCs/>
+          <w:sz w:val="21"/>
+          <w:szCs w:val="21"/>
+        </w:rPr>
+        <w:t xml:space="preserve">En pantalla. </w:t>
+      </w:r>
+      <w:r>
+        <w:rPr>
+          <w:sz w:val="21"/>
+          <w:szCs w:val="21"/>
+        </w:rPr>
+        <w:t xml:space="preserve">A la izquierda, los cinco términos en cinco tarjetas: el que suma en verde, los que restan en rojo. A la derecha, la figura 26-5 del libro y una calculadora interactiva con cuatro núclidos.</w:t>
+      </w:r>
+    </w:p>
+    <w:p>
+      <w:pPr>
+        <w:spacing w:after="100" w:before="0" w:line="300"/>
+        <w:jc w:val="left"/>
+      </w:pPr>
+      <w:r>
+        <w:rPr>
+          <w:b/>
+          <w:bCs/>
+          <w:color w:val="26386F"/>
+          <w:sz w:val="21"/>
+          <w:szCs w:val="21"/>
+        </w:rPr>
+        <w:t xml:space="preserve">Guion</w:t>
+      </w:r>
+    </w:p>
+    <w:p>
+      <w:pPr>
+        <w:spacing w:after="130" w:before="0" w:line="300"/>
+        <w:jc w:val="left"/>
+      </w:pPr>
+      <w:r>
+        <w:rPr>
+          <w:sz w:val="21"/>
+          <w:szCs w:val="21"/>
+        </w:rPr>
+        <w:t xml:space="preserve">Vamos término por término. De los cinco, uno suma y cuatro restan.</w:t>
+      </w:r>
+    </w:p>
+    <w:p>
+      <w:pPr>
+        <w:spacing w:after="130" w:before="0" w:line="300"/>
+        <w:jc w:val="left"/>
+      </w:pPr>
+      <w:r>
+        <w:rPr>
+          <w:sz w:val="21"/>
+          <w:szCs w:val="21"/>
+        </w:rPr>
+        <w:t xml:space="preserve">El volumétrico, a por A: cuantos más nucleones, más difícil es removerlos individualmente, igual que el calor de vaporización es proporcional a la masa del líquido. Es el único positivo.</w:t>
+      </w:r>
+    </w:p>
+    <w:p>
+      <w:pPr>
+        <w:spacing w:after="130" w:before="0" w:line="300"/>
+        <w:jc w:val="left"/>
+      </w:pPr>
+      <w:r>
+        <w:rPr>
+          <w:sz w:val="21"/>
+          <w:szCs w:val="21"/>
+        </w:rPr>
+        <w:t xml:space="preserve">El superficial, b por A a dos tercios: los nucleones del borde no están completamente rodeados. Es la tensión superficial, y entra negativo.</w:t>
+      </w:r>
+    </w:p>
+    <w:p>
+      <w:pPr>
+        <w:spacing w:after="130" w:before="0" w:line="300"/>
+        <w:jc w:val="left"/>
+      </w:pPr>
+      <w:r>
+        <w:rPr>
+          <w:sz w:val="21"/>
+          <w:szCs w:val="21"/>
+        </w:rPr>
+        <w:t xml:space="preserve">La repulsión de Coulomb va con el número de parejas de protones, Z por Z menos uno partido por dos, que es lo que dibuja la figura 26-5; y con el inverso del radio, que se sustituye por r cero A a un tercio.</w:t>
+      </w:r>
+    </w:p>
+    <w:p>
+      <w:pPr>
+        <w:spacing w:after="130" w:before="0" w:line="300"/>
+        <w:jc w:val="left"/>
+      </w:pPr>
+      <w:r>
+        <w:rPr>
+          <w:sz w:val="21"/>
+          <w:szCs w:val="21"/>
+        </w:rPr>
+        <w:t xml:space="preserve">El de asimetría: la máxima estabilidad ocurre cuando N es igual a Z. Y el de apareamiento, puramente correctivo: se añade si A es par.</w:t>
+      </w:r>
+    </w:p>
+    <w:p>
+      <w:pPr>
+        <w:spacing w:after="130" w:before="0" w:line="300"/>
+        <w:jc w:val="left"/>
+      </w:pPr>
+      <w:r>
+        <w:rPr>
+          <w:sz w:val="21"/>
+          <w:szCs w:val="21"/>
+        </w:rPr>
+        <w:t xml:space="preserve">[Clic en oxígeno-16, luego plutonio-239] Fíjense cómo cambian los pesos relativos: eso es exactamente lo que pide el ejercicio 26-10.</w:t>
+      </w:r>
+    </w:p>
+    <w:p>
+      <w:pPr>
+        <w:spacing w:after="100" w:before="80" w:line="300"/>
+        <w:jc w:val="left"/>
+      </w:pPr>
+      <w:r>
+        <w:rPr>
+          <w:b/>
+          <w:bCs/>
+          <w:color w:val="C05A22"/>
+          <w:sz w:val="21"/>
+          <w:szCs w:val="21"/>
+        </w:rPr>
+        <w:t xml:space="preserve">Si preguntan: </w:t>
+      </w:r>
+      <w:r>
+        <w:rPr>
+          <w:sz w:val="21"/>
+          <w:szCs w:val="21"/>
+        </w:rPr>
+        <w:t xml:space="preserve">¿Por qué el término de Coulomb lleva Z por Z menos uno y no Z al cuadrado? Porque un protón no se repele a sí mismo. El número de parejas distintas de Z protones es Z(Z−1)/2, que es justo lo que muestra la figura 26-5.</w:t>
+      </w:r>
+    </w:p>
+    <w:p>
+      <w:pPr>
+        <w:spacing w:after="120" w:before="60" w:line="300"/>
+        <w:jc w:val="left"/>
+      </w:pPr>
+      <w:r>
+        <w:rPr>
+          <w:b/>
+          <w:bCs/>
+          <w:color w:val="C05A22"/>
+          <w:sz w:val="21"/>
+          <w:szCs w:val="21"/>
+        </w:rPr>
+        <w:t xml:space="preserve">Nota: </w:t>
+      </w:r>
+      <w:r>
+        <w:rPr>
+          <w:sz w:val="21"/>
+          <w:szCs w:val="21"/>
+        </w:rPr>
+        <w:t xml:space="preserve">Si vas justa, explica bien el volumétrico, el superficial y el de Coulomb —los tres del ejercicio 26-10— y resume los otros dos en una frase cada uno.</w:t>
+      </w:r>
+    </w:p>
+    <w:p>
+      <w:pPr>
+        <w:pStyle w:val="Heading1"/>
+        <w:spacing w:after="160" w:before="360"/>
+      </w:pPr>
+      <w:r>
+        <w:rPr>
+          <w:b/>
+          <w:bCs/>
+          <w:color w:val="26386F"/>
+          <w:sz w:val="28"/>
+          <w:szCs w:val="28"/>
+        </w:rPr>
+        <w:t xml:space="preserve">Diapositiva 36 · La figura 26-7, que resume la fórmula entera</w:t>
+      </w:r>
+    </w:p>
+    <w:p>
+      <w:pPr>
+        <w:spacing w:after="140" w:before="0" w:line="300"/>
+        <w:jc w:val="left"/>
+      </w:pPr>
+      <w:r>
+        <w:rPr>
+          <w:i/>
+          <w:iCs/>
+          <w:color w:val="C05A22"/>
+          <w:sz w:val="21"/>
+          <w:szCs w:val="21"/>
+        </w:rPr>
+        <w:t xml:space="preserve">Tiempo sugerido: 40 s</w:t>
+      </w:r>
+    </w:p>
+    <w:p>
+      <w:pPr>
+        <w:spacing w:after="160" w:before="0" w:line="300"/>
+        <w:jc w:val="left"/>
+      </w:pPr>
+      <w:r>
+        <w:rPr>
+          <w:b/>
+          <w:bCs/>
+          <w:sz w:val="21"/>
+          <w:szCs w:val="21"/>
+        </w:rPr>
+        <w:t xml:space="preserve">En pantalla. </w:t>
+      </w:r>
+      <w:r>
+        <w:rPr>
+          <w:sz w:val="21"/>
+          <w:szCs w:val="21"/>
+        </w:rPr>
+        <w:t xml:space="preserve">La figura 26-7 del libro a la izquierda: la contribución de cada término a la energía de amarre por nucleón. A la derecha, la lectura de las tres curvas.</w:t>
+      </w:r>
+    </w:p>
+    <w:p>
+      <w:pPr>
+        <w:spacing w:after="100" w:before="0" w:line="300"/>
+        <w:jc w:val="left"/>
+      </w:pPr>
+      <w:r>
+        <w:rPr>
+          <w:b/>
+          <w:bCs/>
+          <w:color w:val="26386F"/>
+          <w:sz w:val="21"/>
+          <w:szCs w:val="21"/>
+        </w:rPr>
+        <w:t xml:space="preserve">Guion</w:t>
+      </w:r>
+    </w:p>
+    <w:p>
+      <w:pPr>
+        <w:spacing w:after="130" w:before="0" w:line="300"/>
+        <w:jc w:val="left"/>
+      </w:pPr>
+      <w:r>
+        <w:rPr>
+          <w:sz w:val="21"/>
+          <w:szCs w:val="21"/>
+        </w:rPr>
+        <w:t xml:space="preserve">Y esta figura, la 26-7, resume la fórmula entera en un dibujo: cada curva es un término dividido entre A, y la discontinua es la suma, la curva BE/A.</w:t>
+      </w:r>
+    </w:p>
+    <w:p>
+      <w:pPr>
+        <w:spacing w:after="130" w:before="0" w:line="300"/>
+        <w:jc w:val="left"/>
+      </w:pPr>
+      <w:r>
+        <w:rPr>
+          <w:sz w:val="21"/>
+          <w:szCs w:val="21"/>
+        </w:rPr>
+        <w:t xml:space="preserve">Arriba, plana, el volumétrico: la constante a, 15,8 MeV. Es el techo, lo que valdría cada nucleón si nada restara.</w:t>
+      </w:r>
+    </w:p>
+    <w:p>
+      <w:pPr>
+        <w:spacing w:after="130" w:before="0" w:line="300"/>
+        <w:jc w:val="left"/>
+      </w:pPr>
+      <w:r>
+        <w:rPr>
+          <w:sz w:val="21"/>
+          <w:szCs w:val="21"/>
+        </w:rPr>
+        <w:t xml:space="preserve">Abajo a la izquierda, el efecto superficial: brutal en los núcleos ligeros y se desvanece al crecer A. Por eso la curva sube tan deprisa al principio.</w:t>
+      </w:r>
+    </w:p>
+    <w:p>
+      <w:pPr>
+        <w:spacing w:after="130" w:before="0" w:line="300"/>
+        <w:jc w:val="left"/>
+      </w:pPr>
+      <w:r>
+        <w:rPr>
+          <w:sz w:val="21"/>
+          <w:szCs w:val="21"/>
+        </w:rPr>
+        <w:t xml:space="preserve">Y abajo a la derecha, Coulomb: empieza en casi nada y crece sin parar, porque va como Z al cuadrado. Donde se cruzan está el máximo de BE/A, en torno al hierro. Esto es, en una imagen, el ejercicio 26-10.</w:t>
+      </w:r>
+    </w:p>
+    <w:p>
+      <w:pPr>
+        <w:spacing w:after="100" w:before="80" w:line="300"/>
+        <w:jc w:val="left"/>
+      </w:pPr>
+      <w:r>
+        <w:rPr>
+          <w:b/>
+          <w:bCs/>
+          <w:color w:val="C05A22"/>
+          <w:sz w:val="21"/>
+          <w:szCs w:val="21"/>
+        </w:rPr>
+        <w:t xml:space="preserve">Si preguntan: </w:t>
+      </w:r>
+      <w:r>
+        <w:rPr>
+          <w:sz w:val="21"/>
+          <w:szCs w:val="21"/>
+        </w:rPr>
+        <w:t xml:space="preserve">¿Y el término de asimetría dónde está? Es la curva intermedia, la etiquetada como efecto de asimetría. Pesa menos que los otros dos, pero crece con A porque los núcleos pesados se alejan cada vez más de N = Z.</w:t>
+      </w:r>
+    </w:p>
+    <w:p>
+      <w:pPr>
+        <w:spacing w:after="120" w:before="60" w:line="300"/>
+        <w:jc w:val="left"/>
+      </w:pPr>
+      <w:r>
+        <w:rPr>
+          <w:b/>
+          <w:bCs/>
+          <w:color w:val="C05A22"/>
+          <w:sz w:val="21"/>
+          <w:szCs w:val="21"/>
+        </w:rPr>
+        <w:t xml:space="preserve">Nota: </w:t>
+      </w:r>
+      <w:r>
+        <w:rPr>
+          <w:sz w:val="21"/>
+          <w:szCs w:val="21"/>
+        </w:rPr>
+        <w:t xml:space="preserve">Esta diapositiva es opcional si vas mal de tiempo, pero si tienes 40 segundos es la que hace entender de golpe el ejercicio 26-10.</w:t>
+      </w:r>
+    </w:p>
+    <w:p>
+      <w:pPr>
+        <w:pStyle w:val="Heading1"/>
+        <w:spacing w:after="160" w:before="360"/>
+      </w:pPr>
+      <w:r>
+        <w:rPr>
+          <w:b/>
+          <w:bCs/>
+          <w:color w:val="26386F"/>
+          <w:sz w:val="28"/>
+          <w:szCs w:val="28"/>
+        </w:rPr>
+        <w:t xml:space="preserve">Diapositiva 37 · Energía de amarre por nucleón</w:t>
+      </w:r>
+    </w:p>
+    <w:p>
+      <w:pPr>
+        <w:spacing w:after="140" w:before="0" w:line="300"/>
+        <w:jc w:val="left"/>
+      </w:pPr>
+      <w:r>
+        <w:rPr>
+          <w:i/>
+          <w:iCs/>
+          <w:color w:val="C05A22"/>
+          <w:sz w:val="21"/>
+          <w:szCs w:val="21"/>
+        </w:rPr>
+        <w:t xml:space="preserve">Tiempo sugerido: 40 s   ·   Diapositiva interactiva</w:t>
+      </w:r>
+    </w:p>
+    <w:p>
+      <w:pPr>
+        <w:spacing w:after="160" w:before="0" w:line="300"/>
+        <w:jc w:val="left"/>
+      </w:pPr>
+      <w:r>
+        <w:rPr>
+          <w:b/>
+          <w:bCs/>
+          <w:sz w:val="21"/>
+          <w:szCs w:val="21"/>
+        </w:rPr>
+        <w:t xml:space="preserve">En pantalla. </w:t>
+      </w:r>
+      <w:r>
+        <w:rPr>
+          <w:sz w:val="21"/>
+          <w:szCs w:val="21"/>
+        </w:rPr>
+        <w:t xml:space="preserve">Reconstrucción interactiva de la figura 26-6: la curva BE/A frente al número másico, con los núclidos que el libro etiqueta. El conmutador superpone la flecha de fusión o la de fisión.</w:t>
+      </w:r>
+    </w:p>
+    <w:p>
+      <w:pPr>
+        <w:spacing w:after="100" w:before="0" w:line="300"/>
+        <w:jc w:val="left"/>
+      </w:pPr>
+      <w:r>
+        <w:rPr>
+          <w:b/>
+          <w:bCs/>
+          <w:color w:val="26386F"/>
+          <w:sz w:val="21"/>
+          <w:szCs w:val="21"/>
+        </w:rPr>
+        <w:t xml:space="preserve">Guion</w:t>
+      </w:r>
+    </w:p>
+    <w:p>
+      <w:pPr>
+        <w:spacing w:after="130" w:before="0" w:line="300"/>
+        <w:jc w:val="left"/>
+      </w:pPr>
+      <w:r>
+        <w:rPr>
+          <w:sz w:val="21"/>
+          <w:szCs w:val="21"/>
+        </w:rPr>
+        <w:t xml:space="preserve">Si dividimos la ecuación 26-12 entre A obtenemos la energía de amarre por nucleón: la curva más importante de la física nuclear, la figura 26-6.</w:t>
+      </w:r>
+    </w:p>
+    <w:p>
+      <w:pPr>
+        <w:spacing w:after="130" w:before="0" w:line="300"/>
+        <w:jc w:val="left"/>
+      </w:pPr>
+      <w:r>
+        <w:rPr>
+          <w:sz w:val="21"/>
+          <w:szCs w:val="21"/>
+        </w:rPr>
+        <w:t xml:space="preserve">[Conmutador «la curva»] Con excepción de unas pocas irregularidades, la curva es suave; se eleva agudamente para A pequeño y, para A mayor que treinta, está cerca de ocho MeV por nucleón.</w:t>
+      </w:r>
+    </w:p>
+    <w:p>
+      <w:pPr>
+        <w:spacing w:after="130" w:before="0" w:line="300"/>
+        <w:jc w:val="left"/>
+      </w:pPr>
+      <w:r>
+        <w:rPr>
+          <w:sz w:val="21"/>
+          <w:szCs w:val="21"/>
+        </w:rPr>
+        <w:t xml:space="preserve">Y tiene un máximo en el hierro-56, con unos 8,8: el núcleo más ligado que existe. Todo núcleo quiere acercarse a ese máximo, y tiene dos maneras.</w:t>
+      </w:r>
+    </w:p>
+    <w:p>
+      <w:pPr>
+        <w:spacing w:after="130" w:before="0" w:line="300"/>
+        <w:jc w:val="left"/>
+      </w:pPr>
+      <w:r>
+        <w:rPr>
+          <w:sz w:val="21"/>
+          <w:szCs w:val="21"/>
+        </w:rPr>
+        <w:t xml:space="preserve">[Conmutador «fusión»] Si es ligero se fusiona, y la diferencia se libera como energía: es lo que ocurre en las estrellas. [Conmutador «fisión»] Y si es pesado se parte, y también sube en la curva.</w:t>
+      </w:r>
+    </w:p>
+    <w:p>
+      <w:pPr>
+        <w:spacing w:after="100" w:before="80" w:line="300"/>
+        <w:jc w:val="left"/>
+      </w:pPr>
+      <w:r>
+        <w:rPr>
+          <w:b/>
+          <w:bCs/>
+          <w:color w:val="C05A22"/>
+          <w:sz w:val="21"/>
+          <w:szCs w:val="21"/>
+        </w:rPr>
+        <w:t xml:space="preserve">Si preguntan: </w:t>
+      </w:r>
+      <w:r>
+        <w:rPr>
+          <w:sz w:val="21"/>
+          <w:szCs w:val="21"/>
+        </w:rPr>
+        <w:t xml:space="preserve">¿Por qué hay un máximo en el hierro? Porque los dos términos destructivos crecen de forma distinta: el superficial pesa mucho en los núcleos pequeños y va perdiendo importancia, mientras que el de Coulomb crece como Z² y acaba dominando. Donde se cruzan está el máximo. Es justo lo que calculo en el ejercicio 26-10.</w:t>
+      </w:r>
+    </w:p>
+    <w:p>
+      <w:pPr>
+        <w:spacing w:after="120" w:before="60" w:line="300"/>
+        <w:jc w:val="left"/>
+      </w:pPr>
+      <w:r>
+        <w:rPr>
+          <w:b/>
+          <w:bCs/>
+          <w:color w:val="C05A22"/>
+          <w:sz w:val="21"/>
+          <w:szCs w:val="21"/>
+        </w:rPr>
+        <w:t xml:space="preserve">Nota: </w:t>
+      </w:r>
+      <w:r>
+        <w:rPr>
+          <w:sz w:val="21"/>
+          <w:szCs w:val="21"/>
+        </w:rPr>
+        <w:t xml:space="preserve">Usa los tres estados del conmutador. Es la curva que resume los dos capítulos: déjala en pantalla mientras hablas.</w:t>
+      </w:r>
+    </w:p>
+    <w:p>
+      <w:pPr>
+        <w:pStyle w:val="Heading1"/>
+        <w:spacing w:after="160" w:before="360"/>
+      </w:pPr>
+      <w:r>
+        <w:rPr>
+          <w:b/>
+          <w:bCs/>
+          <w:color w:val="26386F"/>
+          <w:sz w:val="28"/>
+          <w:szCs w:val="28"/>
+        </w:rPr>
+        <w:t xml:space="preserve">Diapositiva 38 · Lo que la gota líquida acierta y lo que no</w:t>
+      </w:r>
+    </w:p>
+    <w:p>
+      <w:pPr>
+        <w:spacing w:after="140" w:before="0" w:line="300"/>
+        <w:jc w:val="left"/>
+      </w:pPr>
+      <w:r>
+        <w:rPr>
+          <w:i/>
+          <w:iCs/>
+          <w:color w:val="C05A22"/>
+          <w:sz w:val="21"/>
+          <w:szCs w:val="21"/>
+        </w:rPr>
+        <w:t xml:space="preserve">Tiempo sugerido: 35 s</w:t>
+      </w:r>
+    </w:p>
+    <w:p>
+      <w:pPr>
+        <w:spacing w:after="160" w:before="0" w:line="300"/>
+        <w:jc w:val="left"/>
+      </w:pPr>
+      <w:r>
+        <w:rPr>
+          <w:b/>
+          <w:bCs/>
+          <w:sz w:val="21"/>
+          <w:szCs w:val="21"/>
+        </w:rPr>
+        <w:t xml:space="preserve">En pantalla. </w:t>
+      </w:r>
+      <w:r>
+        <w:rPr>
+          <w:sz w:val="21"/>
+          <w:szCs w:val="21"/>
+        </w:rPr>
+        <w:t xml:space="preserve">A la izquierda, la curva de energía de amarre con más núclidos marcados. A la derecha, el éxito del modelo, su límite y la frase del libro que pide otro modelo.</w:t>
+      </w:r>
+    </w:p>
+    <w:p>
+      <w:pPr>
+        <w:spacing w:after="100" w:before="0" w:line="300"/>
+        <w:jc w:val="left"/>
+      </w:pPr>
+      <w:r>
+        <w:rPr>
+          <w:b/>
+          <w:bCs/>
+          <w:color w:val="26386F"/>
+          <w:sz w:val="21"/>
+          <w:szCs w:val="21"/>
+        </w:rPr>
+        <w:t xml:space="preserve">Guion</w:t>
+      </w:r>
+    </w:p>
+    <w:p>
+      <w:pPr>
+        <w:spacing w:after="130" w:before="0" w:line="300"/>
+        <w:jc w:val="left"/>
+      </w:pPr>
+      <w:r>
+        <w:rPr>
+          <w:sz w:val="21"/>
+          <w:szCs w:val="21"/>
+        </w:rPr>
+        <w:t xml:space="preserve">Balance del primer modelo.</w:t>
+      </w:r>
+    </w:p>
+    <w:p>
+      <w:pPr>
+        <w:spacing w:after="130" w:before="0" w:line="300"/>
+        <w:jc w:val="left"/>
+      </w:pPr>
+      <w:r>
+        <w:rPr>
+          <w:sz w:val="21"/>
+          <w:szCs w:val="21"/>
+        </w:rPr>
+        <w:t xml:space="preserve">Su éxito, en palabras del libro: «el modelo de la gota líquida tiene éxito al explicar la división del núcleo en dos o más partes, cuando ocurre la fisión nuclear».</w:t>
+      </w:r>
+    </w:p>
+    <w:p>
+      <w:pPr>
+        <w:spacing w:after="130" w:before="0" w:line="300"/>
+        <w:jc w:val="left"/>
+      </w:pPr>
+      <w:r>
+        <w:rPr>
+          <w:sz w:val="21"/>
+          <w:szCs w:val="21"/>
+        </w:rPr>
+        <w:t xml:space="preserve">Su límite: no describe los estados excitados de energía que sabemos que existen. Un continuo no tiene niveles, y sin niveles no hay forma de explicar los números mágicos ni los spines medidos.</w:t>
+      </w:r>
+    </w:p>
+    <w:p>
+      <w:pPr>
+        <w:spacing w:after="130" w:before="0" w:line="300"/>
+        <w:jc w:val="left"/>
+      </w:pPr>
+      <w:r>
+        <w:rPr>
+          <w:sz w:val="21"/>
+          <w:szCs w:val="21"/>
+        </w:rPr>
+        <w:t xml:space="preserve">Y cierra así: «Por esta razón, debe desarrollarse otro modelo nuclear». Fíjense en el gesto, porque es el punto de la exposición: no se abandona la gota líquida, se le pone al lado otra cosa.</w:t>
+      </w:r>
+    </w:p>
+    <w:p>
+      <w:pPr>
+        <w:spacing w:after="100" w:before="80" w:line="300"/>
+        <w:jc w:val="left"/>
+      </w:pPr>
+      <w:r>
+        <w:rPr>
+          <w:b/>
+          <w:bCs/>
+          <w:color w:val="C05A22"/>
+          <w:sz w:val="21"/>
+          <w:szCs w:val="21"/>
+        </w:rPr>
+        <w:t xml:space="preserve">Si preguntan: </w:t>
+      </w:r>
+      <w:r>
+        <w:rPr>
+          <w:sz w:val="21"/>
+          <w:szCs w:val="21"/>
+        </w:rPr>
+        <w:t xml:space="preserve">¿Entonces la gota líquida está equivocada? No: está limitada. Sigue siendo el modelo con el que se calcula la fisión hoy. Lo que no puede hacer es explicar la estructura interna, y para eso se usa otro.</w:t>
+      </w:r>
+    </w:p>
+    <w:p>
+      <w:pPr>
+        <w:spacing w:after="120" w:before="60" w:line="300"/>
+        <w:jc w:val="left"/>
+      </w:pPr>
+      <w:r>
+        <w:rPr>
+          <w:b/>
+          <w:bCs/>
+          <w:color w:val="C05A22"/>
+          <w:sz w:val="21"/>
+          <w:szCs w:val="21"/>
+        </w:rPr>
+        <w:t xml:space="preserve">Nota: </w:t>
+      </w:r>
+      <w:r>
+        <w:rPr>
+          <w:sz w:val="21"/>
+          <w:szCs w:val="21"/>
+        </w:rPr>
+        <w:t xml:space="preserve">La frase final es el puente al modelo de capas: dila mirando al público, no a la pantalla.</w:t>
+      </w:r>
+    </w:p>
+    <w:p>
+      <w:pPr>
+        <w:pStyle w:val="Heading1"/>
+        <w:spacing w:after="160" w:before="360"/>
+      </w:pPr>
+      <w:r>
+        <w:rPr>
+          <w:b/>
+          <w:bCs/>
+          <w:color w:val="26386F"/>
+          <w:sz w:val="28"/>
+          <w:szCs w:val="28"/>
+        </w:rPr>
+        <w:t xml:space="preserve">Diapositiva 39 · El modelo de capas: los números mágicos</w:t>
+      </w:r>
+    </w:p>
+    <w:p>
+      <w:pPr>
+        <w:spacing w:after="140" w:before="0" w:line="300"/>
+        <w:jc w:val="left"/>
+      </w:pPr>
+      <w:r>
+        <w:rPr>
+          <w:i/>
+          <w:iCs/>
+          <w:color w:val="C05A22"/>
+          <w:sz w:val="21"/>
+          <w:szCs w:val="21"/>
+        </w:rPr>
+        <w:t xml:space="preserve">Tiempo sugerido: 40 s</w:t>
+      </w:r>
+    </w:p>
+    <w:p>
+      <w:pPr>
+        <w:spacing w:after="160" w:before="0" w:line="300"/>
+        <w:jc w:val="left"/>
+      </w:pPr>
+      <w:r>
+        <w:rPr>
+          <w:b/>
+          <w:bCs/>
+          <w:sz w:val="21"/>
+          <w:szCs w:val="21"/>
+        </w:rPr>
+        <w:t xml:space="preserve">En pantalla. </w:t>
+      </w:r>
+      <w:r>
+        <w:rPr>
+          <w:sz w:val="21"/>
+          <w:szCs w:val="21"/>
+        </w:rPr>
+        <w:t xml:space="preserve">A la izquierda, el hecho experimental de los números mágicos y dónde se observan. A la derecha, la figura 26-8 del libro, con las flechas en 20, 50 y 82.</w:t>
+      </w:r>
+    </w:p>
+    <w:p>
+      <w:pPr>
+        <w:spacing w:after="100" w:before="0" w:line="300"/>
+        <w:jc w:val="left"/>
+      </w:pPr>
+      <w:r>
+        <w:rPr>
+          <w:b/>
+          <w:bCs/>
+          <w:color w:val="26386F"/>
+          <w:sz w:val="21"/>
+          <w:szCs w:val="21"/>
+        </w:rPr>
+        <w:t xml:space="preserve">Guion</w:t>
+      </w:r>
+    </w:p>
+    <w:p>
+      <w:pPr>
+        <w:spacing w:after="130" w:before="0" w:line="300"/>
+        <w:jc w:val="left"/>
+      </w:pPr>
+      <w:r>
+        <w:rPr>
+          <w:sz w:val="21"/>
+          <w:szCs w:val="21"/>
+        </w:rPr>
+        <w:t xml:space="preserve">Sección 26-5, el segundo modelo.</w:t>
+      </w:r>
+    </w:p>
+    <w:p>
+      <w:pPr>
+        <w:spacing w:after="130" w:before="0" w:line="300"/>
+        <w:jc w:val="left"/>
+      </w:pPr>
+      <w:r>
+        <w:rPr>
+          <w:sz w:val="21"/>
+          <w:szCs w:val="21"/>
+        </w:rPr>
+        <w:t xml:space="preserve">Muchas propiedades nucleares varían periódicamente, igual que las atómicas en la tabla periódica. Los núcleos más estables ocurren cuando Z o N valen dos, ocho, veinte, cincuenta, ochenta y dos o ciento veintiséis: los números mágicos, que el modelo explica con capas cerradas semejantes a las electrónicas.</w:t>
+      </w:r>
+    </w:p>
+    <w:p>
+      <w:pPr>
+        <w:spacing w:after="130" w:before="0" w:line="300"/>
+        <w:jc w:val="left"/>
+      </w:pPr>
+      <w:r>
+        <w:rPr>
+          <w:sz w:val="21"/>
+          <w:szCs w:val="21"/>
+        </w:rPr>
+        <w:t xml:space="preserve">¿Dónde se ven? Como picos en la curva de energía de amarre: el helio-4, el oxígeno-16, el estroncio-88, el estaño-120 y el plomo-208. Fíjense: el helio-4 es el del ejercicio 25-9, al que costaba 20,6 MeV arrancarle un neutrón. Ya tenemos la explicación.</w:t>
+      </w:r>
+    </w:p>
+    <w:p>
+      <w:pPr>
+        <w:spacing w:after="130" w:before="0" w:line="300"/>
+        <w:jc w:val="left"/>
+      </w:pPr>
+      <w:r>
+        <w:rPr>
+          <w:sz w:val="21"/>
+          <w:szCs w:val="21"/>
+        </w:rPr>
+        <w:t xml:space="preserve">Y en la figura 26-8, la de la derecha: las flechas marcan veinte, cincuenta y ochenta y dos, y ahí la naturaleza acumula isótopos estables.</w:t>
+      </w:r>
+    </w:p>
+    <w:p>
+      <w:pPr>
+        <w:spacing w:after="100" w:before="80" w:line="300"/>
+        <w:jc w:val="left"/>
+      </w:pPr>
+      <w:r>
+        <w:rPr>
+          <w:b/>
+          <w:bCs/>
+          <w:color w:val="C05A22"/>
+          <w:sz w:val="21"/>
+          <w:szCs w:val="21"/>
+        </w:rPr>
+        <w:t xml:space="preserve">Si preguntan: </w:t>
+      </w:r>
+      <w:r>
+        <w:rPr>
+          <w:sz w:val="21"/>
+          <w:szCs w:val="21"/>
+        </w:rPr>
+        <w:t xml:space="preserve">¿Por qué esos números y no otros? Porque son los que cierran capas en el esquema de niveles nucleares, igual que 2, 10, 18 cierran capas electrónicas. El modelo de capas no los postula: los reproduce.</w:t>
+      </w:r>
+    </w:p>
+    <w:p>
+      <w:pPr>
+        <w:spacing w:after="120" w:before="60" w:line="300"/>
+        <w:jc w:val="left"/>
+      </w:pPr>
+      <w:r>
+        <w:rPr>
+          <w:b/>
+          <w:bCs/>
+          <w:color w:val="C05A22"/>
+          <w:sz w:val="21"/>
+          <w:szCs w:val="21"/>
+        </w:rPr>
+        <w:t xml:space="preserve">Nota: </w:t>
+      </w:r>
+      <w:r>
+        <w:rPr>
+          <w:sz w:val="21"/>
+          <w:szCs w:val="21"/>
+        </w:rPr>
+        <w:t xml:space="preserve">La conexión con el ejercicio 25-9 —el helio-4 doblemente mágico— amarra los dos capítulos. Asegúrate de decirla.</w:t>
+      </w:r>
+    </w:p>
+    <w:p>
+      <w:pPr>
+        <w:pStyle w:val="Heading1"/>
+        <w:spacing w:after="160" w:before="360"/>
+      </w:pPr>
+      <w:r>
+        <w:rPr>
+          <w:b/>
+          <w:bCs/>
+          <w:color w:val="26386F"/>
+          <w:sz w:val="28"/>
+          <w:szCs w:val="28"/>
+        </w:rPr>
+        <w:t xml:space="preserve">Diapositiva 40 · Bartlett, Pauli y el número 2(2ℓ+1)</w:t>
+      </w:r>
+    </w:p>
+    <w:p>
+      <w:pPr>
+        <w:spacing w:after="140" w:before="0" w:line="300"/>
+        <w:jc w:val="left"/>
+      </w:pPr>
+      <w:r>
+        <w:rPr>
+          <w:i/>
+          <w:iCs/>
+          <w:color w:val="C05A22"/>
+          <w:sz w:val="21"/>
+          <w:szCs w:val="21"/>
+        </w:rPr>
+        <w:t xml:space="preserve">Tiempo sugerido: 35 s</w:t>
+      </w:r>
+    </w:p>
+    <w:p>
+      <w:pPr>
+        <w:spacing w:after="160" w:before="0" w:line="300"/>
+        <w:jc w:val="left"/>
+      </w:pPr>
+      <w:r>
+        <w:rPr>
+          <w:b/>
+          <w:bCs/>
+          <w:sz w:val="21"/>
+          <w:szCs w:val="21"/>
+        </w:rPr>
+        <w:t xml:space="preserve">En pantalla. </w:t>
+      </w:r>
+      <w:r>
+        <w:rPr>
+          <w:sz w:val="21"/>
+          <w:szCs w:val="21"/>
+        </w:rPr>
+        <w:t xml:space="preserve">A la izquierda, la observación de Bartlett, la tabla de llenado de capas y el esquema de niveles. A la derecha, el retrato de María Goeppert-Mayer.</w:t>
+      </w:r>
+    </w:p>
+    <w:p>
+      <w:pPr>
+        <w:spacing w:after="100" w:before="0" w:line="300"/>
+        <w:jc w:val="left"/>
+      </w:pPr>
+      <w:r>
+        <w:rPr>
+          <w:b/>
+          <w:bCs/>
+          <w:color w:val="26386F"/>
+          <w:sz w:val="21"/>
+          <w:szCs w:val="21"/>
+        </w:rPr>
+        <w:t xml:space="preserve">Guion</w:t>
+      </w:r>
+    </w:p>
+    <w:p>
+      <w:pPr>
+        <w:spacing w:after="130" w:before="0" w:line="300"/>
+        <w:jc w:val="left"/>
+      </w:pPr>
+      <w:r>
+        <w:rPr>
+          <w:sz w:val="21"/>
+          <w:szCs w:val="21"/>
+        </w:rPr>
+        <w:t xml:space="preserve">¿De dónde salió la idea? En 1932 Bartlett observó que la composición de los isótopos naturales cambia en el oxígeno-16 y otra vez en el argón-36.</w:t>
+      </w:r>
+    </w:p>
+    <w:p>
+      <w:pPr>
+        <w:spacing w:after="130" w:before="0" w:line="300"/>
+        <w:jc w:val="left"/>
+      </w:pPr>
+      <w:r>
+        <w:rPr>
+          <w:sz w:val="21"/>
+          <w:szCs w:val="21"/>
+        </w:rPr>
+        <w:t xml:space="preserve">La cuenta sale sin violar el principio de Pauli: la capa s admite dos protones y dos neutrones y cierra en el helio-4; la p admite seis y seis y da el oxígeno-16; la d admite diez y diez y da el argón-36. En general, dos por dos ele más uno.</w:t>
+      </w:r>
+    </w:p>
+    <w:p>
+      <w:pPr>
+        <w:spacing w:after="130" w:before="0" w:line="300"/>
+        <w:jc w:val="left"/>
+      </w:pPr>
+      <w:r>
+        <w:rPr>
+          <w:sz w:val="21"/>
+          <w:szCs w:val="21"/>
+        </w:rPr>
+        <w:t xml:space="preserve">Y quien lo desarrolló es la señora de la foto: María Goeppert-Mayer. Con Wigner y Jensen teorizó que protones y neutrones están arreglados en capas, como los electrones en el átomo. Nobel en 1963.</w:t>
+      </w:r>
+    </w:p>
+    <w:p>
+      <w:pPr>
+        <w:spacing w:after="100" w:before="80" w:line="300"/>
+        <w:jc w:val="left"/>
+      </w:pPr>
+      <w:r>
+        <w:rPr>
+          <w:b/>
+          <w:bCs/>
+          <w:color w:val="C05A22"/>
+          <w:sz w:val="21"/>
+          <w:szCs w:val="21"/>
+        </w:rPr>
+        <w:t xml:space="preserve">Si preguntan: </w:t>
+      </w:r>
+      <w:r>
+        <w:rPr>
+          <w:sz w:val="21"/>
+          <w:szCs w:val="21"/>
+        </w:rPr>
+        <w:t xml:space="preserve">¿Cómo puede haber órbitas dentro de un núcleo tan compacto? Es la pregunta buena, y es la tensión entre los dos modelos. La respuesta es el principio de exclusión: como casi todos los estados de baja energía están ocupados, un nucleón apenas tiene a dónde dispersarse y se mueve como si los demás no estuvieran. El libro no entra en esto.</w:t>
+      </w:r>
+    </w:p>
+    <w:p>
+      <w:pPr>
+        <w:spacing w:after="120" w:before="60" w:line="300"/>
+        <w:jc w:val="left"/>
+      </w:pPr>
+      <w:r>
+        <w:rPr>
+          <w:b/>
+          <w:bCs/>
+          <w:color w:val="C05A22"/>
+          <w:sz w:val="21"/>
+          <w:szCs w:val="21"/>
+        </w:rPr>
+        <w:t xml:space="preserve">Nota: </w:t>
+      </w:r>
+      <w:r>
+        <w:rPr>
+          <w:sz w:val="21"/>
+          <w:szCs w:val="21"/>
+        </w:rPr>
+        <w:t xml:space="preserve">Si vas muy justa, esta diapositiva se puede resumir en «las capas se llenan con 2(2ℓ+1) nucleones y eso da los números mágicos», y pasar.</w:t>
+      </w:r>
+    </w:p>
+    <w:p>
+      <w:pPr>
+        <w:pStyle w:val="Heading1"/>
+        <w:spacing w:after="160" w:before="360"/>
+      </w:pPr>
+      <w:r>
+        <w:rPr>
+          <w:b/>
+          <w:bCs/>
+          <w:color w:val="26386F"/>
+          <w:sz w:val="28"/>
+          <w:szCs w:val="28"/>
+        </w:rPr>
+        <w:t xml:space="preserve">Diapositiva 41 · El modelo de capas predice el spin de cada núcleo</w:t>
+      </w:r>
+    </w:p>
+    <w:p>
+      <w:pPr>
+        <w:spacing w:after="140" w:before="0" w:line="300"/>
+        <w:jc w:val="left"/>
+      </w:pPr>
+      <w:r>
+        <w:rPr>
+          <w:i/>
+          <w:iCs/>
+          <w:color w:val="C05A22"/>
+          <w:sz w:val="21"/>
+          <w:szCs w:val="21"/>
+        </w:rPr>
+        <w:t xml:space="preserve">Tiempo sugerido: 50 s</w:t>
+      </w:r>
+    </w:p>
+    <w:p>
+      <w:pPr>
+        <w:spacing w:after="160" w:before="0" w:line="300"/>
+        <w:jc w:val="left"/>
+      </w:pPr>
+      <w:r>
+        <w:rPr>
+          <w:b/>
+          <w:bCs/>
+          <w:sz w:val="21"/>
+          <w:szCs w:val="21"/>
+        </w:rPr>
+        <w:t xml:space="preserve">En pantalla. </w:t>
+      </w:r>
+      <w:r>
+        <w:rPr>
+          <w:sz w:val="21"/>
+          <w:szCs w:val="21"/>
+        </w:rPr>
+        <w:t xml:space="preserve">A la izquierda, la suma de los tres momentos angulares, el papel de Pauli y qué pasa cuando sobra un nucleón. A la derecha, la tabla 26-3 con sus ejemplos.</w:t>
+      </w:r>
+    </w:p>
+    <w:p>
+      <w:pPr>
+        <w:spacing w:after="100" w:before="0" w:line="300"/>
+        <w:jc w:val="left"/>
+      </w:pPr>
+      <w:r>
+        <w:rPr>
+          <w:b/>
+          <w:bCs/>
+          <w:color w:val="26386F"/>
+          <w:sz w:val="21"/>
+          <w:szCs w:val="21"/>
+        </w:rPr>
+        <w:t xml:space="preserve">Guion</w:t>
+      </w:r>
+    </w:p>
+    <w:p>
+      <w:pPr>
+        <w:spacing w:after="130" w:before="0" w:line="300"/>
+        <w:jc w:val="left"/>
+      </w:pPr>
+      <w:r>
+        <w:rPr>
+          <w:sz w:val="21"/>
+          <w:szCs w:val="21"/>
+        </w:rPr>
+        <w:t xml:space="preserve">Y ahora la consecuencia comprobable, que es lo que convierte al modelo en ciencia y no en una analogía bonita.</w:t>
+      </w:r>
+    </w:p>
+    <w:p>
+      <w:pPr>
+        <w:spacing w:after="130" w:before="0" w:line="300"/>
+        <w:jc w:val="left"/>
+      </w:pPr>
+      <w:r>
+        <w:rPr>
+          <w:sz w:val="21"/>
+          <w:szCs w:val="21"/>
+        </w:rPr>
+        <w:t xml:space="preserve">El spin nuclear suma el momento intrínseco de los protones, el de los neutrones y el orbital, que da m por h barra con m entero.</w:t>
+      </w:r>
+    </w:p>
+    <w:p>
+      <w:pPr>
+        <w:spacing w:after="130" w:before="0" w:line="300"/>
+        <w:jc w:val="left"/>
+      </w:pPr>
+      <w:r>
+        <w:rPr>
+          <w:sz w:val="21"/>
+          <w:szCs w:val="21"/>
+        </w:rPr>
+        <w:t xml:space="preserve">Apliquemos Pauli: llenan los niveles en pares de spines antiparalelos, y al completar capas cerradas el spin total es cero. El níquel-60 tiene spin cero: ahí está el patrón de la tabla 26-2.</w:t>
+      </w:r>
+    </w:p>
+    <w:p>
+      <w:pPr>
+        <w:spacing w:after="130" w:before="0" w:line="300"/>
+        <w:jc w:val="left"/>
+      </w:pPr>
+      <w:r>
+        <w:rPr>
+          <w:sz w:val="21"/>
+          <w:szCs w:val="21"/>
+        </w:rPr>
+        <w:t xml:space="preserve">Si sobra un nucleón sin pareja, su spin de un medio se combina con el orbital y el resultado es siempre semientero. Y los non-non, con dos sin aparear, dan entero: el deuterio uno, el boro-10 tres.</w:t>
+      </w:r>
+    </w:p>
+    <w:p>
+      <w:pPr>
+        <w:spacing w:after="130" w:before="0" w:line="300"/>
+        <w:jc w:val="left"/>
+      </w:pPr>
+      <w:r>
+        <w:rPr>
+          <w:sz w:val="21"/>
+          <w:szCs w:val="21"/>
+        </w:rPr>
+        <w:t xml:space="preserve">Fíjense en lo que significa la tabla 26-3: con solo mirar si Z y N son pares o nones se predice el spin. Es una predicción contrastable, y se cumple.</w:t>
+      </w:r>
+    </w:p>
+    <w:p>
+      <w:pPr>
+        <w:spacing w:after="100" w:before="80" w:line="300"/>
+        <w:jc w:val="left"/>
+      </w:pPr>
+      <w:r>
+        <w:rPr>
+          <w:b/>
+          <w:bCs/>
+          <w:color w:val="C05A22"/>
+          <w:sz w:val="21"/>
+          <w:szCs w:val="21"/>
+        </w:rPr>
+        <w:t xml:space="preserve">Si preguntan: </w:t>
+      </w:r>
+      <w:r>
+        <w:rPr>
+          <w:sz w:val="21"/>
+          <w:szCs w:val="21"/>
+        </w:rPr>
+        <w:t xml:space="preserve">¿Y si el modelo fallara en un solo núclido? Sería un problema serio, porque la predicción es categórica. Lo notable es que la regla se cumple en toda la tabla 26-2, que es una muestra amplia y heterogénea.</w:t>
+      </w:r>
+    </w:p>
+    <w:p>
+      <w:pPr>
+        <w:spacing w:after="120" w:before="60" w:line="300"/>
+        <w:jc w:val="left"/>
+      </w:pPr>
+      <w:r>
+        <w:rPr>
+          <w:b/>
+          <w:bCs/>
+          <w:color w:val="C05A22"/>
+          <w:sz w:val="21"/>
+          <w:szCs w:val="21"/>
+        </w:rPr>
+        <w:t xml:space="preserve">Nota: </w:t>
+      </w:r>
+      <w:r>
+        <w:rPr>
+          <w:sz w:val="21"/>
+          <w:szCs w:val="21"/>
+        </w:rPr>
+        <w:t xml:space="preserve">Vuelve un segundo a la tabla 26-2 si puedes: comprobar la predicción en vivo es lo que convence.</w:t>
+      </w:r>
+    </w:p>
+    <w:p>
+      <w:pPr>
+        <w:pStyle w:val="Heading1"/>
+        <w:spacing w:after="160" w:before="360"/>
+      </w:pPr>
+      <w:r>
+        <w:rPr>
+          <w:b/>
+          <w:bCs/>
+          <w:color w:val="26386F"/>
+          <w:sz w:val="28"/>
+          <w:szCs w:val="28"/>
+        </w:rPr>
+        <w:t xml:space="preserve">Diapositiva 42 · Dos modelos incompatibles, los dos correctos</w:t>
+      </w:r>
+    </w:p>
+    <w:p>
+      <w:pPr>
+        <w:spacing w:after="140" w:before="0" w:line="300"/>
+        <w:jc w:val="left"/>
+      </w:pPr>
+      <w:r>
+        <w:rPr>
+          <w:i/>
+          <w:iCs/>
+          <w:color w:val="C05A22"/>
+          <w:sz w:val="21"/>
+          <w:szCs w:val="21"/>
+        </w:rPr>
+        <w:t xml:space="preserve">Tiempo sugerido: 40 s</w:t>
+      </w:r>
+    </w:p>
+    <w:p>
+      <w:pPr>
+        <w:spacing w:after="160" w:before="0" w:line="300"/>
+        <w:jc w:val="left"/>
+      </w:pPr>
+      <w:r>
+        <w:rPr>
+          <w:b/>
+          <w:bCs/>
+          <w:sz w:val="21"/>
+          <w:szCs w:val="21"/>
+        </w:rPr>
+        <w:t xml:space="preserve">En pantalla. </w:t>
+      </w:r>
+      <w:r>
+        <w:rPr>
+          <w:sz w:val="21"/>
+          <w:szCs w:val="21"/>
+        </w:rPr>
+        <w:t xml:space="preserve">Las dos tablas comparativas, gota líquida y capas, una al lado de la otra. Abajo, la conclusión epistemológica.</w:t>
+      </w:r>
+    </w:p>
+    <w:p>
+      <w:pPr>
+        <w:spacing w:after="100" w:before="0" w:line="300"/>
+        <w:jc w:val="left"/>
+      </w:pPr>
+      <w:r>
+        <w:rPr>
+          <w:b/>
+          <w:bCs/>
+          <w:color w:val="26386F"/>
+          <w:sz w:val="21"/>
+          <w:szCs w:val="21"/>
+        </w:rPr>
+        <w:t xml:space="preserve">Guion</w:t>
+      </w:r>
+    </w:p>
+    <w:p>
+      <w:pPr>
+        <w:spacing w:after="130" w:before="0" w:line="300"/>
+        <w:jc w:val="left"/>
+      </w:pPr>
+      <w:r>
+        <w:rPr>
+          <w:sz w:val="21"/>
+          <w:szCs w:val="21"/>
+        </w:rPr>
+        <w:t xml:space="preserve">Y aquí está el punto de los dos capítulos, puestos uno al lado del otro.</w:t>
+      </w:r>
+    </w:p>
+    <w:p>
+      <w:pPr>
+        <w:spacing w:after="130" w:before="0" w:line="300"/>
+        <w:jc w:val="left"/>
+      </w:pPr>
+      <w:r>
+        <w:rPr>
+          <w:sz w:val="21"/>
+          <w:szCs w:val="21"/>
+        </w:rPr>
+        <w:t xml:space="preserve">La gota líquida ve el núcleo como un todo continuo; acierta con la energía de amarre media y con la fisión; y falla con los estados excitados, los números mágicos y los spines.</w:t>
+      </w:r>
+    </w:p>
+    <w:p>
+      <w:pPr>
+        <w:spacing w:after="130" w:before="0" w:line="300"/>
+        <w:jc w:val="left"/>
+      </w:pPr>
+      <w:r>
+        <w:rPr>
+          <w:sz w:val="21"/>
+          <w:szCs w:val="21"/>
+        </w:rPr>
+        <w:t xml:space="preserve">El modelo de capas ve nucleones individuales en niveles cuantizados; acierta con los números mágicos y los spines; y falla con la fisión.</w:t>
+      </w:r>
+    </w:p>
+    <w:p>
+      <w:pPr>
+        <w:spacing w:after="130" w:before="0" w:line="300"/>
+        <w:jc w:val="left"/>
+      </w:pPr>
+      <w:r>
+        <w:rPr>
+          <w:sz w:val="21"/>
+          <w:szCs w:val="21"/>
+        </w:rPr>
+        <w:t xml:space="preserve">No pueden ser los dos verdad a la vez, y sin embargo cada uno predice bien lo que el otro no sabe explicar. Eso es exactamente lo que es un modelo: no una descripción de cómo es el núcleo, sino una herramienta con un dominio de validez declarado.</w:t>
+      </w:r>
+    </w:p>
+    <w:p>
+      <w:pPr>
+        <w:spacing w:after="100" w:before="80" w:line="300"/>
+        <w:jc w:val="left"/>
+      </w:pPr>
+      <w:r>
+        <w:rPr>
+          <w:b/>
+          <w:bCs/>
+          <w:color w:val="C05A22"/>
+          <w:sz w:val="21"/>
+          <w:szCs w:val="21"/>
+        </w:rPr>
+        <w:t xml:space="preserve">Si preguntan: </w:t>
+      </w:r>
+      <w:r>
+        <w:rPr>
+          <w:sz w:val="21"/>
+          <w:szCs w:val="21"/>
+        </w:rPr>
+        <w:t xml:space="preserve">¿Cómo pueden ser válidos dos modelos incompatibles? Porque un modelo no es una teoría verdadera. Mientras no exista la teoría completa, se usa el modelo que funciona para el problema que se tiene delante; y eso no es una debilidad de la física nuclear, es cómo trabaja.</w:t>
+      </w:r>
+    </w:p>
+    <w:p>
+      <w:pPr>
+        <w:spacing w:after="120" w:before="60" w:line="300"/>
+        <w:jc w:val="left"/>
+      </w:pPr>
+      <w:r>
+        <w:rPr>
+          <w:b/>
+          <w:bCs/>
+          <w:color w:val="C05A22"/>
+          <w:sz w:val="21"/>
+          <w:szCs w:val="21"/>
+        </w:rPr>
+        <w:t xml:space="preserve">Nota: </w:t>
+      </w:r>
+      <w:r>
+        <w:rPr>
+          <w:sz w:val="21"/>
+          <w:szCs w:val="21"/>
+        </w:rPr>
+        <w:t xml:space="preserve">Si el curso es de epistemología, esta es la diapositiva por la que te van a evaluar. Tómate cinco segundos de silencio antes de pasar a los ejercicios.</w:t>
+      </w:r>
+    </w:p>
+    <w:p>
+      <w:pPr>
+        <w:pStyle w:val="Heading1"/>
+        <w:spacing w:after="160" w:before="360"/>
+      </w:pPr>
+      <w:r>
+        <w:rPr>
+          <w:b/>
+          <w:bCs/>
+          <w:color w:val="26386F"/>
+          <w:sz w:val="28"/>
+          <w:szCs w:val="28"/>
+        </w:rPr>
+        <w:t xml:space="preserve">Diapositiva 43 · Ejercicio 26-9 · El electrón confinado en un átomo</w:t>
+      </w:r>
+    </w:p>
+    <w:p>
+      <w:pPr>
+        <w:spacing w:after="140" w:before="0" w:line="300"/>
+        <w:jc w:val="left"/>
+      </w:pPr>
+      <w:r>
+        <w:rPr>
+          <w:i/>
+          <w:iCs/>
+          <w:color w:val="C05A22"/>
+          <w:sz w:val="21"/>
+          <w:szCs w:val="21"/>
+        </w:rPr>
+        <w:t xml:space="preserve">Tiempo sugerido: 55 s   ·   Diapositiva interactiva</w:t>
+      </w:r>
+    </w:p>
+    <w:p>
+      <w:pPr>
+        <w:spacing w:after="160" w:before="0" w:line="300"/>
+        <w:jc w:val="left"/>
+      </w:pPr>
+      <w:r>
+        <w:rPr>
+          <w:b/>
+          <w:bCs/>
+          <w:sz w:val="21"/>
+          <w:szCs w:val="21"/>
+        </w:rPr>
+        <w:t xml:space="preserve">En pantalla. </w:t>
+      </w:r>
+      <w:r>
+        <w:rPr>
+          <w:sz w:val="21"/>
+          <w:szCs w:val="21"/>
+        </w:rPr>
+        <w:t xml:space="preserve">El enunciado literal, los datos y la clave del problema a la izquierda. A la derecha, seis pasos revelables, el último con una tabla comparativa.</w:t>
+      </w:r>
+    </w:p>
+    <w:p>
+      <w:pPr>
+        <w:spacing w:after="100" w:before="0" w:line="300"/>
+        <w:jc w:val="left"/>
+      </w:pPr>
+      <w:r>
+        <w:rPr>
+          <w:b/>
+          <w:bCs/>
+          <w:color w:val="26386F"/>
+          <w:sz w:val="21"/>
+          <w:szCs w:val="21"/>
+        </w:rPr>
+        <w:t xml:space="preserve">Guion</w:t>
+      </w:r>
+    </w:p>
+    <w:p>
+      <w:pPr>
+        <w:spacing w:after="130" w:before="0" w:line="300"/>
+        <w:jc w:val="left"/>
+      </w:pPr>
+      <w:r>
+        <w:rPr>
+          <w:sz w:val="21"/>
+          <w:szCs w:val="21"/>
+        </w:rPr>
+        <w:t xml:space="preserve">Tercer ejercicio: «Suponga que un electrón está restringido dentro de las dimensiones de un átomo —en sentido opuesto a las del núcleo— y muestre que la energía del electrón será de varios electrón-volts».</w:t>
+      </w:r>
+    </w:p>
+    <w:p>
+      <w:pPr>
+        <w:spacing w:after="130" w:before="0" w:line="300"/>
+        <w:jc w:val="left"/>
+      </w:pPr>
+      <w:r>
+        <w:rPr>
+          <w:sz w:val="21"/>
+          <w:szCs w:val="21"/>
+        </w:rPr>
+        <w:t xml:space="preserve">Fíjense en ese paréntesis: nos piden rehacer el cálculo de la tercera prueba, pero al revés.</w:t>
+      </w:r>
+    </w:p>
+    <w:p>
+      <w:pPr>
+        <w:spacing w:after="130" w:before="0" w:line="300"/>
+        <w:jc w:val="left"/>
+      </w:pPr>
+      <w:r>
+        <w:rPr>
+          <w:sz w:val="21"/>
+          <w:szCs w:val="21"/>
+        </w:rPr>
+        <w:t xml:space="preserve">[Clic 2] Principio de incertidumbre: con delta equis igual a diez a la menos diez metros, el momento es h barra partido por delta equis.</w:t>
+      </w:r>
+    </w:p>
+    <w:p>
+      <w:pPr>
+        <w:spacing w:after="130" w:before="0" w:line="300"/>
+        <w:jc w:val="left"/>
+      </w:pPr>
+      <w:r>
+        <w:rPr>
+          <w:sz w:val="21"/>
+          <w:szCs w:val="21"/>
+        </w:rPr>
+        <w:t xml:space="preserve">[Clic 3] Y aquí viene el paso que distingue este problema: ¿qué fórmula uso para la energía cinética? P por c da unos dos kiloelectrón-volts y la energía en reposo del electrón son quinientos once. Conclusión: no es relativista, así que uso la expresión clásica K igual a p cuadrado sobre dos eme, no la aproximación K igual a p c del libro.</w:t>
+      </w:r>
+    </w:p>
+    <w:p>
+      <w:pPr>
+        <w:spacing w:after="130" w:before="0" w:line="300"/>
+        <w:jc w:val="left"/>
+      </w:pPr>
+      <w:r>
+        <w:rPr>
+          <w:sz w:val="21"/>
+          <w:szCs w:val="21"/>
+        </w:rPr>
+        <w:t xml:space="preserve">[Clic 4, 5 y 6] El resultado son 3,8 electrón-volts: «varios electrón-volts», que es lo que pedía demostrar.</w:t>
+      </w:r>
+    </w:p>
+    <w:p>
+      <w:pPr>
+        <w:spacing w:after="130" w:before="0" w:line="300"/>
+        <w:jc w:val="left"/>
+      </w:pPr>
+      <w:r>
+        <w:rPr>
+          <w:sz w:val="21"/>
+          <w:szCs w:val="21"/>
+        </w:rPr>
+        <w:t xml:space="preserve">Y la interpretación. En el núcleo el electrón salía con veinte millones de electrón-volts; en el átomo le bastan cuatro. Encerrarlo diez mil veces más pequeño le cuesta cinco millones de veces más energía.</w:t>
+      </w:r>
+    </w:p>
+    <w:p>
+      <w:pPr>
+        <w:spacing w:after="130" w:before="0" w:line="300"/>
+        <w:jc w:val="left"/>
+      </w:pPr>
+      <w:r>
+        <w:rPr>
+          <w:sz w:val="21"/>
+          <w:szCs w:val="21"/>
+        </w:rPr>
+        <w:t xml:space="preserve">Y esos cuatro electrón-volts son el orden de las energías de enlace químicas que medimos todos los días; los veinte millones no se observan por ninguna parte. Por eso el electrón puede vivir en un átomo y no en un núcleo.</w:t>
+      </w:r>
+    </w:p>
+    <w:p>
+      <w:pPr>
+        <w:spacing w:after="100" w:before="80" w:line="300"/>
+        <w:jc w:val="left"/>
+      </w:pPr>
+      <w:r>
+        <w:rPr>
+          <w:b/>
+          <w:bCs/>
+          <w:color w:val="C05A22"/>
+          <w:sz w:val="21"/>
+          <w:szCs w:val="21"/>
+        </w:rPr>
+        <w:t xml:space="preserve">Si preguntan: </w:t>
+      </w:r>
+      <w:r>
+        <w:rPr>
+          <w:sz w:val="21"/>
+          <w:szCs w:val="21"/>
+        </w:rPr>
+        <w:t xml:space="preserve">¿Por qué el libro usa K igual a pc y aquí no? Porque son regímenes distintos. En el núcleo el momento es tan grande que pc es cuarenta veces la energía en reposo y el electrón es ultrarrelativista. En el átomo pc es mucho menor que la energía en reposo, y ahí vale la mecánica clásica.</w:t>
+      </w:r>
+    </w:p>
+    <w:p>
+      <w:pPr>
+        <w:spacing w:after="120" w:before="60" w:line="300"/>
+        <w:jc w:val="left"/>
+      </w:pPr>
+      <w:r>
+        <w:rPr>
+          <w:b/>
+          <w:bCs/>
+          <w:color w:val="C05A22"/>
+          <w:sz w:val="21"/>
+          <w:szCs w:val="21"/>
+        </w:rPr>
+        <w:t xml:space="preserve">Nota: </w:t>
+      </w:r>
+      <w:r>
+        <w:rPr>
+          <w:sz w:val="21"/>
+          <w:szCs w:val="21"/>
+        </w:rPr>
+        <w:t xml:space="preserve">El paso 3 es el corazón del ejercicio: demuestra que entendiste el problema, no solo que supiste sustituir. Dedícale tiempo y lee en voz alta la tabla comparativa del final.</w:t>
+      </w:r>
+    </w:p>
+    <w:p>
+      <w:pPr>
+        <w:pStyle w:val="Heading1"/>
+        <w:spacing w:after="160" w:before="360"/>
+      </w:pPr>
+      <w:r>
+        <w:rPr>
+          <w:b/>
+          <w:bCs/>
+          <w:color w:val="26386F"/>
+          <w:sz w:val="28"/>
+          <w:szCs w:val="28"/>
+        </w:rPr>
+        <w:t xml:space="preserve">Diapositiva 44 · Ejercicio 26-10 · Oxígeno-16 frente a plutonio-239</w:t>
+      </w:r>
+    </w:p>
+    <w:p>
+      <w:pPr>
+        <w:spacing w:after="140" w:before="0" w:line="300"/>
+        <w:jc w:val="left"/>
+      </w:pPr>
+      <w:r>
+        <w:rPr>
+          <w:i/>
+          <w:iCs/>
+          <w:color w:val="C05A22"/>
+          <w:sz w:val="21"/>
+          <w:szCs w:val="21"/>
+        </w:rPr>
+        <w:t xml:space="preserve">Tiempo sugerido: 75 s   ·   Diapositiva interactiva</w:t>
+      </w:r>
+    </w:p>
+    <w:p>
+      <w:pPr>
+        <w:spacing w:after="160" w:before="0" w:line="300"/>
+        <w:jc w:val="left"/>
+      </w:pPr>
+      <w:r>
+        <w:rPr>
+          <w:b/>
+          <w:bCs/>
+          <w:sz w:val="21"/>
+          <w:szCs w:val="21"/>
+        </w:rPr>
+        <w:t xml:space="preserve">En pantalla. </w:t>
+      </w:r>
+      <w:r>
+        <w:rPr>
+          <w:sz w:val="21"/>
+          <w:szCs w:val="21"/>
+        </w:rPr>
+        <w:t xml:space="preserve">El enunciado literal, las fórmulas de los tres términos y los datos de cada núclido a la izquierda. A la derecha, siete pasos revelables, con la tabla de resultados y la conclusión.</w:t>
+      </w:r>
+    </w:p>
+    <w:p>
+      <w:pPr>
+        <w:spacing w:after="100" w:before="0" w:line="300"/>
+        <w:jc w:val="left"/>
+      </w:pPr>
+      <w:r>
+        <w:rPr>
+          <w:b/>
+          <w:bCs/>
+          <w:color w:val="26386F"/>
+          <w:sz w:val="21"/>
+          <w:szCs w:val="21"/>
+        </w:rPr>
+        <w:t xml:space="preserve">Guion</w:t>
+      </w:r>
+    </w:p>
+    <w:p>
+      <w:pPr>
+        <w:spacing w:after="130" w:before="0" w:line="300"/>
+        <w:jc w:val="left"/>
+      </w:pPr>
+      <w:r>
+        <w:rPr>
+          <w:sz w:val="21"/>
+          <w:szCs w:val="21"/>
+        </w:rPr>
+        <w:t xml:space="preserve">Último ejercicio: «Para los núclidos de oxígeno-16 y plutonio-239, compare las energías del efecto volumétrico, del efecto superficial y de la repulsión de Coulomb».</w:t>
+      </w:r>
+    </w:p>
+    <w:p>
+      <w:pPr>
+        <w:spacing w:after="130" w:before="0" w:line="300"/>
+        <w:jc w:val="left"/>
+      </w:pPr>
+      <w:r>
+        <w:rPr>
+          <w:sz w:val="21"/>
+          <w:szCs w:val="21"/>
+        </w:rPr>
+        <w:t xml:space="preserve">[Clic 2] El oxígeno-16 tiene A igual a dieciséis y Z igual a ocho; el plutonio-239, A igual a doscientos treinta y nueve y Z igual a noventa y cuatro.</w:t>
+      </w:r>
+    </w:p>
+    <w:p>
+      <w:pPr>
+        <w:spacing w:after="130" w:before="0" w:line="300"/>
+        <w:jc w:val="left"/>
+      </w:pPr>
+      <w:r>
+        <w:rPr>
+          <w:sz w:val="21"/>
+          <w:szCs w:val="21"/>
+        </w:rPr>
+        <w:t xml:space="preserve">[Clic 3, 4 y 5] El volumétrico da 252,8 MeV para el oxígeno y 3776,2 para el plutonio. El superficial, 113,0 y 685,5. Y Coulomb, 15,8 y mil.</w:t>
+      </w:r>
+    </w:p>
+    <w:p>
+      <w:pPr>
+        <w:spacing w:after="130" w:before="0" w:line="300"/>
+        <w:jc w:val="left"/>
+      </w:pPr>
+      <w:r>
+        <w:rPr>
+          <w:sz w:val="21"/>
+          <w:szCs w:val="21"/>
+        </w:rPr>
+        <w:t xml:space="preserve">[Clic 6] Pero quedarnos con los valores absolutos sería no entender nada: el plutonio es quince veces más grande y le sale todo mayor. Hay que comparar el peso de cada término frente al volumétrico.</w:t>
+      </w:r>
+    </w:p>
+    <w:p>
+      <w:pPr>
+        <w:spacing w:after="130" w:before="0" w:line="300"/>
+        <w:jc w:val="left"/>
+      </w:pPr>
+      <w:r>
+        <w:rPr>
+          <w:sz w:val="21"/>
+          <w:szCs w:val="21"/>
+        </w:rPr>
+        <w:t xml:space="preserve">En el oxígeno el superficial es el 44,7 por ciento y Coulomb solo el 6,2. En el plutonio el superficial baja al 18,2 y Coulomb sube al 26,5.</w:t>
+      </w:r>
+    </w:p>
+    <w:p>
+      <w:pPr>
+        <w:spacing w:after="130" w:before="0" w:line="300"/>
+        <w:jc w:val="left"/>
+      </w:pPr>
+      <w:r>
+        <w:rPr>
+          <w:sz w:val="21"/>
+          <w:szCs w:val="21"/>
+        </w:rPr>
+        <w:t xml:space="preserve">[Clic 7] Los papeles se invierten. En el oxígeno el enemigo es la superficie: casi todos sus nucleones están en el borde. En el plutonio es Coulomb, que crece como Z al cuadrado mientras el superficial solo crece como A a dos tercios.</w:t>
+      </w:r>
+    </w:p>
+    <w:p>
+      <w:pPr>
+        <w:spacing w:after="130" w:before="0" w:line="300"/>
+        <w:jc w:val="left"/>
+      </w:pPr>
+      <w:r>
+        <w:rPr>
+          <w:sz w:val="21"/>
+          <w:szCs w:val="21"/>
+        </w:rPr>
+        <w:t xml:space="preserve">Y eso explica la forma de la curva de la figura 26-6 y, de paso, por qué los núcleos pesados fisionan: al partirse en dos, Coulomb cae mucho más de lo que sube el coste superficial.</w:t>
+      </w:r>
+    </w:p>
+    <w:p>
+      <w:pPr>
+        <w:spacing w:after="100" w:before="80" w:line="300"/>
+        <w:jc w:val="left"/>
+      </w:pPr>
+      <w:r>
+        <w:rPr>
+          <w:b/>
+          <w:bCs/>
+          <w:color w:val="C05A22"/>
+          <w:sz w:val="21"/>
+          <w:szCs w:val="21"/>
+        </w:rPr>
+        <w:t xml:space="preserve">Si preguntan: </w:t>
+      </w:r>
+      <w:r>
+        <w:rPr>
+          <w:sz w:val="21"/>
+          <w:szCs w:val="21"/>
+        </w:rPr>
+        <w:t xml:space="preserve">¿Por qué el libro escoge precisamente el plutonio-239? Porque es un núcleo fisible real, el del reactor y el de la bomba. El ejercicio no es académico: está calculando por qué ese núcleo concreto se parte.</w:t>
+      </w:r>
+    </w:p>
+    <w:p>
+      <w:pPr>
+        <w:spacing w:after="120" w:before="60" w:line="300"/>
+        <w:jc w:val="left"/>
+      </w:pPr>
+      <w:r>
+        <w:rPr>
+          <w:b/>
+          <w:bCs/>
+          <w:color w:val="C05A22"/>
+          <w:sz w:val="21"/>
+          <w:szCs w:val="21"/>
+        </w:rPr>
+        <w:t xml:space="preserve">Nota: </w:t>
+      </w:r>
+      <w:r>
+        <w:rPr>
+          <w:sz w:val="21"/>
+          <w:szCs w:val="21"/>
+        </w:rPr>
+        <w:t xml:space="preserve">Es el mejor cierre posible porque amarra los dos capítulos. No lo recortes; si vas mal de tiempo, recorta antes la diapositiva 29.</w:t>
+      </w:r>
+    </w:p>
+    <w:p>
+      <w:pPr>
+        <w:pStyle w:val="Heading1"/>
+        <w:spacing w:after="160" w:before="360"/>
+      </w:pPr>
+      <w:r>
+        <w:rPr>
+          <w:b/>
+          <w:bCs/>
+          <w:color w:val="26386F"/>
+          <w:sz w:val="28"/>
+          <w:szCs w:val="28"/>
+        </w:rPr>
+        <w:t xml:space="preserve">Diapositiva 45 · Síntesis</w:t>
+      </w:r>
+    </w:p>
+    <w:p>
+      <w:pPr>
+        <w:spacing w:after="140" w:before="0" w:line="300"/>
+        <w:jc w:val="left"/>
+      </w:pPr>
+      <w:r>
+        <w:rPr>
+          <w:i/>
+          <w:iCs/>
+          <w:color w:val="C05A22"/>
+          <w:sz w:val="21"/>
+          <w:szCs w:val="21"/>
+        </w:rPr>
+        <w:t xml:space="preserve">Tiempo sugerido: 40 s</w:t>
+      </w:r>
+    </w:p>
+    <w:p>
+      <w:pPr>
+        <w:spacing w:after="160" w:before="0" w:line="300"/>
+        <w:jc w:val="left"/>
+      </w:pPr>
+      <w:r>
+        <w:rPr>
+          <w:b/>
+          <w:bCs/>
+          <w:sz w:val="21"/>
+          <w:szCs w:val="21"/>
+        </w:rPr>
+        <w:t xml:space="preserve">En pantalla. </w:t>
+      </w:r>
+      <w:r>
+        <w:rPr>
+          <w:sz w:val="21"/>
+          <w:szCs w:val="21"/>
+        </w:rPr>
+        <w:t xml:space="preserve">Las cinco conclusiones numeradas, en dos columnas.</w:t>
+      </w:r>
+    </w:p>
+    <w:p>
+      <w:pPr>
+        <w:spacing w:after="100" w:before="0" w:line="300"/>
+        <w:jc w:val="left"/>
+      </w:pPr>
+      <w:r>
+        <w:rPr>
+          <w:b/>
+          <w:bCs/>
+          <w:color w:val="26386F"/>
+          <w:sz w:val="21"/>
+          <w:szCs w:val="21"/>
+        </w:rPr>
+        <w:t xml:space="preserve">Guion</w:t>
+      </w:r>
+    </w:p>
+    <w:p>
+      <w:pPr>
+        <w:spacing w:after="130" w:before="0" w:line="300"/>
+        <w:jc w:val="left"/>
+      </w:pPr>
+      <w:r>
+        <w:rPr>
+          <w:sz w:val="21"/>
+          <w:szCs w:val="21"/>
+        </w:rPr>
         <w:t xml:space="preserve">Cierro con cinco ideas.</w:t>
       </w:r>
     </w:p>
@@ -7769,7 +12538,7 @@
           <w:sz w:val="21"/>
           <w:szCs w:val="21"/>
         </w:rPr>
-        <w:t xml:space="preserve">Dos: lo sostiene una fuerza nueva —intensa, de corto alcance, independiente de la carga y saturable— que Yukawa explicó en 1935 con el pión.</w:t>
+        <w:t xml:space="preserve">Dos: lo sostiene una fuerza nueva —intensa, de corto alcance, independiente de la carga y saturable— que Yukawa explicó con el pión.</w:t>
       </w:r>
     </w:p>
     <w:p>
@@ -7808,7 +12577,126 @@
           <w:sz w:val="21"/>
           <w:szCs w:val="21"/>
         </w:rPr>
-        <w:t xml:space="preserve">Y cinco, la idea epistemológica: como ninguna teoría completa da cuenta del núcleo, la física usa dos modelos incompatibles a la vez. Un modelo no es una teoría verdadera: es una herramienta con un dominio de validez declarado.</w:t>
+        <w:t xml:space="preserve">Y cinco: como ninguna teoría completa da cuenta del núcleo, la física usa dos modelos incompatibles a la vez. Un modelo no es una teoría verdadera: es una herramienta con un dominio de validez declarado.</w:t>
+      </w:r>
+    </w:p>
+    <w:p>
+      <w:pPr>
+        <w:spacing w:after="120" w:before="60" w:line="300"/>
+        <w:jc w:val="left"/>
+      </w:pPr>
+      <w:r>
+        <w:rPr>
+          <w:b/>
+          <w:bCs/>
+          <w:color w:val="C05A22"/>
+          <w:sz w:val="21"/>
+          <w:szCs w:val="21"/>
+        </w:rPr>
+        <w:t xml:space="preserve">Nota: </w:t>
+      </w:r>
+      <w:r>
+        <w:rPr>
+          <w:sz w:val="21"/>
+          <w:szCs w:val="21"/>
+        </w:rPr>
+        <w:t xml:space="preserve">Si te sobran treinta segundos, pregunta tú: «¿alguien se atreve a decirme por qué el hierro está en el máximo de la curva?». Tienes la respuesta en el anexo 1.</w:t>
+      </w:r>
+    </w:p>
+    <w:p>
+      <w:pPr>
+        <w:pStyle w:val="Heading1"/>
+        <w:spacing w:after="160" w:before="360"/>
+      </w:pPr>
+      <w:r>
+        <w:rPr>
+          <w:b/>
+          <w:bCs/>
+          <w:color w:val="26386F"/>
+          <w:sz w:val="28"/>
+          <w:szCs w:val="28"/>
+        </w:rPr>
+        <w:t xml:space="preserve">Diapositiva 46 · Bibliografía</w:t>
+      </w:r>
+    </w:p>
+    <w:p>
+      <w:pPr>
+        <w:spacing w:after="140" w:before="0" w:line="300"/>
+        <w:jc w:val="left"/>
+      </w:pPr>
+      <w:r>
+        <w:rPr>
+          <w:i/>
+          <w:iCs/>
+          <w:color w:val="C05A22"/>
+          <w:sz w:val="21"/>
+          <w:szCs w:val="21"/>
+        </w:rPr>
+        <w:t xml:space="preserve">Tiempo sugerido: 25 s</w:t>
+      </w:r>
+    </w:p>
+    <w:p>
+      <w:pPr>
+        <w:spacing w:after="160" w:before="0" w:line="300"/>
+        <w:jc w:val="left"/>
+      </w:pPr>
+      <w:r>
+        <w:rPr>
+          <w:b/>
+          <w:bCs/>
+          <w:sz w:val="21"/>
+          <w:szCs w:val="21"/>
+        </w:rPr>
+        <w:t xml:space="preserve">En pantalla. </w:t>
+      </w:r>
+      <w:r>
+        <w:rPr>
+          <w:sz w:val="21"/>
+          <w:szCs w:val="21"/>
+        </w:rPr>
+        <w:t xml:space="preserve">La fuente principal, las ocho lecturas que el propio libro recomienda, el crédito de las imágenes y los logos institucionales.</w:t>
+      </w:r>
+    </w:p>
+    <w:p>
+      <w:pPr>
+        <w:spacing w:after="100" w:before="0" w:line="300"/>
+        <w:jc w:val="left"/>
+      </w:pPr>
+      <w:r>
+        <w:rPr>
+          <w:b/>
+          <w:bCs/>
+          <w:color w:val="26386F"/>
+          <w:sz w:val="21"/>
+          <w:szCs w:val="21"/>
+        </w:rPr>
+        <w:t xml:space="preserve">Guion</w:t>
+      </w:r>
+    </w:p>
+    <w:p>
+      <w:pPr>
+        <w:spacing w:after="130" w:before="0" w:line="300"/>
+        <w:jc w:val="left"/>
+      </w:pPr>
+      <w:r>
+        <w:rPr>
+          <w:sz w:val="21"/>
+          <w:szCs w:val="21"/>
+        </w:rPr>
+        <w:t xml:space="preserve">La fuente es el capítulo 25, «El núcleo», páginas 277 a 285, y el capítulo 26, «Modelos del núcleo», páginas 286 a 297, de Acosta, Cowan y Graham.</w:t>
+      </w:r>
+    </w:p>
+    <w:p>
+      <w:pPr>
+        <w:spacing w:after="130" w:before="0" w:line="300"/>
+        <w:jc w:val="left"/>
+      </w:pPr>
+      <w:r>
+        <w:rPr>
+          <w:sz w:val="21"/>
+          <w:szCs w:val="21"/>
+        </w:rPr>
+        <w:t xml:space="preserve">Y ahí están las ocho lecturas que el propio libro recomienda al final de cada capítulo, por si alguien quiere seguir: Bethe sobre qué mantiene unido al núcleo, los dos artículos de Goeppert-Mayer sobre las capas cerradas, el de Bartlett de 1932, y los de Peierls, Flowers, Weisskopf y Marshak.</w:t>
       </w:r>
     </w:p>
     <w:p>
@@ -7844,7 +12732,7 @@
           <w:sz w:val="21"/>
           <w:szCs w:val="21"/>
         </w:rPr>
-        <w:t xml:space="preserve">Si te sobran treinta segundos, pregunta tú: «¿alguien se atreve a decirme por qué el hierro está en el máximo de la curva?». Tienes la respuesta en el anexo 1.</w:t>
+        <w:t xml:space="preserve">Deja esta diapositiva en pantalla durante las preguntas: tiene los logos y las referencias por si alguien quiere anotarlas.</w:t>
       </w:r>
     </w:p>
     <w:p>
